--- a/Documents/Architectural project.docx
+++ b/Documents/Architectural project.docx
@@ -18,7 +18,41 @@
           <w:sz w:val="32"/>
           <w:szCs w:val="32"/>
         </w:rPr>
-        <w:t>Архитектурный проект игры</w:t>
+        <w:t>Архитектурный</w:t>
+      </w:r>
+      <w:r>
+        <w:rPr>
+          <w:rFonts w:ascii="Times New Roman" w:hAnsi="Times New Roman" w:cs="Times New Roman"/>
+          <w:sz w:val="32"/>
+          <w:szCs w:val="32"/>
+          <w:lang w:val="en-US"/>
+        </w:rPr>
+        <w:t xml:space="preserve"> </w:t>
+      </w:r>
+      <w:r>
+        <w:rPr>
+          <w:rFonts w:ascii="Times New Roman" w:hAnsi="Times New Roman" w:cs="Times New Roman"/>
+          <w:sz w:val="32"/>
+          <w:szCs w:val="32"/>
+        </w:rPr>
+        <w:t>проект</w:t>
+      </w:r>
+      <w:r>
+        <w:rPr>
+          <w:rFonts w:ascii="Times New Roman" w:hAnsi="Times New Roman" w:cs="Times New Roman"/>
+          <w:sz w:val="32"/>
+          <w:szCs w:val="32"/>
+          <w:lang w:val="en-US"/>
+        </w:rPr>
+        <w:t xml:space="preserve"> </w:t>
+      </w:r>
+      <w:r>
+        <w:rPr>
+          <w:rFonts w:ascii="Times New Roman" w:hAnsi="Times New Roman" w:cs="Times New Roman"/>
+          <w:sz w:val="32"/>
+          <w:szCs w:val="32"/>
+        </w:rPr>
+        <w:t>игры</w:t>
       </w:r>
     </w:p>
     <w:p>
@@ -28,6 +62,7 @@
           <w:rFonts w:ascii="Times New Roman" w:hAnsi="Times New Roman" w:cs="Times New Roman"/>
           <w:sz w:val="32"/>
           <w:szCs w:val="32"/>
+          <w:lang w:val="en-US"/>
         </w:rPr>
       </w:pPr>
       <w:r>
@@ -67,6 +102,7 @@
           <w:rFonts w:ascii="Times New Roman" w:hAnsi="Times New Roman" w:cs="Times New Roman"/>
           <w:sz w:val="28"/>
           <w:szCs w:val="28"/>
+          <w:lang w:val="en-US"/>
         </w:rPr>
       </w:pPr>
     </w:p>
@@ -77,6 +113,7 @@
           <w:rFonts w:ascii="Times New Roman" w:hAnsi="Times New Roman" w:cs="Times New Roman"/>
           <w:sz w:val="28"/>
           <w:szCs w:val="28"/>
+          <w:lang w:val="en-US"/>
         </w:rPr>
       </w:pPr>
     </w:p>
@@ -89,6 +126,30 @@
           <w:bCs/>
           <w:sz w:val="28"/>
           <w:szCs w:val="28"/>
+          <w:lang w:val="en-US"/>
+        </w:rPr>
+      </w:pPr>
+      <w:r>
+        <w:rPr>
+          <w:rFonts w:ascii="Times New Roman" w:hAnsi="Times New Roman" w:cs="Times New Roman"/>
+          <w:b/>
+          <w:bCs/>
+          <w:sz w:val="28"/>
+          <w:szCs w:val="28"/>
+          <w:lang w:val="en-US"/>
+        </w:rPr>
+        <w:t>Class Diagrams</w:t>
+      </w:r>
+    </w:p>
+    <w:p>
+      <w:pPr>
+        <w:rPr>
+          <w:rFonts w:ascii="Times New Roman" w:hAnsi="Times New Roman" w:cs="Times New Roman"/>
+          <w:b/>
+          <w:bCs/>
+          <w:sz w:val="28"/>
+          <w:szCs w:val="28"/>
+          <w:lang w:val="en-US"/>
         </w:rPr>
       </w:pPr>
       <w:r>
@@ -102,16 +163,16 @@
           <w:lang w:val="en-US"/>
         </w:rPr>
         <w:drawing>
-          <wp:anchor distT="0" distB="0" distL="114300" distR="114300" simplePos="0" relativeHeight="251658240" behindDoc="0" locked="0" layoutInCell="1" allowOverlap="1" wp14:anchorId="273AEB96" wp14:editId="1A10F625">
+          <wp:anchor distT="0" distB="0" distL="114300" distR="114300" simplePos="0" relativeHeight="251658240" behindDoc="0" locked="0" layoutInCell="1" allowOverlap="1" wp14:anchorId="273AEB96" wp14:editId="2DF57631">
             <wp:simplePos x="0" y="0"/>
             <wp:positionH relativeFrom="page">
-              <wp:posOffset>209550</wp:posOffset>
+              <wp:posOffset>259080</wp:posOffset>
             </wp:positionH>
             <wp:positionV relativeFrom="paragraph">
-              <wp:posOffset>955040</wp:posOffset>
+              <wp:posOffset>615950</wp:posOffset>
             </wp:positionV>
-            <wp:extent cx="7143750" cy="4665345"/>
-            <wp:effectExtent l="0" t="0" r="0" b="1905"/>
+            <wp:extent cx="7044055" cy="4665345"/>
+            <wp:effectExtent l="0" t="0" r="4445" b="1905"/>
             <wp:wrapTopAndBottom/>
             <wp:docPr id="1032370914" name="Рисунок 1"/>
             <wp:cNvGraphicFramePr>
@@ -139,7 +200,7 @@
                   <pic:spPr>
                     <a:xfrm>
                       <a:off x="0" y="0"/>
-                      <a:ext cx="7143750" cy="4665345"/>
+                      <a:ext cx="7044055" cy="4665345"/>
                     </a:xfrm>
                     <a:prstGeom prst="rect">
                       <a:avLst/>
@@ -166,27 +227,6 @@
           <w:szCs w:val="28"/>
           <w:lang w:val="en-US"/>
         </w:rPr>
-        <w:t>Class Diagrams</w:t>
-      </w:r>
-    </w:p>
-    <w:p>
-      <w:pPr>
-        <w:rPr>
-          <w:rFonts w:ascii="Times New Roman" w:hAnsi="Times New Roman" w:cs="Times New Roman"/>
-          <w:b/>
-          <w:bCs/>
-          <w:sz w:val="28"/>
-          <w:szCs w:val="28"/>
-        </w:rPr>
-      </w:pPr>
-      <w:r>
-        <w:rPr>
-          <w:rFonts w:ascii="Times New Roman" w:hAnsi="Times New Roman" w:cs="Times New Roman"/>
-          <w:b/>
-          <w:bCs/>
-          <w:sz w:val="28"/>
-          <w:szCs w:val="28"/>
-        </w:rPr>
         <w:br w:type="page"/>
       </w:r>
     </w:p>
@@ -870,6 +910,7 @@
       <w:r>
         <w:rPr>
           <w:rFonts w:ascii="Times New Roman" w:hAnsi="Times New Roman" w:cs="Times New Roman"/>
+          <w:noProof/>
         </w:rPr>
         <w:drawing>
           <wp:anchor distT="0" distB="0" distL="114300" distR="114300" simplePos="0" relativeHeight="251659264" behindDoc="0" locked="0" layoutInCell="1" allowOverlap="1" wp14:anchorId="3CAB1653" wp14:editId="2717C329">
@@ -943,6 +984,7 @@
         <w:ind w:left="709"/>
         <w:rPr>
           <w:rFonts w:ascii="Times New Roman" w:hAnsi="Times New Roman" w:cs="Times New Roman"/>
+          <w:lang w:val="en-US"/>
         </w:rPr>
       </w:pPr>
       <w:r>
@@ -1099,7 +1141,40 @@
         <w:rPr>
           <w:rFonts w:ascii="Times New Roman" w:hAnsi="Times New Roman" w:cs="Times New Roman"/>
         </w:rPr>
-        <w:t xml:space="preserve">При запуске создает </w:t>
+        <w:t>При</w:t>
+      </w:r>
+      <w:r>
+        <w:rPr>
+          <w:rFonts w:ascii="Times New Roman" w:hAnsi="Times New Roman" w:cs="Times New Roman"/>
+          <w:lang w:val="en-US"/>
+        </w:rPr>
+        <w:t xml:space="preserve"> </w:t>
+      </w:r>
+      <w:r>
+        <w:rPr>
+          <w:rFonts w:ascii="Times New Roman" w:hAnsi="Times New Roman" w:cs="Times New Roman"/>
+        </w:rPr>
+        <w:t>запуске</w:t>
+      </w:r>
+      <w:r>
+        <w:rPr>
+          <w:rFonts w:ascii="Times New Roman" w:hAnsi="Times New Roman" w:cs="Times New Roman"/>
+          <w:lang w:val="en-US"/>
+        </w:rPr>
+        <w:t xml:space="preserve"> </w:t>
+      </w:r>
+      <w:r>
+        <w:rPr>
+          <w:rFonts w:ascii="Times New Roman" w:hAnsi="Times New Roman" w:cs="Times New Roman"/>
+        </w:rPr>
+        <w:t>создает</w:t>
+      </w:r>
+      <w:r>
+        <w:rPr>
+          <w:rFonts w:ascii="Times New Roman" w:hAnsi="Times New Roman" w:cs="Times New Roman"/>
+          <w:lang w:val="en-US"/>
+        </w:rPr>
+        <w:t xml:space="preserve"> </w:t>
       </w:r>
       <w:r>
         <w:rPr>
@@ -1111,12 +1186,14 @@
       <w:r>
         <w:rPr>
           <w:rFonts w:ascii="Times New Roman" w:hAnsi="Times New Roman" w:cs="Times New Roman"/>
+          <w:lang w:val="en-US"/>
         </w:rPr>
         <w:t>,</w:t>
       </w:r>
       <w:r>
         <w:rPr>
           <w:rFonts w:ascii="Times New Roman" w:hAnsi="Times New Roman" w:cs="Times New Roman"/>
+          <w:lang w:val="en-US"/>
         </w:rPr>
         <w:t xml:space="preserve"> </w:t>
       </w:r>
@@ -1132,12 +1209,14 @@
       <w:r>
         <w:rPr>
           <w:rFonts w:ascii="Times New Roman" w:hAnsi="Times New Roman" w:cs="Times New Roman"/>
+          <w:lang w:val="en-US"/>
         </w:rPr>
         <w:t>,</w:t>
       </w:r>
       <w:r>
         <w:rPr>
           <w:rFonts w:ascii="Times New Roman" w:hAnsi="Times New Roman" w:cs="Times New Roman"/>
+          <w:lang w:val="en-US"/>
         </w:rPr>
         <w:t xml:space="preserve"> </w:t>
       </w:r>
@@ -1151,20 +1230,87 @@
       <w:r>
         <w:rPr>
           <w:rFonts w:ascii="Times New Roman" w:hAnsi="Times New Roman" w:cs="Times New Roman"/>
-        </w:rPr>
-        <w:t xml:space="preserve"> </w:t>
-      </w:r>
-      <w:r>
-        <w:rPr>
-          <w:rFonts w:ascii="Times New Roman" w:hAnsi="Times New Roman" w:cs="Times New Roman"/>
-        </w:rPr>
-        <w:t>и начальную локацию</w:t>
-      </w:r>
-      <w:r>
-        <w:rPr>
-          <w:rFonts w:ascii="Times New Roman" w:hAnsi="Times New Roman" w:cs="Times New Roman"/>
-        </w:rPr>
-        <w:t xml:space="preserve">. В цикле вызывает </w:t>
+          <w:lang w:val="en-US"/>
+        </w:rPr>
+        <w:t xml:space="preserve"> </w:t>
+      </w:r>
+      <w:r>
+        <w:rPr>
+          <w:rFonts w:ascii="Times New Roman" w:hAnsi="Times New Roman" w:cs="Times New Roman"/>
+        </w:rPr>
+        <w:t>и</w:t>
+      </w:r>
+      <w:r>
+        <w:rPr>
+          <w:rFonts w:ascii="Times New Roman" w:hAnsi="Times New Roman" w:cs="Times New Roman"/>
+          <w:lang w:val="en-US"/>
+        </w:rPr>
+        <w:t xml:space="preserve"> </w:t>
+      </w:r>
+      <w:r>
+        <w:rPr>
+          <w:rFonts w:ascii="Times New Roman" w:hAnsi="Times New Roman" w:cs="Times New Roman"/>
+        </w:rPr>
+        <w:t>начальную</w:t>
+      </w:r>
+      <w:r>
+        <w:rPr>
+          <w:rFonts w:ascii="Times New Roman" w:hAnsi="Times New Roman" w:cs="Times New Roman"/>
+          <w:lang w:val="en-US"/>
+        </w:rPr>
+        <w:t xml:space="preserve"> </w:t>
+      </w:r>
+      <w:r>
+        <w:rPr>
+          <w:rFonts w:ascii="Times New Roman" w:hAnsi="Times New Roman" w:cs="Times New Roman"/>
+        </w:rPr>
+        <w:t>локацию</w:t>
+      </w:r>
+      <w:r>
+        <w:rPr>
+          <w:rFonts w:ascii="Times New Roman" w:hAnsi="Times New Roman" w:cs="Times New Roman"/>
+          <w:lang w:val="en-US"/>
+        </w:rPr>
+        <w:t xml:space="preserve">. </w:t>
+      </w:r>
+      <w:r>
+        <w:rPr>
+          <w:rFonts w:ascii="Times New Roman" w:hAnsi="Times New Roman" w:cs="Times New Roman"/>
+        </w:rPr>
+        <w:t>В</w:t>
+      </w:r>
+      <w:r>
+        <w:rPr>
+          <w:rFonts w:ascii="Times New Roman" w:hAnsi="Times New Roman" w:cs="Times New Roman"/>
+          <w:lang w:val="en-US"/>
+        </w:rPr>
+        <w:t xml:space="preserve"> </w:t>
+      </w:r>
+      <w:r>
+        <w:rPr>
+          <w:rFonts w:ascii="Times New Roman" w:hAnsi="Times New Roman" w:cs="Times New Roman"/>
+        </w:rPr>
+        <w:t>цикле</w:t>
+      </w:r>
+      <w:r>
+        <w:rPr>
+          <w:rFonts w:ascii="Times New Roman" w:hAnsi="Times New Roman" w:cs="Times New Roman"/>
+          <w:lang w:val="en-US"/>
+        </w:rPr>
+        <w:t xml:space="preserve"> </w:t>
+      </w:r>
+      <w:r>
+        <w:rPr>
+          <w:rFonts w:ascii="Times New Roman" w:hAnsi="Times New Roman" w:cs="Times New Roman"/>
+        </w:rPr>
+        <w:t>вызывает</w:t>
+      </w:r>
+      <w:r>
+        <w:rPr>
+          <w:rFonts w:ascii="Times New Roman" w:hAnsi="Times New Roman" w:cs="Times New Roman"/>
+          <w:lang w:val="en-US"/>
+        </w:rPr>
+        <w:t xml:space="preserve"> </w:t>
       </w:r>
       <w:proofErr w:type="spellStart"/>
       <w:proofErr w:type="gramStart"/>
@@ -1179,6 +1325,7 @@
       <w:r>
         <w:rPr>
           <w:rFonts w:ascii="Times New Roman" w:hAnsi="Times New Roman" w:cs="Times New Roman"/>
+          <w:lang w:val="en-US"/>
         </w:rPr>
         <w:t>(</w:t>
       </w:r>
@@ -1186,6 +1333,7 @@
       <w:r>
         <w:rPr>
           <w:rFonts w:ascii="Times New Roman" w:hAnsi="Times New Roman" w:cs="Times New Roman"/>
+          <w:lang w:val="en-US"/>
         </w:rPr>
         <w:t xml:space="preserve">), </w:t>
       </w:r>
@@ -1193,7 +1341,14 @@
         <w:rPr>
           <w:rFonts w:ascii="Times New Roman" w:hAnsi="Times New Roman" w:cs="Times New Roman"/>
         </w:rPr>
-        <w:t xml:space="preserve">затем </w:t>
+        <w:t>затем</w:t>
+      </w:r>
+      <w:r>
+        <w:rPr>
+          <w:rFonts w:ascii="Times New Roman" w:hAnsi="Times New Roman" w:cs="Times New Roman"/>
+          <w:lang w:val="en-US"/>
+        </w:rPr>
+        <w:t xml:space="preserve"> </w:t>
       </w:r>
       <w:proofErr w:type="spellStart"/>
       <w:proofErr w:type="gramStart"/>
@@ -1208,6 +1363,7 @@
       <w:r>
         <w:rPr>
           <w:rFonts w:ascii="Times New Roman" w:hAnsi="Times New Roman" w:cs="Times New Roman"/>
+          <w:lang w:val="en-US"/>
         </w:rPr>
         <w:t>(</w:t>
       </w:r>
@@ -1215,14 +1371,113 @@
       <w:r>
         <w:rPr>
           <w:rFonts w:ascii="Times New Roman" w:hAnsi="Times New Roman" w:cs="Times New Roman"/>
-        </w:rPr>
-        <w:t>)</w:t>
-      </w:r>
-      <w:r>
-        <w:rPr>
-          <w:rFonts w:ascii="Times New Roman" w:hAnsi="Times New Roman" w:cs="Times New Roman"/>
-        </w:rPr>
-        <w:t xml:space="preserve">, который вызывает обновление текущей локации, боевой системы и </w:t>
+          <w:lang w:val="en-US"/>
+        </w:rPr>
+        <w:t xml:space="preserve">), </w:t>
+      </w:r>
+      <w:r>
+        <w:rPr>
+          <w:rFonts w:ascii="Times New Roman" w:hAnsi="Times New Roman" w:cs="Times New Roman"/>
+        </w:rPr>
+        <w:t>который</w:t>
+      </w:r>
+      <w:r>
+        <w:rPr>
+          <w:rFonts w:ascii="Times New Roman" w:hAnsi="Times New Roman" w:cs="Times New Roman"/>
+          <w:lang w:val="en-US"/>
+        </w:rPr>
+        <w:t xml:space="preserve"> </w:t>
+      </w:r>
+      <w:r>
+        <w:rPr>
+          <w:rFonts w:ascii="Times New Roman" w:hAnsi="Times New Roman" w:cs="Times New Roman"/>
+        </w:rPr>
+        <w:t>вызывает</w:t>
+      </w:r>
+      <w:r>
+        <w:rPr>
+          <w:rFonts w:ascii="Times New Roman" w:hAnsi="Times New Roman" w:cs="Times New Roman"/>
+          <w:lang w:val="en-US"/>
+        </w:rPr>
+        <w:t xml:space="preserve"> </w:t>
+      </w:r>
+      <w:r>
+        <w:rPr>
+          <w:rFonts w:ascii="Times New Roman" w:hAnsi="Times New Roman" w:cs="Times New Roman"/>
+        </w:rPr>
+        <w:t>обновление</w:t>
+      </w:r>
+      <w:r>
+        <w:rPr>
+          <w:rFonts w:ascii="Times New Roman" w:hAnsi="Times New Roman" w:cs="Times New Roman"/>
+          <w:lang w:val="en-US"/>
+        </w:rPr>
+        <w:t xml:space="preserve"> </w:t>
+      </w:r>
+      <w:r>
+        <w:rPr>
+          <w:rFonts w:ascii="Times New Roman" w:hAnsi="Times New Roman" w:cs="Times New Roman"/>
+        </w:rPr>
+        <w:t>текущей</w:t>
+      </w:r>
+      <w:r>
+        <w:rPr>
+          <w:rFonts w:ascii="Times New Roman" w:hAnsi="Times New Roman" w:cs="Times New Roman"/>
+          <w:lang w:val="en-US"/>
+        </w:rPr>
+        <w:t xml:space="preserve"> </w:t>
+      </w:r>
+      <w:r>
+        <w:rPr>
+          <w:rFonts w:ascii="Times New Roman" w:hAnsi="Times New Roman" w:cs="Times New Roman"/>
+        </w:rPr>
+        <w:t>локации</w:t>
+      </w:r>
+      <w:r>
+        <w:rPr>
+          <w:rFonts w:ascii="Times New Roman" w:hAnsi="Times New Roman" w:cs="Times New Roman"/>
+          <w:lang w:val="en-US"/>
+        </w:rPr>
+        <w:t xml:space="preserve">, </w:t>
+      </w:r>
+      <w:r>
+        <w:rPr>
+          <w:rFonts w:ascii="Times New Roman" w:hAnsi="Times New Roman" w:cs="Times New Roman"/>
+        </w:rPr>
+        <w:t>боевой</w:t>
+      </w:r>
+      <w:r>
+        <w:rPr>
+          <w:rFonts w:ascii="Times New Roman" w:hAnsi="Times New Roman" w:cs="Times New Roman"/>
+          <w:lang w:val="en-US"/>
+        </w:rPr>
+        <w:t xml:space="preserve"> </w:t>
+      </w:r>
+      <w:r>
+        <w:rPr>
+          <w:rFonts w:ascii="Times New Roman" w:hAnsi="Times New Roman" w:cs="Times New Roman"/>
+        </w:rPr>
+        <w:t>системы</w:t>
+      </w:r>
+      <w:r>
+        <w:rPr>
+          <w:rFonts w:ascii="Times New Roman" w:hAnsi="Times New Roman" w:cs="Times New Roman"/>
+          <w:lang w:val="en-US"/>
+        </w:rPr>
+        <w:t xml:space="preserve"> </w:t>
+      </w:r>
+      <w:r>
+        <w:rPr>
+          <w:rFonts w:ascii="Times New Roman" w:hAnsi="Times New Roman" w:cs="Times New Roman"/>
+        </w:rPr>
+        <w:t>и</w:t>
+      </w:r>
+      <w:r>
+        <w:rPr>
+          <w:rFonts w:ascii="Times New Roman" w:hAnsi="Times New Roman" w:cs="Times New Roman"/>
+          <w:lang w:val="en-US"/>
+        </w:rPr>
+        <w:t xml:space="preserve"> </w:t>
       </w:r>
       <w:proofErr w:type="spellStart"/>
       <w:r>
@@ -1235,8 +1490,35 @@
       <w:r>
         <w:rPr>
           <w:rFonts w:ascii="Times New Roman" w:hAnsi="Times New Roman" w:cs="Times New Roman"/>
-        </w:rPr>
-        <w:t xml:space="preserve">, а затем </w:t>
+          <w:lang w:val="en-US"/>
+        </w:rPr>
+        <w:t xml:space="preserve">, </w:t>
+      </w:r>
+      <w:r>
+        <w:rPr>
+          <w:rFonts w:ascii="Times New Roman" w:hAnsi="Times New Roman" w:cs="Times New Roman"/>
+        </w:rPr>
+        <w:t>а</w:t>
+      </w:r>
+      <w:r>
+        <w:rPr>
+          <w:rFonts w:ascii="Times New Roman" w:hAnsi="Times New Roman" w:cs="Times New Roman"/>
+          <w:lang w:val="en-US"/>
+        </w:rPr>
+        <w:t xml:space="preserve"> </w:t>
+      </w:r>
+      <w:r>
+        <w:rPr>
+          <w:rFonts w:ascii="Times New Roman" w:hAnsi="Times New Roman" w:cs="Times New Roman"/>
+        </w:rPr>
+        <w:t>затем</w:t>
+      </w:r>
+      <w:r>
+        <w:rPr>
+          <w:rFonts w:ascii="Times New Roman" w:hAnsi="Times New Roman" w:cs="Times New Roman"/>
+          <w:lang w:val="en-US"/>
+        </w:rPr>
+        <w:t xml:space="preserve"> </w:t>
       </w:r>
       <w:r>
         <w:rPr>
@@ -1248,6 +1530,7 @@
       <w:r>
         <w:rPr>
           <w:rFonts w:ascii="Times New Roman" w:hAnsi="Times New Roman" w:cs="Times New Roman"/>
+          <w:lang w:val="en-US"/>
         </w:rPr>
         <w:t>_</w:t>
       </w:r>
@@ -1261,8 +1544,35 @@
       <w:r>
         <w:rPr>
           <w:rFonts w:ascii="Times New Roman" w:hAnsi="Times New Roman" w:cs="Times New Roman"/>
-        </w:rPr>
-        <w:t xml:space="preserve"> для отрисовки.</w:t>
+          <w:lang w:val="en-US"/>
+        </w:rPr>
+        <w:t xml:space="preserve"> </w:t>
+      </w:r>
+      <w:r>
+        <w:rPr>
+          <w:rFonts w:ascii="Times New Roman" w:hAnsi="Times New Roman" w:cs="Times New Roman"/>
+        </w:rPr>
+        <w:t>для</w:t>
+      </w:r>
+      <w:r>
+        <w:rPr>
+          <w:rFonts w:ascii="Times New Roman" w:hAnsi="Times New Roman" w:cs="Times New Roman"/>
+          <w:lang w:val="en-US"/>
+        </w:rPr>
+        <w:t xml:space="preserve"> </w:t>
+      </w:r>
+      <w:r>
+        <w:rPr>
+          <w:rFonts w:ascii="Times New Roman" w:hAnsi="Times New Roman" w:cs="Times New Roman"/>
+        </w:rPr>
+        <w:t>отрисовки</w:t>
+      </w:r>
+      <w:r>
+        <w:rPr>
+          <w:rFonts w:ascii="Times New Roman" w:hAnsi="Times New Roman" w:cs="Times New Roman"/>
+          <w:lang w:val="en-US"/>
+        </w:rPr>
+        <w:t>.</w:t>
       </w:r>
     </w:p>
     <w:p>
@@ -2109,6 +2419,7 @@
       <w:r>
         <w:rPr>
           <w:rFonts w:ascii="Times New Roman" w:hAnsi="Times New Roman" w:cs="Times New Roman"/>
+          <w:noProof/>
         </w:rPr>
         <w:drawing>
           <wp:anchor distT="0" distB="0" distL="114300" distR="114300" simplePos="0" relativeHeight="251660288" behindDoc="0" locked="0" layoutInCell="1" allowOverlap="1" wp14:anchorId="7C442D32" wp14:editId="7DC5B4CE">
@@ -2228,13 +2539,7 @@
         <w:rPr>
           <w:rFonts w:ascii="Times New Roman" w:hAnsi="Times New Roman" w:cs="Times New Roman"/>
         </w:rPr>
-        <w:t xml:space="preserve"> </w:t>
-      </w:r>
-      <w:r>
-        <w:rPr>
-          <w:rFonts w:ascii="Times New Roman" w:hAnsi="Times New Roman" w:cs="Times New Roman"/>
-        </w:rPr>
-        <w:t xml:space="preserve">использует </w:t>
+        <w:t xml:space="preserve"> использует </w:t>
       </w:r>
       <w:proofErr w:type="spellStart"/>
       <w:r>
@@ -3478,6 +3783,7 @@
       <w:r>
         <w:rPr>
           <w:rFonts w:ascii="Times New Roman" w:hAnsi="Times New Roman" w:cs="Times New Roman"/>
+          <w:noProof/>
         </w:rPr>
         <w:drawing>
           <wp:anchor distT="0" distB="0" distL="114300" distR="114300" simplePos="0" relativeHeight="251661312" behindDoc="0" locked="0" layoutInCell="1" allowOverlap="1" wp14:anchorId="47C01D1D" wp14:editId="7DB3C83A">

--- a/Documents/Architectural project.docx
+++ b/Documents/Architectural project.docx
@@ -18,7 +18,41 @@
           <w:sz w:val="32"/>
           <w:szCs w:val="32"/>
         </w:rPr>
-        <w:t>Архитектурный проект игры</w:t>
+        <w:t>Архитектурный</w:t>
+      </w:r>
+      <w:r>
+        <w:rPr>
+          <w:rFonts w:ascii="Times New Roman" w:hAnsi="Times New Roman" w:cs="Times New Roman"/>
+          <w:sz w:val="32"/>
+          <w:szCs w:val="32"/>
+          <w:lang w:val="en-US"/>
+        </w:rPr>
+        <w:t xml:space="preserve"> </w:t>
+      </w:r>
+      <w:r>
+        <w:rPr>
+          <w:rFonts w:ascii="Times New Roman" w:hAnsi="Times New Roman" w:cs="Times New Roman"/>
+          <w:sz w:val="32"/>
+          <w:szCs w:val="32"/>
+        </w:rPr>
+        <w:t>проект</w:t>
+      </w:r>
+      <w:r>
+        <w:rPr>
+          <w:rFonts w:ascii="Times New Roman" w:hAnsi="Times New Roman" w:cs="Times New Roman"/>
+          <w:sz w:val="32"/>
+          <w:szCs w:val="32"/>
+          <w:lang w:val="en-US"/>
+        </w:rPr>
+        <w:t xml:space="preserve"> </w:t>
+      </w:r>
+      <w:r>
+        <w:rPr>
+          <w:rFonts w:ascii="Times New Roman" w:hAnsi="Times New Roman" w:cs="Times New Roman"/>
+          <w:sz w:val="32"/>
+          <w:szCs w:val="32"/>
+        </w:rPr>
+        <w:t>игры</w:t>
       </w:r>
     </w:p>
     <w:p>
@@ -28,6 +62,7 @@
           <w:rFonts w:ascii="Times New Roman" w:hAnsi="Times New Roman" w:cs="Times New Roman"/>
           <w:sz w:val="32"/>
           <w:szCs w:val="32"/>
+          <w:lang w:val="en-US"/>
         </w:rPr>
       </w:pPr>
       <w:r>
@@ -62,21 +97,11 @@
     </w:p>
     <w:p>
       <w:pPr>
-        <w:jc w:val="center"/>
         <w:rPr>
           <w:rFonts w:ascii="Times New Roman" w:hAnsi="Times New Roman" w:cs="Times New Roman"/>
           <w:sz w:val="28"/>
           <w:szCs w:val="28"/>
-        </w:rPr>
-      </w:pPr>
-    </w:p>
-    <w:p>
-      <w:pPr>
-        <w:jc w:val="center"/>
-        <w:rPr>
-          <w:rFonts w:ascii="Times New Roman" w:hAnsi="Times New Roman" w:cs="Times New Roman"/>
-          <w:sz w:val="28"/>
-          <w:szCs w:val="28"/>
+          <w:lang w:val="en-US"/>
         </w:rPr>
       </w:pPr>
     </w:p>
@@ -89,6 +114,7 @@
           <w:bCs/>
           <w:sz w:val="28"/>
           <w:szCs w:val="28"/>
+          <w:lang w:val="en-US"/>
         </w:rPr>
       </w:pPr>
       <w:r>
@@ -102,16 +128,16 @@
           <w:lang w:val="en-US"/>
         </w:rPr>
         <w:drawing>
-          <wp:anchor distT="0" distB="0" distL="114300" distR="114300" simplePos="0" relativeHeight="251658240" behindDoc="0" locked="0" layoutInCell="1" allowOverlap="1" wp14:anchorId="273AEB96" wp14:editId="1A10F625">
+          <wp:anchor distT="0" distB="0" distL="114300" distR="114300" simplePos="0" relativeHeight="251658240" behindDoc="0" locked="0" layoutInCell="1" allowOverlap="1" wp14:anchorId="273AEB96" wp14:editId="20F96AE5">
             <wp:simplePos x="0" y="0"/>
             <wp:positionH relativeFrom="page">
-              <wp:posOffset>209550</wp:posOffset>
+              <wp:align>center</wp:align>
             </wp:positionH>
             <wp:positionV relativeFrom="paragraph">
-              <wp:posOffset>955040</wp:posOffset>
+              <wp:posOffset>505460</wp:posOffset>
             </wp:positionV>
-            <wp:extent cx="7143750" cy="4665345"/>
-            <wp:effectExtent l="0" t="0" r="0" b="1905"/>
+            <wp:extent cx="6231890" cy="7560310"/>
+            <wp:effectExtent l="0" t="0" r="0" b="2540"/>
             <wp:wrapTopAndBottom/>
             <wp:docPr id="1032370914" name="Рисунок 1"/>
             <wp:cNvGraphicFramePr>
@@ -139,7 +165,7 @@
                   <pic:spPr>
                     <a:xfrm>
                       <a:off x="0" y="0"/>
-                      <a:ext cx="7143750" cy="4665345"/>
+                      <a:ext cx="6231890" cy="7560310"/>
                     </a:xfrm>
                     <a:prstGeom prst="rect">
                       <a:avLst/>
@@ -171,27 +197,6 @@
     </w:p>
     <w:p>
       <w:pPr>
-        <w:rPr>
-          <w:rFonts w:ascii="Times New Roman" w:hAnsi="Times New Roman" w:cs="Times New Roman"/>
-          <w:b/>
-          <w:bCs/>
-          <w:sz w:val="28"/>
-          <w:szCs w:val="28"/>
-        </w:rPr>
-      </w:pPr>
-      <w:r>
-        <w:rPr>
-          <w:rFonts w:ascii="Times New Roman" w:hAnsi="Times New Roman" w:cs="Times New Roman"/>
-          <w:b/>
-          <w:bCs/>
-          <w:sz w:val="28"/>
-          <w:szCs w:val="28"/>
-        </w:rPr>
-        <w:br w:type="page"/>
-      </w:r>
-    </w:p>
-    <w:p>
-      <w:pPr>
         <w:pStyle w:val="a7"/>
         <w:numPr>
           <w:ilvl w:val="0"/>
@@ -221,37 +226,13 @@
         <w:rPr>
           <w:rFonts w:ascii="Times New Roman" w:hAnsi="Times New Roman" w:cs="Times New Roman"/>
         </w:rPr>
-        <w:t>– запускает игру, хранит ссылки на текущую локацию, игрока</w:t>
-      </w:r>
-      <w:r>
-        <w:rPr>
-          <w:rFonts w:ascii="Times New Roman" w:hAnsi="Times New Roman" w:cs="Times New Roman"/>
-        </w:rPr>
-        <w:t xml:space="preserve">, </w:t>
-      </w:r>
-      <w:r>
-        <w:rPr>
-          <w:rFonts w:ascii="Times New Roman" w:hAnsi="Times New Roman" w:cs="Times New Roman"/>
-        </w:rPr>
-        <w:t>боевую систему</w:t>
-      </w:r>
-      <w:r>
-        <w:rPr>
-          <w:rFonts w:ascii="Times New Roman" w:hAnsi="Times New Roman" w:cs="Times New Roman"/>
-        </w:rPr>
-        <w:t>, рендер и менеджер ресурсов</w:t>
-      </w:r>
-      <w:r>
-        <w:rPr>
-          <w:rFonts w:ascii="Times New Roman" w:hAnsi="Times New Roman" w:cs="Times New Roman"/>
-        </w:rPr>
-        <w:t xml:space="preserve">. </w:t>
-      </w:r>
-      <w:r>
-        <w:rPr>
-          <w:rFonts w:ascii="Times New Roman" w:hAnsi="Times New Roman" w:cs="Times New Roman"/>
-        </w:rPr>
-        <w:t>Отвечает за игровой цикл, обработку ввода, обновления состояния и отрисовку.</w:t>
+        <w:t xml:space="preserve">– </w:t>
+      </w:r>
+      <w:r>
+        <w:rPr>
+          <w:rFonts w:ascii="Times New Roman" w:hAnsi="Times New Roman" w:cs="Times New Roman"/>
+        </w:rPr>
+        <w:t>управляет всем игровым процессом. Содержит текущую локацию, игрока, боевую систему и сетевого клиента. Отвечает за игровой цикл, обработку ввода, обновление состояния и переходы между режимами (одиночная игра / мультиплеер).</w:t>
       </w:r>
     </w:p>
     <w:p>
@@ -485,7 +466,7 @@
           <w:rFonts w:ascii="Times New Roman" w:hAnsi="Times New Roman" w:cs="Times New Roman"/>
           <w:lang w:val="en-US"/>
         </w:rPr>
-        <w:t>renderer_object</w:t>
+        <w:t>network_client</w:t>
       </w:r>
       <w:proofErr w:type="spellEnd"/>
       <w:r>
@@ -493,20 +474,29 @@
           <w:rFonts w:ascii="Times New Roman" w:hAnsi="Times New Roman" w:cs="Times New Roman"/>
           <w:lang w:val="en-US"/>
         </w:rPr>
-        <w:t xml:space="preserve">: Renderer </w:t>
-      </w:r>
-      <w:r>
-        <w:rPr>
-          <w:rFonts w:ascii="Times New Roman" w:hAnsi="Times New Roman" w:cs="Times New Roman"/>
-          <w:lang w:val="en-US"/>
-        </w:rPr>
-        <w:t xml:space="preserve">– </w:t>
-      </w:r>
-      <w:r>
-        <w:rPr>
-          <w:rFonts w:ascii="Times New Roman" w:hAnsi="Times New Roman" w:cs="Times New Roman"/>
-        </w:rPr>
-        <w:t>объект</w:t>
+        <w:t xml:space="preserve">: </w:t>
+      </w:r>
+      <w:proofErr w:type="spellStart"/>
+      <w:r>
+        <w:rPr>
+          <w:rFonts w:ascii="Times New Roman" w:hAnsi="Times New Roman" w:cs="Times New Roman"/>
+          <w:lang w:val="en-US"/>
+        </w:rPr>
+        <w:t>GameClient</w:t>
+      </w:r>
+      <w:proofErr w:type="spellEnd"/>
+      <w:r>
+        <w:rPr>
+          <w:rFonts w:ascii="Times New Roman" w:hAnsi="Times New Roman" w:cs="Times New Roman"/>
+          <w:lang w:val="en-US"/>
+        </w:rPr>
+        <w:t xml:space="preserve"> – </w:t>
+      </w:r>
+      <w:r>
+        <w:rPr>
+          <w:rFonts w:ascii="Times New Roman" w:hAnsi="Times New Roman" w:cs="Times New Roman"/>
+        </w:rPr>
+        <w:t>клиент</w:t>
       </w:r>
       <w:r>
         <w:rPr>
@@ -532,7 +522,20 @@
         <w:rPr>
           <w:rFonts w:ascii="Times New Roman" w:hAnsi="Times New Roman" w:cs="Times New Roman"/>
         </w:rPr>
-        <w:t>отрисовки</w:t>
+        <w:t>сетевой</w:t>
+      </w:r>
+      <w:r>
+        <w:rPr>
+          <w:rFonts w:ascii="Times New Roman" w:hAnsi="Times New Roman" w:cs="Times New Roman"/>
+          <w:lang w:val="en-US"/>
+        </w:rPr>
+        <w:t xml:space="preserve"> </w:t>
+      </w:r>
+      <w:r>
+        <w:rPr>
+          <w:rFonts w:ascii="Times New Roman" w:hAnsi="Times New Roman" w:cs="Times New Roman"/>
+        </w:rPr>
+        <w:t>игры</w:t>
       </w:r>
     </w:p>
     <w:p>
@@ -544,66 +547,90 @@
         </w:numPr>
         <w:rPr>
           <w:rFonts w:ascii="Times New Roman" w:hAnsi="Times New Roman" w:cs="Times New Roman"/>
-          <w:lang w:val="en-US"/>
-        </w:rPr>
-      </w:pPr>
+        </w:rPr>
+      </w:pPr>
+      <w:r>
+        <w:rPr>
+          <w:rFonts w:ascii="Times New Roman" w:hAnsi="Times New Roman" w:cs="Times New Roman"/>
+          <w:lang w:val="en-US"/>
+        </w:rPr>
+        <w:t>is</w:t>
+      </w:r>
+      <w:r>
+        <w:rPr>
+          <w:rFonts w:ascii="Times New Roman" w:hAnsi="Times New Roman" w:cs="Times New Roman"/>
+        </w:rPr>
+        <w:t>_</w:t>
+      </w:r>
+      <w:r>
+        <w:rPr>
+          <w:rFonts w:ascii="Times New Roman" w:hAnsi="Times New Roman" w:cs="Times New Roman"/>
+          <w:lang w:val="en-US"/>
+        </w:rPr>
+        <w:t>multiplayer</w:t>
+      </w:r>
+      <w:r>
+        <w:rPr>
+          <w:rFonts w:ascii="Times New Roman" w:hAnsi="Times New Roman" w:cs="Times New Roman"/>
+        </w:rPr>
+        <w:t xml:space="preserve">: </w:t>
+      </w:r>
+      <w:r>
+        <w:rPr>
+          <w:rFonts w:ascii="Times New Roman" w:hAnsi="Times New Roman" w:cs="Times New Roman"/>
+          <w:lang w:val="en-US"/>
+        </w:rPr>
+        <w:t>bool</w:t>
+      </w:r>
+      <w:r>
+        <w:rPr>
+          <w:rFonts w:ascii="Times New Roman" w:hAnsi="Times New Roman" w:cs="Times New Roman"/>
+        </w:rPr>
+        <w:t xml:space="preserve"> – </w:t>
+      </w:r>
+      <w:r>
+        <w:rPr>
+          <w:rFonts w:ascii="Times New Roman" w:hAnsi="Times New Roman" w:cs="Times New Roman"/>
+        </w:rPr>
+        <w:t>флаг</w:t>
+      </w:r>
+      <w:r>
+        <w:rPr>
+          <w:rFonts w:ascii="Times New Roman" w:hAnsi="Times New Roman" w:cs="Times New Roman"/>
+        </w:rPr>
+        <w:t xml:space="preserve">, </w:t>
+      </w:r>
       <w:proofErr w:type="spellStart"/>
       <w:r>
         <w:rPr>
           <w:rFonts w:ascii="Times New Roman" w:hAnsi="Times New Roman" w:cs="Times New Roman"/>
-          <w:lang w:val="en-US"/>
-        </w:rPr>
-        <w:t>resource_manager</w:t>
+        </w:rPr>
+        <w:t>казывающий</w:t>
       </w:r>
       <w:proofErr w:type="spellEnd"/>
       <w:r>
         <w:rPr>
           <w:rFonts w:ascii="Times New Roman" w:hAnsi="Times New Roman" w:cs="Times New Roman"/>
-          <w:lang w:val="en-US"/>
-        </w:rPr>
-        <w:t xml:space="preserve">: </w:t>
-      </w:r>
-      <w:proofErr w:type="spellStart"/>
-      <w:r>
-        <w:rPr>
-          <w:rFonts w:ascii="Times New Roman" w:hAnsi="Times New Roman" w:cs="Times New Roman"/>
-          <w:lang w:val="en-US"/>
-        </w:rPr>
-        <w:t>ResourceManager</w:t>
-      </w:r>
-      <w:proofErr w:type="spellEnd"/>
-      <w:r>
-        <w:rPr>
-          <w:rFonts w:ascii="Times New Roman" w:hAnsi="Times New Roman" w:cs="Times New Roman"/>
-          <w:lang w:val="en-US"/>
+        </w:rPr>
+        <w:t xml:space="preserve">, </w:t>
+      </w:r>
+      <w:r>
+        <w:rPr>
+          <w:rFonts w:ascii="Times New Roman" w:hAnsi="Times New Roman" w:cs="Times New Roman"/>
+        </w:rPr>
+        <w:t>активен</w:t>
+      </w:r>
+      <w:r>
+        <w:rPr>
+          <w:rFonts w:ascii="Times New Roman" w:hAnsi="Times New Roman" w:cs="Times New Roman"/>
         </w:rPr>
         <w:t xml:space="preserve"> </w:t>
       </w:r>
       <w:r>
         <w:rPr>
           <w:rFonts w:ascii="Times New Roman" w:hAnsi="Times New Roman" w:cs="Times New Roman"/>
-          <w:lang w:val="en-US"/>
-        </w:rPr>
-        <w:t xml:space="preserve">– </w:t>
-      </w:r>
-      <w:r>
-        <w:rPr>
-          <w:rFonts w:ascii="Times New Roman" w:hAnsi="Times New Roman" w:cs="Times New Roman"/>
-        </w:rPr>
-        <w:t>менеджер</w:t>
-      </w:r>
-      <w:r>
-        <w:rPr>
-          <w:rFonts w:ascii="Times New Roman" w:hAnsi="Times New Roman" w:cs="Times New Roman"/>
-          <w:lang w:val="en-US"/>
-        </w:rPr>
-        <w:t xml:space="preserve"> </w:t>
-      </w:r>
-      <w:r>
-        <w:rPr>
-          <w:rFonts w:ascii="Times New Roman" w:hAnsi="Times New Roman" w:cs="Times New Roman"/>
-        </w:rPr>
-        <w:t>ресурсов</w:t>
+        </w:rPr>
+        <w:t>ли мультиплеерный режим</w:t>
       </w:r>
     </w:p>
     <w:p>
@@ -672,7 +699,6 @@
         </w:rPr>
       </w:pPr>
       <w:proofErr w:type="spellStart"/>
-      <w:proofErr w:type="gramStart"/>
       <w:r>
         <w:rPr>
           <w:rFonts w:ascii="Times New Roman" w:hAnsi="Times New Roman" w:cs="Times New Roman"/>
@@ -691,10 +717,16 @@
       <w:r>
         <w:rPr>
           <w:rFonts w:ascii="Times New Roman" w:hAnsi="Times New Roman" w:cs="Times New Roman"/>
+          <w:lang w:val="en-US"/>
+        </w:rPr>
+        <w:t xml:space="preserve"> </w:t>
+      </w:r>
+      <w:r>
+        <w:rPr>
+          <w:rFonts w:ascii="Times New Roman" w:hAnsi="Times New Roman" w:cs="Times New Roman"/>
         </w:rPr>
         <w:t>(</w:t>
       </w:r>
-      <w:proofErr w:type="gramEnd"/>
       <w:r>
         <w:rPr>
           <w:rFonts w:ascii="Times New Roman" w:hAnsi="Times New Roman" w:cs="Times New Roman"/>
@@ -862,26 +894,31 @@
     </w:p>
     <w:p>
       <w:pPr>
-        <w:ind w:left="708"/>
-        <w:rPr>
-          <w:rFonts w:ascii="Times New Roman" w:hAnsi="Times New Roman" w:cs="Times New Roman"/>
-        </w:rPr>
-      </w:pPr>
-      <w:r>
-        <w:rPr>
-          <w:rFonts w:ascii="Times New Roman" w:hAnsi="Times New Roman" w:cs="Times New Roman"/>
+        <w:pStyle w:val="a7"/>
+        <w:numPr>
+          <w:ilvl w:val="0"/>
+          <w:numId w:val="4"/>
+        </w:numPr>
+        <w:rPr>
+          <w:rFonts w:ascii="Times New Roman" w:hAnsi="Times New Roman" w:cs="Times New Roman"/>
+        </w:rPr>
+      </w:pPr>
+      <w:r>
+        <w:rPr>
+          <w:rFonts w:ascii="Times New Roman" w:hAnsi="Times New Roman" w:cs="Times New Roman"/>
+          <w:noProof/>
         </w:rPr>
         <w:drawing>
-          <wp:anchor distT="0" distB="0" distL="114300" distR="114300" simplePos="0" relativeHeight="251659264" behindDoc="0" locked="0" layoutInCell="1" allowOverlap="1" wp14:anchorId="3CAB1653" wp14:editId="2717C329">
+          <wp:anchor distT="0" distB="0" distL="114300" distR="114300" simplePos="0" relativeHeight="251659264" behindDoc="0" locked="0" layoutInCell="1" allowOverlap="1" wp14:anchorId="3CAB1653" wp14:editId="09A738BE">
             <wp:simplePos x="0" y="0"/>
             <wp:positionH relativeFrom="page">
               <wp:align>center</wp:align>
             </wp:positionH>
             <wp:positionV relativeFrom="paragraph">
-              <wp:posOffset>321945</wp:posOffset>
+              <wp:posOffset>526842</wp:posOffset>
             </wp:positionV>
-            <wp:extent cx="7120890" cy="2605405"/>
-            <wp:effectExtent l="0" t="0" r="3810" b="4445"/>
+            <wp:extent cx="3772535" cy="2605405"/>
+            <wp:effectExtent l="0" t="0" r="0" b="4445"/>
             <wp:wrapTopAndBottom/>
             <wp:docPr id="1098916549" name="Рисунок 1"/>
             <wp:cNvGraphicFramePr>
@@ -909,7 +946,7 @@
                   <pic:spPr>
                     <a:xfrm>
                       <a:off x="0" y="0"/>
-                      <a:ext cx="7120890" cy="2605405"/>
+                      <a:ext cx="3772535" cy="2605405"/>
                     </a:xfrm>
                     <a:prstGeom prst="rect">
                       <a:avLst/>
@@ -927,6 +964,181 @@
           </wp:anchor>
         </w:drawing>
       </w:r>
+      <w:proofErr w:type="spellStart"/>
+      <w:proofErr w:type="gramStart"/>
+      <w:r>
+        <w:rPr>
+          <w:rFonts w:ascii="Times New Roman" w:hAnsi="Times New Roman" w:cs="Times New Roman"/>
+          <w:lang w:val="en-US"/>
+        </w:rPr>
+        <w:t>startMultiplayerMatch</w:t>
+      </w:r>
+      <w:proofErr w:type="spellEnd"/>
+      <w:r>
+        <w:rPr>
+          <w:rFonts w:ascii="Times New Roman" w:hAnsi="Times New Roman" w:cs="Times New Roman"/>
+        </w:rPr>
+        <w:t>(</w:t>
+      </w:r>
+      <w:proofErr w:type="gramEnd"/>
+      <w:r>
+        <w:rPr>
+          <w:rFonts w:ascii="Times New Roman" w:hAnsi="Times New Roman" w:cs="Times New Roman"/>
+          <w:lang w:val="en-US"/>
+        </w:rPr>
+        <w:t>nickname</w:t>
+      </w:r>
+      <w:r>
+        <w:rPr>
+          <w:rFonts w:ascii="Times New Roman" w:hAnsi="Times New Roman" w:cs="Times New Roman"/>
+        </w:rPr>
+        <w:t xml:space="preserve">: </w:t>
+      </w:r>
+      <w:r>
+        <w:rPr>
+          <w:rFonts w:ascii="Times New Roman" w:hAnsi="Times New Roman" w:cs="Times New Roman"/>
+          <w:lang w:val="en-US"/>
+        </w:rPr>
+        <w:t>string</w:t>
+      </w:r>
+      <w:r>
+        <w:rPr>
+          <w:rFonts w:ascii="Times New Roman" w:hAnsi="Times New Roman" w:cs="Times New Roman"/>
+        </w:rPr>
+        <w:t xml:space="preserve">, </w:t>
+      </w:r>
+      <w:proofErr w:type="spellStart"/>
+      <w:r>
+        <w:rPr>
+          <w:rFonts w:ascii="Times New Roman" w:hAnsi="Times New Roman" w:cs="Times New Roman"/>
+          <w:lang w:val="en-US"/>
+        </w:rPr>
+        <w:t>ip</w:t>
+      </w:r>
+      <w:proofErr w:type="spellEnd"/>
+      <w:r>
+        <w:rPr>
+          <w:rFonts w:ascii="Times New Roman" w:hAnsi="Times New Roman" w:cs="Times New Roman"/>
+        </w:rPr>
+        <w:t xml:space="preserve">: </w:t>
+      </w:r>
+      <w:r>
+        <w:rPr>
+          <w:rFonts w:ascii="Times New Roman" w:hAnsi="Times New Roman" w:cs="Times New Roman"/>
+          <w:lang w:val="en-US"/>
+        </w:rPr>
+        <w:t>string</w:t>
+      </w:r>
+      <w:r>
+        <w:rPr>
+          <w:rFonts w:ascii="Times New Roman" w:hAnsi="Times New Roman" w:cs="Times New Roman"/>
+        </w:rPr>
+        <w:t xml:space="preserve">, </w:t>
+      </w:r>
+      <w:r>
+        <w:rPr>
+          <w:rFonts w:ascii="Times New Roman" w:hAnsi="Times New Roman" w:cs="Times New Roman"/>
+          <w:lang w:val="en-US"/>
+        </w:rPr>
+        <w:t>port</w:t>
+      </w:r>
+      <w:r>
+        <w:rPr>
+          <w:rFonts w:ascii="Times New Roman" w:hAnsi="Times New Roman" w:cs="Times New Roman"/>
+        </w:rPr>
+        <w:t xml:space="preserve">: </w:t>
+      </w:r>
+      <w:r>
+        <w:rPr>
+          <w:rFonts w:ascii="Times New Roman" w:hAnsi="Times New Roman" w:cs="Times New Roman"/>
+          <w:lang w:val="en-US"/>
+        </w:rPr>
+        <w:t>int</w:t>
+      </w:r>
+      <w:r>
+        <w:rPr>
+          <w:rFonts w:ascii="Times New Roman" w:hAnsi="Times New Roman" w:cs="Times New Roman"/>
+        </w:rPr>
+        <w:t xml:space="preserve">) – </w:t>
+      </w:r>
+      <w:r>
+        <w:rPr>
+          <w:rFonts w:ascii="Times New Roman" w:hAnsi="Times New Roman" w:cs="Times New Roman"/>
+        </w:rPr>
+        <w:t>подключение</w:t>
+      </w:r>
+      <w:r>
+        <w:rPr>
+          <w:rFonts w:ascii="Times New Roman" w:hAnsi="Times New Roman" w:cs="Times New Roman"/>
+        </w:rPr>
+        <w:t xml:space="preserve"> </w:t>
+      </w:r>
+      <w:r>
+        <w:rPr>
+          <w:rFonts w:ascii="Times New Roman" w:hAnsi="Times New Roman" w:cs="Times New Roman"/>
+        </w:rPr>
+        <w:t>к</w:t>
+      </w:r>
+      <w:r>
+        <w:rPr>
+          <w:rFonts w:ascii="Times New Roman" w:hAnsi="Times New Roman" w:cs="Times New Roman"/>
+        </w:rPr>
+        <w:t xml:space="preserve"> </w:t>
+      </w:r>
+      <w:r>
+        <w:rPr>
+          <w:rFonts w:ascii="Times New Roman" w:hAnsi="Times New Roman" w:cs="Times New Roman"/>
+        </w:rPr>
+        <w:t>серверу</w:t>
+      </w:r>
+      <w:r>
+        <w:rPr>
+          <w:rFonts w:ascii="Times New Roman" w:hAnsi="Times New Roman" w:cs="Times New Roman"/>
+        </w:rPr>
+        <w:t xml:space="preserve"> </w:t>
+      </w:r>
+      <w:r>
+        <w:rPr>
+          <w:rFonts w:ascii="Times New Roman" w:hAnsi="Times New Roman" w:cs="Times New Roman"/>
+        </w:rPr>
+        <w:t>и</w:t>
+      </w:r>
+      <w:r>
+        <w:rPr>
+          <w:rFonts w:ascii="Times New Roman" w:hAnsi="Times New Roman" w:cs="Times New Roman"/>
+        </w:rPr>
+        <w:t xml:space="preserve"> </w:t>
+      </w:r>
+      <w:r>
+        <w:rPr>
+          <w:rFonts w:ascii="Times New Roman" w:hAnsi="Times New Roman" w:cs="Times New Roman"/>
+        </w:rPr>
+        <w:t>поиск</w:t>
+      </w:r>
+      <w:r>
+        <w:rPr>
+          <w:rFonts w:ascii="Times New Roman" w:hAnsi="Times New Roman" w:cs="Times New Roman"/>
+        </w:rPr>
+        <w:t xml:space="preserve"> </w:t>
+      </w:r>
+      <w:r>
+        <w:rPr>
+          <w:rFonts w:ascii="Times New Roman" w:hAnsi="Times New Roman" w:cs="Times New Roman"/>
+        </w:rPr>
+        <w:t>мультиплеерного</w:t>
+      </w:r>
+      <w:r>
+        <w:rPr>
+          <w:rFonts w:ascii="Times New Roman" w:hAnsi="Times New Roman" w:cs="Times New Roman"/>
+        </w:rPr>
+        <w:t xml:space="preserve"> </w:t>
+      </w:r>
+      <w:r>
+        <w:rPr>
+          <w:rFonts w:ascii="Times New Roman" w:hAnsi="Times New Roman" w:cs="Times New Roman"/>
+        </w:rPr>
+        <w:t>матча</w:t>
+      </w:r>
     </w:p>
     <w:p>
       <w:pPr>
@@ -958,14 +1170,12 @@
           <w:rFonts w:ascii="Times New Roman" w:hAnsi="Times New Roman" w:cs="Times New Roman"/>
           <w:b/>
           <w:bCs/>
-          <w:lang w:val="en-US"/>
         </w:rPr>
         <w:t>:</w:t>
       </w:r>
       <w:r>
         <w:rPr>
           <w:rFonts w:ascii="Times New Roman" w:hAnsi="Times New Roman" w:cs="Times New Roman"/>
-          <w:lang w:val="en-US"/>
         </w:rPr>
         <w:t xml:space="preserve"> </w:t>
       </w:r>
@@ -973,8 +1183,79 @@
         <w:rPr>
           <w:rFonts w:ascii="Times New Roman" w:hAnsi="Times New Roman" w:cs="Times New Roman"/>
         </w:rPr>
-        <w:t>содержит</w:t>
-      </w:r>
+        <w:t>Game владеет и управляет </w:t>
+      </w:r>
+      <w:proofErr w:type="spellStart"/>
+      <w:r>
+        <w:rPr>
+          <w:rFonts w:ascii="Times New Roman" w:hAnsi="Times New Roman" w:cs="Times New Roman"/>
+        </w:rPr>
+        <w:t>Location</w:t>
+      </w:r>
+      <w:proofErr w:type="spellEnd"/>
+      <w:r>
+        <w:rPr>
+          <w:rFonts w:ascii="Times New Roman" w:hAnsi="Times New Roman" w:cs="Times New Roman"/>
+        </w:rPr>
+        <w:t>, Player, </w:t>
+      </w:r>
+      <w:proofErr w:type="spellStart"/>
+      <w:r>
+        <w:rPr>
+          <w:rFonts w:ascii="Times New Roman" w:hAnsi="Times New Roman" w:cs="Times New Roman"/>
+        </w:rPr>
+        <w:t>CombatSystem</w:t>
+      </w:r>
+      <w:proofErr w:type="spellEnd"/>
+      <w:r>
+        <w:rPr>
+          <w:rFonts w:ascii="Times New Roman" w:hAnsi="Times New Roman" w:cs="Times New Roman"/>
+        </w:rPr>
+        <w:t>. При мультиплеере также управляет </w:t>
+      </w:r>
+      <w:proofErr w:type="spellStart"/>
+      <w:r>
+        <w:rPr>
+          <w:rFonts w:ascii="Times New Roman" w:hAnsi="Times New Roman" w:cs="Times New Roman"/>
+        </w:rPr>
+        <w:t>GameClient</w:t>
+      </w:r>
+      <w:proofErr w:type="spellEnd"/>
+      <w:r>
+        <w:rPr>
+          <w:rFonts w:ascii="Times New Roman" w:hAnsi="Times New Roman" w:cs="Times New Roman"/>
+        </w:rPr>
+        <w:t>. При запуске боя вызывает </w:t>
+      </w:r>
+      <w:proofErr w:type="spellStart"/>
+      <w:r>
+        <w:rPr>
+          <w:rFonts w:ascii="Times New Roman" w:hAnsi="Times New Roman" w:cs="Times New Roman"/>
+        </w:rPr>
+        <w:t>combat</w:t>
+      </w:r>
+      <w:proofErr w:type="spellEnd"/>
+      <w:r>
+        <w:rPr>
+          <w:rFonts w:ascii="Times New Roman" w:hAnsi="Times New Roman" w:cs="Times New Roman"/>
+        </w:rPr>
+        <w:t>_</w:t>
+      </w:r>
+      <w:r>
+        <w:rPr>
+          <w:rFonts w:ascii="Times New Roman" w:hAnsi="Times New Roman" w:cs="Times New Roman"/>
+          <w:lang w:val="en-US"/>
+        </w:rPr>
+        <w:t>s</w:t>
+      </w:r>
+      <w:proofErr w:type="spellStart"/>
+      <w:r>
+        <w:rPr>
+          <w:rFonts w:ascii="Times New Roman" w:hAnsi="Times New Roman" w:cs="Times New Roman"/>
+        </w:rPr>
+        <w:t>ystem</w:t>
+      </w:r>
+      <w:proofErr w:type="spellEnd"/>
       <w:r>
         <w:rPr>
           <w:rFonts w:ascii="Times New Roman" w:hAnsi="Times New Roman" w:cs="Times New Roman"/>
@@ -986,8 +1267,16 @@
         <w:rPr>
           <w:rFonts w:ascii="Times New Roman" w:hAnsi="Times New Roman" w:cs="Times New Roman"/>
         </w:rPr>
-        <w:t>все</w:t>
-      </w:r>
+        <w:t xml:space="preserve">-&gt; </w:t>
+      </w:r>
+      <w:proofErr w:type="spellStart"/>
+      <w:r>
+        <w:rPr>
+          <w:rFonts w:ascii="Times New Roman" w:hAnsi="Times New Roman" w:cs="Times New Roman"/>
+        </w:rPr>
+        <w:t>startCombat</w:t>
+      </w:r>
+      <w:proofErr w:type="spellEnd"/>
       <w:r>
         <w:rPr>
           <w:rFonts w:ascii="Times New Roman" w:hAnsi="Times New Roman" w:cs="Times New Roman"/>
@@ -999,270 +1288,69 @@
         <w:rPr>
           <w:rFonts w:ascii="Times New Roman" w:hAnsi="Times New Roman" w:cs="Times New Roman"/>
         </w:rPr>
-        <w:t>основные</w:t>
-      </w:r>
-      <w:r>
-        <w:rPr>
-          <w:rFonts w:ascii="Times New Roman" w:hAnsi="Times New Roman" w:cs="Times New Roman"/>
-          <w:lang w:val="en-US"/>
-        </w:rPr>
-        <w:t xml:space="preserve"> </w:t>
-      </w:r>
-      <w:r>
-        <w:rPr>
-          <w:rFonts w:ascii="Times New Roman" w:hAnsi="Times New Roman" w:cs="Times New Roman"/>
-        </w:rPr>
-        <w:t>подсистемы</w:t>
-      </w:r>
-      <w:r>
-        <w:rPr>
-          <w:rFonts w:ascii="Times New Roman" w:hAnsi="Times New Roman" w:cs="Times New Roman"/>
-          <w:lang w:val="en-US"/>
-        </w:rPr>
-        <w:t xml:space="preserve"> (</w:t>
-      </w:r>
-      <w:r>
-        <w:rPr>
-          <w:rFonts w:ascii="Times New Roman" w:hAnsi="Times New Roman" w:cs="Times New Roman"/>
-          <w:lang w:val="en-US"/>
-        </w:rPr>
-        <w:t>Player</w:t>
-      </w:r>
-      <w:r>
-        <w:rPr>
-          <w:rFonts w:ascii="Times New Roman" w:hAnsi="Times New Roman" w:cs="Times New Roman"/>
-          <w:lang w:val="en-US"/>
-        </w:rPr>
-        <w:t xml:space="preserve">, </w:t>
-      </w:r>
-      <w:r>
-        <w:rPr>
-          <w:rFonts w:ascii="Times New Roman" w:hAnsi="Times New Roman" w:cs="Times New Roman"/>
-          <w:lang w:val="en-US"/>
-        </w:rPr>
-        <w:t>Renderer</w:t>
-      </w:r>
-      <w:r>
-        <w:rPr>
-          <w:rFonts w:ascii="Times New Roman" w:hAnsi="Times New Roman" w:cs="Times New Roman"/>
-          <w:lang w:val="en-US"/>
-        </w:rPr>
-        <w:t xml:space="preserve">, </w:t>
+        <w:t>(). При переходе между локациями обновляет </w:t>
       </w:r>
       <w:proofErr w:type="spellStart"/>
       <w:r>
         <w:rPr>
           <w:rFonts w:ascii="Times New Roman" w:hAnsi="Times New Roman" w:cs="Times New Roman"/>
-          <w:lang w:val="en-US"/>
-        </w:rPr>
-        <w:t>CombatSystem</w:t>
+        </w:rPr>
+        <w:t>current</w:t>
       </w:r>
       <w:proofErr w:type="spellEnd"/>
       <w:r>
         <w:rPr>
           <w:rFonts w:ascii="Times New Roman" w:hAnsi="Times New Roman" w:cs="Times New Roman"/>
-          <w:lang w:val="en-US"/>
-        </w:rPr>
-        <w:t xml:space="preserve">, </w:t>
-      </w:r>
-      <w:r>
-        <w:rPr>
-          <w:rFonts w:ascii="Times New Roman" w:hAnsi="Times New Roman" w:cs="Times New Roman"/>
-          <w:lang w:val="en-US"/>
-        </w:rPr>
-        <w:t>Location</w:t>
-      </w:r>
-      <w:r>
-        <w:rPr>
-          <w:rFonts w:ascii="Times New Roman" w:hAnsi="Times New Roman" w:cs="Times New Roman"/>
-          <w:lang w:val="en-US"/>
-        </w:rPr>
-        <w:t xml:space="preserve">, </w:t>
+        </w:rPr>
+        <w:t>_</w:t>
+      </w:r>
+      <w:r>
+        <w:rPr>
+          <w:rFonts w:ascii="Times New Roman" w:hAnsi="Times New Roman" w:cs="Times New Roman"/>
+          <w:lang w:val="en-US"/>
+        </w:rPr>
+        <w:t>l</w:t>
       </w:r>
       <w:proofErr w:type="spellStart"/>
       <w:r>
         <w:rPr>
           <w:rFonts w:ascii="Times New Roman" w:hAnsi="Times New Roman" w:cs="Times New Roman"/>
-          <w:lang w:val="en-US"/>
-        </w:rPr>
-        <w:t>ResourceManager</w:t>
+        </w:rPr>
+        <w:t>ocation</w:t>
       </w:r>
       <w:proofErr w:type="spellEnd"/>
       <w:r>
         <w:rPr>
           <w:rFonts w:ascii="Times New Roman" w:hAnsi="Times New Roman" w:cs="Times New Roman"/>
-          <w:lang w:val="en-US"/>
-        </w:rPr>
-        <w:t xml:space="preserve">). </w:t>
-      </w:r>
-      <w:r>
-        <w:rPr>
-          <w:rFonts w:ascii="Times New Roman" w:hAnsi="Times New Roman" w:cs="Times New Roman"/>
-        </w:rPr>
-        <w:t xml:space="preserve">При запуске создает </w:t>
-      </w:r>
-      <w:r>
-        <w:rPr>
-          <w:rFonts w:ascii="Times New Roman" w:hAnsi="Times New Roman" w:cs="Times New Roman"/>
-          <w:lang w:val="en-US"/>
-        </w:rPr>
-        <w:t>Renderer</w:t>
-      </w:r>
-      <w:r>
-        <w:rPr>
-          <w:rFonts w:ascii="Times New Roman" w:hAnsi="Times New Roman" w:cs="Times New Roman"/>
-        </w:rPr>
-        <w:t>,</w:t>
-      </w:r>
-      <w:r>
-        <w:rPr>
-          <w:rFonts w:ascii="Times New Roman" w:hAnsi="Times New Roman" w:cs="Times New Roman"/>
-        </w:rPr>
-        <w:t xml:space="preserve"> </w:t>
+        </w:rPr>
+        <w:t>. При сохранении/загрузке использует </w:t>
       </w:r>
       <w:proofErr w:type="spellStart"/>
       <w:r>
         <w:rPr>
           <w:rFonts w:ascii="Times New Roman" w:hAnsi="Times New Roman" w:cs="Times New Roman"/>
-          <w:lang w:val="en-US"/>
-        </w:rPr>
-        <w:t>ResourceManager</w:t>
+        </w:rPr>
+        <w:t>GameState</w:t>
       </w:r>
       <w:proofErr w:type="spellEnd"/>
       <w:r>
         <w:rPr>
           <w:rFonts w:ascii="Times New Roman" w:hAnsi="Times New Roman" w:cs="Times New Roman"/>
         </w:rPr>
-        <w:t>,</w:t>
-      </w:r>
-      <w:r>
-        <w:rPr>
-          <w:rFonts w:ascii="Times New Roman" w:hAnsi="Times New Roman" w:cs="Times New Roman"/>
-        </w:rPr>
-        <w:t xml:space="preserve"> </w:t>
-      </w:r>
-      <w:r>
-        <w:rPr>
-          <w:rFonts w:ascii="Times New Roman" w:hAnsi="Times New Roman" w:cs="Times New Roman"/>
-          <w:lang w:val="en-US"/>
-        </w:rPr>
-        <w:t>Player</w:t>
-      </w:r>
-      <w:r>
-        <w:rPr>
-          <w:rFonts w:ascii="Times New Roman" w:hAnsi="Times New Roman" w:cs="Times New Roman"/>
-        </w:rPr>
-        <w:t xml:space="preserve"> </w:t>
-      </w:r>
-      <w:r>
-        <w:rPr>
-          <w:rFonts w:ascii="Times New Roman" w:hAnsi="Times New Roman" w:cs="Times New Roman"/>
-        </w:rPr>
-        <w:t>и начальную локацию</w:t>
-      </w:r>
-      <w:r>
-        <w:rPr>
-          <w:rFonts w:ascii="Times New Roman" w:hAnsi="Times New Roman" w:cs="Times New Roman"/>
-        </w:rPr>
-        <w:t xml:space="preserve">. В цикле вызывает </w:t>
-      </w:r>
-      <w:proofErr w:type="spellStart"/>
-      <w:proofErr w:type="gramStart"/>
-      <w:r>
-        <w:rPr>
-          <w:rFonts w:ascii="Times New Roman" w:hAnsi="Times New Roman" w:cs="Times New Roman"/>
-          <w:lang w:val="en-US"/>
-        </w:rPr>
-        <w:t>handleInput</w:t>
-      </w:r>
-      <w:proofErr w:type="spellEnd"/>
-      <w:r>
-        <w:rPr>
-          <w:rFonts w:ascii="Times New Roman" w:hAnsi="Times New Roman" w:cs="Times New Roman"/>
-        </w:rPr>
-        <w:t>(</w:t>
-      </w:r>
-      <w:proofErr w:type="gramEnd"/>
-      <w:r>
-        <w:rPr>
-          <w:rFonts w:ascii="Times New Roman" w:hAnsi="Times New Roman" w:cs="Times New Roman"/>
-        </w:rPr>
-        <w:t xml:space="preserve">), </w:t>
-      </w:r>
-      <w:r>
-        <w:rPr>
-          <w:rFonts w:ascii="Times New Roman" w:hAnsi="Times New Roman" w:cs="Times New Roman"/>
-        </w:rPr>
-        <w:t xml:space="preserve">затем </w:t>
-      </w:r>
-      <w:proofErr w:type="spellStart"/>
-      <w:proofErr w:type="gramStart"/>
-      <w:r>
-        <w:rPr>
-          <w:rFonts w:ascii="Times New Roman" w:hAnsi="Times New Roman" w:cs="Times New Roman"/>
-          <w:lang w:val="en-US"/>
-        </w:rPr>
-        <w:t>updateDeltaTime</w:t>
-      </w:r>
-      <w:proofErr w:type="spellEnd"/>
-      <w:r>
-        <w:rPr>
-          <w:rFonts w:ascii="Times New Roman" w:hAnsi="Times New Roman" w:cs="Times New Roman"/>
-        </w:rPr>
-        <w:t>(</w:t>
-      </w:r>
-      <w:proofErr w:type="gramEnd"/>
-      <w:r>
-        <w:rPr>
-          <w:rFonts w:ascii="Times New Roman" w:hAnsi="Times New Roman" w:cs="Times New Roman"/>
-        </w:rPr>
-        <w:t>)</w:t>
-      </w:r>
-      <w:r>
-        <w:rPr>
-          <w:rFonts w:ascii="Times New Roman" w:hAnsi="Times New Roman" w:cs="Times New Roman"/>
-        </w:rPr>
-        <w:t xml:space="preserve">, который вызывает обновление текущей локации, боевой системы и </w:t>
-      </w:r>
-      <w:proofErr w:type="spellStart"/>
-      <w:r>
-        <w:rPr>
-          <w:rFonts w:ascii="Times New Roman" w:hAnsi="Times New Roman" w:cs="Times New Roman"/>
-        </w:rPr>
-        <w:t>тд</w:t>
-      </w:r>
-      <w:proofErr w:type="spellEnd"/>
-      <w:r>
-        <w:rPr>
-          <w:rFonts w:ascii="Times New Roman" w:hAnsi="Times New Roman" w:cs="Times New Roman"/>
-        </w:rPr>
-        <w:t xml:space="preserve">, а затем </w:t>
-      </w:r>
-      <w:r>
-        <w:rPr>
-          <w:rFonts w:ascii="Times New Roman" w:hAnsi="Times New Roman" w:cs="Times New Roman"/>
-          <w:lang w:val="en-US"/>
-        </w:rPr>
-        <w:t>renderer</w:t>
-      </w:r>
-      <w:r>
-        <w:rPr>
-          <w:rFonts w:ascii="Times New Roman" w:hAnsi="Times New Roman" w:cs="Times New Roman"/>
-        </w:rPr>
-        <w:t>_</w:t>
-      </w:r>
-      <w:r>
-        <w:rPr>
-          <w:rFonts w:ascii="Times New Roman" w:hAnsi="Times New Roman" w:cs="Times New Roman"/>
-          <w:lang w:val="en-US"/>
-        </w:rPr>
-        <w:t>object</w:t>
-      </w:r>
-      <w:r>
-        <w:rPr>
-          <w:rFonts w:ascii="Times New Roman" w:hAnsi="Times New Roman" w:cs="Times New Roman"/>
-        </w:rPr>
-        <w:t xml:space="preserve"> для отрисовки.</w:t>
+        <w:t>.</w:t>
+      </w:r>
+    </w:p>
+    <w:p>
+      <w:pPr>
+        <w:rPr>
+          <w:rFonts w:ascii="Times New Roman" w:hAnsi="Times New Roman" w:cs="Times New Roman"/>
+        </w:rPr>
+      </w:pPr>
+      <w:r>
+        <w:rPr>
+          <w:rFonts w:ascii="Times New Roman" w:hAnsi="Times New Roman" w:cs="Times New Roman"/>
+        </w:rPr>
+        <w:br w:type="page"/>
       </w:r>
     </w:p>
     <w:p>
@@ -1283,7 +1371,8 @@
           <w:bCs/>
           <w:lang w:val="en-US"/>
         </w:rPr>
-        <w:t>Renderer</w:t>
+        <w:lastRenderedPageBreak/>
+        <w:t>Location</w:t>
       </w:r>
       <w:r>
         <w:rPr>
@@ -1295,7 +1384,13 @@
         <w:rPr>
           <w:rFonts w:ascii="Times New Roman" w:hAnsi="Times New Roman" w:cs="Times New Roman"/>
         </w:rPr>
-        <w:t>– абстракция для работы с окном, отрисовки спрайтов, текста.</w:t>
+        <w:t xml:space="preserve">- </w:t>
+      </w:r>
+      <w:r>
+        <w:rPr>
+          <w:rFonts w:ascii="Times New Roman" w:hAnsi="Times New Roman" w:cs="Times New Roman"/>
+        </w:rPr>
+        <w:t>место на карте, где может находиться игрок. Содержит связи с соседними локациями, список NPC и врагов.</w:t>
       </w:r>
     </w:p>
     <w:p>
@@ -1318,99 +1413,68 @@
         <w:pStyle w:val="a7"/>
         <w:numPr>
           <w:ilvl w:val="0"/>
-          <w:numId w:val="5"/>
+          <w:numId w:val="9"/>
         </w:numPr>
         <w:rPr>
           <w:rFonts w:ascii="Times New Roman" w:hAnsi="Times New Roman" w:cs="Times New Roman"/>
-          <w:lang w:val="en-US"/>
-        </w:rPr>
-      </w:pPr>
-      <w:proofErr w:type="spellStart"/>
-      <w:r>
-        <w:rPr>
-          <w:rFonts w:ascii="Times New Roman" w:hAnsi="Times New Roman" w:cs="Times New Roman"/>
-          <w:lang w:val="en-US"/>
-        </w:rPr>
-        <w:t>window_game</w:t>
-      </w:r>
-      <w:proofErr w:type="spellEnd"/>
-      <w:r>
-        <w:rPr>
-          <w:rFonts w:ascii="Times New Roman" w:hAnsi="Times New Roman" w:cs="Times New Roman"/>
-          <w:lang w:val="en-US"/>
-        </w:rPr>
-        <w:t>:</w:t>
-      </w:r>
-      <w:r>
-        <w:rPr>
-          <w:rFonts w:ascii="Times New Roman" w:hAnsi="Times New Roman" w:cs="Times New Roman"/>
-          <w:lang w:val="en-US"/>
+        </w:rPr>
+      </w:pPr>
+      <w:r>
+        <w:rPr>
+          <w:rFonts w:ascii="Times New Roman" w:hAnsi="Times New Roman" w:cs="Times New Roman"/>
+          <w:lang w:val="en-US"/>
+        </w:rPr>
+        <w:t>name</w:t>
+      </w:r>
+      <w:r>
+        <w:rPr>
+          <w:rFonts w:ascii="Times New Roman" w:hAnsi="Times New Roman" w:cs="Times New Roman"/>
+        </w:rPr>
+        <w:t>_</w:t>
+      </w:r>
+      <w:r>
+        <w:rPr>
+          <w:rFonts w:ascii="Times New Roman" w:hAnsi="Times New Roman" w:cs="Times New Roman"/>
+          <w:lang w:val="en-US"/>
+        </w:rPr>
+        <w:t>loc</w:t>
+      </w:r>
+      <w:r>
+        <w:rPr>
+          <w:rFonts w:ascii="Times New Roman" w:hAnsi="Times New Roman" w:cs="Times New Roman"/>
+        </w:rPr>
+        <w:t xml:space="preserve">: </w:t>
+      </w:r>
+      <w:r>
+        <w:rPr>
+          <w:rFonts w:ascii="Times New Roman" w:hAnsi="Times New Roman" w:cs="Times New Roman"/>
+          <w:lang w:val="en-US"/>
+        </w:rPr>
+        <w:t>string</w:t>
+      </w:r>
+      <w:r>
+        <w:rPr>
+          <w:rFonts w:ascii="Times New Roman" w:hAnsi="Times New Roman" w:cs="Times New Roman"/>
+        </w:rPr>
+        <w:t xml:space="preserve"> – </w:t>
+      </w:r>
+      <w:r>
+        <w:rPr>
+          <w:rFonts w:ascii="Times New Roman" w:hAnsi="Times New Roman" w:cs="Times New Roman"/>
+        </w:rPr>
+        <w:t>название</w:t>
+      </w:r>
+      <w:r>
+        <w:rPr>
+          <w:rFonts w:ascii="Times New Roman" w:hAnsi="Times New Roman" w:cs="Times New Roman"/>
         </w:rPr>
         <w:t xml:space="preserve"> </w:t>
       </w:r>
-      <w:proofErr w:type="gramStart"/>
-      <w:r>
-        <w:rPr>
-          <w:rFonts w:ascii="Times New Roman" w:hAnsi="Times New Roman" w:cs="Times New Roman"/>
-          <w:lang w:val="en-US"/>
-        </w:rPr>
-        <w:t>sf::</w:t>
-      </w:r>
-      <w:proofErr w:type="spellStart"/>
-      <w:proofErr w:type="gramEnd"/>
-      <w:r>
-        <w:rPr>
-          <w:rFonts w:ascii="Times New Roman" w:hAnsi="Times New Roman" w:cs="Times New Roman"/>
-          <w:lang w:val="en-US"/>
-        </w:rPr>
-        <w:t>RenderWindow</w:t>
-      </w:r>
-      <w:proofErr w:type="spellEnd"/>
-      <w:r>
-        <w:rPr>
-          <w:rFonts w:ascii="Times New Roman" w:hAnsi="Times New Roman" w:cs="Times New Roman"/>
-          <w:lang w:val="en-US"/>
-        </w:rPr>
-        <w:t xml:space="preserve"> </w:t>
-      </w:r>
-      <w:r>
-        <w:rPr>
-          <w:rFonts w:ascii="Times New Roman" w:hAnsi="Times New Roman" w:cs="Times New Roman"/>
-          <w:lang w:val="en-US"/>
-        </w:rPr>
-        <w:t xml:space="preserve">– </w:t>
-      </w:r>
-      <w:r>
-        <w:rPr>
-          <w:rFonts w:ascii="Times New Roman" w:hAnsi="Times New Roman" w:cs="Times New Roman"/>
-        </w:rPr>
-        <w:t>главное</w:t>
-      </w:r>
-      <w:r>
-        <w:rPr>
-          <w:rFonts w:ascii="Times New Roman" w:hAnsi="Times New Roman" w:cs="Times New Roman"/>
-          <w:lang w:val="en-US"/>
-        </w:rPr>
-        <w:t xml:space="preserve"> </w:t>
-      </w:r>
-      <w:r>
-        <w:rPr>
-          <w:rFonts w:ascii="Times New Roman" w:hAnsi="Times New Roman" w:cs="Times New Roman"/>
-        </w:rPr>
-        <w:t>окно</w:t>
-      </w:r>
-      <w:r>
-        <w:rPr>
-          <w:rFonts w:ascii="Times New Roman" w:hAnsi="Times New Roman" w:cs="Times New Roman"/>
-          <w:lang w:val="en-US"/>
-        </w:rPr>
-        <w:t xml:space="preserve"> </w:t>
-      </w:r>
-      <w:r>
-        <w:rPr>
-          <w:rFonts w:ascii="Times New Roman" w:hAnsi="Times New Roman" w:cs="Times New Roman"/>
-        </w:rPr>
-        <w:t>приложения</w:t>
+      <w:r>
+        <w:rPr>
+          <w:rFonts w:ascii="Times New Roman" w:hAnsi="Times New Roman" w:cs="Times New Roman"/>
+        </w:rPr>
+        <w:t>локации</w:t>
       </w:r>
     </w:p>
     <w:p>
@@ -1418,7 +1482,7 @@
         <w:pStyle w:val="a7"/>
         <w:numPr>
           <w:ilvl w:val="0"/>
-          <w:numId w:val="5"/>
+          <w:numId w:val="9"/>
         </w:numPr>
         <w:rPr>
           <w:rFonts w:ascii="Times New Roman" w:hAnsi="Times New Roman" w:cs="Times New Roman"/>
@@ -1431,7 +1495,7 @@
           <w:rFonts w:ascii="Times New Roman" w:hAnsi="Times New Roman" w:cs="Times New Roman"/>
           <w:lang w:val="en-US"/>
         </w:rPr>
-        <w:t>view_player</w:t>
+        <w:t>connections_loc</w:t>
       </w:r>
       <w:proofErr w:type="spellEnd"/>
       <w:r>
@@ -1439,7 +1503,20 @@
           <w:rFonts w:ascii="Times New Roman" w:hAnsi="Times New Roman" w:cs="Times New Roman"/>
           <w:lang w:val="en-US"/>
         </w:rPr>
-        <w:t>:</w:t>
+        <w:t>: List&lt;Location&gt;</w:t>
+      </w:r>
+      <w:r>
+        <w:rPr>
+          <w:rFonts w:ascii="Times New Roman" w:hAnsi="Times New Roman" w:cs="Times New Roman"/>
+          <w:lang w:val="en-US"/>
+        </w:rPr>
+        <w:t xml:space="preserve"> - </w:t>
+      </w:r>
+      <w:r>
+        <w:rPr>
+          <w:rFonts w:ascii="Times New Roman" w:hAnsi="Times New Roman" w:cs="Times New Roman"/>
+        </w:rPr>
+        <w:t>список</w:t>
       </w:r>
       <w:r>
         <w:rPr>
@@ -1448,54 +1525,24 @@
         </w:rPr>
         <w:t xml:space="preserve"> </w:t>
       </w:r>
-      <w:proofErr w:type="gramStart"/>
-      <w:r>
-        <w:rPr>
-          <w:rFonts w:ascii="Times New Roman" w:hAnsi="Times New Roman" w:cs="Times New Roman"/>
-          <w:lang w:val="en-US"/>
-        </w:rPr>
-        <w:t>sf::</w:t>
-      </w:r>
-      <w:proofErr w:type="gramEnd"/>
-      <w:r>
-        <w:rPr>
-          <w:rFonts w:ascii="Times New Roman" w:hAnsi="Times New Roman" w:cs="Times New Roman"/>
-          <w:lang w:val="en-US"/>
-        </w:rPr>
-        <w:t xml:space="preserve">View </w:t>
-      </w:r>
-      <w:r>
-        <w:rPr>
-          <w:rFonts w:ascii="Times New Roman" w:hAnsi="Times New Roman" w:cs="Times New Roman"/>
-          <w:lang w:val="en-US"/>
-        </w:rPr>
-        <w:t xml:space="preserve">– </w:t>
-      </w:r>
-      <w:r>
-        <w:rPr>
-          <w:rFonts w:ascii="Times New Roman" w:hAnsi="Times New Roman" w:cs="Times New Roman"/>
-        </w:rPr>
-        <w:t>камера</w:t>
-      </w:r>
-      <w:r>
-        <w:rPr>
-          <w:rFonts w:ascii="Times New Roman" w:hAnsi="Times New Roman" w:cs="Times New Roman"/>
-          <w:lang w:val="en-US"/>
-        </w:rPr>
-        <w:t xml:space="preserve"> (</w:t>
-      </w:r>
-      <w:r>
-        <w:rPr>
-          <w:rFonts w:ascii="Times New Roman" w:hAnsi="Times New Roman" w:cs="Times New Roman"/>
-        </w:rPr>
-        <w:t>вид</w:t>
-      </w:r>
-      <w:r>
-        <w:rPr>
-          <w:rFonts w:ascii="Times New Roman" w:hAnsi="Times New Roman" w:cs="Times New Roman"/>
-          <w:lang w:val="en-US"/>
-        </w:rPr>
-        <w:t>)</w:t>
+      <w:r>
+        <w:rPr>
+          <w:rFonts w:ascii="Times New Roman" w:hAnsi="Times New Roman" w:cs="Times New Roman"/>
+        </w:rPr>
+        <w:t>соседних</w:t>
+      </w:r>
+      <w:r>
+        <w:rPr>
+          <w:rFonts w:ascii="Times New Roman" w:hAnsi="Times New Roman" w:cs="Times New Roman"/>
+          <w:lang w:val="en-US"/>
+        </w:rPr>
+        <w:t xml:space="preserve"> </w:t>
+      </w:r>
+      <w:r>
+        <w:rPr>
+          <w:rFonts w:ascii="Times New Roman" w:hAnsi="Times New Roman" w:cs="Times New Roman"/>
+        </w:rPr>
+        <w:t>локаций</w:t>
       </w:r>
     </w:p>
     <w:p>
@@ -1503,19 +1550,21 @@
         <w:pStyle w:val="a7"/>
         <w:numPr>
           <w:ilvl w:val="0"/>
-          <w:numId w:val="5"/>
+          <w:numId w:val="9"/>
         </w:numPr>
         <w:rPr>
           <w:rFonts w:ascii="Times New Roman" w:hAnsi="Times New Roman" w:cs="Times New Roman"/>
         </w:rPr>
       </w:pPr>
-      <w:r>
-        <w:rPr>
-          <w:rFonts w:ascii="Times New Roman" w:hAnsi="Times New Roman" w:cs="Times New Roman"/>
-          <w:lang w:val="en-US"/>
-        </w:rPr>
-        <w:t>resource</w:t>
-      </w:r>
+      <w:proofErr w:type="spellStart"/>
+      <w:r>
+        <w:rPr>
+          <w:rFonts w:ascii="Times New Roman" w:hAnsi="Times New Roman" w:cs="Times New Roman"/>
+          <w:lang w:val="en-US"/>
+        </w:rPr>
+        <w:t>npc</w:t>
+      </w:r>
+      <w:proofErr w:type="spellEnd"/>
       <w:r>
         <w:rPr>
           <w:rFonts w:ascii="Times New Roman" w:hAnsi="Times New Roman" w:cs="Times New Roman"/>
@@ -1527,7 +1576,7 @@
           <w:rFonts w:ascii="Times New Roman" w:hAnsi="Times New Roman" w:cs="Times New Roman"/>
           <w:lang w:val="en-US"/>
         </w:rPr>
-        <w:t>manager</w:t>
+        <w:t>list</w:t>
       </w:r>
       <w:r>
         <w:rPr>
@@ -1535,26 +1584,37 @@
         </w:rPr>
         <w:t xml:space="preserve">: </w:t>
       </w:r>
-      <w:proofErr w:type="spellStart"/>
-      <w:r>
-        <w:rPr>
-          <w:rFonts w:ascii="Times New Roman" w:hAnsi="Times New Roman" w:cs="Times New Roman"/>
-          <w:lang w:val="en-US"/>
-        </w:rPr>
-        <w:t>ResourceManager</w:t>
-      </w:r>
-      <w:proofErr w:type="spellEnd"/>
-      <w:r>
-        <w:rPr>
-          <w:rFonts w:ascii="Times New Roman" w:hAnsi="Times New Roman" w:cs="Times New Roman"/>
-        </w:rPr>
-        <w:t xml:space="preserve"> – </w:t>
-      </w:r>
-      <w:r>
-        <w:rPr>
-          <w:rFonts w:ascii="Times New Roman" w:hAnsi="Times New Roman" w:cs="Times New Roman"/>
-        </w:rPr>
-        <w:t>ссылка</w:t>
+      <w:r>
+        <w:rPr>
+          <w:rFonts w:ascii="Times New Roman" w:hAnsi="Times New Roman" w:cs="Times New Roman"/>
+          <w:lang w:val="en-US"/>
+        </w:rPr>
+        <w:t>List</w:t>
+      </w:r>
+      <w:r>
+        <w:rPr>
+          <w:rFonts w:ascii="Times New Roman" w:hAnsi="Times New Roman" w:cs="Times New Roman"/>
+        </w:rPr>
+        <w:t>&lt;</w:t>
+      </w:r>
+      <w:r>
+        <w:rPr>
+          <w:rFonts w:ascii="Times New Roman" w:hAnsi="Times New Roman" w:cs="Times New Roman"/>
+          <w:lang w:val="en-US"/>
+        </w:rPr>
+        <w:t>NPC</w:t>
+      </w:r>
+      <w:r>
+        <w:rPr>
+          <w:rFonts w:ascii="Times New Roman" w:hAnsi="Times New Roman" w:cs="Times New Roman"/>
+        </w:rPr>
+        <w:t xml:space="preserve">&gt; - </w:t>
+      </w:r>
+      <w:r>
+        <w:rPr>
+          <w:rFonts w:ascii="Times New Roman" w:hAnsi="Times New Roman" w:cs="Times New Roman"/>
+        </w:rPr>
+        <w:t>список</w:t>
       </w:r>
       <w:r>
         <w:rPr>
@@ -1566,72 +1626,7 @@
         <w:rPr>
           <w:rFonts w:ascii="Times New Roman" w:hAnsi="Times New Roman" w:cs="Times New Roman"/>
         </w:rPr>
-        <w:t>на</w:t>
-      </w:r>
-      <w:r>
-        <w:rPr>
-          <w:rFonts w:ascii="Times New Roman" w:hAnsi="Times New Roman" w:cs="Times New Roman"/>
-        </w:rPr>
-        <w:t xml:space="preserve"> </w:t>
-      </w:r>
-      <w:r>
-        <w:rPr>
-          <w:rFonts w:ascii="Times New Roman" w:hAnsi="Times New Roman" w:cs="Times New Roman"/>
-        </w:rPr>
-        <w:t>менеджер</w:t>
-      </w:r>
-      <w:r>
-        <w:rPr>
-          <w:rFonts w:ascii="Times New Roman" w:hAnsi="Times New Roman" w:cs="Times New Roman"/>
-        </w:rPr>
-        <w:t xml:space="preserve"> </w:t>
-      </w:r>
-      <w:r>
-        <w:rPr>
-          <w:rFonts w:ascii="Times New Roman" w:hAnsi="Times New Roman" w:cs="Times New Roman"/>
-        </w:rPr>
-        <w:t>ресурсов</w:t>
-      </w:r>
-      <w:r>
-        <w:rPr>
-          <w:rFonts w:ascii="Times New Roman" w:hAnsi="Times New Roman" w:cs="Times New Roman"/>
-        </w:rPr>
-        <w:t xml:space="preserve"> (</w:t>
-      </w:r>
-      <w:r>
-        <w:rPr>
-          <w:rFonts w:ascii="Times New Roman" w:hAnsi="Times New Roman" w:cs="Times New Roman"/>
-        </w:rPr>
-        <w:t>получение текстур и шрифтов</w:t>
-      </w:r>
-      <w:r>
-        <w:rPr>
-          <w:rFonts w:ascii="Times New Roman" w:hAnsi="Times New Roman" w:cs="Times New Roman"/>
-        </w:rPr>
-        <w:t>)</w:t>
-      </w:r>
-    </w:p>
-    <w:p>
-      <w:pPr>
-        <w:ind w:left="1416"/>
-        <w:rPr>
-          <w:rFonts w:ascii="Times New Roman" w:hAnsi="Times New Roman" w:cs="Times New Roman"/>
-          <w:lang w:val="en-US"/>
-        </w:rPr>
-      </w:pPr>
-      <w:r>
-        <w:rPr>
-          <w:rFonts w:ascii="Times New Roman" w:hAnsi="Times New Roman" w:cs="Times New Roman"/>
-        </w:rPr>
-        <w:lastRenderedPageBreak/>
-        <w:t>Методы</w:t>
-      </w:r>
-      <w:r>
-        <w:rPr>
-          <w:rFonts w:ascii="Times New Roman" w:hAnsi="Times New Roman" w:cs="Times New Roman"/>
-          <w:lang w:val="en-US"/>
-        </w:rPr>
-        <w:t>:</w:t>
+        <w:t>неигровых персонажей</w:t>
       </w:r>
     </w:p>
     <w:p>
@@ -1639,19 +1634,41 @@
         <w:pStyle w:val="a7"/>
         <w:numPr>
           <w:ilvl w:val="0"/>
-          <w:numId w:val="6"/>
+          <w:numId w:val="9"/>
         </w:numPr>
         <w:rPr>
           <w:rFonts w:ascii="Times New Roman" w:hAnsi="Times New Roman" w:cs="Times New Roman"/>
           <w:lang w:val="en-US"/>
         </w:rPr>
       </w:pPr>
-      <w:r>
-        <w:rPr>
-          <w:rFonts w:ascii="Times New Roman" w:hAnsi="Times New Roman" w:cs="Times New Roman"/>
-          <w:lang w:val="en-US"/>
-        </w:rPr>
-        <w:t>Render</w:t>
+      <w:proofErr w:type="spellStart"/>
+      <w:r>
+        <w:rPr>
+          <w:rFonts w:ascii="Times New Roman" w:hAnsi="Times New Roman" w:cs="Times New Roman"/>
+          <w:lang w:val="en-US"/>
+        </w:rPr>
+        <w:t>enemies_list</w:t>
+      </w:r>
+      <w:proofErr w:type="spellEnd"/>
+      <w:r>
+        <w:rPr>
+          <w:rFonts w:ascii="Times New Roman" w:hAnsi="Times New Roman" w:cs="Times New Roman"/>
+          <w:lang w:val="en-US"/>
+        </w:rPr>
+        <w:t>: List&lt;Enemy&gt;</w:t>
+      </w:r>
+      <w:r>
+        <w:rPr>
+          <w:rFonts w:ascii="Times New Roman" w:hAnsi="Times New Roman" w:cs="Times New Roman"/>
+          <w:lang w:val="en-US"/>
+        </w:rPr>
+        <w:t xml:space="preserve"> - </w:t>
+      </w:r>
+      <w:r>
+        <w:rPr>
+          <w:rFonts w:ascii="Times New Roman" w:hAnsi="Times New Roman" w:cs="Times New Roman"/>
+        </w:rPr>
+        <w:t>список</w:t>
       </w:r>
       <w:r>
         <w:rPr>
@@ -1663,15 +1680,24 @@
       <w:r>
         <w:rPr>
           <w:rFonts w:ascii="Times New Roman" w:hAnsi="Times New Roman" w:cs="Times New Roman"/>
-          <w:lang w:val="en-US"/>
-        </w:rPr>
-        <w:t xml:space="preserve">(width: int, height: int, title: string) – </w:t>
-      </w:r>
-      <w:r>
-        <w:rPr>
-          <w:rFonts w:ascii="Times New Roman" w:hAnsi="Times New Roman" w:cs="Times New Roman"/>
-        </w:rPr>
-        <w:t>конструктор</w:t>
+        </w:rPr>
+        <w:t>врагов</w:t>
+      </w:r>
+    </w:p>
+    <w:p>
+      <w:pPr>
+        <w:pStyle w:val="a7"/>
+        <w:ind w:left="1416"/>
+        <w:rPr>
+          <w:rFonts w:ascii="Times New Roman" w:hAnsi="Times New Roman" w:cs="Times New Roman"/>
+          <w:lang w:val="en-US"/>
+        </w:rPr>
+      </w:pPr>
+      <w:r>
+        <w:rPr>
+          <w:rFonts w:ascii="Times New Roman" w:hAnsi="Times New Roman" w:cs="Times New Roman"/>
+        </w:rPr>
+        <w:t>Методы:</w:t>
       </w:r>
     </w:p>
     <w:p>
@@ -1679,431 +1705,10 @@
         <w:pStyle w:val="a7"/>
         <w:numPr>
           <w:ilvl w:val="0"/>
-          <w:numId w:val="6"/>
+          <w:numId w:val="10"/>
         </w:numPr>
         <w:rPr>
           <w:rFonts w:ascii="Times New Roman" w:hAnsi="Times New Roman" w:cs="Times New Roman"/>
-          <w:lang w:val="en-US"/>
-        </w:rPr>
-      </w:pPr>
-      <w:r>
-        <w:rPr>
-          <w:rFonts w:ascii="Times New Roman" w:hAnsi="Times New Roman" w:cs="Times New Roman"/>
-        </w:rPr>
-        <w:t>с</w:t>
-      </w:r>
-      <w:proofErr w:type="spellStart"/>
-      <w:r>
-        <w:rPr>
-          <w:rFonts w:ascii="Times New Roman" w:hAnsi="Times New Roman" w:cs="Times New Roman"/>
-          <w:lang w:val="en-US"/>
-        </w:rPr>
-        <w:t>lear</w:t>
-      </w:r>
-      <w:proofErr w:type="spellEnd"/>
-      <w:r>
-        <w:rPr>
-          <w:rFonts w:ascii="Times New Roman" w:hAnsi="Times New Roman" w:cs="Times New Roman"/>
-        </w:rPr>
-        <w:t xml:space="preserve"> </w:t>
-      </w:r>
-      <w:r>
-        <w:rPr>
-          <w:rFonts w:ascii="Times New Roman" w:hAnsi="Times New Roman" w:cs="Times New Roman"/>
-          <w:lang w:val="en-US"/>
-        </w:rPr>
-        <w:t xml:space="preserve">() – </w:t>
-      </w:r>
-      <w:r>
-        <w:rPr>
-          <w:rFonts w:ascii="Times New Roman" w:hAnsi="Times New Roman" w:cs="Times New Roman"/>
-        </w:rPr>
-        <w:t>очищает экран</w:t>
-      </w:r>
-    </w:p>
-    <w:p>
-      <w:pPr>
-        <w:pStyle w:val="a7"/>
-        <w:numPr>
-          <w:ilvl w:val="0"/>
-          <w:numId w:val="6"/>
-        </w:numPr>
-        <w:rPr>
-          <w:rFonts w:ascii="Times New Roman" w:hAnsi="Times New Roman" w:cs="Times New Roman"/>
-          <w:lang w:val="en-US"/>
-        </w:rPr>
-      </w:pPr>
-      <w:proofErr w:type="spellStart"/>
-      <w:r>
-        <w:rPr>
-          <w:rFonts w:ascii="Times New Roman" w:hAnsi="Times New Roman" w:cs="Times New Roman"/>
-          <w:lang w:val="en-US"/>
-        </w:rPr>
-        <w:t>drawSprite</w:t>
-      </w:r>
-      <w:proofErr w:type="spellEnd"/>
-      <w:r>
-        <w:rPr>
-          <w:rFonts w:ascii="Times New Roman" w:hAnsi="Times New Roman" w:cs="Times New Roman"/>
-          <w:lang w:val="en-US"/>
-        </w:rPr>
-        <w:t xml:space="preserve"> </w:t>
-      </w:r>
-      <w:r>
-        <w:rPr>
-          <w:rFonts w:ascii="Times New Roman" w:hAnsi="Times New Roman" w:cs="Times New Roman"/>
-          <w:lang w:val="en-US"/>
-        </w:rPr>
-        <w:t>(</w:t>
-      </w:r>
-      <w:proofErr w:type="spellStart"/>
-      <w:r>
-        <w:rPr>
-          <w:rFonts w:ascii="Times New Roman" w:hAnsi="Times New Roman" w:cs="Times New Roman"/>
-          <w:lang w:val="en-US"/>
-        </w:rPr>
-        <w:t>sprite_id</w:t>
-      </w:r>
-      <w:proofErr w:type="spellEnd"/>
-      <w:r>
-        <w:rPr>
-          <w:rFonts w:ascii="Times New Roman" w:hAnsi="Times New Roman" w:cs="Times New Roman"/>
-          <w:lang w:val="en-US"/>
-        </w:rPr>
-        <w:t>: string, x: float, y: float, scale: float</w:t>
-      </w:r>
-      <w:r>
-        <w:rPr>
-          <w:rFonts w:ascii="Times New Roman" w:hAnsi="Times New Roman" w:cs="Times New Roman"/>
-          <w:lang w:val="en-US"/>
-        </w:rPr>
-        <w:t>)</w:t>
-      </w:r>
-      <w:r>
-        <w:rPr>
-          <w:rFonts w:ascii="Times New Roman" w:hAnsi="Times New Roman" w:cs="Times New Roman"/>
-          <w:lang w:val="en-US"/>
-        </w:rPr>
-        <w:t xml:space="preserve"> </w:t>
-      </w:r>
-      <w:r>
-        <w:rPr>
-          <w:rFonts w:ascii="Times New Roman" w:hAnsi="Times New Roman" w:cs="Times New Roman"/>
-          <w:lang w:val="en-US"/>
-        </w:rPr>
-        <w:t>-</w:t>
-      </w:r>
-      <w:r>
-        <w:rPr>
-          <w:rFonts w:ascii="Times New Roman" w:hAnsi="Times New Roman" w:cs="Times New Roman"/>
-        </w:rPr>
-        <w:t>рисует</w:t>
-      </w:r>
-      <w:r>
-        <w:rPr>
-          <w:rFonts w:ascii="Times New Roman" w:hAnsi="Times New Roman" w:cs="Times New Roman"/>
-          <w:lang w:val="en-US"/>
-        </w:rPr>
-        <w:t xml:space="preserve"> </w:t>
-      </w:r>
-      <w:r>
-        <w:rPr>
-          <w:rFonts w:ascii="Times New Roman" w:hAnsi="Times New Roman" w:cs="Times New Roman"/>
-        </w:rPr>
-        <w:t>спрайт</w:t>
-      </w:r>
-      <w:r>
-        <w:rPr>
-          <w:rFonts w:ascii="Times New Roman" w:hAnsi="Times New Roman" w:cs="Times New Roman"/>
-          <w:lang w:val="en-US"/>
-        </w:rPr>
-        <w:t>.</w:t>
-      </w:r>
-    </w:p>
-    <w:p>
-      <w:pPr>
-        <w:pStyle w:val="a7"/>
-        <w:numPr>
-          <w:ilvl w:val="0"/>
-          <w:numId w:val="6"/>
-        </w:numPr>
-        <w:rPr>
-          <w:rFonts w:ascii="Times New Roman" w:hAnsi="Times New Roman" w:cs="Times New Roman"/>
-          <w:lang w:val="en-US"/>
-        </w:rPr>
-      </w:pPr>
-      <w:proofErr w:type="spellStart"/>
-      <w:r>
-        <w:rPr>
-          <w:rFonts w:ascii="Times New Roman" w:hAnsi="Times New Roman" w:cs="Times New Roman"/>
-          <w:lang w:val="en-US"/>
-        </w:rPr>
-        <w:t>drawText</w:t>
-      </w:r>
-      <w:proofErr w:type="spellEnd"/>
-      <w:r>
-        <w:rPr>
-          <w:rFonts w:ascii="Times New Roman" w:hAnsi="Times New Roman" w:cs="Times New Roman"/>
-          <w:lang w:val="en-US"/>
-        </w:rPr>
-        <w:t xml:space="preserve"> (text: string, font: Font, size: int, color: Color) – </w:t>
-      </w:r>
-      <w:r>
-        <w:rPr>
-          <w:rFonts w:ascii="Times New Roman" w:hAnsi="Times New Roman" w:cs="Times New Roman"/>
-        </w:rPr>
-        <w:t>рисует</w:t>
-      </w:r>
-      <w:r>
-        <w:rPr>
-          <w:rFonts w:ascii="Times New Roman" w:hAnsi="Times New Roman" w:cs="Times New Roman"/>
-          <w:lang w:val="en-US"/>
-        </w:rPr>
-        <w:t xml:space="preserve"> </w:t>
-      </w:r>
-      <w:r>
-        <w:rPr>
-          <w:rFonts w:ascii="Times New Roman" w:hAnsi="Times New Roman" w:cs="Times New Roman"/>
-        </w:rPr>
-        <w:t>текст</w:t>
-      </w:r>
-    </w:p>
-    <w:p>
-      <w:pPr>
-        <w:pStyle w:val="a7"/>
-        <w:numPr>
-          <w:ilvl w:val="0"/>
-          <w:numId w:val="6"/>
-        </w:numPr>
-        <w:rPr>
-          <w:rFonts w:ascii="Times New Roman" w:hAnsi="Times New Roman" w:cs="Times New Roman"/>
-          <w:lang w:val="en-US"/>
-        </w:rPr>
-      </w:pPr>
-      <w:proofErr w:type="spellStart"/>
-      <w:r>
-        <w:rPr>
-          <w:rFonts w:ascii="Times New Roman" w:hAnsi="Times New Roman" w:cs="Times New Roman"/>
-          <w:lang w:val="en-US"/>
-        </w:rPr>
-        <w:t>drawRectangle</w:t>
-      </w:r>
-      <w:proofErr w:type="spellEnd"/>
-      <w:r>
-        <w:rPr>
-          <w:rFonts w:ascii="Times New Roman" w:hAnsi="Times New Roman" w:cs="Times New Roman"/>
-          <w:lang w:val="en-US"/>
-        </w:rPr>
-        <w:t xml:space="preserve"> (x: float, y: float, w: float, h: float, color: </w:t>
-      </w:r>
-      <w:proofErr w:type="gramStart"/>
-      <w:r>
-        <w:rPr>
-          <w:rFonts w:ascii="Times New Roman" w:hAnsi="Times New Roman" w:cs="Times New Roman"/>
-          <w:lang w:val="en-US"/>
-        </w:rPr>
-        <w:t>sf::</w:t>
-      </w:r>
-      <w:proofErr w:type="gramEnd"/>
-      <w:r>
-        <w:rPr>
-          <w:rFonts w:ascii="Times New Roman" w:hAnsi="Times New Roman" w:cs="Times New Roman"/>
-          <w:lang w:val="en-US"/>
-        </w:rPr>
-        <w:t xml:space="preserve">Color) – </w:t>
-      </w:r>
-      <w:r>
-        <w:rPr>
-          <w:rFonts w:ascii="Times New Roman" w:hAnsi="Times New Roman" w:cs="Times New Roman"/>
-        </w:rPr>
-        <w:t>рисует</w:t>
-      </w:r>
-      <w:r>
-        <w:rPr>
-          <w:rFonts w:ascii="Times New Roman" w:hAnsi="Times New Roman" w:cs="Times New Roman"/>
-          <w:lang w:val="en-US"/>
-        </w:rPr>
-        <w:t xml:space="preserve"> </w:t>
-      </w:r>
-      <w:r>
-        <w:rPr>
-          <w:rFonts w:ascii="Times New Roman" w:hAnsi="Times New Roman" w:cs="Times New Roman"/>
-        </w:rPr>
-        <w:t>прямоугольник</w:t>
-      </w:r>
-      <w:r>
-        <w:rPr>
-          <w:rFonts w:ascii="Times New Roman" w:hAnsi="Times New Roman" w:cs="Times New Roman"/>
-          <w:lang w:val="en-US"/>
-        </w:rPr>
-        <w:t xml:space="preserve"> </w:t>
-      </w:r>
-      <w:r>
-        <w:rPr>
-          <w:rFonts w:ascii="Times New Roman" w:hAnsi="Times New Roman" w:cs="Times New Roman"/>
-        </w:rPr>
-        <w:t>для</w:t>
-      </w:r>
-      <w:r>
-        <w:rPr>
-          <w:rFonts w:ascii="Times New Roman" w:hAnsi="Times New Roman" w:cs="Times New Roman"/>
-          <w:lang w:val="en-US"/>
-        </w:rPr>
-        <w:t xml:space="preserve"> </w:t>
-      </w:r>
-      <w:r>
-        <w:rPr>
-          <w:rFonts w:ascii="Times New Roman" w:hAnsi="Times New Roman" w:cs="Times New Roman"/>
-        </w:rPr>
-        <w:t>отладки</w:t>
-      </w:r>
-    </w:p>
-    <w:p>
-      <w:pPr>
-        <w:pStyle w:val="a7"/>
-        <w:numPr>
-          <w:ilvl w:val="0"/>
-          <w:numId w:val="6"/>
-        </w:numPr>
-        <w:rPr>
-          <w:rFonts w:ascii="Times New Roman" w:hAnsi="Times New Roman" w:cs="Times New Roman"/>
-          <w:lang w:val="en-US"/>
-        </w:rPr>
-      </w:pPr>
-      <w:proofErr w:type="spellStart"/>
-      <w:r>
-        <w:rPr>
-          <w:rFonts w:ascii="Times New Roman" w:hAnsi="Times New Roman" w:cs="Times New Roman"/>
-          <w:lang w:val="en-US"/>
-        </w:rPr>
-        <w:t>displayGame</w:t>
-      </w:r>
-      <w:proofErr w:type="spellEnd"/>
-      <w:r>
-        <w:rPr>
-          <w:rFonts w:ascii="Times New Roman" w:hAnsi="Times New Roman" w:cs="Times New Roman"/>
-          <w:lang w:val="en-US"/>
-        </w:rPr>
-        <w:t xml:space="preserve"> () – </w:t>
-      </w:r>
-      <w:r>
-        <w:rPr>
-          <w:rFonts w:ascii="Times New Roman" w:hAnsi="Times New Roman" w:cs="Times New Roman"/>
-        </w:rPr>
-        <w:t>выводит на экран нарисованное</w:t>
-      </w:r>
-    </w:p>
-    <w:p>
-      <w:pPr>
-        <w:pStyle w:val="a7"/>
-        <w:numPr>
-          <w:ilvl w:val="0"/>
-          <w:numId w:val="6"/>
-        </w:numPr>
-        <w:rPr>
-          <w:rFonts w:ascii="Times New Roman" w:hAnsi="Times New Roman" w:cs="Times New Roman"/>
-          <w:lang w:val="en-US"/>
-        </w:rPr>
-      </w:pPr>
-      <w:proofErr w:type="spellStart"/>
-      <w:r>
-        <w:rPr>
-          <w:rFonts w:ascii="Times New Roman" w:hAnsi="Times New Roman" w:cs="Times New Roman"/>
-          <w:lang w:val="en-US"/>
-        </w:rPr>
-        <w:t>pollEvent</w:t>
-      </w:r>
-      <w:proofErr w:type="spellEnd"/>
-      <w:r>
-        <w:rPr>
-          <w:rFonts w:ascii="Times New Roman" w:hAnsi="Times New Roman" w:cs="Times New Roman"/>
-          <w:lang w:val="en-US"/>
-        </w:rPr>
-        <w:t xml:space="preserve"> (event: Event): bool – </w:t>
-      </w:r>
-      <w:r>
-        <w:rPr>
-          <w:rFonts w:ascii="Times New Roman" w:hAnsi="Times New Roman" w:cs="Times New Roman"/>
-        </w:rPr>
-        <w:t>читает</w:t>
-      </w:r>
-      <w:r>
-        <w:rPr>
-          <w:rFonts w:ascii="Times New Roman" w:hAnsi="Times New Roman" w:cs="Times New Roman"/>
-          <w:lang w:val="en-US"/>
-        </w:rPr>
-        <w:t xml:space="preserve"> </w:t>
-      </w:r>
-      <w:r>
-        <w:rPr>
-          <w:rFonts w:ascii="Times New Roman" w:hAnsi="Times New Roman" w:cs="Times New Roman"/>
-        </w:rPr>
-        <w:t>события</w:t>
-      </w:r>
-      <w:r>
-        <w:rPr>
-          <w:rFonts w:ascii="Times New Roman" w:hAnsi="Times New Roman" w:cs="Times New Roman"/>
-          <w:lang w:val="en-US"/>
-        </w:rPr>
-        <w:t xml:space="preserve"> </w:t>
-      </w:r>
-      <w:r>
-        <w:rPr>
-          <w:rFonts w:ascii="Times New Roman" w:hAnsi="Times New Roman" w:cs="Times New Roman"/>
-        </w:rPr>
-        <w:t>из</w:t>
-      </w:r>
-      <w:r>
-        <w:rPr>
-          <w:rFonts w:ascii="Times New Roman" w:hAnsi="Times New Roman" w:cs="Times New Roman"/>
-          <w:lang w:val="en-US"/>
-        </w:rPr>
-        <w:t xml:space="preserve"> </w:t>
-      </w:r>
-      <w:r>
-        <w:rPr>
-          <w:rFonts w:ascii="Times New Roman" w:hAnsi="Times New Roman" w:cs="Times New Roman"/>
-        </w:rPr>
-        <w:t>окна</w:t>
-      </w:r>
-    </w:p>
-    <w:p>
-      <w:pPr>
-        <w:pStyle w:val="a7"/>
-        <w:numPr>
-          <w:ilvl w:val="0"/>
-          <w:numId w:val="6"/>
-        </w:numPr>
-        <w:rPr>
-          <w:rFonts w:ascii="Times New Roman" w:hAnsi="Times New Roman" w:cs="Times New Roman"/>
-          <w:lang w:val="en-US"/>
-        </w:rPr>
-      </w:pPr>
-      <w:proofErr w:type="spellStart"/>
-      <w:r>
-        <w:rPr>
-          <w:rFonts w:ascii="Times New Roman" w:hAnsi="Times New Roman" w:cs="Times New Roman"/>
-          <w:lang w:val="en-US"/>
-        </w:rPr>
-        <w:t>closeScreen</w:t>
-      </w:r>
-      <w:proofErr w:type="spellEnd"/>
-      <w:r>
-        <w:rPr>
-          <w:rFonts w:ascii="Times New Roman" w:hAnsi="Times New Roman" w:cs="Times New Roman"/>
-        </w:rPr>
-        <w:t xml:space="preserve"> () – закрывает окно</w:t>
-      </w:r>
-    </w:p>
-    <w:p>
-      <w:pPr>
-        <w:pStyle w:val="a7"/>
-        <w:numPr>
-          <w:ilvl w:val="0"/>
-          <w:numId w:val="6"/>
-        </w:numPr>
-        <w:rPr>
-          <w:rFonts w:ascii="Times New Roman" w:hAnsi="Times New Roman" w:cs="Times New Roman"/>
         </w:rPr>
       </w:pPr>
       <w:r>
@@ -2111,18 +1716,18 @@
           <w:rFonts w:ascii="Times New Roman" w:hAnsi="Times New Roman" w:cs="Times New Roman"/>
         </w:rPr>
         <w:drawing>
-          <wp:anchor distT="0" distB="0" distL="114300" distR="114300" simplePos="0" relativeHeight="251660288" behindDoc="0" locked="0" layoutInCell="1" allowOverlap="1" wp14:anchorId="7C442D32" wp14:editId="7DC5B4CE">
+          <wp:anchor distT="0" distB="0" distL="114300" distR="114300" simplePos="0" relativeHeight="251660288" behindDoc="0" locked="0" layoutInCell="1" allowOverlap="1" wp14:anchorId="341FC688" wp14:editId="753C110A">
             <wp:simplePos x="0" y="0"/>
-            <wp:positionH relativeFrom="page">
+            <wp:positionH relativeFrom="margin">
               <wp:align>center</wp:align>
             </wp:positionH>
             <wp:positionV relativeFrom="paragraph">
-              <wp:posOffset>308610</wp:posOffset>
+              <wp:posOffset>416854</wp:posOffset>
             </wp:positionV>
-            <wp:extent cx="4795610" cy="3476625"/>
-            <wp:effectExtent l="0" t="0" r="5080" b="0"/>
+            <wp:extent cx="2954655" cy="2602865"/>
+            <wp:effectExtent l="0" t="0" r="0" b="6985"/>
             <wp:wrapTopAndBottom/>
-            <wp:docPr id="1437380758" name="Рисунок 1"/>
+            <wp:docPr id="412667215" name="Рисунок 1"/>
             <wp:cNvGraphicFramePr>
               <a:graphicFrameLocks xmlns:a="http://schemas.openxmlformats.org/drawingml/2006/main" noChangeAspect="1"/>
             </wp:cNvGraphicFramePr>
@@ -2130,11 +1735,11 @@
               <a:graphicData uri="http://schemas.openxmlformats.org/drawingml/2006/picture">
                 <pic:pic xmlns:pic="http://schemas.openxmlformats.org/drawingml/2006/picture">
                   <pic:nvPicPr>
-                    <pic:cNvPr id="1437380758" name=""/>
+                    <pic:cNvPr id="412667215" name=""/>
                     <pic:cNvPicPr/>
                   </pic:nvPicPr>
                   <pic:blipFill>
-                    <a:blip r:embed="rId7">
+                    <a:blip r:embed="rId7" cstate="print">
                       <a:extLst>
                         <a:ext uri="{28A0092B-C50C-407E-A947-70E740481C1C}">
                           <a14:useLocalDpi xmlns:a14="http://schemas.microsoft.com/office/drawing/2010/main" val="0"/>
@@ -2148,7 +1753,7 @@
                   <pic:spPr>
                     <a:xfrm>
                       <a:off x="0" y="0"/>
-                      <a:ext cx="4795610" cy="3476625"/>
+                      <a:ext cx="2954655" cy="2602865"/>
                     </a:xfrm>
                     <a:prstGeom prst="rect">
                       <a:avLst/>
@@ -2157,6 +1762,12 @@
                 </pic:pic>
               </a:graphicData>
             </a:graphic>
+            <wp14:sizeRelH relativeFrom="margin">
+              <wp14:pctWidth>0</wp14:pctWidth>
+            </wp14:sizeRelH>
+            <wp14:sizeRelV relativeFrom="margin">
+              <wp14:pctHeight>0</wp14:pctHeight>
+            </wp14:sizeRelV>
           </wp:anchor>
         </w:drawing>
       </w:r>
@@ -2166,33 +1777,20 @@
           <w:rFonts w:ascii="Times New Roman" w:hAnsi="Times New Roman" w:cs="Times New Roman"/>
           <w:lang w:val="en-US"/>
         </w:rPr>
-        <w:t>isOpen</w:t>
+        <w:t>onEnter</w:t>
       </w:r>
       <w:proofErr w:type="spellEnd"/>
       <w:r>
         <w:rPr>
           <w:rFonts w:ascii="Times New Roman" w:hAnsi="Times New Roman" w:cs="Times New Roman"/>
         </w:rPr>
-        <w:t xml:space="preserve"> (): </w:t>
-      </w:r>
-      <w:r>
-        <w:rPr>
-          <w:rFonts w:ascii="Times New Roman" w:hAnsi="Times New Roman" w:cs="Times New Roman"/>
-          <w:lang w:val="en-US"/>
-        </w:rPr>
-        <w:t>bool</w:t>
-      </w:r>
-      <w:r>
-        <w:rPr>
-          <w:rFonts w:ascii="Times New Roman" w:hAnsi="Times New Roman" w:cs="Times New Roman"/>
-        </w:rPr>
-        <w:t xml:space="preserve"> – проверяет, отк</w:t>
-      </w:r>
-      <w:r>
-        <w:rPr>
-          <w:rFonts w:ascii="Times New Roman" w:hAnsi="Times New Roman" w:cs="Times New Roman"/>
-        </w:rPr>
-        <w:t>рыто ли окно</w:t>
+        <w:t xml:space="preserve"> ()</w:t>
+      </w:r>
+      <w:r>
+        <w:rPr>
+          <w:rFonts w:ascii="Times New Roman" w:hAnsi="Times New Roman" w:cs="Times New Roman"/>
+        </w:rPr>
+        <w:t xml:space="preserve"> – вызывается при входе игрока в локацию</w:t>
       </w:r>
     </w:p>
     <w:p>
@@ -2204,14 +1802,8 @@
     </w:p>
     <w:p>
       <w:pPr>
-        <w:rPr>
-          <w:rFonts w:ascii="Times New Roman" w:hAnsi="Times New Roman" w:cs="Times New Roman"/>
-        </w:rPr>
-      </w:pPr>
-    </w:p>
-    <w:p>
-      <w:pPr>
         <w:ind w:left="709"/>
+        <w:jc w:val="both"/>
         <w:rPr>
           <w:rFonts w:ascii="Times New Roman" w:hAnsi="Times New Roman" w:cs="Times New Roman"/>
         </w:rPr>
@@ -2222,7 +1814,7 @@
           <w:b/>
           <w:bCs/>
         </w:rPr>
-        <w:t>Взаимодействие:</w:t>
+        <w:t>Взаимодействия:</w:t>
       </w:r>
       <w:r>
         <w:rPr>
@@ -2233,23 +1825,9 @@
       <w:r>
         <w:rPr>
           <w:rFonts w:ascii="Times New Roman" w:hAnsi="Times New Roman" w:cs="Times New Roman"/>
-        </w:rPr>
-        <w:t xml:space="preserve">использует </w:t>
-      </w:r>
-      <w:proofErr w:type="spellStart"/>
-      <w:r>
-        <w:rPr>
-          <w:rFonts w:ascii="Times New Roman" w:hAnsi="Times New Roman" w:cs="Times New Roman"/>
-          <w:lang w:val="en-US"/>
-        </w:rPr>
-        <w:t>ResourceManager</w:t>
-      </w:r>
-      <w:proofErr w:type="spellEnd"/>
-      <w:r>
-        <w:rPr>
-          <w:rFonts w:ascii="Times New Roman" w:hAnsi="Times New Roman" w:cs="Times New Roman"/>
-        </w:rPr>
-        <w:t xml:space="preserve"> для получения текстур и шрифтов.</w:t>
+          <w:lang w:val="en-US"/>
+        </w:rPr>
+        <w:t>Location</w:t>
       </w:r>
       <w:r>
         <w:rPr>
@@ -2261,7 +1839,7 @@
         <w:rPr>
           <w:rFonts w:ascii="Times New Roman" w:hAnsi="Times New Roman" w:cs="Times New Roman"/>
         </w:rPr>
-        <w:t xml:space="preserve">Вызывается из </w:t>
+        <w:t xml:space="preserve">используется </w:t>
       </w:r>
       <w:r>
         <w:rPr>
@@ -2274,28 +1852,46 @@
         <w:rPr>
           <w:rFonts w:ascii="Times New Roman" w:hAnsi="Times New Roman" w:cs="Times New Roman"/>
         </w:rPr>
+        <w:t xml:space="preserve"> (текущая локация). Через</w:t>
+      </w:r>
+      <w:r>
+        <w:rPr>
+          <w:rFonts w:ascii="Times New Roman" w:hAnsi="Times New Roman" w:cs="Times New Roman"/>
+        </w:rPr>
         <w:t xml:space="preserve"> </w:t>
       </w:r>
       <w:r>
         <w:rPr>
           <w:rFonts w:ascii="Times New Roman" w:hAnsi="Times New Roman" w:cs="Times New Roman"/>
-        </w:rPr>
-        <w:t xml:space="preserve">для каждого кадра: сначала </w:t>
-      </w:r>
-      <w:proofErr w:type="spellStart"/>
-      <w:r>
-        <w:rPr>
-          <w:rFonts w:ascii="Times New Roman" w:hAnsi="Times New Roman" w:cs="Times New Roman"/>
-          <w:lang w:val="en-US"/>
-        </w:rPr>
-        <w:t>clearColor</w:t>
-      </w:r>
-      <w:proofErr w:type="spellEnd"/>
-      <w:r>
-        <w:rPr>
-          <w:rFonts w:ascii="Times New Roman" w:hAnsi="Times New Roman" w:cs="Times New Roman"/>
-        </w:rPr>
-        <w:t>, затем отрисовка всех</w:t>
+          <w:lang w:val="en-US"/>
+        </w:rPr>
+        <w:t>connections</w:t>
+      </w:r>
+      <w:r>
+        <w:rPr>
+          <w:rFonts w:ascii="Times New Roman" w:hAnsi="Times New Roman" w:cs="Times New Roman"/>
+        </w:rPr>
+        <w:t>_</w:t>
+      </w:r>
+      <w:r>
+        <w:rPr>
+          <w:rFonts w:ascii="Times New Roman" w:hAnsi="Times New Roman" w:cs="Times New Roman"/>
+          <w:lang w:val="en-US"/>
+        </w:rPr>
+        <w:t>loc</w:t>
+      </w:r>
+      <w:r>
+        <w:rPr>
+          <w:rFonts w:ascii="Times New Roman" w:hAnsi="Times New Roman" w:cs="Times New Roman"/>
+        </w:rPr>
+        <w:t xml:space="preserve"> связывается с другими локациями, образуя граф мира. Содержит </w:t>
+      </w:r>
+      <w:r>
+        <w:rPr>
+          <w:rFonts w:ascii="Times New Roman" w:hAnsi="Times New Roman" w:cs="Times New Roman"/>
+          <w:lang w:val="en-US"/>
+        </w:rPr>
+        <w:t>NPC</w:t>
       </w:r>
       <w:r>
         <w:rPr>
@@ -2307,35 +1903,20 @@
         <w:rPr>
           <w:rFonts w:ascii="Times New Roman" w:hAnsi="Times New Roman" w:cs="Times New Roman"/>
         </w:rPr>
-        <w:t xml:space="preserve">объектов (локации, </w:t>
-      </w:r>
-      <w:r>
-        <w:rPr>
-          <w:rFonts w:ascii="Times New Roman" w:hAnsi="Times New Roman" w:cs="Times New Roman"/>
-          <w:lang w:val="en-US"/>
-        </w:rPr>
-        <w:t>NPC</w:t>
-      </w:r>
-      <w:r>
-        <w:rPr>
-          <w:rFonts w:ascii="Times New Roman" w:hAnsi="Times New Roman" w:cs="Times New Roman"/>
-        </w:rPr>
-        <w:t xml:space="preserve">, игрока), затем </w:t>
-      </w:r>
-      <w:proofErr w:type="spellStart"/>
-      <w:r>
-        <w:rPr>
-          <w:rFonts w:ascii="Times New Roman" w:hAnsi="Times New Roman" w:cs="Times New Roman"/>
-          <w:lang w:val="en-US"/>
-        </w:rPr>
-        <w:t>displayGame</w:t>
-      </w:r>
-      <w:proofErr w:type="spellEnd"/>
-      <w:r>
-        <w:rPr>
-          <w:rFonts w:ascii="Times New Roman" w:hAnsi="Times New Roman" w:cs="Times New Roman"/>
-        </w:rPr>
-        <w:t>.</w:t>
+        <w:t xml:space="preserve">и </w:t>
+      </w:r>
+      <w:r>
+        <w:rPr>
+          <w:rFonts w:ascii="Times New Roman" w:hAnsi="Times New Roman" w:cs="Times New Roman"/>
+          <w:lang w:val="en-US"/>
+        </w:rPr>
+        <w:t>Enemy</w:t>
+      </w:r>
+      <w:r>
+        <w:rPr>
+          <w:rFonts w:ascii="Times New Roman" w:hAnsi="Times New Roman" w:cs="Times New Roman"/>
+        </w:rPr>
+        <w:t>, которые взаимодействуют с игроком при посещении.</w:t>
       </w:r>
     </w:p>
     <w:p>
@@ -2357,20 +1938,26 @@
           <w:bCs/>
           <w:lang w:val="en-US"/>
         </w:rPr>
-        <w:t>ResourceManager</w:t>
+        <w:t>CombatSystem</w:t>
       </w:r>
       <w:proofErr w:type="spellEnd"/>
       <w:r>
         <w:rPr>
           <w:rFonts w:ascii="Times New Roman" w:hAnsi="Times New Roman" w:cs="Times New Roman"/>
         </w:rPr>
-        <w:t xml:space="preserve"> – </w:t>
-      </w:r>
-      <w:r>
-        <w:rPr>
-          <w:rFonts w:ascii="Times New Roman" w:hAnsi="Times New Roman" w:cs="Times New Roman"/>
-        </w:rPr>
-        <w:t>загружает и хранит всех игровых ресурсов: текстур, шрифтов, звуков, музыки. Предотвращает дублирование загрузки.</w:t>
+        <w:t xml:space="preserve"> - </w:t>
+      </w:r>
+      <w:r>
+        <w:rPr>
+          <w:rFonts w:ascii="Times New Roman" w:hAnsi="Times New Roman" w:cs="Times New Roman"/>
+        </w:rPr>
+        <w:t>о</w:t>
+      </w:r>
+      <w:r>
+        <w:rPr>
+          <w:rFonts w:ascii="Times New Roman" w:hAnsi="Times New Roman" w:cs="Times New Roman"/>
+        </w:rPr>
+        <w:t>рганизует пошаговый бой между игроком и врагами. Хранит участников, управляет очередью ходов, обрабатывает действия.</w:t>
       </w:r>
     </w:p>
     <w:p>
@@ -2393,78 +1980,25 @@
         <w:pStyle w:val="a7"/>
         <w:numPr>
           <w:ilvl w:val="0"/>
-          <w:numId w:val="7"/>
+          <w:numId w:val="10"/>
         </w:numPr>
         <w:rPr>
           <w:rFonts w:ascii="Times New Roman" w:hAnsi="Times New Roman" w:cs="Times New Roman"/>
           <w:lang w:val="en-US"/>
         </w:rPr>
       </w:pPr>
-      <w:proofErr w:type="spellStart"/>
-      <w:r>
-        <w:rPr>
-          <w:rFonts w:ascii="Times New Roman" w:hAnsi="Times New Roman" w:cs="Times New Roman"/>
-          <w:lang w:val="en-US"/>
-        </w:rPr>
-        <w:t>textures</w:t>
-      </w:r>
-      <w:r>
-        <w:rPr>
-          <w:rFonts w:ascii="Times New Roman" w:hAnsi="Times New Roman" w:cs="Times New Roman"/>
-          <w:lang w:val="en-US"/>
-        </w:rPr>
-        <w:t>_</w:t>
-      </w:r>
-      <w:r>
-        <w:rPr>
-          <w:rFonts w:ascii="Times New Roman" w:hAnsi="Times New Roman" w:cs="Times New Roman"/>
-          <w:lang w:val="en-US"/>
-        </w:rPr>
-        <w:t>game</w:t>
-      </w:r>
-      <w:proofErr w:type="spellEnd"/>
-      <w:r>
-        <w:rPr>
-          <w:rFonts w:ascii="Times New Roman" w:hAnsi="Times New Roman" w:cs="Times New Roman"/>
-          <w:lang w:val="en-US"/>
-        </w:rPr>
-        <w:t>:</w:t>
-      </w:r>
-      <w:r>
-        <w:rPr>
-          <w:rFonts w:ascii="Times New Roman" w:hAnsi="Times New Roman" w:cs="Times New Roman"/>
-          <w:lang w:val="en-US"/>
-        </w:rPr>
-        <w:t xml:space="preserve"> Map&lt;string, </w:t>
-      </w:r>
-      <w:proofErr w:type="gramStart"/>
-      <w:r>
-        <w:rPr>
-          <w:rFonts w:ascii="Times New Roman" w:hAnsi="Times New Roman" w:cs="Times New Roman"/>
-          <w:lang w:val="en-US"/>
-        </w:rPr>
-        <w:t>sf::</w:t>
-      </w:r>
-      <w:proofErr w:type="gramEnd"/>
-      <w:r>
-        <w:rPr>
-          <w:rFonts w:ascii="Times New Roman" w:hAnsi="Times New Roman" w:cs="Times New Roman"/>
-          <w:lang w:val="en-US"/>
-        </w:rPr>
-        <w:t>Texture&gt;</w:t>
-      </w:r>
-      <w:r>
-        <w:rPr>
-          <w:rFonts w:ascii="Times New Roman" w:hAnsi="Times New Roman" w:cs="Times New Roman"/>
-          <w:lang w:val="en-US"/>
-        </w:rPr>
-        <w:t xml:space="preserve">– </w:t>
-      </w:r>
-      <w:r>
-        <w:rPr>
-          <w:rFonts w:ascii="Times New Roman" w:hAnsi="Times New Roman" w:cs="Times New Roman"/>
-        </w:rPr>
-        <w:t>массив</w:t>
+      <w:r>
+        <w:rPr>
+          <w:rFonts w:ascii="Times New Roman" w:hAnsi="Times New Roman" w:cs="Times New Roman"/>
+          <w:lang w:val="en-US"/>
+        </w:rPr>
+        <w:t xml:space="preserve">participants: List&lt;Combatant&gt; - </w:t>
+      </w:r>
+      <w:r>
+        <w:rPr>
+          <w:rFonts w:ascii="Times New Roman" w:hAnsi="Times New Roman" w:cs="Times New Roman"/>
+        </w:rPr>
+        <w:t>все</w:t>
       </w:r>
       <w:r>
         <w:rPr>
@@ -2477,7 +2011,7 @@
         <w:rPr>
           <w:rFonts w:ascii="Times New Roman" w:hAnsi="Times New Roman" w:cs="Times New Roman"/>
         </w:rPr>
-        <w:t>загруженных</w:t>
+        <w:t>участники</w:t>
       </w:r>
       <w:r>
         <w:rPr>
@@ -2490,7 +2024,7 @@
         <w:rPr>
           <w:rFonts w:ascii="Times New Roman" w:hAnsi="Times New Roman" w:cs="Times New Roman"/>
         </w:rPr>
-        <w:t>текстур</w:t>
+        <w:t>боя</w:t>
       </w:r>
     </w:p>
     <w:p>
@@ -2498,25 +2032,22 @@
         <w:pStyle w:val="a7"/>
         <w:numPr>
           <w:ilvl w:val="0"/>
-          <w:numId w:val="7"/>
+          <w:numId w:val="10"/>
         </w:numPr>
         <w:rPr>
           <w:rFonts w:ascii="Times New Roman" w:hAnsi="Times New Roman" w:cs="Times New Roman"/>
-          <w:lang w:val="en-US"/>
-        </w:rPr>
-      </w:pPr>
-      <w:proofErr w:type="spellStart"/>
-      <w:r>
-        <w:rPr>
-          <w:rFonts w:ascii="Times New Roman" w:hAnsi="Times New Roman" w:cs="Times New Roman"/>
-          <w:lang w:val="en-US"/>
-        </w:rPr>
-        <w:t>fonts</w:t>
-      </w:r>
-      <w:r>
-        <w:rPr>
-          <w:rFonts w:ascii="Times New Roman" w:hAnsi="Times New Roman" w:cs="Times New Roman"/>
-          <w:lang w:val="en-US"/>
+        </w:rPr>
+      </w:pPr>
+      <w:r>
+        <w:rPr>
+          <w:rFonts w:ascii="Times New Roman" w:hAnsi="Times New Roman" w:cs="Times New Roman"/>
+          <w:lang w:val="en-US"/>
+        </w:rPr>
+        <w:t>turn</w:t>
+      </w:r>
+      <w:r>
+        <w:rPr>
+          <w:rFonts w:ascii="Times New Roman" w:hAnsi="Times New Roman" w:cs="Times New Roman"/>
         </w:rPr>
         <w:t>_</w:t>
       </w:r>
@@ -2525,56 +2056,49 @@
           <w:rFonts w:ascii="Times New Roman" w:hAnsi="Times New Roman" w:cs="Times New Roman"/>
           <w:lang w:val="en-US"/>
         </w:rPr>
-        <w:t>game</w:t>
-      </w:r>
-      <w:proofErr w:type="spellEnd"/>
-      <w:r>
-        <w:rPr>
-          <w:rFonts w:ascii="Times New Roman" w:hAnsi="Times New Roman" w:cs="Times New Roman"/>
-          <w:lang w:val="en-US"/>
-        </w:rPr>
-        <w:t>:</w:t>
-      </w:r>
-      <w:r>
-        <w:rPr>
-          <w:rFonts w:ascii="Times New Roman" w:hAnsi="Times New Roman" w:cs="Times New Roman"/>
-          <w:lang w:val="en-US"/>
-        </w:rPr>
-        <w:t xml:space="preserve"> Map&lt;string, </w:t>
-      </w:r>
-      <w:proofErr w:type="gramStart"/>
-      <w:r>
-        <w:rPr>
-          <w:rFonts w:ascii="Times New Roman" w:hAnsi="Times New Roman" w:cs="Times New Roman"/>
-          <w:lang w:val="en-US"/>
-        </w:rPr>
-        <w:t>sf::</w:t>
-      </w:r>
-      <w:proofErr w:type="gramEnd"/>
-      <w:r>
-        <w:rPr>
-          <w:rFonts w:ascii="Times New Roman" w:hAnsi="Times New Roman" w:cs="Times New Roman"/>
-          <w:lang w:val="en-US"/>
-        </w:rPr>
-        <w:t>Font&gt;</w:t>
-      </w:r>
-      <w:r>
-        <w:rPr>
-          <w:rFonts w:ascii="Times New Roman" w:hAnsi="Times New Roman" w:cs="Times New Roman"/>
-          <w:lang w:val="en-US"/>
-        </w:rPr>
-        <w:t xml:space="preserve">– </w:t>
-      </w:r>
-      <w:r>
-        <w:rPr>
-          <w:rFonts w:ascii="Times New Roman" w:hAnsi="Times New Roman" w:cs="Times New Roman"/>
-        </w:rPr>
-        <w:t>загруженные</w:t>
-      </w:r>
-      <w:r>
-        <w:rPr>
-          <w:rFonts w:ascii="Times New Roman" w:hAnsi="Times New Roman" w:cs="Times New Roman"/>
-          <w:lang w:val="en-US"/>
+        <w:t>order</w:t>
+      </w:r>
+      <w:r>
+        <w:rPr>
+          <w:rFonts w:ascii="Times New Roman" w:hAnsi="Times New Roman" w:cs="Times New Roman"/>
+        </w:rPr>
+        <w:t xml:space="preserve">: </w:t>
+      </w:r>
+      <w:r>
+        <w:rPr>
+          <w:rFonts w:ascii="Times New Roman" w:hAnsi="Times New Roman" w:cs="Times New Roman"/>
+          <w:lang w:val="en-US"/>
+        </w:rPr>
+        <w:t>Queue</w:t>
+      </w:r>
+      <w:r>
+        <w:rPr>
+          <w:rFonts w:ascii="Times New Roman" w:hAnsi="Times New Roman" w:cs="Times New Roman"/>
+        </w:rPr>
+        <w:t>&lt;</w:t>
+      </w:r>
+      <w:r>
+        <w:rPr>
+          <w:rFonts w:ascii="Times New Roman" w:hAnsi="Times New Roman" w:cs="Times New Roman"/>
+          <w:lang w:val="en-US"/>
+        </w:rPr>
+        <w:t>Combatant</w:t>
+      </w:r>
+      <w:r>
+        <w:rPr>
+          <w:rFonts w:ascii="Times New Roman" w:hAnsi="Times New Roman" w:cs="Times New Roman"/>
+        </w:rPr>
+        <w:t xml:space="preserve">&gt; - </w:t>
+      </w:r>
+      <w:r>
+        <w:rPr>
+          <w:rFonts w:ascii="Times New Roman" w:hAnsi="Times New Roman" w:cs="Times New Roman"/>
+        </w:rPr>
+        <w:t>очередь</w:t>
+      </w:r>
+      <w:r>
+        <w:rPr>
+          <w:rFonts w:ascii="Times New Roman" w:hAnsi="Times New Roman" w:cs="Times New Roman"/>
         </w:rPr>
         <w:t xml:space="preserve"> </w:t>
       </w:r>
@@ -2582,7 +2106,41 @@
         <w:rPr>
           <w:rFonts w:ascii="Times New Roman" w:hAnsi="Times New Roman" w:cs="Times New Roman"/>
         </w:rPr>
-        <w:t>шрифты</w:t>
+        <w:t xml:space="preserve">ходов </w:t>
+      </w:r>
+      <w:r>
+        <w:rPr>
+          <w:rFonts w:ascii="Times New Roman" w:hAnsi="Times New Roman" w:cs="Times New Roman"/>
+        </w:rPr>
+        <w:t>(</w:t>
+      </w:r>
+      <w:r>
+        <w:rPr>
+          <w:rFonts w:ascii="Times New Roman" w:hAnsi="Times New Roman" w:cs="Times New Roman"/>
+        </w:rPr>
+        <w:t>рассчитывается по инициативе</w:t>
+      </w:r>
+      <w:r>
+        <w:rPr>
+          <w:rFonts w:ascii="Times New Roman" w:hAnsi="Times New Roman" w:cs="Times New Roman"/>
+        </w:rPr>
+        <w:t>)</w:t>
+      </w:r>
+    </w:p>
+    <w:p>
+      <w:pPr>
+        <w:pStyle w:val="a7"/>
+        <w:ind w:left="1416"/>
+        <w:rPr>
+          <w:rFonts w:ascii="Times New Roman" w:hAnsi="Times New Roman" w:cs="Times New Roman"/>
+          <w:lang w:val="en-US"/>
+        </w:rPr>
+      </w:pPr>
+      <w:r>
+        <w:rPr>
+          <w:rFonts w:ascii="Times New Roman" w:hAnsi="Times New Roman" w:cs="Times New Roman"/>
+        </w:rPr>
+        <w:t>Методы:</w:t>
       </w:r>
     </w:p>
     <w:p>
@@ -2590,11 +2148,10 @@
         <w:pStyle w:val="a7"/>
         <w:numPr>
           <w:ilvl w:val="0"/>
-          <w:numId w:val="7"/>
+          <w:numId w:val="11"/>
         </w:numPr>
         <w:rPr>
           <w:rFonts w:ascii="Times New Roman" w:hAnsi="Times New Roman" w:cs="Times New Roman"/>
-          <w:lang w:val="en-US"/>
         </w:rPr>
       </w:pPr>
       <w:proofErr w:type="spellStart"/>
@@ -2603,65 +2160,89 @@
           <w:rFonts w:ascii="Times New Roman" w:hAnsi="Times New Roman" w:cs="Times New Roman"/>
           <w:lang w:val="en-US"/>
         </w:rPr>
-        <w:t>sounds_game</w:t>
+        <w:t>startCombat</w:t>
       </w:r>
       <w:proofErr w:type="spellEnd"/>
       <w:r>
         <w:rPr>
           <w:rFonts w:ascii="Times New Roman" w:hAnsi="Times New Roman" w:cs="Times New Roman"/>
-          <w:lang w:val="en-US"/>
-        </w:rPr>
-        <w:t>:</w:t>
-      </w:r>
-      <w:r>
-        <w:rPr>
-          <w:rFonts w:ascii="Times New Roman" w:hAnsi="Times New Roman" w:cs="Times New Roman"/>
-          <w:lang w:val="en-US"/>
-        </w:rPr>
-        <w:t xml:space="preserve"> Map&lt;string, </w:t>
-      </w:r>
-      <w:proofErr w:type="gramStart"/>
-      <w:r>
-        <w:rPr>
-          <w:rFonts w:ascii="Times New Roman" w:hAnsi="Times New Roman" w:cs="Times New Roman"/>
-          <w:lang w:val="en-US"/>
-        </w:rPr>
-        <w:t>sf::</w:t>
-      </w:r>
-      <w:proofErr w:type="spellStart"/>
-      <w:proofErr w:type="gramEnd"/>
-      <w:r>
-        <w:rPr>
-          <w:rFonts w:ascii="Times New Roman" w:hAnsi="Times New Roman" w:cs="Times New Roman"/>
-          <w:lang w:val="en-US"/>
-        </w:rPr>
-        <w:t>SoundBuffer</w:t>
-      </w:r>
-      <w:proofErr w:type="spellEnd"/>
-      <w:r>
-        <w:rPr>
-          <w:rFonts w:ascii="Times New Roman" w:hAnsi="Times New Roman" w:cs="Times New Roman"/>
-          <w:lang w:val="en-US"/>
-        </w:rPr>
-        <w:t xml:space="preserve">&gt; </w:t>
-      </w:r>
-      <w:r>
-        <w:rPr>
-          <w:rFonts w:ascii="Times New Roman" w:hAnsi="Times New Roman" w:cs="Times New Roman"/>
-          <w:lang w:val="en-US"/>
-        </w:rPr>
-        <w:t xml:space="preserve">– </w:t>
-      </w:r>
-      <w:r>
-        <w:rPr>
-          <w:rFonts w:ascii="Times New Roman" w:hAnsi="Times New Roman" w:cs="Times New Roman"/>
-        </w:rPr>
-        <w:t>звуковые</w:t>
-      </w:r>
-      <w:r>
-        <w:rPr>
-          <w:rFonts w:ascii="Times New Roman" w:hAnsi="Times New Roman" w:cs="Times New Roman"/>
-          <w:lang w:val="en-US"/>
+        </w:rPr>
+        <w:t xml:space="preserve"> (</w:t>
+      </w:r>
+      <w:r>
+        <w:rPr>
+          <w:rFonts w:ascii="Times New Roman" w:hAnsi="Times New Roman" w:cs="Times New Roman"/>
+          <w:lang w:val="en-US"/>
+        </w:rPr>
+        <w:t>player</w:t>
+      </w:r>
+      <w:r>
+        <w:rPr>
+          <w:rFonts w:ascii="Times New Roman" w:hAnsi="Times New Roman" w:cs="Times New Roman"/>
+        </w:rPr>
+        <w:t xml:space="preserve">: </w:t>
+      </w:r>
+      <w:r>
+        <w:rPr>
+          <w:rFonts w:ascii="Times New Roman" w:hAnsi="Times New Roman" w:cs="Times New Roman"/>
+          <w:lang w:val="en-US"/>
+        </w:rPr>
+        <w:t>Player</w:t>
+      </w:r>
+      <w:r>
+        <w:rPr>
+          <w:rFonts w:ascii="Times New Roman" w:hAnsi="Times New Roman" w:cs="Times New Roman"/>
+        </w:rPr>
+        <w:t xml:space="preserve">, </w:t>
+      </w:r>
+      <w:r>
+        <w:rPr>
+          <w:rFonts w:ascii="Times New Roman" w:hAnsi="Times New Roman" w:cs="Times New Roman"/>
+          <w:lang w:val="en-US"/>
+        </w:rPr>
+        <w:t>enemies</w:t>
+      </w:r>
+      <w:r>
+        <w:rPr>
+          <w:rFonts w:ascii="Times New Roman" w:hAnsi="Times New Roman" w:cs="Times New Roman"/>
+        </w:rPr>
+        <w:t xml:space="preserve">: </w:t>
+      </w:r>
+      <w:r>
+        <w:rPr>
+          <w:rFonts w:ascii="Times New Roman" w:hAnsi="Times New Roman" w:cs="Times New Roman"/>
+          <w:lang w:val="en-US"/>
+        </w:rPr>
+        <w:t>List</w:t>
+      </w:r>
+      <w:r>
+        <w:rPr>
+          <w:rFonts w:ascii="Times New Roman" w:hAnsi="Times New Roman" w:cs="Times New Roman"/>
+        </w:rPr>
+        <w:t>&lt;</w:t>
+      </w:r>
+      <w:r>
+        <w:rPr>
+          <w:rFonts w:ascii="Times New Roman" w:hAnsi="Times New Roman" w:cs="Times New Roman"/>
+          <w:lang w:val="en-US"/>
+        </w:rPr>
+        <w:t>Enemy</w:t>
+      </w:r>
+      <w:r>
+        <w:rPr>
+          <w:rFonts w:ascii="Times New Roman" w:hAnsi="Times New Roman" w:cs="Times New Roman"/>
+        </w:rPr>
+        <w:t xml:space="preserve">&gt;) – </w:t>
+      </w:r>
+      <w:r>
+        <w:rPr>
+          <w:rFonts w:ascii="Times New Roman" w:hAnsi="Times New Roman" w:cs="Times New Roman"/>
+        </w:rPr>
+        <w:t>инициализирует</w:t>
+      </w:r>
+      <w:r>
+        <w:rPr>
+          <w:rFonts w:ascii="Times New Roman" w:hAnsi="Times New Roman" w:cs="Times New Roman"/>
         </w:rPr>
         <w:t xml:space="preserve"> </w:t>
       </w:r>
@@ -2669,7 +2250,43 @@
         <w:rPr>
           <w:rFonts w:ascii="Times New Roman" w:hAnsi="Times New Roman" w:cs="Times New Roman"/>
         </w:rPr>
-        <w:t>буферы</w:t>
+        <w:t>бой</w:t>
+      </w:r>
+      <w:r>
+        <w:rPr>
+          <w:rFonts w:ascii="Times New Roman" w:hAnsi="Times New Roman" w:cs="Times New Roman"/>
+        </w:rPr>
+        <w:t xml:space="preserve">, </w:t>
+      </w:r>
+      <w:r>
+        <w:rPr>
+          <w:rFonts w:ascii="Times New Roman" w:hAnsi="Times New Roman" w:cs="Times New Roman"/>
+        </w:rPr>
+        <w:t>добавляет</w:t>
+      </w:r>
+      <w:r>
+        <w:rPr>
+          <w:rFonts w:ascii="Times New Roman" w:hAnsi="Times New Roman" w:cs="Times New Roman"/>
+        </w:rPr>
+        <w:t xml:space="preserve"> </w:t>
+      </w:r>
+      <w:r>
+        <w:rPr>
+          <w:rFonts w:ascii="Times New Roman" w:hAnsi="Times New Roman" w:cs="Times New Roman"/>
+        </w:rPr>
+        <w:t>участников</w:t>
+      </w:r>
+      <w:r>
+        <w:rPr>
+          <w:rFonts w:ascii="Times New Roman" w:hAnsi="Times New Roman" w:cs="Times New Roman"/>
+        </w:rPr>
+        <w:t xml:space="preserve">, </w:t>
+      </w:r>
+      <w:r>
+        <w:rPr>
+          <w:rFonts w:ascii="Times New Roman" w:hAnsi="Times New Roman" w:cs="Times New Roman"/>
+        </w:rPr>
+        <w:t>рассчитывает порядок ходов</w:t>
       </w:r>
     </w:p>
     <w:p>
@@ -2677,11 +2294,10 @@
         <w:pStyle w:val="a7"/>
         <w:numPr>
           <w:ilvl w:val="0"/>
-          <w:numId w:val="7"/>
+          <w:numId w:val="11"/>
         </w:numPr>
         <w:rPr>
           <w:rFonts w:ascii="Times New Roman" w:hAnsi="Times New Roman" w:cs="Times New Roman"/>
-          <w:lang w:val="en-US"/>
         </w:rPr>
       </w:pPr>
       <w:proofErr w:type="spellStart"/>
@@ -2690,56 +2306,52 @@
           <w:rFonts w:ascii="Times New Roman" w:hAnsi="Times New Roman" w:cs="Times New Roman"/>
           <w:lang w:val="en-US"/>
         </w:rPr>
-        <w:t>music_game</w:t>
+        <w:t>executeAction</w:t>
       </w:r>
       <w:proofErr w:type="spellEnd"/>
       <w:r>
         <w:rPr>
           <w:rFonts w:ascii="Times New Roman" w:hAnsi="Times New Roman" w:cs="Times New Roman"/>
-          <w:lang w:val="en-US"/>
-        </w:rPr>
-        <w:t>:</w:t>
-      </w:r>
-      <w:r>
-        <w:rPr>
-          <w:rFonts w:ascii="Times New Roman" w:hAnsi="Times New Roman" w:cs="Times New Roman"/>
-          <w:lang w:val="en-US"/>
-        </w:rPr>
-        <w:t xml:space="preserve"> Map&lt;string, </w:t>
-      </w:r>
-      <w:proofErr w:type="gramStart"/>
-      <w:r>
-        <w:rPr>
-          <w:rFonts w:ascii="Times New Roman" w:hAnsi="Times New Roman" w:cs="Times New Roman"/>
-          <w:lang w:val="en-US"/>
-        </w:rPr>
-        <w:t>sf::</w:t>
-      </w:r>
-      <w:proofErr w:type="gramEnd"/>
-      <w:r>
-        <w:rPr>
-          <w:rFonts w:ascii="Times New Roman" w:hAnsi="Times New Roman" w:cs="Times New Roman"/>
-          <w:lang w:val="en-US"/>
-        </w:rPr>
-        <w:t xml:space="preserve">Music&gt; </w:t>
-      </w:r>
-      <w:r>
-        <w:rPr>
-          <w:rFonts w:ascii="Times New Roman" w:hAnsi="Times New Roman" w:cs="Times New Roman"/>
-          <w:lang w:val="en-US"/>
-        </w:rPr>
-        <w:t xml:space="preserve">– </w:t>
-      </w:r>
-      <w:r>
-        <w:rPr>
-          <w:rFonts w:ascii="Times New Roman" w:hAnsi="Times New Roman" w:cs="Times New Roman"/>
-        </w:rPr>
-        <w:t>музыкальные</w:t>
-      </w:r>
-      <w:r>
-        <w:rPr>
-          <w:rFonts w:ascii="Times New Roman" w:hAnsi="Times New Roman" w:cs="Times New Roman"/>
-          <w:lang w:val="en-US"/>
+        </w:rPr>
+        <w:t xml:space="preserve"> (</w:t>
+      </w:r>
+      <w:r>
+        <w:rPr>
+          <w:rFonts w:ascii="Times New Roman" w:hAnsi="Times New Roman" w:cs="Times New Roman"/>
+          <w:lang w:val="en-US"/>
+        </w:rPr>
+        <w:t>action</w:t>
+      </w:r>
+      <w:r>
+        <w:rPr>
+          <w:rFonts w:ascii="Times New Roman" w:hAnsi="Times New Roman" w:cs="Times New Roman"/>
+        </w:rPr>
+        <w:t xml:space="preserve">: </w:t>
+      </w:r>
+      <w:proofErr w:type="spellStart"/>
+      <w:r>
+        <w:rPr>
+          <w:rFonts w:ascii="Times New Roman" w:hAnsi="Times New Roman" w:cs="Times New Roman"/>
+          <w:lang w:val="en-US"/>
+        </w:rPr>
+        <w:t>CombatAction</w:t>
+      </w:r>
+      <w:proofErr w:type="spellEnd"/>
+      <w:r>
+        <w:rPr>
+          <w:rFonts w:ascii="Times New Roman" w:hAnsi="Times New Roman" w:cs="Times New Roman"/>
+        </w:rPr>
+        <w:t xml:space="preserve">) – </w:t>
+      </w:r>
+      <w:r>
+        <w:rPr>
+          <w:rFonts w:ascii="Times New Roman" w:hAnsi="Times New Roman" w:cs="Times New Roman"/>
+        </w:rPr>
+        <w:t>выполняет</w:t>
+      </w:r>
+      <w:r>
+        <w:rPr>
+          <w:rFonts w:ascii="Times New Roman" w:hAnsi="Times New Roman" w:cs="Times New Roman"/>
         </w:rPr>
         <w:t xml:space="preserve"> </w:t>
       </w:r>
@@ -2747,21 +2359,37 @@
         <w:rPr>
           <w:rFonts w:ascii="Times New Roman" w:hAnsi="Times New Roman" w:cs="Times New Roman"/>
         </w:rPr>
-        <w:t>файлы</w:t>
-      </w:r>
-    </w:p>
-    <w:p>
-      <w:pPr>
-        <w:ind w:left="1416"/>
-        <w:rPr>
-          <w:rFonts w:ascii="Times New Roman" w:hAnsi="Times New Roman" w:cs="Times New Roman"/>
-        </w:rPr>
-      </w:pPr>
-      <w:r>
-        <w:rPr>
-          <w:rFonts w:ascii="Times New Roman" w:hAnsi="Times New Roman" w:cs="Times New Roman"/>
-        </w:rPr>
-        <w:t>Методы:</w:t>
+        <w:t>действие</w:t>
+      </w:r>
+      <w:r>
+        <w:rPr>
+          <w:rFonts w:ascii="Times New Roman" w:hAnsi="Times New Roman" w:cs="Times New Roman"/>
+        </w:rPr>
+        <w:t xml:space="preserve"> (</w:t>
+      </w:r>
+      <w:r>
+        <w:rPr>
+          <w:rFonts w:ascii="Times New Roman" w:hAnsi="Times New Roman" w:cs="Times New Roman"/>
+        </w:rPr>
+        <w:t>атака</w:t>
+      </w:r>
+      <w:r>
+        <w:rPr>
+          <w:rFonts w:ascii="Times New Roman" w:hAnsi="Times New Roman" w:cs="Times New Roman"/>
+        </w:rPr>
+        <w:t xml:space="preserve">, </w:t>
+      </w:r>
+      <w:r>
+        <w:rPr>
+          <w:rFonts w:ascii="Times New Roman" w:hAnsi="Times New Roman" w:cs="Times New Roman"/>
+        </w:rPr>
+        <w:t>использование предмета, способность</w:t>
+      </w:r>
+      <w:r>
+        <w:rPr>
+          <w:rFonts w:ascii="Times New Roman" w:hAnsi="Times New Roman" w:cs="Times New Roman"/>
+        </w:rPr>
+        <w:t>)</w:t>
       </w:r>
     </w:p>
     <w:p>
@@ -2769,7 +2397,7 @@
         <w:pStyle w:val="a7"/>
         <w:numPr>
           <w:ilvl w:val="0"/>
-          <w:numId w:val="8"/>
+          <w:numId w:val="11"/>
         </w:numPr>
         <w:rPr>
           <w:rFonts w:ascii="Times New Roman" w:hAnsi="Times New Roman" w:cs="Times New Roman"/>
@@ -2781,717 +2409,46 @@
           <w:rFonts w:ascii="Times New Roman" w:hAnsi="Times New Roman" w:cs="Times New Roman"/>
           <w:lang w:val="en-US"/>
         </w:rPr>
-        <w:lastRenderedPageBreak/>
-        <w:t>loadTexture</w:t>
+        <w:t>endCombat</w:t>
       </w:r>
       <w:proofErr w:type="spellEnd"/>
       <w:r>
         <w:rPr>
           <w:rFonts w:ascii="Times New Roman" w:hAnsi="Times New Roman" w:cs="Times New Roman"/>
         </w:rPr>
-        <w:t xml:space="preserve"> (</w:t>
-      </w:r>
-      <w:r>
-        <w:rPr>
-          <w:rFonts w:ascii="Times New Roman" w:hAnsi="Times New Roman" w:cs="Times New Roman"/>
-          <w:lang w:val="en-US"/>
-        </w:rPr>
-        <w:t>id</w:t>
-      </w:r>
-      <w:r>
-        <w:rPr>
-          <w:rFonts w:ascii="Times New Roman" w:hAnsi="Times New Roman" w:cs="Times New Roman"/>
-        </w:rPr>
-        <w:t xml:space="preserve">: </w:t>
-      </w:r>
-      <w:r>
-        <w:rPr>
-          <w:rFonts w:ascii="Times New Roman" w:hAnsi="Times New Roman" w:cs="Times New Roman"/>
-          <w:lang w:val="en-US"/>
-        </w:rPr>
-        <w:t>string</w:t>
-      </w:r>
-      <w:r>
-        <w:rPr>
-          <w:rFonts w:ascii="Times New Roman" w:hAnsi="Times New Roman" w:cs="Times New Roman"/>
-        </w:rPr>
-        <w:t xml:space="preserve">, </w:t>
-      </w:r>
-      <w:r>
-        <w:rPr>
-          <w:rFonts w:ascii="Times New Roman" w:hAnsi="Times New Roman" w:cs="Times New Roman"/>
-          <w:lang w:val="en-US"/>
-        </w:rPr>
-        <w:t>path</w:t>
-      </w:r>
-      <w:r>
-        <w:rPr>
-          <w:rFonts w:ascii="Times New Roman" w:hAnsi="Times New Roman" w:cs="Times New Roman"/>
-        </w:rPr>
-        <w:t xml:space="preserve">: </w:t>
-      </w:r>
-      <w:r>
-        <w:rPr>
-          <w:rFonts w:ascii="Times New Roman" w:hAnsi="Times New Roman" w:cs="Times New Roman"/>
-          <w:lang w:val="en-US"/>
-        </w:rPr>
-        <w:t>string</w:t>
-      </w:r>
-      <w:r>
-        <w:rPr>
-          <w:rFonts w:ascii="Times New Roman" w:hAnsi="Times New Roman" w:cs="Times New Roman"/>
-        </w:rPr>
-        <w:t xml:space="preserve">): </w:t>
-      </w:r>
-      <w:r>
-        <w:rPr>
-          <w:rFonts w:ascii="Times New Roman" w:hAnsi="Times New Roman" w:cs="Times New Roman"/>
-          <w:lang w:val="en-US"/>
-        </w:rPr>
-        <w:t>bool</w:t>
-      </w:r>
-      <w:r>
-        <w:rPr>
-          <w:rFonts w:ascii="Times New Roman" w:hAnsi="Times New Roman" w:cs="Times New Roman"/>
-        </w:rPr>
-        <w:t xml:space="preserve"> – </w:t>
-      </w:r>
-      <w:r>
-        <w:rPr>
-          <w:rFonts w:ascii="Times New Roman" w:hAnsi="Times New Roman" w:cs="Times New Roman"/>
-        </w:rPr>
-        <w:t>загружает</w:t>
-      </w:r>
-      <w:r>
-        <w:rPr>
-          <w:rFonts w:ascii="Times New Roman" w:hAnsi="Times New Roman" w:cs="Times New Roman"/>
-        </w:rPr>
-        <w:t xml:space="preserve"> </w:t>
-      </w:r>
-      <w:r>
-        <w:rPr>
-          <w:rFonts w:ascii="Times New Roman" w:hAnsi="Times New Roman" w:cs="Times New Roman"/>
-        </w:rPr>
-        <w:t>текстуру</w:t>
-      </w:r>
-      <w:r>
-        <w:rPr>
-          <w:rFonts w:ascii="Times New Roman" w:hAnsi="Times New Roman" w:cs="Times New Roman"/>
-        </w:rPr>
-        <w:t xml:space="preserve"> </w:t>
-      </w:r>
-      <w:r>
-        <w:rPr>
-          <w:rFonts w:ascii="Times New Roman" w:hAnsi="Times New Roman" w:cs="Times New Roman"/>
-        </w:rPr>
-        <w:t>из</w:t>
-      </w:r>
-      <w:r>
-        <w:rPr>
-          <w:rFonts w:ascii="Times New Roman" w:hAnsi="Times New Roman" w:cs="Times New Roman"/>
-        </w:rPr>
-        <w:t xml:space="preserve"> </w:t>
-      </w:r>
-      <w:r>
-        <w:rPr>
-          <w:rFonts w:ascii="Times New Roman" w:hAnsi="Times New Roman" w:cs="Times New Roman"/>
-        </w:rPr>
-        <w:t>файла</w:t>
-      </w:r>
-      <w:r>
-        <w:rPr>
-          <w:rFonts w:ascii="Times New Roman" w:hAnsi="Times New Roman" w:cs="Times New Roman"/>
-        </w:rPr>
-        <w:t xml:space="preserve"> </w:t>
-      </w:r>
-      <w:r>
-        <w:rPr>
-          <w:rFonts w:ascii="Times New Roman" w:hAnsi="Times New Roman" w:cs="Times New Roman"/>
-        </w:rPr>
-        <w:t>и</w:t>
-      </w:r>
-      <w:r>
-        <w:rPr>
-          <w:rFonts w:ascii="Times New Roman" w:hAnsi="Times New Roman" w:cs="Times New Roman"/>
-        </w:rPr>
-        <w:t xml:space="preserve"> </w:t>
-      </w:r>
-      <w:r>
-        <w:rPr>
-          <w:rFonts w:ascii="Times New Roman" w:hAnsi="Times New Roman" w:cs="Times New Roman"/>
-        </w:rPr>
-        <w:t xml:space="preserve">сохраняет под </w:t>
-      </w:r>
-      <w:r>
-        <w:rPr>
-          <w:rFonts w:ascii="Times New Roman" w:hAnsi="Times New Roman" w:cs="Times New Roman"/>
-          <w:lang w:val="en-US"/>
-        </w:rPr>
-        <w:t>ID</w:t>
+        <w:t xml:space="preserve"> ()</w:t>
+      </w:r>
+      <w:r>
+        <w:rPr>
+          <w:rFonts w:ascii="Times New Roman" w:hAnsi="Times New Roman" w:cs="Times New Roman"/>
+        </w:rPr>
+        <w:t xml:space="preserve"> – завершает бой, начисляет опыт и награду</w:t>
       </w:r>
     </w:p>
     <w:p>
       <w:pPr>
-        <w:pStyle w:val="a7"/>
-        <w:numPr>
-          <w:ilvl w:val="0"/>
-          <w:numId w:val="8"/>
-        </w:numPr>
-        <w:rPr>
-          <w:rFonts w:ascii="Times New Roman" w:hAnsi="Times New Roman" w:cs="Times New Roman"/>
-          <w:lang w:val="en-US"/>
-        </w:rPr>
-      </w:pPr>
-      <w:proofErr w:type="spellStart"/>
-      <w:r>
-        <w:rPr>
-          <w:rFonts w:ascii="Times New Roman" w:hAnsi="Times New Roman" w:cs="Times New Roman"/>
-          <w:lang w:val="en-US"/>
-        </w:rPr>
-        <w:t>getTexture</w:t>
-      </w:r>
-      <w:proofErr w:type="spellEnd"/>
-      <w:r>
-        <w:rPr>
-          <w:rFonts w:ascii="Times New Roman" w:hAnsi="Times New Roman" w:cs="Times New Roman"/>
-          <w:lang w:val="en-US"/>
-        </w:rPr>
-        <w:t xml:space="preserve"> (id: string): </w:t>
-      </w:r>
-      <w:proofErr w:type="gramStart"/>
-      <w:r>
-        <w:rPr>
-          <w:rFonts w:ascii="Times New Roman" w:hAnsi="Times New Roman" w:cs="Times New Roman"/>
-          <w:lang w:val="en-US"/>
-        </w:rPr>
-        <w:t>sf::</w:t>
-      </w:r>
-      <w:proofErr w:type="gramEnd"/>
-      <w:r>
-        <w:rPr>
-          <w:rFonts w:ascii="Times New Roman" w:hAnsi="Times New Roman" w:cs="Times New Roman"/>
-          <w:lang w:val="en-US"/>
-        </w:rPr>
-        <w:t>Texture</w:t>
-      </w:r>
-      <w:r>
-        <w:rPr>
-          <w:rFonts w:ascii="Times New Roman" w:hAnsi="Times New Roman" w:cs="Times New Roman"/>
-          <w:lang w:val="en-US"/>
-        </w:rPr>
-        <w:t xml:space="preserve"> </w:t>
-      </w:r>
-      <w:r>
-        <w:rPr>
-          <w:rFonts w:ascii="Times New Roman" w:hAnsi="Times New Roman" w:cs="Times New Roman"/>
-          <w:lang w:val="en-US"/>
-        </w:rPr>
-        <w:t>–</w:t>
-      </w:r>
-      <w:r>
-        <w:rPr>
-          <w:rFonts w:ascii="Times New Roman" w:hAnsi="Times New Roman" w:cs="Times New Roman"/>
-          <w:lang w:val="en-US"/>
-        </w:rPr>
-        <w:t xml:space="preserve"> </w:t>
-      </w:r>
-      <w:r>
-        <w:rPr>
-          <w:rFonts w:ascii="Times New Roman" w:hAnsi="Times New Roman" w:cs="Times New Roman"/>
-        </w:rPr>
-        <w:t>возвращает</w:t>
-      </w:r>
-      <w:r>
-        <w:rPr>
-          <w:rFonts w:ascii="Times New Roman" w:hAnsi="Times New Roman" w:cs="Times New Roman"/>
-          <w:lang w:val="en-US"/>
-        </w:rPr>
-        <w:t xml:space="preserve"> </w:t>
-      </w:r>
-      <w:r>
-        <w:rPr>
-          <w:rFonts w:ascii="Times New Roman" w:hAnsi="Times New Roman" w:cs="Times New Roman"/>
-        </w:rPr>
-        <w:t>текстуру</w:t>
-      </w:r>
-    </w:p>
-    <w:p>
-      <w:pPr>
-        <w:pStyle w:val="a7"/>
-        <w:numPr>
-          <w:ilvl w:val="0"/>
-          <w:numId w:val="8"/>
-        </w:numPr>
-        <w:rPr>
-          <w:rFonts w:ascii="Times New Roman" w:hAnsi="Times New Roman" w:cs="Times New Roman"/>
-          <w:lang w:val="en-US"/>
-        </w:rPr>
-      </w:pPr>
-      <w:proofErr w:type="spellStart"/>
-      <w:r>
-        <w:rPr>
-          <w:rFonts w:ascii="Times New Roman" w:hAnsi="Times New Roman" w:cs="Times New Roman"/>
-          <w:lang w:val="en-US"/>
-        </w:rPr>
-        <w:t>loadFont</w:t>
-      </w:r>
-      <w:proofErr w:type="spellEnd"/>
-      <w:r>
-        <w:rPr>
-          <w:rFonts w:ascii="Times New Roman" w:hAnsi="Times New Roman" w:cs="Times New Roman"/>
-          <w:lang w:val="en-US"/>
-        </w:rPr>
-        <w:t xml:space="preserve"> (</w:t>
-      </w:r>
-      <w:proofErr w:type="spellStart"/>
-      <w:proofErr w:type="gramStart"/>
-      <w:r>
-        <w:rPr>
-          <w:rFonts w:ascii="Times New Roman" w:hAnsi="Times New Roman" w:cs="Times New Roman"/>
-          <w:lang w:val="en-US"/>
-        </w:rPr>
-        <w:t>id:string</w:t>
-      </w:r>
-      <w:proofErr w:type="spellEnd"/>
-      <w:proofErr w:type="gramEnd"/>
-      <w:r>
-        <w:rPr>
-          <w:rFonts w:ascii="Times New Roman" w:hAnsi="Times New Roman" w:cs="Times New Roman"/>
-          <w:lang w:val="en-US"/>
-        </w:rPr>
-        <w:t>, path: string): bool</w:t>
-      </w:r>
-      <w:r>
-        <w:rPr>
-          <w:rFonts w:ascii="Times New Roman" w:hAnsi="Times New Roman" w:cs="Times New Roman"/>
-          <w:lang w:val="en-US"/>
-        </w:rPr>
-        <w:t xml:space="preserve"> </w:t>
-      </w:r>
-      <w:r>
-        <w:rPr>
-          <w:rFonts w:ascii="Times New Roman" w:hAnsi="Times New Roman" w:cs="Times New Roman"/>
-          <w:lang w:val="en-US"/>
-        </w:rPr>
-        <w:t>–</w:t>
-      </w:r>
-      <w:r>
-        <w:rPr>
-          <w:rFonts w:ascii="Times New Roman" w:hAnsi="Times New Roman" w:cs="Times New Roman"/>
-          <w:lang w:val="en-US"/>
-        </w:rPr>
-        <w:t xml:space="preserve"> </w:t>
-      </w:r>
-      <w:r>
-        <w:rPr>
-          <w:rFonts w:ascii="Times New Roman" w:hAnsi="Times New Roman" w:cs="Times New Roman"/>
-        </w:rPr>
-        <w:t>загружает</w:t>
-      </w:r>
-      <w:r>
-        <w:rPr>
-          <w:rFonts w:ascii="Times New Roman" w:hAnsi="Times New Roman" w:cs="Times New Roman"/>
-          <w:lang w:val="en-US"/>
-        </w:rPr>
-        <w:t xml:space="preserve"> </w:t>
-      </w:r>
-      <w:r>
-        <w:rPr>
-          <w:rFonts w:ascii="Times New Roman" w:hAnsi="Times New Roman" w:cs="Times New Roman"/>
-        </w:rPr>
-        <w:t>шрифт</w:t>
-      </w:r>
-    </w:p>
-    <w:p>
-      <w:pPr>
-        <w:pStyle w:val="a7"/>
-        <w:numPr>
-          <w:ilvl w:val="0"/>
-          <w:numId w:val="8"/>
-        </w:numPr>
-        <w:rPr>
-          <w:rFonts w:ascii="Times New Roman" w:hAnsi="Times New Roman" w:cs="Times New Roman"/>
-          <w:lang w:val="en-US"/>
-        </w:rPr>
-      </w:pPr>
-      <w:proofErr w:type="spellStart"/>
-      <w:r>
-        <w:rPr>
-          <w:rFonts w:ascii="Times New Roman" w:hAnsi="Times New Roman" w:cs="Times New Roman"/>
-          <w:lang w:val="en-US"/>
-        </w:rPr>
-        <w:t>getFont</w:t>
-      </w:r>
-      <w:proofErr w:type="spellEnd"/>
-      <w:r>
-        <w:rPr>
-          <w:rFonts w:ascii="Times New Roman" w:hAnsi="Times New Roman" w:cs="Times New Roman"/>
-          <w:lang w:val="en-US"/>
-        </w:rPr>
-        <w:t xml:space="preserve"> (id: string): </w:t>
-      </w:r>
-      <w:proofErr w:type="gramStart"/>
-      <w:r>
-        <w:rPr>
-          <w:rFonts w:ascii="Times New Roman" w:hAnsi="Times New Roman" w:cs="Times New Roman"/>
-          <w:lang w:val="en-US"/>
-        </w:rPr>
-        <w:t>sf::</w:t>
-      </w:r>
-      <w:proofErr w:type="gramEnd"/>
-      <w:r>
-        <w:rPr>
-          <w:rFonts w:ascii="Times New Roman" w:hAnsi="Times New Roman" w:cs="Times New Roman"/>
-          <w:lang w:val="en-US"/>
-        </w:rPr>
-        <w:t>Font</w:t>
-      </w:r>
-      <w:r>
-        <w:rPr>
-          <w:rFonts w:ascii="Times New Roman" w:hAnsi="Times New Roman" w:cs="Times New Roman"/>
-          <w:lang w:val="en-US"/>
-        </w:rPr>
-        <w:t xml:space="preserve"> </w:t>
-      </w:r>
-      <w:r>
-        <w:rPr>
-          <w:rFonts w:ascii="Times New Roman" w:hAnsi="Times New Roman" w:cs="Times New Roman"/>
-          <w:lang w:val="en-US"/>
-        </w:rPr>
-        <w:t>–</w:t>
-      </w:r>
-      <w:r>
-        <w:rPr>
-          <w:rFonts w:ascii="Times New Roman" w:hAnsi="Times New Roman" w:cs="Times New Roman"/>
-          <w:lang w:val="en-US"/>
-        </w:rPr>
-        <w:t xml:space="preserve"> </w:t>
-      </w:r>
-      <w:r>
-        <w:rPr>
-          <w:rFonts w:ascii="Times New Roman" w:hAnsi="Times New Roman" w:cs="Times New Roman"/>
-        </w:rPr>
-        <w:t>возвращает</w:t>
-      </w:r>
-      <w:r>
-        <w:rPr>
-          <w:rFonts w:ascii="Times New Roman" w:hAnsi="Times New Roman" w:cs="Times New Roman"/>
-          <w:lang w:val="en-US"/>
-        </w:rPr>
-        <w:t xml:space="preserve"> </w:t>
-      </w:r>
-      <w:r>
-        <w:rPr>
-          <w:rFonts w:ascii="Times New Roman" w:hAnsi="Times New Roman" w:cs="Times New Roman"/>
-        </w:rPr>
-        <w:t>шрифт</w:t>
-      </w:r>
-    </w:p>
-    <w:p>
-      <w:pPr>
-        <w:pStyle w:val="a7"/>
-        <w:numPr>
-          <w:ilvl w:val="0"/>
-          <w:numId w:val="8"/>
-        </w:numPr>
-        <w:rPr>
-          <w:rFonts w:ascii="Times New Roman" w:hAnsi="Times New Roman" w:cs="Times New Roman"/>
-          <w:lang w:val="en-US"/>
-        </w:rPr>
-      </w:pPr>
-      <w:proofErr w:type="spellStart"/>
-      <w:r>
-        <w:rPr>
-          <w:rFonts w:ascii="Times New Roman" w:hAnsi="Times New Roman" w:cs="Times New Roman"/>
-          <w:lang w:val="en-US"/>
-        </w:rPr>
-        <w:t>loadSound</w:t>
-      </w:r>
-      <w:proofErr w:type="spellEnd"/>
-      <w:r>
-        <w:rPr>
-          <w:rFonts w:ascii="Times New Roman" w:hAnsi="Times New Roman" w:cs="Times New Roman"/>
-          <w:lang w:val="en-US"/>
-        </w:rPr>
-        <w:t xml:space="preserve"> (id: string, path: string): bool</w:t>
-      </w:r>
-      <w:r>
-        <w:rPr>
-          <w:rFonts w:ascii="Times New Roman" w:hAnsi="Times New Roman" w:cs="Times New Roman"/>
-          <w:lang w:val="en-US"/>
-        </w:rPr>
-        <w:t xml:space="preserve"> </w:t>
-      </w:r>
-      <w:r>
-        <w:rPr>
-          <w:rFonts w:ascii="Times New Roman" w:hAnsi="Times New Roman" w:cs="Times New Roman"/>
-          <w:lang w:val="en-US"/>
-        </w:rPr>
-        <w:t>–</w:t>
-      </w:r>
-      <w:r>
-        <w:rPr>
-          <w:rFonts w:ascii="Times New Roman" w:hAnsi="Times New Roman" w:cs="Times New Roman"/>
-          <w:lang w:val="en-US"/>
-        </w:rPr>
-        <w:t xml:space="preserve"> </w:t>
-      </w:r>
-      <w:r>
-        <w:rPr>
-          <w:rFonts w:ascii="Times New Roman" w:hAnsi="Times New Roman" w:cs="Times New Roman"/>
-        </w:rPr>
-        <w:t>загружает</w:t>
-      </w:r>
-      <w:r>
-        <w:rPr>
-          <w:rFonts w:ascii="Times New Roman" w:hAnsi="Times New Roman" w:cs="Times New Roman"/>
-          <w:lang w:val="en-US"/>
-        </w:rPr>
-        <w:t xml:space="preserve"> </w:t>
-      </w:r>
-      <w:r>
-        <w:rPr>
-          <w:rFonts w:ascii="Times New Roman" w:hAnsi="Times New Roman" w:cs="Times New Roman"/>
-        </w:rPr>
-        <w:t>звук</w:t>
-      </w:r>
-    </w:p>
-    <w:p>
-      <w:pPr>
-        <w:pStyle w:val="a7"/>
-        <w:numPr>
-          <w:ilvl w:val="0"/>
-          <w:numId w:val="8"/>
-        </w:numPr>
-        <w:rPr>
-          <w:rFonts w:ascii="Times New Roman" w:hAnsi="Times New Roman" w:cs="Times New Roman"/>
-          <w:lang w:val="en-US"/>
-        </w:rPr>
-      </w:pPr>
-      <w:proofErr w:type="spellStart"/>
-      <w:r>
-        <w:rPr>
-          <w:rFonts w:ascii="Times New Roman" w:hAnsi="Times New Roman" w:cs="Times New Roman"/>
-          <w:lang w:val="en-US"/>
-        </w:rPr>
-        <w:t>getSoundBuffer</w:t>
-      </w:r>
-      <w:proofErr w:type="spellEnd"/>
-      <w:r>
-        <w:rPr>
-          <w:rFonts w:ascii="Times New Roman" w:hAnsi="Times New Roman" w:cs="Times New Roman"/>
-          <w:lang w:val="en-US"/>
-        </w:rPr>
-        <w:t xml:space="preserve"> (id: string): </w:t>
-      </w:r>
-      <w:proofErr w:type="gramStart"/>
-      <w:r>
-        <w:rPr>
-          <w:rFonts w:ascii="Times New Roman" w:hAnsi="Times New Roman" w:cs="Times New Roman"/>
-          <w:lang w:val="en-US"/>
-        </w:rPr>
-        <w:t>sf::</w:t>
-      </w:r>
-      <w:proofErr w:type="spellStart"/>
-      <w:proofErr w:type="gramEnd"/>
-      <w:r>
-        <w:rPr>
-          <w:rFonts w:ascii="Times New Roman" w:hAnsi="Times New Roman" w:cs="Times New Roman"/>
-          <w:lang w:val="en-US"/>
-        </w:rPr>
-        <w:t>SoundBuffer</w:t>
-      </w:r>
-      <w:proofErr w:type="spellEnd"/>
-      <w:r>
-        <w:rPr>
-          <w:rFonts w:ascii="Times New Roman" w:hAnsi="Times New Roman" w:cs="Times New Roman"/>
-          <w:lang w:val="en-US"/>
-        </w:rPr>
-        <w:t xml:space="preserve"> </w:t>
-      </w:r>
-      <w:r>
-        <w:rPr>
-          <w:rFonts w:ascii="Times New Roman" w:hAnsi="Times New Roman" w:cs="Times New Roman"/>
-          <w:lang w:val="en-US"/>
-        </w:rPr>
-        <w:t>–</w:t>
-      </w:r>
-      <w:r>
-        <w:rPr>
-          <w:rFonts w:ascii="Times New Roman" w:hAnsi="Times New Roman" w:cs="Times New Roman"/>
-          <w:lang w:val="en-US"/>
-        </w:rPr>
-        <w:t xml:space="preserve"> </w:t>
-      </w:r>
-      <w:r>
-        <w:rPr>
-          <w:rFonts w:ascii="Times New Roman" w:hAnsi="Times New Roman" w:cs="Times New Roman"/>
-        </w:rPr>
-        <w:t>возвращает</w:t>
-      </w:r>
-      <w:r>
-        <w:rPr>
-          <w:rFonts w:ascii="Times New Roman" w:hAnsi="Times New Roman" w:cs="Times New Roman"/>
-          <w:lang w:val="en-US"/>
-        </w:rPr>
-        <w:t xml:space="preserve"> </w:t>
-      </w:r>
-      <w:r>
-        <w:rPr>
-          <w:rFonts w:ascii="Times New Roman" w:hAnsi="Times New Roman" w:cs="Times New Roman"/>
-        </w:rPr>
-        <w:t>звук</w:t>
-      </w:r>
-    </w:p>
-    <w:p>
-      <w:pPr>
-        <w:pStyle w:val="a7"/>
-        <w:numPr>
-          <w:ilvl w:val="0"/>
-          <w:numId w:val="8"/>
-        </w:numPr>
-        <w:rPr>
-          <w:rFonts w:ascii="Times New Roman" w:hAnsi="Times New Roman" w:cs="Times New Roman"/>
-          <w:lang w:val="en-US"/>
-        </w:rPr>
-      </w:pPr>
-      <w:proofErr w:type="spellStart"/>
-      <w:r>
-        <w:rPr>
-          <w:rFonts w:ascii="Times New Roman" w:hAnsi="Times New Roman" w:cs="Times New Roman"/>
-          <w:lang w:val="en-US"/>
-        </w:rPr>
-        <w:t>playSound</w:t>
-      </w:r>
-      <w:proofErr w:type="spellEnd"/>
-      <w:r>
-        <w:rPr>
-          <w:rFonts w:ascii="Times New Roman" w:hAnsi="Times New Roman" w:cs="Times New Roman"/>
-          <w:lang w:val="en-US"/>
-        </w:rPr>
-        <w:t xml:space="preserve"> (id: </w:t>
-      </w:r>
-      <w:proofErr w:type="spellStart"/>
-      <w:r>
-        <w:rPr>
-          <w:rFonts w:ascii="Times New Roman" w:hAnsi="Times New Roman" w:cs="Times New Roman"/>
-          <w:lang w:val="en-US"/>
-        </w:rPr>
-        <w:t>strimg</w:t>
-      </w:r>
-      <w:proofErr w:type="spellEnd"/>
-      <w:r>
-        <w:rPr>
-          <w:rFonts w:ascii="Times New Roman" w:hAnsi="Times New Roman" w:cs="Times New Roman"/>
-          <w:lang w:val="en-US"/>
-        </w:rPr>
-        <w:t>)</w:t>
-      </w:r>
-      <w:r>
-        <w:rPr>
-          <w:rFonts w:ascii="Times New Roman" w:hAnsi="Times New Roman" w:cs="Times New Roman"/>
-        </w:rPr>
-        <w:t xml:space="preserve"> – воспроизводит звук</w:t>
-      </w:r>
-    </w:p>
-    <w:p>
-      <w:pPr>
-        <w:pStyle w:val="a7"/>
-        <w:numPr>
-          <w:ilvl w:val="0"/>
-          <w:numId w:val="8"/>
-        </w:numPr>
-        <w:rPr>
-          <w:rFonts w:ascii="Times New Roman" w:hAnsi="Times New Roman" w:cs="Times New Roman"/>
-          <w:lang w:val="en-US"/>
-        </w:rPr>
-      </w:pPr>
-      <w:proofErr w:type="spellStart"/>
-      <w:r>
-        <w:rPr>
-          <w:rFonts w:ascii="Times New Roman" w:hAnsi="Times New Roman" w:cs="Times New Roman"/>
-          <w:lang w:val="en-US"/>
-        </w:rPr>
-        <w:t>playMusic</w:t>
-      </w:r>
-      <w:proofErr w:type="spellEnd"/>
-      <w:r>
-        <w:rPr>
-          <w:rFonts w:ascii="Times New Roman" w:hAnsi="Times New Roman" w:cs="Times New Roman"/>
-          <w:lang w:val="en-US"/>
-        </w:rPr>
-        <w:t xml:space="preserve"> (id: string, loop: bool)</w:t>
-      </w:r>
-      <w:r>
-        <w:rPr>
-          <w:rFonts w:ascii="Times New Roman" w:hAnsi="Times New Roman" w:cs="Times New Roman"/>
-          <w:lang w:val="en-US"/>
-        </w:rPr>
-        <w:t xml:space="preserve"> </w:t>
-      </w:r>
-      <w:r>
-        <w:rPr>
-          <w:rFonts w:ascii="Times New Roman" w:hAnsi="Times New Roman" w:cs="Times New Roman"/>
-          <w:lang w:val="en-US"/>
-        </w:rPr>
-        <w:t>–</w:t>
-      </w:r>
-      <w:r>
-        <w:rPr>
-          <w:rFonts w:ascii="Times New Roman" w:hAnsi="Times New Roman" w:cs="Times New Roman"/>
-          <w:lang w:val="en-US"/>
-        </w:rPr>
-        <w:t xml:space="preserve"> </w:t>
-      </w:r>
-      <w:r>
-        <w:rPr>
-          <w:rFonts w:ascii="Times New Roman" w:hAnsi="Times New Roman" w:cs="Times New Roman"/>
-        </w:rPr>
-        <w:t>воспроизводит</w:t>
-      </w:r>
-      <w:r>
-        <w:rPr>
-          <w:rFonts w:ascii="Times New Roman" w:hAnsi="Times New Roman" w:cs="Times New Roman"/>
-          <w:lang w:val="en-US"/>
-        </w:rPr>
-        <w:t xml:space="preserve"> </w:t>
-      </w:r>
-      <w:r>
-        <w:rPr>
-          <w:rFonts w:ascii="Times New Roman" w:hAnsi="Times New Roman" w:cs="Times New Roman"/>
-        </w:rPr>
-        <w:t>музыку</w:t>
-      </w:r>
-    </w:p>
-    <w:p>
-      <w:pPr>
-        <w:pStyle w:val="a7"/>
-        <w:numPr>
-          <w:ilvl w:val="0"/>
-          <w:numId w:val="8"/>
-        </w:numPr>
-        <w:rPr>
-          <w:rFonts w:ascii="Times New Roman" w:hAnsi="Times New Roman" w:cs="Times New Roman"/>
-          <w:lang w:val="en-US"/>
-        </w:rPr>
-      </w:pPr>
-      <w:r>
-        <w:rPr>
-          <w:rFonts w:ascii="Times New Roman" w:hAnsi="Times New Roman" w:cs="Times New Roman"/>
-        </w:rPr>
+        <w:rPr>
+          <w:rFonts w:ascii="Times New Roman" w:hAnsi="Times New Roman" w:cs="Times New Roman"/>
+        </w:rPr>
+      </w:pPr>
+      <w:r>
+        <w:rPr>
+          <w:rFonts w:ascii="Times New Roman" w:hAnsi="Times New Roman" w:cs="Times New Roman"/>
+        </w:rPr>
+        <w:lastRenderedPageBreak/>
         <w:drawing>
-          <wp:anchor distT="0" distB="0" distL="114300" distR="114300" simplePos="0" relativeHeight="251661312" behindDoc="0" locked="0" layoutInCell="1" allowOverlap="1" wp14:anchorId="47C01D1D" wp14:editId="7DB3C83A">
+          <wp:anchor distT="0" distB="0" distL="114300" distR="114300" simplePos="0" relativeHeight="251661312" behindDoc="0" locked="0" layoutInCell="1" allowOverlap="1" wp14:anchorId="51EF76BE" wp14:editId="155DF1FF">
             <wp:simplePos x="0" y="0"/>
             <wp:positionH relativeFrom="page">
               <wp:align>center</wp:align>
             </wp:positionH>
             <wp:positionV relativeFrom="paragraph">
-              <wp:posOffset>403860</wp:posOffset>
+              <wp:posOffset>322</wp:posOffset>
             </wp:positionV>
-            <wp:extent cx="3943350" cy="3655028"/>
-            <wp:effectExtent l="0" t="0" r="0" b="3175"/>
+            <wp:extent cx="3981450" cy="2185670"/>
+            <wp:effectExtent l="0" t="0" r="0" b="5080"/>
             <wp:wrapTopAndBottom/>
-            <wp:docPr id="514696220" name="Рисунок 1"/>
+            <wp:docPr id="1722806554" name="Рисунок 1"/>
             <wp:cNvGraphicFramePr>
               <a:graphicFrameLocks xmlns:a="http://schemas.openxmlformats.org/drawingml/2006/main" noChangeAspect="1"/>
             </wp:cNvGraphicFramePr>
@@ -3499,7 +2456,7 @@
               <a:graphicData uri="http://schemas.openxmlformats.org/drawingml/2006/picture">
                 <pic:pic xmlns:pic="http://schemas.openxmlformats.org/drawingml/2006/picture">
                   <pic:nvPicPr>
-                    <pic:cNvPr id="514696220" name=""/>
+                    <pic:cNvPr id="1722806554" name=""/>
                     <pic:cNvPicPr/>
                   </pic:nvPicPr>
                   <pic:blipFill>
@@ -3517,7 +2474,7 @@
                   <pic:spPr>
                     <a:xfrm>
                       <a:off x="0" y="0"/>
-                      <a:ext cx="3943350" cy="3655028"/>
+                      <a:ext cx="3981450" cy="2185670"/>
                     </a:xfrm>
                     <a:prstGeom prst="rect">
                       <a:avLst/>
@@ -3529,79 +2486,210 @@
           </wp:anchor>
         </w:drawing>
       </w:r>
-      <w:proofErr w:type="spellStart"/>
-      <w:r>
-        <w:rPr>
-          <w:rFonts w:ascii="Times New Roman" w:hAnsi="Times New Roman" w:cs="Times New Roman"/>
-          <w:lang w:val="en-US"/>
-        </w:rPr>
-        <w:t>stopMusic</w:t>
-      </w:r>
-      <w:proofErr w:type="spellEnd"/>
-      <w:r>
-        <w:rPr>
-          <w:rFonts w:ascii="Times New Roman" w:hAnsi="Times New Roman" w:cs="Times New Roman"/>
-          <w:lang w:val="en-US"/>
-        </w:rPr>
-        <w:t xml:space="preserve"> ()</w:t>
-      </w:r>
-      <w:r>
-        <w:rPr>
-          <w:rFonts w:ascii="Times New Roman" w:hAnsi="Times New Roman" w:cs="Times New Roman"/>
-        </w:rPr>
-        <w:t xml:space="preserve"> – останавливает текущую музыку</w:t>
-      </w:r>
     </w:p>
     <w:p>
       <w:pPr>
-        <w:rPr>
-          <w:rFonts w:ascii="Times New Roman" w:hAnsi="Times New Roman" w:cs="Times New Roman"/>
-        </w:rPr>
-      </w:pPr>
+        <w:ind w:left="709"/>
+        <w:rPr>
+          <w:rFonts w:ascii="Times New Roman" w:hAnsi="Times New Roman" w:cs="Times New Roman"/>
+        </w:rPr>
+      </w:pPr>
+      <w:r>
+        <w:rPr>
+          <w:rFonts w:ascii="Times New Roman" w:hAnsi="Times New Roman" w:cs="Times New Roman"/>
+          <w:b/>
+          <w:bCs/>
+        </w:rPr>
+        <w:t xml:space="preserve">Взаимодействия: </w:t>
+      </w:r>
+      <w:proofErr w:type="spellStart"/>
+      <w:r>
+        <w:rPr>
+          <w:rFonts w:ascii="Times New Roman" w:hAnsi="Times New Roman" w:cs="Times New Roman"/>
+        </w:rPr>
+        <w:t>CombatSystem</w:t>
+      </w:r>
+      <w:proofErr w:type="spellEnd"/>
+      <w:r>
+        <w:rPr>
+          <w:rFonts w:ascii="Times New Roman" w:hAnsi="Times New Roman" w:cs="Times New Roman"/>
+        </w:rPr>
+        <w:t> вызывается из Game при столкновении с врагами. Использует интерфейс </w:t>
+      </w:r>
+      <w:proofErr w:type="spellStart"/>
+      <w:r>
+        <w:rPr>
+          <w:rFonts w:ascii="Times New Roman" w:hAnsi="Times New Roman" w:cs="Times New Roman"/>
+        </w:rPr>
+        <w:t>Combatant</w:t>
+      </w:r>
+      <w:proofErr w:type="spellEnd"/>
+      <w:r>
+        <w:rPr>
+          <w:rFonts w:ascii="Times New Roman" w:hAnsi="Times New Roman" w:cs="Times New Roman"/>
+        </w:rPr>
+        <w:t> для работы с Player и </w:t>
+      </w:r>
+      <w:proofErr w:type="spellStart"/>
+      <w:r>
+        <w:rPr>
+          <w:rFonts w:ascii="Times New Roman" w:hAnsi="Times New Roman" w:cs="Times New Roman"/>
+        </w:rPr>
+        <w:t>Enemy</w:t>
+      </w:r>
+      <w:proofErr w:type="spellEnd"/>
+      <w:r>
+        <w:rPr>
+          <w:rFonts w:ascii="Times New Roman" w:hAnsi="Times New Roman" w:cs="Times New Roman"/>
+        </w:rPr>
+        <w:t>. При выполнении действия применяет </w:t>
+      </w:r>
+      <w:proofErr w:type="spellStart"/>
+      <w:r>
+        <w:rPr>
+          <w:rFonts w:ascii="Times New Roman" w:hAnsi="Times New Roman" w:cs="Times New Roman"/>
+        </w:rPr>
+        <w:t>CombatAction</w:t>
+      </w:r>
+      <w:proofErr w:type="spellEnd"/>
+      <w:r>
+        <w:rPr>
+          <w:rFonts w:ascii="Times New Roman" w:hAnsi="Times New Roman" w:cs="Times New Roman"/>
+        </w:rPr>
+        <w:t>, который может содержать </w:t>
+      </w:r>
+      <w:proofErr w:type="spellStart"/>
+      <w:r>
+        <w:rPr>
+          <w:rFonts w:ascii="Times New Roman" w:hAnsi="Times New Roman" w:cs="Times New Roman"/>
+        </w:rPr>
+        <w:t>Effect</w:t>
+      </w:r>
+      <w:proofErr w:type="spellEnd"/>
+      <w:r>
+        <w:rPr>
+          <w:rFonts w:ascii="Times New Roman" w:hAnsi="Times New Roman" w:cs="Times New Roman"/>
+        </w:rPr>
+        <w:t>. После боя обновляет Player (опыт, инвентарь).</w:t>
+      </w:r>
     </w:p>
     <w:p>
       <w:pPr>
-        <w:rPr>
-          <w:rFonts w:ascii="Times New Roman" w:hAnsi="Times New Roman" w:cs="Times New Roman"/>
-        </w:rPr>
-      </w:pPr>
-      <w:r>
+        <w:pStyle w:val="a7"/>
+        <w:numPr>
+          <w:ilvl w:val="0"/>
+          <w:numId w:val="2"/>
+        </w:numPr>
         <w:rPr>
           <w:rFonts w:ascii="Times New Roman" w:hAnsi="Times New Roman" w:cs="Times New Roman"/>
           <w:b/>
           <w:bCs/>
         </w:rPr>
-        <w:t>Взаимодействие:</w:t>
-      </w:r>
-      <w:r>
-        <w:rPr>
-          <w:rFonts w:ascii="Times New Roman" w:hAnsi="Times New Roman" w:cs="Times New Roman"/>
-        </w:rPr>
-        <w:t xml:space="preserve"> используется </w:t>
-      </w:r>
-      <w:r>
-        <w:rPr>
-          <w:rFonts w:ascii="Times New Roman" w:hAnsi="Times New Roman" w:cs="Times New Roman"/>
-          <w:lang w:val="en-US"/>
-        </w:rPr>
-        <w:t>Renderer</w:t>
-      </w:r>
-      <w:r>
-        <w:rPr>
-          <w:rFonts w:ascii="Times New Roman" w:hAnsi="Times New Roman" w:cs="Times New Roman"/>
-        </w:rPr>
-        <w:t xml:space="preserve"> для получения ресурсов, а также </w:t>
-      </w:r>
-      <w:r>
-        <w:rPr>
-          <w:rFonts w:ascii="Times New Roman" w:hAnsi="Times New Roman" w:cs="Times New Roman"/>
-          <w:lang w:val="en-US"/>
-        </w:rPr>
-        <w:t>Game</w:t>
-      </w:r>
-      <w:r>
-        <w:rPr>
-          <w:rFonts w:ascii="Times New Roman" w:hAnsi="Times New Roman" w:cs="Times New Roman"/>
+      </w:pPr>
+      <w:r>
+        <w:rPr>
+          <w:rFonts w:ascii="Times New Roman" w:hAnsi="Times New Roman" w:cs="Times New Roman"/>
+          <w:b/>
+          <w:bCs/>
+          <w:lang w:val="en-US"/>
+        </w:rPr>
+        <w:t>Player</w:t>
+      </w:r>
+      <w:r>
+        <w:rPr>
+          <w:rFonts w:ascii="Times New Roman" w:hAnsi="Times New Roman" w:cs="Times New Roman"/>
+          <w:b/>
+          <w:bCs/>
+        </w:rPr>
+        <w:t xml:space="preserve"> -</w:t>
+      </w:r>
+      <w:r>
+        <w:rPr>
+          <w:rFonts w:ascii="Times New Roman" w:hAnsi="Times New Roman" w:cs="Times New Roman"/>
+        </w:rPr>
+        <w:t xml:space="preserve"> х</w:t>
+      </w:r>
+      <w:r>
+        <w:rPr>
+          <w:rFonts w:ascii="Times New Roman" w:hAnsi="Times New Roman" w:cs="Times New Roman"/>
+        </w:rPr>
+        <w:t>ранит все данные персонажа: уровень, опыт, характеристики, навыки, перки, инвентарь, репутацию, здоровье. Реализует интерфейс </w:t>
+      </w:r>
+      <w:proofErr w:type="spellStart"/>
+      <w:r>
+        <w:rPr>
+          <w:rFonts w:ascii="Times New Roman" w:hAnsi="Times New Roman" w:cs="Times New Roman"/>
+        </w:rPr>
+        <w:t>Combatant</w:t>
+      </w:r>
+      <w:proofErr w:type="spellEnd"/>
+      <w:r>
+        <w:rPr>
+          <w:rFonts w:ascii="Times New Roman" w:hAnsi="Times New Roman" w:cs="Times New Roman"/>
+        </w:rPr>
+        <w:t> для участия в бою.</w:t>
+      </w:r>
+    </w:p>
+    <w:p>
+      <w:pPr>
+        <w:pStyle w:val="a7"/>
+        <w:ind w:left="1416"/>
+        <w:rPr>
+          <w:rFonts w:ascii="Times New Roman" w:hAnsi="Times New Roman" w:cs="Times New Roman"/>
+        </w:rPr>
+      </w:pPr>
+      <w:r>
+        <w:rPr>
+          <w:rFonts w:ascii="Times New Roman" w:hAnsi="Times New Roman" w:cs="Times New Roman"/>
+        </w:rPr>
+        <w:t>Поля:</w:t>
+      </w:r>
+    </w:p>
+    <w:p>
+      <w:pPr>
+        <w:pStyle w:val="a7"/>
+        <w:numPr>
+          <w:ilvl w:val="0"/>
+          <w:numId w:val="12"/>
+        </w:numPr>
+        <w:rPr>
+          <w:rFonts w:ascii="Times New Roman" w:hAnsi="Times New Roman" w:cs="Times New Roman"/>
+          <w:lang w:val="en-US"/>
+        </w:rPr>
+      </w:pPr>
+      <w:proofErr w:type="spellStart"/>
+      <w:r>
+        <w:rPr>
+          <w:rFonts w:ascii="Times New Roman" w:hAnsi="Times New Roman" w:cs="Times New Roman"/>
+          <w:lang w:val="en-US"/>
+        </w:rPr>
+        <w:t>name_pl</w:t>
+      </w:r>
+      <w:proofErr w:type="spellEnd"/>
+      <w:r>
+        <w:rPr>
+          <w:rFonts w:ascii="Times New Roman" w:hAnsi="Times New Roman" w:cs="Times New Roman"/>
+          <w:lang w:val="en-US"/>
+        </w:rPr>
+        <w:t>: string</w:t>
+      </w:r>
+      <w:r>
+        <w:rPr>
+          <w:rFonts w:ascii="Times New Roman" w:hAnsi="Times New Roman" w:cs="Times New Roman"/>
+          <w:lang w:val="en-US"/>
+        </w:rPr>
+        <w:t xml:space="preserve"> – </w:t>
+      </w:r>
+      <w:r>
+        <w:rPr>
+          <w:rFonts w:ascii="Times New Roman" w:hAnsi="Times New Roman" w:cs="Times New Roman"/>
+        </w:rPr>
+        <w:t>имя</w:t>
+      </w:r>
+      <w:r>
+        <w:rPr>
+          <w:rFonts w:ascii="Times New Roman" w:hAnsi="Times New Roman" w:cs="Times New Roman"/>
+          <w:lang w:val="en-US"/>
         </w:rPr>
         <w:t xml:space="preserve"> </w:t>
       </w:r>
@@ -3609,7 +2697,1352 @@
         <w:rPr>
           <w:rFonts w:ascii="Times New Roman" w:hAnsi="Times New Roman" w:cs="Times New Roman"/>
         </w:rPr>
-        <w:t>для проигрывания звуков. Ресурсы загружаются при старте игры.</w:t>
+        <w:t>игрока</w:t>
+      </w:r>
+    </w:p>
+    <w:p>
+      <w:pPr>
+        <w:pStyle w:val="a7"/>
+        <w:numPr>
+          <w:ilvl w:val="0"/>
+          <w:numId w:val="12"/>
+        </w:numPr>
+        <w:rPr>
+          <w:rFonts w:ascii="Times New Roman" w:hAnsi="Times New Roman" w:cs="Times New Roman"/>
+        </w:rPr>
+      </w:pPr>
+      <w:r>
+        <w:rPr>
+          <w:rFonts w:ascii="Times New Roman" w:hAnsi="Times New Roman" w:cs="Times New Roman"/>
+          <w:lang w:val="en-US"/>
+        </w:rPr>
+        <w:t>level</w:t>
+      </w:r>
+      <w:r>
+        <w:rPr>
+          <w:rFonts w:ascii="Times New Roman" w:hAnsi="Times New Roman" w:cs="Times New Roman"/>
+        </w:rPr>
+        <w:t>_</w:t>
+      </w:r>
+      <w:r>
+        <w:rPr>
+          <w:rFonts w:ascii="Times New Roman" w:hAnsi="Times New Roman" w:cs="Times New Roman"/>
+          <w:lang w:val="en-US"/>
+        </w:rPr>
+        <w:t>pl</w:t>
+      </w:r>
+      <w:r>
+        <w:rPr>
+          <w:rFonts w:ascii="Times New Roman" w:hAnsi="Times New Roman" w:cs="Times New Roman"/>
+        </w:rPr>
+        <w:t xml:space="preserve">: </w:t>
+      </w:r>
+      <w:r>
+        <w:rPr>
+          <w:rFonts w:ascii="Times New Roman" w:hAnsi="Times New Roman" w:cs="Times New Roman"/>
+          <w:lang w:val="en-US"/>
+        </w:rPr>
+        <w:t>int</w:t>
+      </w:r>
+      <w:r>
+        <w:rPr>
+          <w:rFonts w:ascii="Times New Roman" w:hAnsi="Times New Roman" w:cs="Times New Roman"/>
+        </w:rPr>
+        <w:t xml:space="preserve"> – уровень игрока</w:t>
+      </w:r>
+    </w:p>
+    <w:p>
+      <w:pPr>
+        <w:pStyle w:val="a7"/>
+        <w:numPr>
+          <w:ilvl w:val="0"/>
+          <w:numId w:val="12"/>
+        </w:numPr>
+        <w:rPr>
+          <w:rFonts w:ascii="Times New Roman" w:hAnsi="Times New Roman" w:cs="Times New Roman"/>
+        </w:rPr>
+      </w:pPr>
+      <w:r>
+        <w:rPr>
+          <w:rFonts w:ascii="Times New Roman" w:hAnsi="Times New Roman" w:cs="Times New Roman"/>
+          <w:lang w:val="en-US"/>
+        </w:rPr>
+        <w:t>exp</w:t>
+      </w:r>
+      <w:r>
+        <w:rPr>
+          <w:rFonts w:ascii="Times New Roman" w:hAnsi="Times New Roman" w:cs="Times New Roman"/>
+        </w:rPr>
+        <w:t>_</w:t>
+      </w:r>
+      <w:r>
+        <w:rPr>
+          <w:rFonts w:ascii="Times New Roman" w:hAnsi="Times New Roman" w:cs="Times New Roman"/>
+          <w:lang w:val="en-US"/>
+        </w:rPr>
+        <w:t>pl</w:t>
+      </w:r>
+      <w:r>
+        <w:rPr>
+          <w:rFonts w:ascii="Times New Roman" w:hAnsi="Times New Roman" w:cs="Times New Roman"/>
+        </w:rPr>
+        <w:t xml:space="preserve">: </w:t>
+      </w:r>
+      <w:r>
+        <w:rPr>
+          <w:rFonts w:ascii="Times New Roman" w:hAnsi="Times New Roman" w:cs="Times New Roman"/>
+          <w:lang w:val="en-US"/>
+        </w:rPr>
+        <w:t>int</w:t>
+      </w:r>
+      <w:r>
+        <w:rPr>
+          <w:rFonts w:ascii="Times New Roman" w:hAnsi="Times New Roman" w:cs="Times New Roman"/>
+        </w:rPr>
+        <w:t xml:space="preserve"> – опыт игрока</w:t>
+      </w:r>
+    </w:p>
+    <w:p>
+      <w:pPr>
+        <w:pStyle w:val="a7"/>
+        <w:numPr>
+          <w:ilvl w:val="0"/>
+          <w:numId w:val="12"/>
+        </w:numPr>
+        <w:rPr>
+          <w:rFonts w:ascii="Times New Roman" w:hAnsi="Times New Roman" w:cs="Times New Roman"/>
+          <w:lang w:val="en-US"/>
+        </w:rPr>
+      </w:pPr>
+      <w:proofErr w:type="spellStart"/>
+      <w:r>
+        <w:rPr>
+          <w:rFonts w:ascii="Times New Roman" w:hAnsi="Times New Roman" w:cs="Times New Roman"/>
+          <w:lang w:val="en-US"/>
+        </w:rPr>
+        <w:t>stats_pl</w:t>
+      </w:r>
+      <w:proofErr w:type="spellEnd"/>
+      <w:r>
+        <w:rPr>
+          <w:rFonts w:ascii="Times New Roman" w:hAnsi="Times New Roman" w:cs="Times New Roman"/>
+          <w:lang w:val="en-US"/>
+        </w:rPr>
+        <w:t xml:space="preserve">: </w:t>
+      </w:r>
+      <w:proofErr w:type="spellStart"/>
+      <w:r>
+        <w:rPr>
+          <w:rFonts w:ascii="Times New Roman" w:hAnsi="Times New Roman" w:cs="Times New Roman"/>
+          <w:lang w:val="en-US"/>
+        </w:rPr>
+        <w:t>CharacterStats</w:t>
+      </w:r>
+      <w:proofErr w:type="spellEnd"/>
+      <w:r>
+        <w:rPr>
+          <w:rFonts w:ascii="Times New Roman" w:hAnsi="Times New Roman" w:cs="Times New Roman"/>
+          <w:lang w:val="en-US"/>
+        </w:rPr>
+        <w:t xml:space="preserve"> – </w:t>
+      </w:r>
+      <w:r>
+        <w:rPr>
+          <w:rFonts w:ascii="Times New Roman" w:hAnsi="Times New Roman" w:cs="Times New Roman"/>
+        </w:rPr>
+        <w:t>базовые</w:t>
+      </w:r>
+      <w:r>
+        <w:rPr>
+          <w:rFonts w:ascii="Times New Roman" w:hAnsi="Times New Roman" w:cs="Times New Roman"/>
+          <w:lang w:val="en-US"/>
+        </w:rPr>
+        <w:t xml:space="preserve"> </w:t>
+      </w:r>
+      <w:r>
+        <w:rPr>
+          <w:rFonts w:ascii="Times New Roman" w:hAnsi="Times New Roman" w:cs="Times New Roman"/>
+        </w:rPr>
+        <w:t>характеристики</w:t>
+      </w:r>
+    </w:p>
+    <w:p>
+      <w:pPr>
+        <w:pStyle w:val="a7"/>
+        <w:numPr>
+          <w:ilvl w:val="0"/>
+          <w:numId w:val="12"/>
+        </w:numPr>
+        <w:rPr>
+          <w:rFonts w:ascii="Times New Roman" w:hAnsi="Times New Roman" w:cs="Times New Roman"/>
+          <w:lang w:val="en-US"/>
+        </w:rPr>
+      </w:pPr>
+      <w:proofErr w:type="spellStart"/>
+      <w:r>
+        <w:rPr>
+          <w:rFonts w:ascii="Times New Roman" w:hAnsi="Times New Roman" w:cs="Times New Roman"/>
+          <w:lang w:val="en-US"/>
+        </w:rPr>
+        <w:t>skills_pl</w:t>
+      </w:r>
+      <w:proofErr w:type="spellEnd"/>
+      <w:r>
+        <w:rPr>
+          <w:rFonts w:ascii="Times New Roman" w:hAnsi="Times New Roman" w:cs="Times New Roman"/>
+          <w:lang w:val="en-US"/>
+        </w:rPr>
+        <w:t>: List&lt;Skill&gt;</w:t>
+      </w:r>
+      <w:r>
+        <w:rPr>
+          <w:rFonts w:ascii="Times New Roman" w:hAnsi="Times New Roman" w:cs="Times New Roman"/>
+          <w:lang w:val="en-US"/>
+        </w:rPr>
+        <w:t xml:space="preserve"> - </w:t>
+      </w:r>
+      <w:r>
+        <w:rPr>
+          <w:rFonts w:ascii="Times New Roman" w:hAnsi="Times New Roman" w:cs="Times New Roman"/>
+        </w:rPr>
+        <w:t>навыки</w:t>
+      </w:r>
+      <w:r>
+        <w:rPr>
+          <w:rFonts w:ascii="Times New Roman" w:hAnsi="Times New Roman" w:cs="Times New Roman"/>
+          <w:lang w:val="en-US"/>
+        </w:rPr>
+        <w:t xml:space="preserve"> </w:t>
+      </w:r>
+      <w:r>
+        <w:rPr>
+          <w:rFonts w:ascii="Times New Roman" w:hAnsi="Times New Roman" w:cs="Times New Roman"/>
+        </w:rPr>
+        <w:t>игрока</w:t>
+      </w:r>
+    </w:p>
+    <w:p>
+      <w:pPr>
+        <w:pStyle w:val="a7"/>
+        <w:numPr>
+          <w:ilvl w:val="0"/>
+          <w:numId w:val="12"/>
+        </w:numPr>
+        <w:rPr>
+          <w:rFonts w:ascii="Times New Roman" w:hAnsi="Times New Roman" w:cs="Times New Roman"/>
+        </w:rPr>
+      </w:pPr>
+      <w:r>
+        <w:rPr>
+          <w:rFonts w:ascii="Times New Roman" w:hAnsi="Times New Roman" w:cs="Times New Roman"/>
+          <w:lang w:val="en-US"/>
+        </w:rPr>
+        <w:t>perks</w:t>
+      </w:r>
+      <w:r>
+        <w:rPr>
+          <w:rFonts w:ascii="Times New Roman" w:hAnsi="Times New Roman" w:cs="Times New Roman"/>
+        </w:rPr>
+        <w:t>_</w:t>
+      </w:r>
+      <w:r>
+        <w:rPr>
+          <w:rFonts w:ascii="Times New Roman" w:hAnsi="Times New Roman" w:cs="Times New Roman"/>
+          <w:lang w:val="en-US"/>
+        </w:rPr>
+        <w:t>pl</w:t>
+      </w:r>
+      <w:r>
+        <w:rPr>
+          <w:rFonts w:ascii="Times New Roman" w:hAnsi="Times New Roman" w:cs="Times New Roman"/>
+        </w:rPr>
+        <w:t xml:space="preserve">: </w:t>
+      </w:r>
+      <w:r>
+        <w:rPr>
+          <w:rFonts w:ascii="Times New Roman" w:hAnsi="Times New Roman" w:cs="Times New Roman"/>
+          <w:lang w:val="en-US"/>
+        </w:rPr>
+        <w:t>List</w:t>
+      </w:r>
+      <w:r>
+        <w:rPr>
+          <w:rFonts w:ascii="Times New Roman" w:hAnsi="Times New Roman" w:cs="Times New Roman"/>
+        </w:rPr>
+        <w:t>&lt;</w:t>
+      </w:r>
+      <w:r>
+        <w:rPr>
+          <w:rFonts w:ascii="Times New Roman" w:hAnsi="Times New Roman" w:cs="Times New Roman"/>
+          <w:lang w:val="en-US"/>
+        </w:rPr>
+        <w:t>Perk</w:t>
+      </w:r>
+      <w:r>
+        <w:rPr>
+          <w:rFonts w:ascii="Times New Roman" w:hAnsi="Times New Roman" w:cs="Times New Roman"/>
+        </w:rPr>
+        <w:t>&gt;</w:t>
+      </w:r>
+      <w:r>
+        <w:rPr>
+          <w:rFonts w:ascii="Times New Roman" w:hAnsi="Times New Roman" w:cs="Times New Roman"/>
+        </w:rPr>
+        <w:t xml:space="preserve"> - </w:t>
+      </w:r>
+      <w:r>
+        <w:rPr>
+          <w:rFonts w:ascii="Times New Roman" w:hAnsi="Times New Roman" w:cs="Times New Roman"/>
+        </w:rPr>
+        <w:t>особенности</w:t>
+      </w:r>
+      <w:r>
+        <w:rPr>
+          <w:rFonts w:ascii="Times New Roman" w:hAnsi="Times New Roman" w:cs="Times New Roman"/>
+        </w:rPr>
+        <w:t xml:space="preserve"> </w:t>
+      </w:r>
+      <w:r>
+        <w:rPr>
+          <w:rFonts w:ascii="Times New Roman" w:hAnsi="Times New Roman" w:cs="Times New Roman"/>
+        </w:rPr>
+        <w:t>и способности игрока</w:t>
+      </w:r>
+    </w:p>
+    <w:p>
+      <w:pPr>
+        <w:pStyle w:val="a7"/>
+        <w:numPr>
+          <w:ilvl w:val="0"/>
+          <w:numId w:val="12"/>
+        </w:numPr>
+        <w:rPr>
+          <w:rFonts w:ascii="Times New Roman" w:hAnsi="Times New Roman" w:cs="Times New Roman"/>
+        </w:rPr>
+      </w:pPr>
+      <w:proofErr w:type="spellStart"/>
+      <w:r>
+        <w:rPr>
+          <w:rFonts w:ascii="Times New Roman" w:hAnsi="Times New Roman" w:cs="Times New Roman"/>
+          <w:lang w:val="en-US"/>
+        </w:rPr>
+        <w:t>inventory</w:t>
+      </w:r>
+      <w:r>
+        <w:rPr>
+          <w:rFonts w:ascii="Times New Roman" w:hAnsi="Times New Roman" w:cs="Times New Roman"/>
+          <w:lang w:val="en-US"/>
+        </w:rPr>
+        <w:t>_pl</w:t>
+      </w:r>
+      <w:proofErr w:type="spellEnd"/>
+      <w:r>
+        <w:rPr>
+          <w:rFonts w:ascii="Times New Roman" w:hAnsi="Times New Roman" w:cs="Times New Roman"/>
+          <w:lang w:val="en-US"/>
+        </w:rPr>
+        <w:t>: Inventory</w:t>
+      </w:r>
+      <w:r>
+        <w:rPr>
+          <w:rFonts w:ascii="Times New Roman" w:hAnsi="Times New Roman" w:cs="Times New Roman"/>
+        </w:rPr>
+        <w:t xml:space="preserve"> - инвентарь</w:t>
+      </w:r>
+    </w:p>
+    <w:p>
+      <w:pPr>
+        <w:pStyle w:val="a7"/>
+        <w:numPr>
+          <w:ilvl w:val="0"/>
+          <w:numId w:val="12"/>
+        </w:numPr>
+        <w:rPr>
+          <w:rFonts w:ascii="Times New Roman" w:hAnsi="Times New Roman" w:cs="Times New Roman"/>
+        </w:rPr>
+      </w:pPr>
+      <w:r>
+        <w:rPr>
+          <w:rFonts w:ascii="Times New Roman" w:hAnsi="Times New Roman" w:cs="Times New Roman"/>
+          <w:lang w:val="en-US"/>
+        </w:rPr>
+        <w:t>reputation</w:t>
+      </w:r>
+      <w:r>
+        <w:rPr>
+          <w:rFonts w:ascii="Times New Roman" w:hAnsi="Times New Roman" w:cs="Times New Roman"/>
+        </w:rPr>
+        <w:t>_</w:t>
+      </w:r>
+      <w:r>
+        <w:rPr>
+          <w:rFonts w:ascii="Times New Roman" w:hAnsi="Times New Roman" w:cs="Times New Roman"/>
+          <w:lang w:val="en-US"/>
+        </w:rPr>
+        <w:t>pl</w:t>
+      </w:r>
+      <w:r>
+        <w:rPr>
+          <w:rFonts w:ascii="Times New Roman" w:hAnsi="Times New Roman" w:cs="Times New Roman"/>
+        </w:rPr>
+        <w:t xml:space="preserve">: </w:t>
+      </w:r>
+      <w:r>
+        <w:rPr>
+          <w:rFonts w:ascii="Times New Roman" w:hAnsi="Times New Roman" w:cs="Times New Roman"/>
+          <w:lang w:val="en-US"/>
+        </w:rPr>
+        <w:t>Map</w:t>
+      </w:r>
+      <w:r>
+        <w:rPr>
+          <w:rFonts w:ascii="Times New Roman" w:hAnsi="Times New Roman" w:cs="Times New Roman"/>
+        </w:rPr>
+        <w:t>&lt;</w:t>
+      </w:r>
+      <w:r>
+        <w:rPr>
+          <w:rFonts w:ascii="Times New Roman" w:hAnsi="Times New Roman" w:cs="Times New Roman"/>
+          <w:lang w:val="en-US"/>
+        </w:rPr>
+        <w:t>Faction</w:t>
+      </w:r>
+      <w:r>
+        <w:rPr>
+          <w:rFonts w:ascii="Times New Roman" w:hAnsi="Times New Roman" w:cs="Times New Roman"/>
+        </w:rPr>
+        <w:t>,</w:t>
+      </w:r>
+      <w:r>
+        <w:rPr>
+          <w:rFonts w:ascii="Times New Roman" w:hAnsi="Times New Roman" w:cs="Times New Roman"/>
+        </w:rPr>
+        <w:t xml:space="preserve"> </w:t>
+      </w:r>
+      <w:r>
+        <w:rPr>
+          <w:rFonts w:ascii="Times New Roman" w:hAnsi="Times New Roman" w:cs="Times New Roman"/>
+          <w:lang w:val="en-US"/>
+        </w:rPr>
+        <w:t>int</w:t>
+      </w:r>
+      <w:r>
+        <w:rPr>
+          <w:rFonts w:ascii="Times New Roman" w:hAnsi="Times New Roman" w:cs="Times New Roman"/>
+        </w:rPr>
+        <w:t>&gt;</w:t>
+      </w:r>
+      <w:r>
+        <w:rPr>
+          <w:rFonts w:ascii="Times New Roman" w:hAnsi="Times New Roman" w:cs="Times New Roman"/>
+        </w:rPr>
+        <w:t xml:space="preserve"> - </w:t>
+      </w:r>
+      <w:r>
+        <w:rPr>
+          <w:rFonts w:ascii="Times New Roman" w:hAnsi="Times New Roman" w:cs="Times New Roman"/>
+        </w:rPr>
+        <w:t>репутация</w:t>
+      </w:r>
+      <w:r>
+        <w:rPr>
+          <w:rFonts w:ascii="Times New Roman" w:hAnsi="Times New Roman" w:cs="Times New Roman"/>
+        </w:rPr>
+        <w:t xml:space="preserve"> </w:t>
+      </w:r>
+      <w:r>
+        <w:rPr>
+          <w:rFonts w:ascii="Times New Roman" w:hAnsi="Times New Roman" w:cs="Times New Roman"/>
+        </w:rPr>
+        <w:t>перед</w:t>
+      </w:r>
+      <w:r>
+        <w:rPr>
+          <w:rFonts w:ascii="Times New Roman" w:hAnsi="Times New Roman" w:cs="Times New Roman"/>
+        </w:rPr>
+        <w:t xml:space="preserve"> </w:t>
+      </w:r>
+      <w:r>
+        <w:rPr>
+          <w:rFonts w:ascii="Times New Roman" w:hAnsi="Times New Roman" w:cs="Times New Roman"/>
+        </w:rPr>
+        <w:t>разными</w:t>
+      </w:r>
+      <w:r>
+        <w:rPr>
+          <w:rFonts w:ascii="Times New Roman" w:hAnsi="Times New Roman" w:cs="Times New Roman"/>
+        </w:rPr>
+        <w:t xml:space="preserve"> </w:t>
+      </w:r>
+      <w:r>
+        <w:rPr>
+          <w:rFonts w:ascii="Times New Roman" w:hAnsi="Times New Roman" w:cs="Times New Roman"/>
+        </w:rPr>
+        <w:t>фракциями</w:t>
+      </w:r>
+    </w:p>
+    <w:p>
+      <w:pPr>
+        <w:pStyle w:val="a7"/>
+        <w:numPr>
+          <w:ilvl w:val="0"/>
+          <w:numId w:val="12"/>
+        </w:numPr>
+        <w:rPr>
+          <w:rFonts w:ascii="Times New Roman" w:hAnsi="Times New Roman" w:cs="Times New Roman"/>
+        </w:rPr>
+      </w:pPr>
+      <w:r>
+        <w:rPr>
+          <w:rFonts w:ascii="Times New Roman" w:hAnsi="Times New Roman" w:cs="Times New Roman"/>
+          <w:lang w:val="en-US"/>
+        </w:rPr>
+        <w:t>hp</w:t>
+      </w:r>
+      <w:r>
+        <w:rPr>
+          <w:rFonts w:ascii="Times New Roman" w:hAnsi="Times New Roman" w:cs="Times New Roman"/>
+        </w:rPr>
+        <w:t>_</w:t>
+      </w:r>
+      <w:r>
+        <w:rPr>
+          <w:rFonts w:ascii="Times New Roman" w:hAnsi="Times New Roman" w:cs="Times New Roman"/>
+          <w:lang w:val="en-US"/>
+        </w:rPr>
+        <w:t>pl</w:t>
+      </w:r>
+      <w:r>
+        <w:rPr>
+          <w:rFonts w:ascii="Times New Roman" w:hAnsi="Times New Roman" w:cs="Times New Roman"/>
+        </w:rPr>
+        <w:t xml:space="preserve">: </w:t>
+      </w:r>
+      <w:r>
+        <w:rPr>
+          <w:rFonts w:ascii="Times New Roman" w:hAnsi="Times New Roman" w:cs="Times New Roman"/>
+          <w:lang w:val="en-US"/>
+        </w:rPr>
+        <w:t>int</w:t>
+      </w:r>
+      <w:r>
+        <w:rPr>
+          <w:rFonts w:ascii="Times New Roman" w:hAnsi="Times New Roman" w:cs="Times New Roman"/>
+        </w:rPr>
+        <w:t xml:space="preserve"> – текущее здоровье игрока</w:t>
+      </w:r>
+    </w:p>
+    <w:p>
+      <w:pPr>
+        <w:pStyle w:val="a7"/>
+        <w:numPr>
+          <w:ilvl w:val="0"/>
+          <w:numId w:val="12"/>
+        </w:numPr>
+        <w:rPr>
+          <w:rFonts w:ascii="Times New Roman" w:hAnsi="Times New Roman" w:cs="Times New Roman"/>
+        </w:rPr>
+      </w:pPr>
+      <w:r>
+        <w:rPr>
+          <w:rFonts w:ascii="Times New Roman" w:hAnsi="Times New Roman" w:cs="Times New Roman"/>
+          <w:lang w:val="en-US"/>
+        </w:rPr>
+        <w:t>max</w:t>
+      </w:r>
+      <w:r>
+        <w:rPr>
+          <w:rFonts w:ascii="Times New Roman" w:hAnsi="Times New Roman" w:cs="Times New Roman"/>
+        </w:rPr>
+        <w:t>_</w:t>
+      </w:r>
+      <w:r>
+        <w:rPr>
+          <w:rFonts w:ascii="Times New Roman" w:hAnsi="Times New Roman" w:cs="Times New Roman"/>
+          <w:lang w:val="en-US"/>
+        </w:rPr>
+        <w:t>hp</w:t>
+      </w:r>
+      <w:r>
+        <w:rPr>
+          <w:rFonts w:ascii="Times New Roman" w:hAnsi="Times New Roman" w:cs="Times New Roman"/>
+        </w:rPr>
+        <w:t>_</w:t>
+      </w:r>
+      <w:r>
+        <w:rPr>
+          <w:rFonts w:ascii="Times New Roman" w:hAnsi="Times New Roman" w:cs="Times New Roman"/>
+          <w:lang w:val="en-US"/>
+        </w:rPr>
+        <w:t>pl</w:t>
+      </w:r>
+      <w:r>
+        <w:rPr>
+          <w:rFonts w:ascii="Times New Roman" w:hAnsi="Times New Roman" w:cs="Times New Roman"/>
+        </w:rPr>
+        <w:t xml:space="preserve">: </w:t>
+      </w:r>
+      <w:r>
+        <w:rPr>
+          <w:rFonts w:ascii="Times New Roman" w:hAnsi="Times New Roman" w:cs="Times New Roman"/>
+          <w:lang w:val="en-US"/>
+        </w:rPr>
+        <w:t>int</w:t>
+      </w:r>
+      <w:r>
+        <w:rPr>
+          <w:rFonts w:ascii="Times New Roman" w:hAnsi="Times New Roman" w:cs="Times New Roman"/>
+        </w:rPr>
+        <w:t xml:space="preserve"> </w:t>
+      </w:r>
+      <w:r>
+        <w:rPr>
+          <w:rFonts w:ascii="Times New Roman" w:hAnsi="Times New Roman" w:cs="Times New Roman"/>
+        </w:rPr>
+        <w:t>–</w:t>
+      </w:r>
+      <w:r>
+        <w:rPr>
+          <w:rFonts w:ascii="Times New Roman" w:hAnsi="Times New Roman" w:cs="Times New Roman"/>
+        </w:rPr>
+        <w:t xml:space="preserve"> </w:t>
+      </w:r>
+      <w:r>
+        <w:rPr>
+          <w:rFonts w:ascii="Times New Roman" w:hAnsi="Times New Roman" w:cs="Times New Roman"/>
+        </w:rPr>
+        <w:t>максимальное здоровье игрока</w:t>
+      </w:r>
+    </w:p>
+    <w:p>
+      <w:pPr>
+        <w:pStyle w:val="a7"/>
+        <w:ind w:left="1416"/>
+        <w:rPr>
+          <w:rFonts w:ascii="Times New Roman" w:hAnsi="Times New Roman" w:cs="Times New Roman"/>
+          <w:lang w:val="en-US"/>
+        </w:rPr>
+      </w:pPr>
+      <w:r>
+        <w:rPr>
+          <w:rFonts w:ascii="Times New Roman" w:hAnsi="Times New Roman" w:cs="Times New Roman"/>
+        </w:rPr>
+        <w:t>Метод:</w:t>
+      </w:r>
+    </w:p>
+    <w:p>
+      <w:pPr>
+        <w:pStyle w:val="a7"/>
+        <w:numPr>
+          <w:ilvl w:val="0"/>
+          <w:numId w:val="13"/>
+        </w:numPr>
+        <w:rPr>
+          <w:rFonts w:ascii="Times New Roman" w:hAnsi="Times New Roman" w:cs="Times New Roman"/>
+          <w:lang w:val="en-US"/>
+        </w:rPr>
+      </w:pPr>
+      <w:proofErr w:type="spellStart"/>
+      <w:r>
+        <w:rPr>
+          <w:rFonts w:ascii="Times New Roman" w:hAnsi="Times New Roman" w:cs="Times New Roman"/>
+          <w:lang w:val="en-US"/>
+        </w:rPr>
+        <w:t>createNew</w:t>
+      </w:r>
+      <w:proofErr w:type="spellEnd"/>
+      <w:r>
+        <w:rPr>
+          <w:rFonts w:ascii="Times New Roman" w:hAnsi="Times New Roman" w:cs="Times New Roman"/>
+          <w:lang w:val="en-US"/>
+        </w:rPr>
+        <w:t xml:space="preserve"> ()</w:t>
+      </w:r>
+      <w:r>
+        <w:rPr>
+          <w:rFonts w:ascii="Times New Roman" w:hAnsi="Times New Roman" w:cs="Times New Roman"/>
+        </w:rPr>
+        <w:t xml:space="preserve"> – создание нового персонажа</w:t>
+      </w:r>
+    </w:p>
+    <w:p>
+      <w:pPr>
+        <w:pStyle w:val="a7"/>
+        <w:numPr>
+          <w:ilvl w:val="0"/>
+          <w:numId w:val="13"/>
+        </w:numPr>
+        <w:rPr>
+          <w:rFonts w:ascii="Times New Roman" w:hAnsi="Times New Roman" w:cs="Times New Roman"/>
+          <w:lang w:val="en-US"/>
+        </w:rPr>
+      </w:pPr>
+      <w:proofErr w:type="spellStart"/>
+      <w:r>
+        <w:rPr>
+          <w:rFonts w:ascii="Times New Roman" w:hAnsi="Times New Roman" w:cs="Times New Roman"/>
+          <w:lang w:val="en-US"/>
+        </w:rPr>
+        <w:t>levelUp</w:t>
+      </w:r>
+      <w:proofErr w:type="spellEnd"/>
+      <w:r>
+        <w:rPr>
+          <w:rFonts w:ascii="Times New Roman" w:hAnsi="Times New Roman" w:cs="Times New Roman"/>
+          <w:lang w:val="en-US"/>
+        </w:rPr>
+        <w:t xml:space="preserve"> ()</w:t>
+      </w:r>
+      <w:r>
+        <w:rPr>
+          <w:rFonts w:ascii="Times New Roman" w:hAnsi="Times New Roman" w:cs="Times New Roman"/>
+        </w:rPr>
+        <w:t xml:space="preserve"> – повышение уровня</w:t>
+      </w:r>
+    </w:p>
+    <w:p>
+      <w:pPr>
+        <w:pStyle w:val="a7"/>
+        <w:numPr>
+          <w:ilvl w:val="0"/>
+          <w:numId w:val="13"/>
+        </w:numPr>
+        <w:rPr>
+          <w:rFonts w:ascii="Times New Roman" w:hAnsi="Times New Roman" w:cs="Times New Roman"/>
+        </w:rPr>
+      </w:pPr>
+      <w:proofErr w:type="spellStart"/>
+      <w:r>
+        <w:rPr>
+          <w:rFonts w:ascii="Times New Roman" w:hAnsi="Times New Roman" w:cs="Times New Roman"/>
+          <w:lang w:val="en-US"/>
+        </w:rPr>
+        <w:t>addE</w:t>
+      </w:r>
+      <w:r>
+        <w:rPr>
+          <w:rFonts w:ascii="Times New Roman" w:hAnsi="Times New Roman" w:cs="Times New Roman"/>
+          <w:lang w:val="en-US"/>
+        </w:rPr>
+        <w:t>x</w:t>
+      </w:r>
+      <w:r>
+        <w:rPr>
+          <w:rFonts w:ascii="Times New Roman" w:hAnsi="Times New Roman" w:cs="Times New Roman"/>
+          <w:lang w:val="en-US"/>
+        </w:rPr>
+        <w:t>p</w:t>
+      </w:r>
+      <w:proofErr w:type="spellEnd"/>
+      <w:r>
+        <w:rPr>
+          <w:rFonts w:ascii="Times New Roman" w:hAnsi="Times New Roman" w:cs="Times New Roman"/>
+        </w:rPr>
+        <w:t xml:space="preserve"> (</w:t>
+      </w:r>
+      <w:r>
+        <w:rPr>
+          <w:rFonts w:ascii="Times New Roman" w:hAnsi="Times New Roman" w:cs="Times New Roman"/>
+          <w:lang w:val="en-US"/>
+        </w:rPr>
+        <w:t>amount</w:t>
+      </w:r>
+      <w:r>
+        <w:rPr>
+          <w:rFonts w:ascii="Times New Roman" w:hAnsi="Times New Roman" w:cs="Times New Roman"/>
+        </w:rPr>
+        <w:t xml:space="preserve">: </w:t>
+      </w:r>
+      <w:r>
+        <w:rPr>
+          <w:rFonts w:ascii="Times New Roman" w:hAnsi="Times New Roman" w:cs="Times New Roman"/>
+          <w:lang w:val="en-US"/>
+        </w:rPr>
+        <w:t>int</w:t>
+      </w:r>
+      <w:r>
+        <w:rPr>
+          <w:rFonts w:ascii="Times New Roman" w:hAnsi="Times New Roman" w:cs="Times New Roman"/>
+        </w:rPr>
+        <w:t>)</w:t>
+      </w:r>
+      <w:r>
+        <w:rPr>
+          <w:rFonts w:ascii="Times New Roman" w:hAnsi="Times New Roman" w:cs="Times New Roman"/>
+        </w:rPr>
+        <w:t xml:space="preserve"> – </w:t>
+      </w:r>
+      <w:r>
+        <w:rPr>
+          <w:rFonts w:ascii="Times New Roman" w:hAnsi="Times New Roman" w:cs="Times New Roman"/>
+        </w:rPr>
+        <w:t>добавление</w:t>
+      </w:r>
+      <w:r>
+        <w:rPr>
+          <w:rFonts w:ascii="Times New Roman" w:hAnsi="Times New Roman" w:cs="Times New Roman"/>
+        </w:rPr>
+        <w:t xml:space="preserve"> </w:t>
+      </w:r>
+      <w:r>
+        <w:rPr>
+          <w:rFonts w:ascii="Times New Roman" w:hAnsi="Times New Roman" w:cs="Times New Roman"/>
+        </w:rPr>
+        <w:t>опыта</w:t>
+      </w:r>
+    </w:p>
+    <w:p>
+      <w:pPr>
+        <w:pStyle w:val="a7"/>
+        <w:numPr>
+          <w:ilvl w:val="0"/>
+          <w:numId w:val="13"/>
+        </w:numPr>
+        <w:rPr>
+          <w:rFonts w:ascii="Times New Roman" w:hAnsi="Times New Roman" w:cs="Times New Roman"/>
+        </w:rPr>
+      </w:pPr>
+      <w:proofErr w:type="spellStart"/>
+      <w:r>
+        <w:rPr>
+          <w:rFonts w:ascii="Times New Roman" w:hAnsi="Times New Roman" w:cs="Times New Roman"/>
+          <w:lang w:val="en-US"/>
+        </w:rPr>
+        <w:t>addPerk</w:t>
+      </w:r>
+      <w:proofErr w:type="spellEnd"/>
+      <w:r>
+        <w:rPr>
+          <w:rFonts w:ascii="Times New Roman" w:hAnsi="Times New Roman" w:cs="Times New Roman"/>
+        </w:rPr>
+        <w:t xml:space="preserve"> (</w:t>
+      </w:r>
+      <w:r>
+        <w:rPr>
+          <w:rFonts w:ascii="Times New Roman" w:hAnsi="Times New Roman" w:cs="Times New Roman"/>
+          <w:lang w:val="en-US"/>
+        </w:rPr>
+        <w:t>perk</w:t>
+      </w:r>
+      <w:r>
+        <w:rPr>
+          <w:rFonts w:ascii="Times New Roman" w:hAnsi="Times New Roman" w:cs="Times New Roman"/>
+        </w:rPr>
+        <w:t xml:space="preserve">: </w:t>
+      </w:r>
+      <w:r>
+        <w:rPr>
+          <w:rFonts w:ascii="Times New Roman" w:hAnsi="Times New Roman" w:cs="Times New Roman"/>
+          <w:lang w:val="en-US"/>
+        </w:rPr>
+        <w:t>Perk</w:t>
+      </w:r>
+      <w:r>
+        <w:rPr>
+          <w:rFonts w:ascii="Times New Roman" w:hAnsi="Times New Roman" w:cs="Times New Roman"/>
+        </w:rPr>
+        <w:t>)</w:t>
+      </w:r>
+      <w:r>
+        <w:rPr>
+          <w:rFonts w:ascii="Times New Roman" w:hAnsi="Times New Roman" w:cs="Times New Roman"/>
+        </w:rPr>
+        <w:t xml:space="preserve"> – добавление перка</w:t>
+      </w:r>
+    </w:p>
+    <w:p>
+      <w:pPr>
+        <w:pStyle w:val="a7"/>
+        <w:numPr>
+          <w:ilvl w:val="0"/>
+          <w:numId w:val="13"/>
+        </w:numPr>
+        <w:rPr>
+          <w:rFonts w:ascii="Times New Roman" w:hAnsi="Times New Roman" w:cs="Times New Roman"/>
+          <w:lang w:val="en-US"/>
+        </w:rPr>
+      </w:pPr>
+      <w:proofErr w:type="spellStart"/>
+      <w:r>
+        <w:rPr>
+          <w:rFonts w:ascii="Times New Roman" w:hAnsi="Times New Roman" w:cs="Times New Roman"/>
+          <w:lang w:val="en-US"/>
+        </w:rPr>
+        <w:t>modifyReputation</w:t>
+      </w:r>
+      <w:proofErr w:type="spellEnd"/>
+      <w:r>
+        <w:rPr>
+          <w:rFonts w:ascii="Times New Roman" w:hAnsi="Times New Roman" w:cs="Times New Roman"/>
+          <w:lang w:val="en-US"/>
+        </w:rPr>
+        <w:t xml:space="preserve"> (faction: Faction, delta: int)</w:t>
+      </w:r>
+    </w:p>
+    <w:p>
+      <w:pPr>
+        <w:pStyle w:val="a7"/>
+        <w:numPr>
+          <w:ilvl w:val="0"/>
+          <w:numId w:val="13"/>
+        </w:numPr>
+        <w:rPr>
+          <w:rFonts w:ascii="Times New Roman" w:hAnsi="Times New Roman" w:cs="Times New Roman"/>
+          <w:lang w:val="en-US"/>
+        </w:rPr>
+      </w:pPr>
+      <w:proofErr w:type="spellStart"/>
+      <w:r>
+        <w:rPr>
+          <w:rFonts w:ascii="Times New Roman" w:hAnsi="Times New Roman" w:cs="Times New Roman"/>
+          <w:lang w:val="en-US"/>
+        </w:rPr>
+        <w:t>getDamage</w:t>
+      </w:r>
+      <w:proofErr w:type="spellEnd"/>
+      <w:r>
+        <w:rPr>
+          <w:rFonts w:ascii="Times New Roman" w:hAnsi="Times New Roman" w:cs="Times New Roman"/>
+          <w:lang w:val="en-US"/>
+        </w:rPr>
+        <w:t xml:space="preserve"> (weapon: Weapon): int</w:t>
+      </w:r>
+      <w:r>
+        <w:rPr>
+          <w:rFonts w:ascii="Times New Roman" w:hAnsi="Times New Roman" w:cs="Times New Roman"/>
+          <w:lang w:val="en-US"/>
+        </w:rPr>
+        <w:t xml:space="preserve"> </w:t>
+      </w:r>
+      <w:r>
+        <w:rPr>
+          <w:rFonts w:ascii="Times New Roman" w:hAnsi="Times New Roman" w:cs="Times New Roman"/>
+          <w:lang w:val="en-US"/>
+        </w:rPr>
+        <w:t>–</w:t>
+      </w:r>
+      <w:r>
+        <w:rPr>
+          <w:rFonts w:ascii="Times New Roman" w:hAnsi="Times New Roman" w:cs="Times New Roman"/>
+          <w:lang w:val="en-US"/>
+        </w:rPr>
+        <w:t xml:space="preserve"> </w:t>
+      </w:r>
+      <w:r>
+        <w:rPr>
+          <w:rFonts w:ascii="Times New Roman" w:hAnsi="Times New Roman" w:cs="Times New Roman"/>
+        </w:rPr>
+        <w:t>расчет</w:t>
+      </w:r>
+      <w:r>
+        <w:rPr>
+          <w:rFonts w:ascii="Times New Roman" w:hAnsi="Times New Roman" w:cs="Times New Roman"/>
+          <w:lang w:val="en-US"/>
+        </w:rPr>
+        <w:t xml:space="preserve"> </w:t>
+      </w:r>
+      <w:r>
+        <w:rPr>
+          <w:rFonts w:ascii="Times New Roman" w:hAnsi="Times New Roman" w:cs="Times New Roman"/>
+        </w:rPr>
+        <w:t>урона</w:t>
+      </w:r>
+      <w:r>
+        <w:rPr>
+          <w:rFonts w:ascii="Times New Roman" w:hAnsi="Times New Roman" w:cs="Times New Roman"/>
+          <w:lang w:val="en-US"/>
+        </w:rPr>
+        <w:t xml:space="preserve"> </w:t>
+      </w:r>
+      <w:r>
+        <w:rPr>
+          <w:rFonts w:ascii="Times New Roman" w:hAnsi="Times New Roman" w:cs="Times New Roman"/>
+        </w:rPr>
+        <w:t>от</w:t>
+      </w:r>
+      <w:r>
+        <w:rPr>
+          <w:rFonts w:ascii="Times New Roman" w:hAnsi="Times New Roman" w:cs="Times New Roman"/>
+          <w:lang w:val="en-US"/>
+        </w:rPr>
+        <w:t xml:space="preserve"> </w:t>
+      </w:r>
+      <w:r>
+        <w:rPr>
+          <w:rFonts w:ascii="Times New Roman" w:hAnsi="Times New Roman" w:cs="Times New Roman"/>
+        </w:rPr>
+        <w:t>оружия</w:t>
+      </w:r>
+    </w:p>
+    <w:p>
+      <w:pPr>
+        <w:pStyle w:val="a7"/>
+        <w:numPr>
+          <w:ilvl w:val="0"/>
+          <w:numId w:val="13"/>
+        </w:numPr>
+        <w:rPr>
+          <w:rFonts w:ascii="Times New Roman" w:hAnsi="Times New Roman" w:cs="Times New Roman"/>
+          <w:lang w:val="en-US"/>
+        </w:rPr>
+      </w:pPr>
+      <w:proofErr w:type="spellStart"/>
+      <w:r>
+        <w:rPr>
+          <w:rFonts w:ascii="Times New Roman" w:hAnsi="Times New Roman" w:cs="Times New Roman"/>
+          <w:lang w:val="en-US"/>
+        </w:rPr>
+        <w:t>apply</w:t>
+      </w:r>
+      <w:r>
+        <w:rPr>
+          <w:rFonts w:ascii="Times New Roman" w:hAnsi="Times New Roman" w:cs="Times New Roman"/>
+          <w:lang w:val="en-US"/>
+        </w:rPr>
+        <w:t>D</w:t>
+      </w:r>
+      <w:r>
+        <w:rPr>
+          <w:rFonts w:ascii="Times New Roman" w:hAnsi="Times New Roman" w:cs="Times New Roman"/>
+          <w:lang w:val="en-US"/>
+        </w:rPr>
+        <w:t>amag</w:t>
+      </w:r>
+      <w:r>
+        <w:rPr>
+          <w:rFonts w:ascii="Times New Roman" w:hAnsi="Times New Roman" w:cs="Times New Roman"/>
+          <w:lang w:val="en-US"/>
+        </w:rPr>
+        <w:t>e</w:t>
+      </w:r>
+      <w:proofErr w:type="spellEnd"/>
+      <w:r>
+        <w:rPr>
+          <w:rFonts w:ascii="Times New Roman" w:hAnsi="Times New Roman" w:cs="Times New Roman"/>
+          <w:lang w:val="en-US"/>
+        </w:rPr>
+        <w:t xml:space="preserve"> (damage: int)</w:t>
+      </w:r>
+      <w:r>
+        <w:rPr>
+          <w:rFonts w:ascii="Times New Roman" w:hAnsi="Times New Roman" w:cs="Times New Roman"/>
+          <w:lang w:val="en-US"/>
+        </w:rPr>
+        <w:t xml:space="preserve"> – </w:t>
+      </w:r>
+      <w:r>
+        <w:rPr>
+          <w:rFonts w:ascii="Times New Roman" w:hAnsi="Times New Roman" w:cs="Times New Roman"/>
+        </w:rPr>
+        <w:t>получение</w:t>
+      </w:r>
+      <w:r>
+        <w:rPr>
+          <w:rFonts w:ascii="Times New Roman" w:hAnsi="Times New Roman" w:cs="Times New Roman"/>
+          <w:lang w:val="en-US"/>
+        </w:rPr>
+        <w:t xml:space="preserve"> </w:t>
+      </w:r>
+      <w:r>
+        <w:rPr>
+          <w:rFonts w:ascii="Times New Roman" w:hAnsi="Times New Roman" w:cs="Times New Roman"/>
+        </w:rPr>
+        <w:t>урона</w:t>
+      </w:r>
+    </w:p>
+    <w:p>
+      <w:pPr>
+        <w:pStyle w:val="a7"/>
+        <w:numPr>
+          <w:ilvl w:val="0"/>
+          <w:numId w:val="13"/>
+        </w:numPr>
+        <w:rPr>
+          <w:rFonts w:ascii="Times New Roman" w:hAnsi="Times New Roman" w:cs="Times New Roman"/>
+          <w:lang w:val="en-US"/>
+        </w:rPr>
+      </w:pPr>
+      <w:proofErr w:type="spellStart"/>
+      <w:r>
+        <w:rPr>
+          <w:rFonts w:ascii="Times New Roman" w:hAnsi="Times New Roman" w:cs="Times New Roman"/>
+          <w:lang w:val="en-US"/>
+        </w:rPr>
+        <w:t>healPlayer</w:t>
+      </w:r>
+      <w:proofErr w:type="spellEnd"/>
+      <w:r>
+        <w:rPr>
+          <w:rFonts w:ascii="Times New Roman" w:hAnsi="Times New Roman" w:cs="Times New Roman"/>
+          <w:lang w:val="en-US"/>
+        </w:rPr>
+        <w:t xml:space="preserve"> (amount: int)</w:t>
+      </w:r>
+      <w:r>
+        <w:rPr>
+          <w:rFonts w:ascii="Times New Roman" w:hAnsi="Times New Roman" w:cs="Times New Roman"/>
+          <w:lang w:val="en-US"/>
+        </w:rPr>
+        <w:t xml:space="preserve"> – </w:t>
+      </w:r>
+      <w:r>
+        <w:rPr>
+          <w:rFonts w:ascii="Times New Roman" w:hAnsi="Times New Roman" w:cs="Times New Roman"/>
+        </w:rPr>
+        <w:t>лечение</w:t>
+      </w:r>
+      <w:r>
+        <w:rPr>
+          <w:rFonts w:ascii="Times New Roman" w:hAnsi="Times New Roman" w:cs="Times New Roman"/>
+          <w:lang w:val="en-US"/>
+        </w:rPr>
+        <w:t xml:space="preserve"> </w:t>
+      </w:r>
+      <w:r>
+        <w:rPr>
+          <w:rFonts w:ascii="Times New Roman" w:hAnsi="Times New Roman" w:cs="Times New Roman"/>
+        </w:rPr>
+        <w:t>игрока</w:t>
+      </w:r>
+    </w:p>
+    <w:p>
+      <w:pPr>
+        <w:pStyle w:val="a7"/>
+        <w:numPr>
+          <w:ilvl w:val="0"/>
+          <w:numId w:val="13"/>
+        </w:numPr>
+        <w:rPr>
+          <w:rFonts w:ascii="Times New Roman" w:hAnsi="Times New Roman" w:cs="Times New Roman"/>
+          <w:lang w:val="en-US"/>
+        </w:rPr>
+      </w:pPr>
+      <w:proofErr w:type="spellStart"/>
+      <w:r>
+        <w:rPr>
+          <w:rFonts w:ascii="Times New Roman" w:hAnsi="Times New Roman" w:cs="Times New Roman"/>
+          <w:lang w:val="en-US"/>
+        </w:rPr>
+        <w:t>applyBifferEffect</w:t>
+      </w:r>
+      <w:proofErr w:type="spellEnd"/>
+      <w:r>
+        <w:rPr>
+          <w:rFonts w:ascii="Times New Roman" w:hAnsi="Times New Roman" w:cs="Times New Roman"/>
+          <w:lang w:val="en-US"/>
+        </w:rPr>
+        <w:t xml:space="preserve"> (effect: Effect, duration: int)</w:t>
+      </w:r>
+      <w:r>
+        <w:rPr>
+          <w:rFonts w:ascii="Times New Roman" w:hAnsi="Times New Roman" w:cs="Times New Roman"/>
+          <w:lang w:val="en-US"/>
+        </w:rPr>
+        <w:t xml:space="preserve"> </w:t>
+      </w:r>
+      <w:r>
+        <w:rPr>
+          <w:rFonts w:ascii="Times New Roman" w:hAnsi="Times New Roman" w:cs="Times New Roman"/>
+          <w:lang w:val="en-US"/>
+        </w:rPr>
+        <w:t>–</w:t>
+      </w:r>
+      <w:r>
+        <w:rPr>
+          <w:rFonts w:ascii="Times New Roman" w:hAnsi="Times New Roman" w:cs="Times New Roman"/>
+          <w:lang w:val="en-US"/>
+        </w:rPr>
+        <w:t xml:space="preserve"> </w:t>
+      </w:r>
+      <w:r>
+        <w:rPr>
+          <w:rFonts w:ascii="Times New Roman" w:hAnsi="Times New Roman" w:cs="Times New Roman"/>
+        </w:rPr>
+        <w:t>наложение</w:t>
+      </w:r>
+      <w:r>
+        <w:rPr>
+          <w:rFonts w:ascii="Times New Roman" w:hAnsi="Times New Roman" w:cs="Times New Roman"/>
+          <w:lang w:val="en-US"/>
+        </w:rPr>
+        <w:t xml:space="preserve"> </w:t>
+      </w:r>
+      <w:r>
+        <w:rPr>
+          <w:rFonts w:ascii="Times New Roman" w:hAnsi="Times New Roman" w:cs="Times New Roman"/>
+        </w:rPr>
+        <w:t>временного</w:t>
+      </w:r>
+      <w:r>
+        <w:rPr>
+          <w:rFonts w:ascii="Times New Roman" w:hAnsi="Times New Roman" w:cs="Times New Roman"/>
+          <w:lang w:val="en-US"/>
+        </w:rPr>
+        <w:t xml:space="preserve"> </w:t>
+      </w:r>
+      <w:r>
+        <w:rPr>
+          <w:rFonts w:ascii="Times New Roman" w:hAnsi="Times New Roman" w:cs="Times New Roman"/>
+        </w:rPr>
+        <w:t>эффекта</w:t>
+      </w:r>
+    </w:p>
+    <w:p>
+      <w:pPr>
+        <w:pStyle w:val="a7"/>
+        <w:numPr>
+          <w:ilvl w:val="0"/>
+          <w:numId w:val="13"/>
+        </w:numPr>
+        <w:rPr>
+          <w:rFonts w:ascii="Times New Roman" w:hAnsi="Times New Roman" w:cs="Times New Roman"/>
+          <w:lang w:val="en-US"/>
+        </w:rPr>
+      </w:pPr>
+      <w:r>
+        <w:rPr>
+          <w:rFonts w:ascii="Times New Roman" w:hAnsi="Times New Roman" w:cs="Times New Roman"/>
+          <w:lang w:val="en-US"/>
+        </w:rPr>
+        <w:t xml:space="preserve">+ </w:t>
+      </w:r>
+      <w:r>
+        <w:rPr>
+          <w:rFonts w:ascii="Times New Roman" w:hAnsi="Times New Roman" w:cs="Times New Roman"/>
+        </w:rPr>
+        <w:t>Методы интерфейса</w:t>
+      </w:r>
+    </w:p>
+    <w:p>
+      <w:pPr>
+        <w:rPr>
+          <w:rFonts w:ascii="Times New Roman" w:hAnsi="Times New Roman" w:cs="Times New Roman"/>
+        </w:rPr>
+      </w:pPr>
+      <w:r>
+        <w:rPr>
+          <w:rFonts w:ascii="Times New Roman" w:hAnsi="Times New Roman" w:cs="Times New Roman"/>
+        </w:rPr>
+        <w:lastRenderedPageBreak/>
+        <w:drawing>
+          <wp:anchor distT="0" distB="0" distL="114300" distR="114300" simplePos="0" relativeHeight="251662336" behindDoc="0" locked="0" layoutInCell="1" allowOverlap="1" wp14:anchorId="730EFF4A" wp14:editId="46F0A11E">
+            <wp:simplePos x="0" y="0"/>
+            <wp:positionH relativeFrom="margin">
+              <wp:align>center</wp:align>
+            </wp:positionH>
+            <wp:positionV relativeFrom="paragraph">
+              <wp:posOffset>484</wp:posOffset>
+            </wp:positionV>
+            <wp:extent cx="3706363" cy="2547506"/>
+            <wp:effectExtent l="0" t="0" r="8890" b="5715"/>
+            <wp:wrapTopAndBottom/>
+            <wp:docPr id="1698657670" name="Рисунок 1"/>
+            <wp:cNvGraphicFramePr>
+              <a:graphicFrameLocks xmlns:a="http://schemas.openxmlformats.org/drawingml/2006/main" noChangeAspect="1"/>
+            </wp:cNvGraphicFramePr>
+            <a:graphic xmlns:a="http://schemas.openxmlformats.org/drawingml/2006/main">
+              <a:graphicData uri="http://schemas.openxmlformats.org/drawingml/2006/picture">
+                <pic:pic xmlns:pic="http://schemas.openxmlformats.org/drawingml/2006/picture">
+                  <pic:nvPicPr>
+                    <pic:cNvPr id="1698657670" name=""/>
+                    <pic:cNvPicPr/>
+                  </pic:nvPicPr>
+                  <pic:blipFill>
+                    <a:blip r:embed="rId9" cstate="print">
+                      <a:extLst>
+                        <a:ext uri="{28A0092B-C50C-407E-A947-70E740481C1C}">
+                          <a14:useLocalDpi xmlns:a14="http://schemas.microsoft.com/office/drawing/2010/main" val="0"/>
+                        </a:ext>
+                      </a:extLst>
+                    </a:blip>
+                    <a:stretch>
+                      <a:fillRect/>
+                    </a:stretch>
+                  </pic:blipFill>
+                  <pic:spPr>
+                    <a:xfrm>
+                      <a:off x="0" y="0"/>
+                      <a:ext cx="3706363" cy="2547506"/>
+                    </a:xfrm>
+                    <a:prstGeom prst="rect">
+                      <a:avLst/>
+                    </a:prstGeom>
+                  </pic:spPr>
+                </pic:pic>
+              </a:graphicData>
+            </a:graphic>
+          </wp:anchor>
+        </w:drawing>
+      </w:r>
+    </w:p>
+    <w:p>
+      <w:pPr>
+        <w:ind w:left="709"/>
+        <w:rPr>
+          <w:rFonts w:ascii="Times New Roman" w:hAnsi="Times New Roman" w:cs="Times New Roman"/>
+        </w:rPr>
+      </w:pPr>
+      <w:r>
+        <w:rPr>
+          <w:rFonts w:ascii="Times New Roman" w:hAnsi="Times New Roman" w:cs="Times New Roman"/>
+          <w:b/>
+          <w:bCs/>
+        </w:rPr>
+        <w:t>Взаимодействия:</w:t>
+      </w:r>
+      <w:r>
+        <w:rPr>
+          <w:rFonts w:ascii="Times New Roman" w:hAnsi="Times New Roman" w:cs="Times New Roman"/>
+        </w:rPr>
+        <w:t xml:space="preserve"> </w:t>
+      </w:r>
+      <w:r>
+        <w:rPr>
+          <w:rFonts w:ascii="Times New Roman" w:hAnsi="Times New Roman" w:cs="Times New Roman"/>
+        </w:rPr>
+        <w:t>Player принадлежит Game. Используется </w:t>
+      </w:r>
+      <w:proofErr w:type="spellStart"/>
+      <w:r>
+        <w:rPr>
+          <w:rFonts w:ascii="Times New Roman" w:hAnsi="Times New Roman" w:cs="Times New Roman"/>
+        </w:rPr>
+        <w:t>CombatSystem</w:t>
+      </w:r>
+      <w:proofErr w:type="spellEnd"/>
+      <w:r>
+        <w:rPr>
+          <w:rFonts w:ascii="Times New Roman" w:hAnsi="Times New Roman" w:cs="Times New Roman"/>
+        </w:rPr>
+        <w:t> (как участник боя), </w:t>
+      </w:r>
+      <w:proofErr w:type="spellStart"/>
+      <w:r>
+        <w:rPr>
+          <w:rFonts w:ascii="Times New Roman" w:hAnsi="Times New Roman" w:cs="Times New Roman"/>
+        </w:rPr>
+        <w:t>Inventory</w:t>
+      </w:r>
+      <w:proofErr w:type="spellEnd"/>
+      <w:r>
+        <w:rPr>
+          <w:rFonts w:ascii="Times New Roman" w:hAnsi="Times New Roman" w:cs="Times New Roman"/>
+        </w:rPr>
+        <w:t> (управление предметами), </w:t>
+      </w:r>
+      <w:proofErr w:type="spellStart"/>
+      <w:r>
+        <w:rPr>
+          <w:rFonts w:ascii="Times New Roman" w:hAnsi="Times New Roman" w:cs="Times New Roman"/>
+        </w:rPr>
+        <w:t>Dialogue</w:t>
+      </w:r>
+      <w:proofErr w:type="spellEnd"/>
+      <w:r>
+        <w:rPr>
+          <w:rFonts w:ascii="Times New Roman" w:hAnsi="Times New Roman" w:cs="Times New Roman"/>
+        </w:rPr>
+        <w:t> (проверка репутации/навыков). При изменении опыта или здоровья обновляет своё состояние.</w:t>
       </w:r>
     </w:p>
     <w:sectPr>
@@ -3625,6 +4058,119 @@
 <file path=word/numbering.xml><?xml version="1.0" encoding="utf-8"?>
 <w:numbering xmlns:wpc="http://schemas.microsoft.com/office/word/2010/wordprocessingCanvas" xmlns:cx="http://schemas.microsoft.com/office/drawing/2014/chartex" xmlns:cx1="http://schemas.microsoft.com/office/drawing/2015/9/8/chartex" xmlns:cx2="http://schemas.microsoft.com/office/drawing/2015/10/21/chartex" xmlns:cx3="http://schemas.microsoft.com/office/drawing/2016/5/9/chartex" xmlns:cx4="http://schemas.microsoft.com/office/drawing/2016/5/10/chartex" xmlns:cx5="http://schemas.microsoft.com/office/drawing/2016/5/11/chartex" xmlns:cx6="http://schemas.microsoft.com/office/drawing/2016/5/12/chartex" xmlns:cx7="http://schemas.microsoft.com/office/drawing/2016/5/13/chartex" xmlns:cx8="http://schemas.microsoft.com/office/drawing/2016/5/14/chartex" xmlns:mc="http://schemas.openxmlformats.org/markup-compatibility/2006" xmlns:aink="http://schemas.microsoft.com/office/drawing/2016/ink" xmlns:am3d="http://schemas.microsoft.com/office/drawing/2017/model3d" xmlns:o="urn:schemas-microsoft-com:office:office" xmlns:oel="http://schemas.microsoft.com/office/2019/extlst" xmlns:r="http://schemas.openxmlformats.org/officeDocument/2006/relationships" xmlns:m="http://schemas.openxmlformats.org/officeDocument/2006/math" xmlns:v="urn:schemas-microsoft-com:vml" xmlns:wp14="http://schemas.microsoft.com/office/word/2010/wordprocessingDrawing" xmlns:wp="http://schemas.openxmlformats.org/drawingml/2006/wordprocessingDrawing" xmlns:w10="urn:schemas-microsoft-com:office:word" xmlns:w="http://schemas.openxmlformats.org/wordprocessingml/2006/main" xmlns:w14="http://schemas.microsoft.com/office/word/2010/wordml" xmlns:w15="http://schemas.microsoft.com/office/word/2012/wordml" xmlns:w16cex="http://schemas.microsoft.com/office/word/2018/wordml/cex" xmlns:w16cid="http://schemas.microsoft.com/office/word/2016/wordml/cid" xmlns:w16="http://schemas.microsoft.com/office/word/2018/wordml" xmlns:w16du="http://schemas.microsoft.com/office/word/2023/wordml/word16du" xmlns:w16sdtdh="http://schemas.microsoft.com/office/word/2020/wordml/sdtdatahash" xmlns:w16sdtfl="http://schemas.microsoft.com/office/word/2024/wordml/sdtformatlock" xmlns:w16se="http://schemas.microsoft.com/office/word/2015/wordml/symex" xmlns:wpg="http://schemas.microsoft.com/office/word/2010/wordprocessingGroup" xmlns:wpi="http://schemas.microsoft.com/office/word/2010/wordprocessingInk" xmlns:wne="http://schemas.microsoft.com/office/word/2006/wordml" xmlns:wps="http://schemas.microsoft.com/office/word/2010/wordprocessingShape" mc:Ignorable="w14 w15 w16se w16cid w16 w16cex w16sdtdh w16sdtfl w16du wp14">
   <w:abstractNum w:abstractNumId="0" w15:restartNumberingAfterBreak="0">
+    <w:nsid w:val="1B1E109D"/>
+    <w:multiLevelType w:val="hybridMultilevel"/>
+    <w:tmpl w:val="940AA974"/>
+    <w:lvl w:ilvl="0" w:tplc="04190001">
+      <w:start w:val="1"/>
+      <w:numFmt w:val="bullet"/>
+      <w:lvlText w:val=""/>
+      <w:lvlJc w:val="left"/>
+      <w:pPr>
+        <w:ind w:left="2136" w:hanging="360"/>
+      </w:pPr>
+      <w:rPr>
+        <w:rFonts w:ascii="Symbol" w:hAnsi="Symbol" w:hint="default"/>
+      </w:rPr>
+    </w:lvl>
+    <w:lvl w:ilvl="1" w:tplc="04190003" w:tentative="1">
+      <w:start w:val="1"/>
+      <w:numFmt w:val="bullet"/>
+      <w:lvlText w:val="o"/>
+      <w:lvlJc w:val="left"/>
+      <w:pPr>
+        <w:ind w:left="2856" w:hanging="360"/>
+      </w:pPr>
+      <w:rPr>
+        <w:rFonts w:ascii="Courier New" w:hAnsi="Courier New" w:cs="Courier New" w:hint="default"/>
+      </w:rPr>
+    </w:lvl>
+    <w:lvl w:ilvl="2" w:tplc="04190005" w:tentative="1">
+      <w:start w:val="1"/>
+      <w:numFmt w:val="bullet"/>
+      <w:lvlText w:val=""/>
+      <w:lvlJc w:val="left"/>
+      <w:pPr>
+        <w:ind w:left="3576" w:hanging="360"/>
+      </w:pPr>
+      <w:rPr>
+        <w:rFonts w:ascii="Wingdings" w:hAnsi="Wingdings" w:hint="default"/>
+      </w:rPr>
+    </w:lvl>
+    <w:lvl w:ilvl="3" w:tplc="04190001" w:tentative="1">
+      <w:start w:val="1"/>
+      <w:numFmt w:val="bullet"/>
+      <w:lvlText w:val=""/>
+      <w:lvlJc w:val="left"/>
+      <w:pPr>
+        <w:ind w:left="4296" w:hanging="360"/>
+      </w:pPr>
+      <w:rPr>
+        <w:rFonts w:ascii="Symbol" w:hAnsi="Symbol" w:hint="default"/>
+      </w:rPr>
+    </w:lvl>
+    <w:lvl w:ilvl="4" w:tplc="04190003" w:tentative="1">
+      <w:start w:val="1"/>
+      <w:numFmt w:val="bullet"/>
+      <w:lvlText w:val="o"/>
+      <w:lvlJc w:val="left"/>
+      <w:pPr>
+        <w:ind w:left="5016" w:hanging="360"/>
+      </w:pPr>
+      <w:rPr>
+        <w:rFonts w:ascii="Courier New" w:hAnsi="Courier New" w:cs="Courier New" w:hint="default"/>
+      </w:rPr>
+    </w:lvl>
+    <w:lvl w:ilvl="5" w:tplc="04190005" w:tentative="1">
+      <w:start w:val="1"/>
+      <w:numFmt w:val="bullet"/>
+      <w:lvlText w:val=""/>
+      <w:lvlJc w:val="left"/>
+      <w:pPr>
+        <w:ind w:left="5736" w:hanging="360"/>
+      </w:pPr>
+      <w:rPr>
+        <w:rFonts w:ascii="Wingdings" w:hAnsi="Wingdings" w:hint="default"/>
+      </w:rPr>
+    </w:lvl>
+    <w:lvl w:ilvl="6" w:tplc="04190001" w:tentative="1">
+      <w:start w:val="1"/>
+      <w:numFmt w:val="bullet"/>
+      <w:lvlText w:val=""/>
+      <w:lvlJc w:val="left"/>
+      <w:pPr>
+        <w:ind w:left="6456" w:hanging="360"/>
+      </w:pPr>
+      <w:rPr>
+        <w:rFonts w:ascii="Symbol" w:hAnsi="Symbol" w:hint="default"/>
+      </w:rPr>
+    </w:lvl>
+    <w:lvl w:ilvl="7" w:tplc="04190003" w:tentative="1">
+      <w:start w:val="1"/>
+      <w:numFmt w:val="bullet"/>
+      <w:lvlText w:val="o"/>
+      <w:lvlJc w:val="left"/>
+      <w:pPr>
+        <w:ind w:left="7176" w:hanging="360"/>
+      </w:pPr>
+      <w:rPr>
+        <w:rFonts w:ascii="Courier New" w:hAnsi="Courier New" w:cs="Courier New" w:hint="default"/>
+      </w:rPr>
+    </w:lvl>
+    <w:lvl w:ilvl="8" w:tplc="04190005" w:tentative="1">
+      <w:start w:val="1"/>
+      <w:numFmt w:val="bullet"/>
+      <w:lvlText w:val=""/>
+      <w:lvlJc w:val="left"/>
+      <w:pPr>
+        <w:ind w:left="7896" w:hanging="360"/>
+      </w:pPr>
+      <w:rPr>
+        <w:rFonts w:ascii="Wingdings" w:hAnsi="Wingdings" w:hint="default"/>
+      </w:rPr>
+    </w:lvl>
+  </w:abstractNum>
+  <w:abstractNum w:abstractNumId="1" w15:restartNumberingAfterBreak="0">
     <w:nsid w:val="20952798"/>
     <w:multiLevelType w:val="hybridMultilevel"/>
     <w:tmpl w:val="387A2A52"/>
@@ -3737,7 +4283,120 @@
       </w:rPr>
     </w:lvl>
   </w:abstractNum>
-  <w:abstractNum w:abstractNumId="1" w15:restartNumberingAfterBreak="0">
+  <w:abstractNum w:abstractNumId="2" w15:restartNumberingAfterBreak="0">
+    <w:nsid w:val="209F2A97"/>
+    <w:multiLevelType w:val="hybridMultilevel"/>
+    <w:tmpl w:val="3C96B470"/>
+    <w:lvl w:ilvl="0" w:tplc="04190001">
+      <w:start w:val="1"/>
+      <w:numFmt w:val="bullet"/>
+      <w:lvlText w:val=""/>
+      <w:lvlJc w:val="left"/>
+      <w:pPr>
+        <w:ind w:left="2136" w:hanging="360"/>
+      </w:pPr>
+      <w:rPr>
+        <w:rFonts w:ascii="Symbol" w:hAnsi="Symbol" w:hint="default"/>
+      </w:rPr>
+    </w:lvl>
+    <w:lvl w:ilvl="1" w:tplc="04190003" w:tentative="1">
+      <w:start w:val="1"/>
+      <w:numFmt w:val="bullet"/>
+      <w:lvlText w:val="o"/>
+      <w:lvlJc w:val="left"/>
+      <w:pPr>
+        <w:ind w:left="2856" w:hanging="360"/>
+      </w:pPr>
+      <w:rPr>
+        <w:rFonts w:ascii="Courier New" w:hAnsi="Courier New" w:cs="Courier New" w:hint="default"/>
+      </w:rPr>
+    </w:lvl>
+    <w:lvl w:ilvl="2" w:tplc="04190005" w:tentative="1">
+      <w:start w:val="1"/>
+      <w:numFmt w:val="bullet"/>
+      <w:lvlText w:val=""/>
+      <w:lvlJc w:val="left"/>
+      <w:pPr>
+        <w:ind w:left="3576" w:hanging="360"/>
+      </w:pPr>
+      <w:rPr>
+        <w:rFonts w:ascii="Wingdings" w:hAnsi="Wingdings" w:hint="default"/>
+      </w:rPr>
+    </w:lvl>
+    <w:lvl w:ilvl="3" w:tplc="04190001" w:tentative="1">
+      <w:start w:val="1"/>
+      <w:numFmt w:val="bullet"/>
+      <w:lvlText w:val=""/>
+      <w:lvlJc w:val="left"/>
+      <w:pPr>
+        <w:ind w:left="4296" w:hanging="360"/>
+      </w:pPr>
+      <w:rPr>
+        <w:rFonts w:ascii="Symbol" w:hAnsi="Symbol" w:hint="default"/>
+      </w:rPr>
+    </w:lvl>
+    <w:lvl w:ilvl="4" w:tplc="04190003" w:tentative="1">
+      <w:start w:val="1"/>
+      <w:numFmt w:val="bullet"/>
+      <w:lvlText w:val="o"/>
+      <w:lvlJc w:val="left"/>
+      <w:pPr>
+        <w:ind w:left="5016" w:hanging="360"/>
+      </w:pPr>
+      <w:rPr>
+        <w:rFonts w:ascii="Courier New" w:hAnsi="Courier New" w:cs="Courier New" w:hint="default"/>
+      </w:rPr>
+    </w:lvl>
+    <w:lvl w:ilvl="5" w:tplc="04190005" w:tentative="1">
+      <w:start w:val="1"/>
+      <w:numFmt w:val="bullet"/>
+      <w:lvlText w:val=""/>
+      <w:lvlJc w:val="left"/>
+      <w:pPr>
+        <w:ind w:left="5736" w:hanging="360"/>
+      </w:pPr>
+      <w:rPr>
+        <w:rFonts w:ascii="Wingdings" w:hAnsi="Wingdings" w:hint="default"/>
+      </w:rPr>
+    </w:lvl>
+    <w:lvl w:ilvl="6" w:tplc="04190001" w:tentative="1">
+      <w:start w:val="1"/>
+      <w:numFmt w:val="bullet"/>
+      <w:lvlText w:val=""/>
+      <w:lvlJc w:val="left"/>
+      <w:pPr>
+        <w:ind w:left="6456" w:hanging="360"/>
+      </w:pPr>
+      <w:rPr>
+        <w:rFonts w:ascii="Symbol" w:hAnsi="Symbol" w:hint="default"/>
+      </w:rPr>
+    </w:lvl>
+    <w:lvl w:ilvl="7" w:tplc="04190003" w:tentative="1">
+      <w:start w:val="1"/>
+      <w:numFmt w:val="bullet"/>
+      <w:lvlText w:val="o"/>
+      <w:lvlJc w:val="left"/>
+      <w:pPr>
+        <w:ind w:left="7176" w:hanging="360"/>
+      </w:pPr>
+      <w:rPr>
+        <w:rFonts w:ascii="Courier New" w:hAnsi="Courier New" w:cs="Courier New" w:hint="default"/>
+      </w:rPr>
+    </w:lvl>
+    <w:lvl w:ilvl="8" w:tplc="04190005" w:tentative="1">
+      <w:start w:val="1"/>
+      <w:numFmt w:val="bullet"/>
+      <w:lvlText w:val=""/>
+      <w:lvlJc w:val="left"/>
+      <w:pPr>
+        <w:ind w:left="7896" w:hanging="360"/>
+      </w:pPr>
+      <w:rPr>
+        <w:rFonts w:ascii="Wingdings" w:hAnsi="Wingdings" w:hint="default"/>
+      </w:rPr>
+    </w:lvl>
+  </w:abstractNum>
+  <w:abstractNum w:abstractNumId="3" w15:restartNumberingAfterBreak="0">
     <w:nsid w:val="2D4A3532"/>
     <w:multiLevelType w:val="hybridMultilevel"/>
     <w:tmpl w:val="130C1E7A"/>
@@ -3850,7 +4509,7 @@
       </w:rPr>
     </w:lvl>
   </w:abstractNum>
-  <w:abstractNum w:abstractNumId="2" w15:restartNumberingAfterBreak="0">
+  <w:abstractNum w:abstractNumId="4" w15:restartNumberingAfterBreak="0">
     <w:nsid w:val="4345001F"/>
     <w:multiLevelType w:val="hybridMultilevel"/>
     <w:tmpl w:val="9570785C"/>
@@ -3963,7 +4622,7 @@
       </w:rPr>
     </w:lvl>
   </w:abstractNum>
-  <w:abstractNum w:abstractNumId="3" w15:restartNumberingAfterBreak="0">
+  <w:abstractNum w:abstractNumId="5" w15:restartNumberingAfterBreak="0">
     <w:nsid w:val="58481707"/>
     <w:multiLevelType w:val="hybridMultilevel"/>
     <w:tmpl w:val="7D4EA86E"/>
@@ -4052,7 +4711,7 @@
       </w:pPr>
     </w:lvl>
   </w:abstractNum>
-  <w:abstractNum w:abstractNumId="4" w15:restartNumberingAfterBreak="0">
+  <w:abstractNum w:abstractNumId="6" w15:restartNumberingAfterBreak="0">
     <w:nsid w:val="58E054F1"/>
     <w:multiLevelType w:val="hybridMultilevel"/>
     <w:tmpl w:val="BDA62F82"/>
@@ -4165,7 +4824,7 @@
       </w:rPr>
     </w:lvl>
   </w:abstractNum>
-  <w:abstractNum w:abstractNumId="5" w15:restartNumberingAfterBreak="0">
+  <w:abstractNum w:abstractNumId="7" w15:restartNumberingAfterBreak="0">
     <w:nsid w:val="619D1237"/>
     <w:multiLevelType w:val="hybridMultilevel"/>
     <w:tmpl w:val="E24C1770"/>
@@ -4278,7 +4937,7 @@
       </w:rPr>
     </w:lvl>
   </w:abstractNum>
-  <w:abstractNum w:abstractNumId="6" w15:restartNumberingAfterBreak="0">
+  <w:abstractNum w:abstractNumId="8" w15:restartNumberingAfterBreak="0">
     <w:nsid w:val="625761A8"/>
     <w:multiLevelType w:val="hybridMultilevel"/>
     <w:tmpl w:val="4FF25CF6"/>
@@ -4391,7 +5050,346 @@
       </w:rPr>
     </w:lvl>
   </w:abstractNum>
-  <w:abstractNum w:abstractNumId="7" w15:restartNumberingAfterBreak="0">
+  <w:abstractNum w:abstractNumId="9" w15:restartNumberingAfterBreak="0">
+    <w:nsid w:val="652C1DAB"/>
+    <w:multiLevelType w:val="hybridMultilevel"/>
+    <w:tmpl w:val="CD3C14B6"/>
+    <w:lvl w:ilvl="0" w:tplc="04190001">
+      <w:start w:val="1"/>
+      <w:numFmt w:val="bullet"/>
+      <w:lvlText w:val=""/>
+      <w:lvlJc w:val="left"/>
+      <w:pPr>
+        <w:ind w:left="2136" w:hanging="360"/>
+      </w:pPr>
+      <w:rPr>
+        <w:rFonts w:ascii="Symbol" w:hAnsi="Symbol" w:hint="default"/>
+      </w:rPr>
+    </w:lvl>
+    <w:lvl w:ilvl="1" w:tplc="04190003" w:tentative="1">
+      <w:start w:val="1"/>
+      <w:numFmt w:val="bullet"/>
+      <w:lvlText w:val="o"/>
+      <w:lvlJc w:val="left"/>
+      <w:pPr>
+        <w:ind w:left="2856" w:hanging="360"/>
+      </w:pPr>
+      <w:rPr>
+        <w:rFonts w:ascii="Courier New" w:hAnsi="Courier New" w:cs="Courier New" w:hint="default"/>
+      </w:rPr>
+    </w:lvl>
+    <w:lvl w:ilvl="2" w:tplc="04190005" w:tentative="1">
+      <w:start w:val="1"/>
+      <w:numFmt w:val="bullet"/>
+      <w:lvlText w:val=""/>
+      <w:lvlJc w:val="left"/>
+      <w:pPr>
+        <w:ind w:left="3576" w:hanging="360"/>
+      </w:pPr>
+      <w:rPr>
+        <w:rFonts w:ascii="Wingdings" w:hAnsi="Wingdings" w:hint="default"/>
+      </w:rPr>
+    </w:lvl>
+    <w:lvl w:ilvl="3" w:tplc="04190001" w:tentative="1">
+      <w:start w:val="1"/>
+      <w:numFmt w:val="bullet"/>
+      <w:lvlText w:val=""/>
+      <w:lvlJc w:val="left"/>
+      <w:pPr>
+        <w:ind w:left="4296" w:hanging="360"/>
+      </w:pPr>
+      <w:rPr>
+        <w:rFonts w:ascii="Symbol" w:hAnsi="Symbol" w:hint="default"/>
+      </w:rPr>
+    </w:lvl>
+    <w:lvl w:ilvl="4" w:tplc="04190003" w:tentative="1">
+      <w:start w:val="1"/>
+      <w:numFmt w:val="bullet"/>
+      <w:lvlText w:val="o"/>
+      <w:lvlJc w:val="left"/>
+      <w:pPr>
+        <w:ind w:left="5016" w:hanging="360"/>
+      </w:pPr>
+      <w:rPr>
+        <w:rFonts w:ascii="Courier New" w:hAnsi="Courier New" w:cs="Courier New" w:hint="default"/>
+      </w:rPr>
+    </w:lvl>
+    <w:lvl w:ilvl="5" w:tplc="04190005" w:tentative="1">
+      <w:start w:val="1"/>
+      <w:numFmt w:val="bullet"/>
+      <w:lvlText w:val=""/>
+      <w:lvlJc w:val="left"/>
+      <w:pPr>
+        <w:ind w:left="5736" w:hanging="360"/>
+      </w:pPr>
+      <w:rPr>
+        <w:rFonts w:ascii="Wingdings" w:hAnsi="Wingdings" w:hint="default"/>
+      </w:rPr>
+    </w:lvl>
+    <w:lvl w:ilvl="6" w:tplc="04190001" w:tentative="1">
+      <w:start w:val="1"/>
+      <w:numFmt w:val="bullet"/>
+      <w:lvlText w:val=""/>
+      <w:lvlJc w:val="left"/>
+      <w:pPr>
+        <w:ind w:left="6456" w:hanging="360"/>
+      </w:pPr>
+      <w:rPr>
+        <w:rFonts w:ascii="Symbol" w:hAnsi="Symbol" w:hint="default"/>
+      </w:rPr>
+    </w:lvl>
+    <w:lvl w:ilvl="7" w:tplc="04190003" w:tentative="1">
+      <w:start w:val="1"/>
+      <w:numFmt w:val="bullet"/>
+      <w:lvlText w:val="o"/>
+      <w:lvlJc w:val="left"/>
+      <w:pPr>
+        <w:ind w:left="7176" w:hanging="360"/>
+      </w:pPr>
+      <w:rPr>
+        <w:rFonts w:ascii="Courier New" w:hAnsi="Courier New" w:cs="Courier New" w:hint="default"/>
+      </w:rPr>
+    </w:lvl>
+    <w:lvl w:ilvl="8" w:tplc="04190005" w:tentative="1">
+      <w:start w:val="1"/>
+      <w:numFmt w:val="bullet"/>
+      <w:lvlText w:val=""/>
+      <w:lvlJc w:val="left"/>
+      <w:pPr>
+        <w:ind w:left="7896" w:hanging="360"/>
+      </w:pPr>
+      <w:rPr>
+        <w:rFonts w:ascii="Wingdings" w:hAnsi="Wingdings" w:hint="default"/>
+      </w:rPr>
+    </w:lvl>
+  </w:abstractNum>
+  <w:abstractNum w:abstractNumId="10" w15:restartNumberingAfterBreak="0">
+    <w:nsid w:val="67D0578D"/>
+    <w:multiLevelType w:val="hybridMultilevel"/>
+    <w:tmpl w:val="E5885910"/>
+    <w:lvl w:ilvl="0" w:tplc="04190001">
+      <w:start w:val="1"/>
+      <w:numFmt w:val="bullet"/>
+      <w:lvlText w:val=""/>
+      <w:lvlJc w:val="left"/>
+      <w:pPr>
+        <w:ind w:left="2136" w:hanging="360"/>
+      </w:pPr>
+      <w:rPr>
+        <w:rFonts w:ascii="Symbol" w:hAnsi="Symbol" w:hint="default"/>
+      </w:rPr>
+    </w:lvl>
+    <w:lvl w:ilvl="1" w:tplc="04190003" w:tentative="1">
+      <w:start w:val="1"/>
+      <w:numFmt w:val="bullet"/>
+      <w:lvlText w:val="o"/>
+      <w:lvlJc w:val="left"/>
+      <w:pPr>
+        <w:ind w:left="2856" w:hanging="360"/>
+      </w:pPr>
+      <w:rPr>
+        <w:rFonts w:ascii="Courier New" w:hAnsi="Courier New" w:cs="Courier New" w:hint="default"/>
+      </w:rPr>
+    </w:lvl>
+    <w:lvl w:ilvl="2" w:tplc="04190005" w:tentative="1">
+      <w:start w:val="1"/>
+      <w:numFmt w:val="bullet"/>
+      <w:lvlText w:val=""/>
+      <w:lvlJc w:val="left"/>
+      <w:pPr>
+        <w:ind w:left="3576" w:hanging="360"/>
+      </w:pPr>
+      <w:rPr>
+        <w:rFonts w:ascii="Wingdings" w:hAnsi="Wingdings" w:hint="default"/>
+      </w:rPr>
+    </w:lvl>
+    <w:lvl w:ilvl="3" w:tplc="04190001" w:tentative="1">
+      <w:start w:val="1"/>
+      <w:numFmt w:val="bullet"/>
+      <w:lvlText w:val=""/>
+      <w:lvlJc w:val="left"/>
+      <w:pPr>
+        <w:ind w:left="4296" w:hanging="360"/>
+      </w:pPr>
+      <w:rPr>
+        <w:rFonts w:ascii="Symbol" w:hAnsi="Symbol" w:hint="default"/>
+      </w:rPr>
+    </w:lvl>
+    <w:lvl w:ilvl="4" w:tplc="04190003" w:tentative="1">
+      <w:start w:val="1"/>
+      <w:numFmt w:val="bullet"/>
+      <w:lvlText w:val="o"/>
+      <w:lvlJc w:val="left"/>
+      <w:pPr>
+        <w:ind w:left="5016" w:hanging="360"/>
+      </w:pPr>
+      <w:rPr>
+        <w:rFonts w:ascii="Courier New" w:hAnsi="Courier New" w:cs="Courier New" w:hint="default"/>
+      </w:rPr>
+    </w:lvl>
+    <w:lvl w:ilvl="5" w:tplc="04190005" w:tentative="1">
+      <w:start w:val="1"/>
+      <w:numFmt w:val="bullet"/>
+      <w:lvlText w:val=""/>
+      <w:lvlJc w:val="left"/>
+      <w:pPr>
+        <w:ind w:left="5736" w:hanging="360"/>
+      </w:pPr>
+      <w:rPr>
+        <w:rFonts w:ascii="Wingdings" w:hAnsi="Wingdings" w:hint="default"/>
+      </w:rPr>
+    </w:lvl>
+    <w:lvl w:ilvl="6" w:tplc="04190001" w:tentative="1">
+      <w:start w:val="1"/>
+      <w:numFmt w:val="bullet"/>
+      <w:lvlText w:val=""/>
+      <w:lvlJc w:val="left"/>
+      <w:pPr>
+        <w:ind w:left="6456" w:hanging="360"/>
+      </w:pPr>
+      <w:rPr>
+        <w:rFonts w:ascii="Symbol" w:hAnsi="Symbol" w:hint="default"/>
+      </w:rPr>
+    </w:lvl>
+    <w:lvl w:ilvl="7" w:tplc="04190003" w:tentative="1">
+      <w:start w:val="1"/>
+      <w:numFmt w:val="bullet"/>
+      <w:lvlText w:val="o"/>
+      <w:lvlJc w:val="left"/>
+      <w:pPr>
+        <w:ind w:left="7176" w:hanging="360"/>
+      </w:pPr>
+      <w:rPr>
+        <w:rFonts w:ascii="Courier New" w:hAnsi="Courier New" w:cs="Courier New" w:hint="default"/>
+      </w:rPr>
+    </w:lvl>
+    <w:lvl w:ilvl="8" w:tplc="04190005" w:tentative="1">
+      <w:start w:val="1"/>
+      <w:numFmt w:val="bullet"/>
+      <w:lvlText w:val=""/>
+      <w:lvlJc w:val="left"/>
+      <w:pPr>
+        <w:ind w:left="7896" w:hanging="360"/>
+      </w:pPr>
+      <w:rPr>
+        <w:rFonts w:ascii="Wingdings" w:hAnsi="Wingdings" w:hint="default"/>
+      </w:rPr>
+    </w:lvl>
+  </w:abstractNum>
+  <w:abstractNum w:abstractNumId="11" w15:restartNumberingAfterBreak="0">
+    <w:nsid w:val="6FEB5507"/>
+    <w:multiLevelType w:val="hybridMultilevel"/>
+    <w:tmpl w:val="5FCEFFD8"/>
+    <w:lvl w:ilvl="0" w:tplc="04190001">
+      <w:start w:val="1"/>
+      <w:numFmt w:val="bullet"/>
+      <w:lvlText w:val=""/>
+      <w:lvlJc w:val="left"/>
+      <w:pPr>
+        <w:ind w:left="2136" w:hanging="360"/>
+      </w:pPr>
+      <w:rPr>
+        <w:rFonts w:ascii="Symbol" w:hAnsi="Symbol" w:hint="default"/>
+      </w:rPr>
+    </w:lvl>
+    <w:lvl w:ilvl="1" w:tplc="04190003" w:tentative="1">
+      <w:start w:val="1"/>
+      <w:numFmt w:val="bullet"/>
+      <w:lvlText w:val="o"/>
+      <w:lvlJc w:val="left"/>
+      <w:pPr>
+        <w:ind w:left="2856" w:hanging="360"/>
+      </w:pPr>
+      <w:rPr>
+        <w:rFonts w:ascii="Courier New" w:hAnsi="Courier New" w:cs="Courier New" w:hint="default"/>
+      </w:rPr>
+    </w:lvl>
+    <w:lvl w:ilvl="2" w:tplc="04190005" w:tentative="1">
+      <w:start w:val="1"/>
+      <w:numFmt w:val="bullet"/>
+      <w:lvlText w:val=""/>
+      <w:lvlJc w:val="left"/>
+      <w:pPr>
+        <w:ind w:left="3576" w:hanging="360"/>
+      </w:pPr>
+      <w:rPr>
+        <w:rFonts w:ascii="Wingdings" w:hAnsi="Wingdings" w:hint="default"/>
+      </w:rPr>
+    </w:lvl>
+    <w:lvl w:ilvl="3" w:tplc="04190001" w:tentative="1">
+      <w:start w:val="1"/>
+      <w:numFmt w:val="bullet"/>
+      <w:lvlText w:val=""/>
+      <w:lvlJc w:val="left"/>
+      <w:pPr>
+        <w:ind w:left="4296" w:hanging="360"/>
+      </w:pPr>
+      <w:rPr>
+        <w:rFonts w:ascii="Symbol" w:hAnsi="Symbol" w:hint="default"/>
+      </w:rPr>
+    </w:lvl>
+    <w:lvl w:ilvl="4" w:tplc="04190003" w:tentative="1">
+      <w:start w:val="1"/>
+      <w:numFmt w:val="bullet"/>
+      <w:lvlText w:val="o"/>
+      <w:lvlJc w:val="left"/>
+      <w:pPr>
+        <w:ind w:left="5016" w:hanging="360"/>
+      </w:pPr>
+      <w:rPr>
+        <w:rFonts w:ascii="Courier New" w:hAnsi="Courier New" w:cs="Courier New" w:hint="default"/>
+      </w:rPr>
+    </w:lvl>
+    <w:lvl w:ilvl="5" w:tplc="04190005" w:tentative="1">
+      <w:start w:val="1"/>
+      <w:numFmt w:val="bullet"/>
+      <w:lvlText w:val=""/>
+      <w:lvlJc w:val="left"/>
+      <w:pPr>
+        <w:ind w:left="5736" w:hanging="360"/>
+      </w:pPr>
+      <w:rPr>
+        <w:rFonts w:ascii="Wingdings" w:hAnsi="Wingdings" w:hint="default"/>
+      </w:rPr>
+    </w:lvl>
+    <w:lvl w:ilvl="6" w:tplc="04190001" w:tentative="1">
+      <w:start w:val="1"/>
+      <w:numFmt w:val="bullet"/>
+      <w:lvlText w:val=""/>
+      <w:lvlJc w:val="left"/>
+      <w:pPr>
+        <w:ind w:left="6456" w:hanging="360"/>
+      </w:pPr>
+      <w:rPr>
+        <w:rFonts w:ascii="Symbol" w:hAnsi="Symbol" w:hint="default"/>
+      </w:rPr>
+    </w:lvl>
+    <w:lvl w:ilvl="7" w:tplc="04190003" w:tentative="1">
+      <w:start w:val="1"/>
+      <w:numFmt w:val="bullet"/>
+      <w:lvlText w:val="o"/>
+      <w:lvlJc w:val="left"/>
+      <w:pPr>
+        <w:ind w:left="7176" w:hanging="360"/>
+      </w:pPr>
+      <w:rPr>
+        <w:rFonts w:ascii="Courier New" w:hAnsi="Courier New" w:cs="Courier New" w:hint="default"/>
+      </w:rPr>
+    </w:lvl>
+    <w:lvl w:ilvl="8" w:tplc="04190005" w:tentative="1">
+      <w:start w:val="1"/>
+      <w:numFmt w:val="bullet"/>
+      <w:lvlText w:val=""/>
+      <w:lvlJc w:val="left"/>
+      <w:pPr>
+        <w:ind w:left="7896" w:hanging="360"/>
+      </w:pPr>
+      <w:rPr>
+        <w:rFonts w:ascii="Wingdings" w:hAnsi="Wingdings" w:hint="default"/>
+      </w:rPr>
+    </w:lvl>
+  </w:abstractNum>
+  <w:abstractNum w:abstractNumId="12" w15:restartNumberingAfterBreak="0">
     <w:nsid w:val="747F7D09"/>
     <w:multiLevelType w:val="hybridMultilevel"/>
     <w:tmpl w:val="09101F32"/>
@@ -4481,28 +5479,43 @@
     </w:lvl>
   </w:abstractNum>
   <w:num w:numId="1" w16cid:durableId="324431782">
+    <w:abstractNumId w:val="12"/>
+  </w:num>
+  <w:num w:numId="2" w16cid:durableId="2106143966">
+    <w:abstractNumId w:val="5"/>
+  </w:num>
+  <w:num w:numId="3" w16cid:durableId="1787264050">
+    <w:abstractNumId w:val="6"/>
+  </w:num>
+  <w:num w:numId="4" w16cid:durableId="603149602">
+    <w:abstractNumId w:val="4"/>
+  </w:num>
+  <w:num w:numId="5" w16cid:durableId="918752285">
+    <w:abstractNumId w:val="8"/>
+  </w:num>
+  <w:num w:numId="6" w16cid:durableId="4287110">
     <w:abstractNumId w:val="7"/>
   </w:num>
-  <w:num w:numId="2" w16cid:durableId="2106143966">
+  <w:num w:numId="7" w16cid:durableId="406807833">
     <w:abstractNumId w:val="3"/>
   </w:num>
-  <w:num w:numId="3" w16cid:durableId="1787264050">
-    <w:abstractNumId w:val="4"/>
+  <w:num w:numId="8" w16cid:durableId="1584683484">
+    <w:abstractNumId w:val="1"/>
   </w:num>
-  <w:num w:numId="4" w16cid:durableId="603149602">
+  <w:num w:numId="9" w16cid:durableId="736903362">
     <w:abstractNumId w:val="2"/>
   </w:num>
-  <w:num w:numId="5" w16cid:durableId="918752285">
-    <w:abstractNumId w:val="6"/>
+  <w:num w:numId="10" w16cid:durableId="1027411989">
+    <w:abstractNumId w:val="0"/>
   </w:num>
-  <w:num w:numId="6" w16cid:durableId="4287110">
-    <w:abstractNumId w:val="5"/>
+  <w:num w:numId="11" w16cid:durableId="1356810607">
+    <w:abstractNumId w:val="10"/>
   </w:num>
-  <w:num w:numId="7" w16cid:durableId="406807833">
-    <w:abstractNumId w:val="1"/>
+  <w:num w:numId="12" w16cid:durableId="1800995638">
+    <w:abstractNumId w:val="11"/>
   </w:num>
-  <w:num w:numId="8" w16cid:durableId="1584683484">
-    <w:abstractNumId w:val="0"/>
+  <w:num w:numId="13" w16cid:durableId="1897468948">
+    <w:abstractNumId w:val="9"/>
   </w:num>
 </w:numbering>
 </file>
@@ -5110,7 +6123,6 @@
   <w:style w:type="character" w:default="1" w:styleId="a0">
     <w:name w:val="Default Paragraph Font"/>
     <w:uiPriority w:val="1"/>
-    <w:semiHidden/>
     <w:unhideWhenUsed/>
   </w:style>
   <w:style w:type="table" w:default="1" w:styleId="a1">

--- a/Documents/Architectural project.docx
+++ b/Documents/Architectural project.docx
@@ -107,26 +107,10 @@
     </w:p>
     <w:p>
       <w:pPr>
-        <w:jc w:val="center"/>
-        <w:rPr>
-          <w:rFonts w:ascii="Times New Roman" w:hAnsi="Times New Roman" w:cs="Times New Roman"/>
-          <w:b/>
-          <w:bCs/>
-          <w:sz w:val="28"/>
-          <w:szCs w:val="28"/>
-          <w:lang w:val="en-US"/>
-        </w:rPr>
-      </w:pPr>
-      <w:r>
-        <w:rPr>
-          <w:rFonts w:ascii="Times New Roman" w:hAnsi="Times New Roman" w:cs="Times New Roman"/>
-          <w:b/>
-          <w:bCs/>
-          <w:noProof/>
-          <w:sz w:val="28"/>
-          <w:szCs w:val="28"/>
-          <w:lang w:val="en-US"/>
-        </w:rPr>
+        <w:pStyle w:val="24"/>
+      </w:pPr>
+      <w:r>
+        <w:lastRenderedPageBreak/>
         <w:drawing>
           <wp:anchor distT="0" distB="0" distL="114300" distR="114300" simplePos="0" relativeHeight="251658240" behindDoc="0" locked="0" layoutInCell="1" allowOverlap="1" wp14:anchorId="273AEB96" wp14:editId="20F96AE5">
             <wp:simplePos x="0" y="0"/>
@@ -151,7 +135,7 @@
                     <pic:cNvPicPr/>
                   </pic:nvPicPr>
                   <pic:blipFill>
-                    <a:blip r:embed="rId5" cstate="print">
+                    <a:blip r:embed="rId6" cstate="print">
                       <a:extLst>
                         <a:ext uri="{28A0092B-C50C-407E-A947-70E740481C1C}">
                           <a14:useLocalDpi xmlns:a14="http://schemas.microsoft.com/office/drawing/2010/main" val="0"/>
@@ -184,36 +168,51 @@
         </w:drawing>
       </w:r>
       <w:r>
+        <w:t>Class Diagrams</w:t>
+      </w:r>
+    </w:p>
+    <w:p>
+      <w:pPr>
+        <w:rPr>
+          <w:rFonts w:asciiTheme="majorHAnsi" w:eastAsiaTheme="majorEastAsia" w:hAnsiTheme="majorHAnsi" w:cstheme="majorBidi"/>
+          <w:sz w:val="32"/>
+          <w:szCs w:val="32"/>
+          <w:lang w:val="en-US"/>
+        </w:rPr>
+      </w:pPr>
+      <w:r>
+        <w:rPr>
+          <w:lang w:val="en-US"/>
+        </w:rPr>
+        <w:br w:type="page"/>
+      </w:r>
+    </w:p>
+    <w:p>
+      <w:pPr>
+        <w:pStyle w:val="23"/>
+        <w:rPr>
+          <w:lang w:val="ru-RU"/>
+        </w:rPr>
+      </w:pPr>
+      <w:r>
+        <w:lastRenderedPageBreak/>
+        <w:t>Game</w:t>
+      </w:r>
+    </w:p>
+    <w:p>
+      <w:pPr>
+        <w:pStyle w:val="a7"/>
+        <w:rPr>
+          <w:rFonts w:ascii="Times New Roman" w:hAnsi="Times New Roman" w:cs="Times New Roman"/>
+        </w:rPr>
+      </w:pPr>
+      <w:r>
         <w:rPr>
           <w:rFonts w:ascii="Times New Roman" w:hAnsi="Times New Roman" w:cs="Times New Roman"/>
           <w:b/>
           <w:bCs/>
-          <w:sz w:val="28"/>
-          <w:szCs w:val="28"/>
-          <w:lang w:val="en-US"/>
-        </w:rPr>
-        <w:t>Class Diagrams</w:t>
-      </w:r>
-    </w:p>
-    <w:p>
-      <w:pPr>
-        <w:pStyle w:val="a7"/>
-        <w:numPr>
-          <w:ilvl w:val="0"/>
-          <w:numId w:val="2"/>
-        </w:numPr>
-        <w:rPr>
-          <w:rFonts w:ascii="Times New Roman" w:hAnsi="Times New Roman" w:cs="Times New Roman"/>
-        </w:rPr>
-      </w:pPr>
-      <w:r>
-        <w:rPr>
-          <w:rFonts w:ascii="Times New Roman" w:hAnsi="Times New Roman" w:cs="Times New Roman"/>
-          <w:b/>
-          <w:bCs/>
-          <w:lang w:val="en-US"/>
-        </w:rPr>
-        <w:lastRenderedPageBreak/>
+          <w:lang w:val="en-US"/>
+        </w:rPr>
         <w:t>Game</w:t>
       </w:r>
       <w:r>
@@ -932,7 +931,7 @@
                     <pic:cNvPicPr/>
                   </pic:nvPicPr>
                   <pic:blipFill>
-                    <a:blip r:embed="rId6">
+                    <a:blip r:embed="rId7">
                       <a:extLst>
                         <a:ext uri="{28A0092B-C50C-407E-A947-70E740481C1C}">
                           <a14:useLocalDpi xmlns:a14="http://schemas.microsoft.com/office/drawing/2010/main" val="0"/>
@@ -1259,7 +1258,6 @@
       <w:r>
         <w:rPr>
           <w:rFonts w:ascii="Times New Roman" w:hAnsi="Times New Roman" w:cs="Times New Roman"/>
-          <w:lang w:val="en-US"/>
         </w:rPr>
         <w:t xml:space="preserve"> </w:t>
       </w:r>
@@ -1280,7 +1278,6 @@
       <w:r>
         <w:rPr>
           <w:rFonts w:ascii="Times New Roman" w:hAnsi="Times New Roman" w:cs="Times New Roman"/>
-          <w:lang w:val="en-US"/>
         </w:rPr>
         <w:t xml:space="preserve"> </w:t>
       </w:r>
@@ -1355,11 +1352,19 @@
     </w:p>
     <w:p>
       <w:pPr>
+        <w:pStyle w:val="23"/>
+        <w:rPr>
+          <w:lang w:val="ru-RU"/>
+        </w:rPr>
+      </w:pPr>
+      <w:r>
+        <w:lastRenderedPageBreak/>
+        <w:t>Location</w:t>
+      </w:r>
+    </w:p>
+    <w:p>
+      <w:pPr>
         <w:pStyle w:val="a7"/>
-        <w:numPr>
-          <w:ilvl w:val="0"/>
-          <w:numId w:val="2"/>
-        </w:numPr>
         <w:rPr>
           <w:rFonts w:ascii="Times New Roman" w:hAnsi="Times New Roman" w:cs="Times New Roman"/>
         </w:rPr>
@@ -1371,7 +1376,6 @@
           <w:bCs/>
           <w:lang w:val="en-US"/>
         </w:rPr>
-        <w:lastRenderedPageBreak/>
         <w:t>Location</w:t>
       </w:r>
       <w:r>
@@ -1714,6 +1718,7 @@
       <w:r>
         <w:rPr>
           <w:rFonts w:ascii="Times New Roman" w:hAnsi="Times New Roman" w:cs="Times New Roman"/>
+          <w:noProof/>
         </w:rPr>
         <w:drawing>
           <wp:anchor distT="0" distB="0" distL="114300" distR="114300" simplePos="0" relativeHeight="251660288" behindDoc="0" locked="0" layoutInCell="1" allowOverlap="1" wp14:anchorId="341FC688" wp14:editId="753C110A">
@@ -1739,7 +1744,7 @@
                     <pic:cNvPicPr/>
                   </pic:nvPicPr>
                   <pic:blipFill>
-                    <a:blip r:embed="rId7" cstate="print">
+                    <a:blip r:embed="rId8" cstate="print">
                       <a:extLst>
                         <a:ext uri="{28A0092B-C50C-407E-A947-70E740481C1C}">
                           <a14:useLocalDpi xmlns:a14="http://schemas.microsoft.com/office/drawing/2010/main" val="0"/>
@@ -2434,6 +2439,7 @@
       <w:r>
         <w:rPr>
           <w:rFonts w:ascii="Times New Roman" w:hAnsi="Times New Roman" w:cs="Times New Roman"/>
+          <w:noProof/>
         </w:rPr>
         <w:lastRenderedPageBreak/>
         <w:drawing>
@@ -2460,7 +2466,7 @@
                     <pic:cNvPicPr/>
                   </pic:nvPicPr>
                   <pic:blipFill>
-                    <a:blip r:embed="rId8">
+                    <a:blip r:embed="rId9">
                       <a:extLst>
                         <a:ext uri="{28A0092B-C50C-407E-A947-70E740481C1C}">
                           <a14:useLocalDpi xmlns:a14="http://schemas.microsoft.com/office/drawing/2010/main" val="0"/>
@@ -2575,11 +2581,32 @@
     </w:p>
     <w:p>
       <w:pPr>
+        <w:rPr>
+          <w:rFonts w:ascii="Times New Roman" w:hAnsi="Times New Roman" w:cs="Times New Roman"/>
+        </w:rPr>
+      </w:pPr>
+      <w:r>
+        <w:rPr>
+          <w:rFonts w:ascii="Times New Roman" w:hAnsi="Times New Roman" w:cs="Times New Roman"/>
+        </w:rPr>
+        <w:br w:type="page"/>
+      </w:r>
+    </w:p>
+    <w:p>
+      <w:pPr>
+        <w:pStyle w:val="23"/>
+        <w:rPr>
+          <w:lang w:val="ru-RU"/>
+        </w:rPr>
+      </w:pPr>
+      <w:r>
+        <w:lastRenderedPageBreak/>
+        <w:t>Player</w:t>
+      </w:r>
+    </w:p>
+    <w:p>
+      <w:pPr>
         <w:pStyle w:val="a7"/>
-        <w:numPr>
-          <w:ilvl w:val="0"/>
-          <w:numId w:val="2"/>
-        </w:numPr>
         <w:rPr>
           <w:rFonts w:ascii="Times New Roman" w:hAnsi="Times New Roman" w:cs="Times New Roman"/>
           <w:b/>
@@ -3922,16 +3949,16 @@
       <w:r>
         <w:rPr>
           <w:rFonts w:ascii="Times New Roman" w:hAnsi="Times New Roman" w:cs="Times New Roman"/>
-        </w:rPr>
-        <w:lastRenderedPageBreak/>
+          <w:noProof/>
+        </w:rPr>
         <w:drawing>
-          <wp:anchor distT="0" distB="0" distL="114300" distR="114300" simplePos="0" relativeHeight="251662336" behindDoc="0" locked="0" layoutInCell="1" allowOverlap="1" wp14:anchorId="730EFF4A" wp14:editId="46F0A11E">
+          <wp:anchor distT="0" distB="0" distL="114300" distR="114300" simplePos="0" relativeHeight="251662336" behindDoc="0" locked="0" layoutInCell="1" allowOverlap="1" wp14:anchorId="730EFF4A" wp14:editId="18F340AC">
             <wp:simplePos x="0" y="0"/>
             <wp:positionH relativeFrom="margin">
               <wp:align>center</wp:align>
             </wp:positionH>
             <wp:positionV relativeFrom="paragraph">
-              <wp:posOffset>484</wp:posOffset>
+              <wp:posOffset>161</wp:posOffset>
             </wp:positionV>
             <wp:extent cx="3706363" cy="2547506"/>
             <wp:effectExtent l="0" t="0" r="8890" b="5715"/>
@@ -3948,7 +3975,7 @@
                     <pic:cNvPicPr/>
                   </pic:nvPicPr>
                   <pic:blipFill>
-                    <a:blip r:embed="rId9" cstate="print">
+                    <a:blip r:embed="rId10" cstate="print">
                       <a:extLst>
                         <a:ext uri="{28A0092B-C50C-407E-A947-70E740481C1C}">
                           <a14:useLocalDpi xmlns:a14="http://schemas.microsoft.com/office/drawing/2010/main" val="0"/>
@@ -3988,6 +4015,7 @@
           <w:b/>
           <w:bCs/>
         </w:rPr>
+        <w:lastRenderedPageBreak/>
         <w:t>Взаимодействия:</w:t>
       </w:r>
       <w:r>
@@ -4043,6 +4071,2243 @@
           <w:rFonts w:ascii="Times New Roman" w:hAnsi="Times New Roman" w:cs="Times New Roman"/>
         </w:rPr>
         <w:t> (проверка репутации/навыков). При изменении опыта или здоровья обновляет своё состояние.</w:t>
+      </w:r>
+    </w:p>
+    <w:p>
+      <w:pPr>
+        <w:ind w:left="709"/>
+        <w:rPr>
+          <w:rFonts w:ascii="Times New Roman" w:hAnsi="Times New Roman" w:cs="Times New Roman"/>
+        </w:rPr>
+      </w:pPr>
+    </w:p>
+    <w:p>
+      <w:pPr>
+        <w:pStyle w:val="23"/>
+      </w:pPr>
+      <w:r>
+        <w:t>CharacterStats</w:t>
+      </w:r>
+    </w:p>
+    <w:p>
+      <w:pPr>
+        <w:ind w:left="709"/>
+        <w:rPr>
+          <w:rFonts w:ascii="Times New Roman" w:hAnsi="Times New Roman" w:cs="Times New Roman"/>
+        </w:rPr>
+      </w:pPr>
+      <w:proofErr w:type="spellStart"/>
+      <w:r>
+        <w:rPr>
+          <w:rFonts w:ascii="Times New Roman" w:hAnsi="Times New Roman" w:cs="Times New Roman"/>
+          <w:b/>
+          <w:bCs/>
+          <w:lang w:val="en-US"/>
+        </w:rPr>
+        <w:t>CharacterStats</w:t>
+      </w:r>
+      <w:proofErr w:type="spellEnd"/>
+      <w:r>
+        <w:rPr>
+          <w:rFonts w:ascii="Times New Roman" w:hAnsi="Times New Roman" w:cs="Times New Roman"/>
+        </w:rPr>
+        <w:t xml:space="preserve"> – </w:t>
+      </w:r>
+      <w:r>
+        <w:rPr>
+          <w:rFonts w:ascii="Times New Roman" w:hAnsi="Times New Roman" w:cs="Times New Roman"/>
+        </w:rPr>
+        <w:t>хранит базовые характеристики, которые влияют на навыки, урон, здоровье, шансы в диалогах.</w:t>
+      </w:r>
+    </w:p>
+    <w:p>
+      <w:pPr>
+        <w:rPr>
+          <w:rFonts w:ascii="Times New Roman" w:hAnsi="Times New Roman" w:cs="Times New Roman"/>
+        </w:rPr>
+      </w:pPr>
+      <w:r>
+        <w:rPr>
+          <w:rFonts w:ascii="Times New Roman" w:hAnsi="Times New Roman" w:cs="Times New Roman"/>
+        </w:rPr>
+        <w:tab/>
+      </w:r>
+      <w:r>
+        <w:rPr>
+          <w:rFonts w:ascii="Times New Roman" w:hAnsi="Times New Roman" w:cs="Times New Roman"/>
+        </w:rPr>
+        <w:tab/>
+        <w:t>Поля:</w:t>
+      </w:r>
+    </w:p>
+    <w:p>
+      <w:pPr>
+        <w:pStyle w:val="a7"/>
+        <w:numPr>
+          <w:ilvl w:val="0"/>
+          <w:numId w:val="14"/>
+        </w:numPr>
+        <w:rPr>
+          <w:rFonts w:ascii="Times New Roman" w:hAnsi="Times New Roman" w:cs="Times New Roman"/>
+          <w:lang w:val="en-US"/>
+        </w:rPr>
+      </w:pPr>
+      <w:proofErr w:type="spellStart"/>
+      <w:r>
+        <w:rPr>
+          <w:rFonts w:ascii="Times New Roman" w:hAnsi="Times New Roman" w:cs="Times New Roman"/>
+          <w:lang w:val="en-US"/>
+        </w:rPr>
+        <w:t>strength_ch</w:t>
+      </w:r>
+      <w:proofErr w:type="spellEnd"/>
+      <w:r>
+        <w:rPr>
+          <w:rFonts w:ascii="Times New Roman" w:hAnsi="Times New Roman" w:cs="Times New Roman"/>
+          <w:lang w:val="en-US"/>
+        </w:rPr>
+        <w:t xml:space="preserve">, </w:t>
+      </w:r>
+      <w:proofErr w:type="spellStart"/>
+      <w:r>
+        <w:rPr>
+          <w:rFonts w:ascii="Times New Roman" w:hAnsi="Times New Roman" w:cs="Times New Roman"/>
+          <w:lang w:val="en-US"/>
+        </w:rPr>
+        <w:t>perception_ch</w:t>
+      </w:r>
+      <w:proofErr w:type="spellEnd"/>
+      <w:r>
+        <w:rPr>
+          <w:rFonts w:ascii="Times New Roman" w:hAnsi="Times New Roman" w:cs="Times New Roman"/>
+          <w:lang w:val="en-US"/>
+        </w:rPr>
+        <w:t xml:space="preserve">, </w:t>
+      </w:r>
+      <w:proofErr w:type="spellStart"/>
+      <w:r>
+        <w:rPr>
+          <w:rFonts w:ascii="Times New Roman" w:hAnsi="Times New Roman" w:cs="Times New Roman"/>
+          <w:lang w:val="en-US"/>
+        </w:rPr>
+        <w:t>endurance_ch</w:t>
+      </w:r>
+      <w:proofErr w:type="spellEnd"/>
+      <w:r>
+        <w:rPr>
+          <w:rFonts w:ascii="Times New Roman" w:hAnsi="Times New Roman" w:cs="Times New Roman"/>
+          <w:lang w:val="en-US"/>
+        </w:rPr>
+        <w:t xml:space="preserve">, </w:t>
+      </w:r>
+      <w:proofErr w:type="spellStart"/>
+      <w:r>
+        <w:rPr>
+          <w:rFonts w:ascii="Times New Roman" w:hAnsi="Times New Roman" w:cs="Times New Roman"/>
+          <w:lang w:val="en-US"/>
+        </w:rPr>
+        <w:t>charisma_ch</w:t>
+      </w:r>
+      <w:proofErr w:type="spellEnd"/>
+      <w:r>
+        <w:rPr>
+          <w:rFonts w:ascii="Times New Roman" w:hAnsi="Times New Roman" w:cs="Times New Roman"/>
+          <w:lang w:val="en-US"/>
+        </w:rPr>
+        <w:t xml:space="preserve">, </w:t>
+      </w:r>
+      <w:proofErr w:type="spellStart"/>
+      <w:r>
+        <w:rPr>
+          <w:rFonts w:ascii="Times New Roman" w:hAnsi="Times New Roman" w:cs="Times New Roman"/>
+          <w:lang w:val="en-US"/>
+        </w:rPr>
+        <w:t>intelligence_ch</w:t>
+      </w:r>
+      <w:proofErr w:type="spellEnd"/>
+      <w:r>
+        <w:rPr>
+          <w:rFonts w:ascii="Times New Roman" w:hAnsi="Times New Roman" w:cs="Times New Roman"/>
+          <w:lang w:val="en-US"/>
+        </w:rPr>
+        <w:t xml:space="preserve">, </w:t>
+      </w:r>
+      <w:proofErr w:type="spellStart"/>
+      <w:r>
+        <w:rPr>
+          <w:rFonts w:ascii="Times New Roman" w:hAnsi="Times New Roman" w:cs="Times New Roman"/>
+          <w:lang w:val="en-US"/>
+        </w:rPr>
+        <w:t>luck_ch</w:t>
+      </w:r>
+      <w:proofErr w:type="spellEnd"/>
+      <w:r>
+        <w:rPr>
+          <w:rFonts w:ascii="Times New Roman" w:hAnsi="Times New Roman" w:cs="Times New Roman"/>
+          <w:lang w:val="en-US"/>
+        </w:rPr>
+        <w:t>: int</w:t>
+      </w:r>
+    </w:p>
+    <w:p>
+      <w:pPr>
+        <w:rPr>
+          <w:rFonts w:ascii="Times New Roman" w:hAnsi="Times New Roman" w:cs="Times New Roman"/>
+          <w:lang w:val="en-US"/>
+        </w:rPr>
+      </w:pPr>
+      <w:r>
+        <w:rPr>
+          <w:rFonts w:ascii="Times New Roman" w:hAnsi="Times New Roman" w:cs="Times New Roman"/>
+          <w:lang w:val="en-US"/>
+        </w:rPr>
+        <w:tab/>
+      </w:r>
+      <w:r>
+        <w:rPr>
+          <w:rFonts w:ascii="Times New Roman" w:hAnsi="Times New Roman" w:cs="Times New Roman"/>
+          <w:lang w:val="en-US"/>
+        </w:rPr>
+        <w:tab/>
+      </w:r>
+      <w:r>
+        <w:rPr>
+          <w:rFonts w:ascii="Times New Roman" w:hAnsi="Times New Roman" w:cs="Times New Roman"/>
+        </w:rPr>
+        <w:t>Методы:</w:t>
+      </w:r>
+    </w:p>
+    <w:p>
+      <w:pPr>
+        <w:pStyle w:val="a7"/>
+        <w:numPr>
+          <w:ilvl w:val="0"/>
+          <w:numId w:val="14"/>
+        </w:numPr>
+        <w:rPr>
+          <w:rFonts w:ascii="Times New Roman" w:hAnsi="Times New Roman" w:cs="Times New Roman"/>
+          <w:lang w:val="en-US"/>
+        </w:rPr>
+      </w:pPr>
+      <w:r>
+        <w:rPr>
+          <w:rFonts w:ascii="Times New Roman" w:hAnsi="Times New Roman" w:cs="Times New Roman"/>
+          <w:lang w:val="en-US"/>
+        </w:rPr>
+        <w:drawing>
+          <wp:anchor distT="0" distB="0" distL="114300" distR="114300" simplePos="0" relativeHeight="251663360" behindDoc="0" locked="0" layoutInCell="1" allowOverlap="1" wp14:anchorId="69CC73A4" wp14:editId="5F18D65B">
+            <wp:simplePos x="0" y="0"/>
+            <wp:positionH relativeFrom="margin">
+              <wp:align>center</wp:align>
+            </wp:positionH>
+            <wp:positionV relativeFrom="paragraph">
+              <wp:posOffset>618490</wp:posOffset>
+            </wp:positionV>
+            <wp:extent cx="3132455" cy="2616835"/>
+            <wp:effectExtent l="0" t="0" r="0" b="0"/>
+            <wp:wrapTopAndBottom/>
+            <wp:docPr id="1886756369" name="Рисунок 1"/>
+            <wp:cNvGraphicFramePr>
+              <a:graphicFrameLocks xmlns:a="http://schemas.openxmlformats.org/drawingml/2006/main" noChangeAspect="1"/>
+            </wp:cNvGraphicFramePr>
+            <a:graphic xmlns:a="http://schemas.openxmlformats.org/drawingml/2006/main">
+              <a:graphicData uri="http://schemas.openxmlformats.org/drawingml/2006/picture">
+                <pic:pic xmlns:pic="http://schemas.openxmlformats.org/drawingml/2006/picture">
+                  <pic:nvPicPr>
+                    <pic:cNvPr id="1886756369" name=""/>
+                    <pic:cNvPicPr/>
+                  </pic:nvPicPr>
+                  <pic:blipFill>
+                    <a:blip r:embed="rId11">
+                      <a:extLst>
+                        <a:ext uri="{28A0092B-C50C-407E-A947-70E740481C1C}">
+                          <a14:useLocalDpi xmlns:a14="http://schemas.microsoft.com/office/drawing/2010/main" val="0"/>
+                        </a:ext>
+                      </a:extLst>
+                    </a:blip>
+                    <a:stretch>
+                      <a:fillRect/>
+                    </a:stretch>
+                  </pic:blipFill>
+                  <pic:spPr>
+                    <a:xfrm>
+                      <a:off x="0" y="0"/>
+                      <a:ext cx="3132455" cy="2616835"/>
+                    </a:xfrm>
+                    <a:prstGeom prst="rect">
+                      <a:avLst/>
+                    </a:prstGeom>
+                  </pic:spPr>
+                </pic:pic>
+              </a:graphicData>
+            </a:graphic>
+            <wp14:sizeRelH relativeFrom="margin">
+              <wp14:pctWidth>0</wp14:pctWidth>
+            </wp14:sizeRelH>
+            <wp14:sizeRelV relativeFrom="margin">
+              <wp14:pctHeight>0</wp14:pctHeight>
+            </wp14:sizeRelV>
+          </wp:anchor>
+        </w:drawing>
+      </w:r>
+      <w:proofErr w:type="spellStart"/>
+      <w:r>
+        <w:rPr>
+          <w:rFonts w:ascii="Times New Roman" w:hAnsi="Times New Roman" w:cs="Times New Roman"/>
+          <w:lang w:val="en-US"/>
+        </w:rPr>
+        <w:t>getModifierStat</w:t>
+      </w:r>
+      <w:proofErr w:type="spellEnd"/>
+      <w:r>
+        <w:rPr>
+          <w:rFonts w:ascii="Times New Roman" w:hAnsi="Times New Roman" w:cs="Times New Roman"/>
+          <w:lang w:val="en-US"/>
+        </w:rPr>
+        <w:t xml:space="preserve"> (stat: </w:t>
+      </w:r>
+      <w:r>
+        <w:rPr>
+          <w:rFonts w:ascii="Times New Roman" w:hAnsi="Times New Roman" w:cs="Times New Roman"/>
+          <w:lang w:val="en-US"/>
+        </w:rPr>
+        <w:t>string</w:t>
+      </w:r>
+      <w:r>
+        <w:rPr>
+          <w:rFonts w:ascii="Times New Roman" w:hAnsi="Times New Roman" w:cs="Times New Roman"/>
+          <w:lang w:val="en-US"/>
+        </w:rPr>
+        <w:t>)</w:t>
+      </w:r>
+      <w:r>
+        <w:rPr>
+          <w:rFonts w:ascii="Times New Roman" w:hAnsi="Times New Roman" w:cs="Times New Roman"/>
+          <w:lang w:val="en-US"/>
+        </w:rPr>
+        <w:t>: int</w:t>
+      </w:r>
+      <w:r>
+        <w:rPr>
+          <w:rFonts w:ascii="Times New Roman" w:hAnsi="Times New Roman" w:cs="Times New Roman"/>
+          <w:lang w:val="en-US"/>
+        </w:rPr>
+        <w:t xml:space="preserve"> </w:t>
+      </w:r>
+      <w:r>
+        <w:rPr>
+          <w:rFonts w:ascii="Times New Roman" w:hAnsi="Times New Roman" w:cs="Times New Roman"/>
+          <w:lang w:val="en-US"/>
+        </w:rPr>
+        <w:t>–</w:t>
+      </w:r>
+      <w:r>
+        <w:rPr>
+          <w:rFonts w:ascii="Times New Roman" w:hAnsi="Times New Roman" w:cs="Times New Roman"/>
+          <w:lang w:val="en-US"/>
+        </w:rPr>
+        <w:t xml:space="preserve"> </w:t>
+      </w:r>
+      <w:r>
+        <w:rPr>
+          <w:rFonts w:ascii="Times New Roman" w:hAnsi="Times New Roman" w:cs="Times New Roman"/>
+        </w:rPr>
+        <w:t>возвращает</w:t>
+      </w:r>
+      <w:r>
+        <w:rPr>
+          <w:rFonts w:ascii="Times New Roman" w:hAnsi="Times New Roman" w:cs="Times New Roman"/>
+          <w:lang w:val="en-US"/>
+        </w:rPr>
+        <w:t xml:space="preserve"> </w:t>
+      </w:r>
+      <w:r>
+        <w:rPr>
+          <w:rFonts w:ascii="Times New Roman" w:hAnsi="Times New Roman" w:cs="Times New Roman"/>
+        </w:rPr>
+        <w:t>модификатор</w:t>
+      </w:r>
+      <w:r>
+        <w:rPr>
+          <w:rFonts w:ascii="Times New Roman" w:hAnsi="Times New Roman" w:cs="Times New Roman"/>
+          <w:lang w:val="en-US"/>
+        </w:rPr>
+        <w:t xml:space="preserve"> </w:t>
+      </w:r>
+      <w:r>
+        <w:rPr>
+          <w:rFonts w:ascii="Times New Roman" w:hAnsi="Times New Roman" w:cs="Times New Roman"/>
+        </w:rPr>
+        <w:t>характеристики</w:t>
+      </w:r>
+    </w:p>
+    <w:p>
+      <w:pPr>
+        <w:rPr>
+          <w:rFonts w:ascii="Times New Roman" w:hAnsi="Times New Roman" w:cs="Times New Roman"/>
+          <w:lang w:val="en-US"/>
+        </w:rPr>
+      </w:pPr>
+    </w:p>
+    <w:p>
+      <w:pPr>
+        <w:ind w:left="709"/>
+        <w:rPr>
+          <w:rFonts w:ascii="Times New Roman" w:hAnsi="Times New Roman" w:cs="Times New Roman"/>
+        </w:rPr>
+      </w:pPr>
+      <w:r>
+        <w:rPr>
+          <w:rFonts w:ascii="Times New Roman" w:hAnsi="Times New Roman" w:cs="Times New Roman"/>
+          <w:b/>
+          <w:bCs/>
+        </w:rPr>
+        <w:t>Взаимодействия:</w:t>
+      </w:r>
+      <w:r>
+        <w:rPr>
+          <w:rFonts w:ascii="Times New Roman" w:hAnsi="Times New Roman" w:cs="Times New Roman"/>
+        </w:rPr>
+        <w:t xml:space="preserve"> </w:t>
+      </w:r>
+      <w:r>
+        <w:rPr>
+          <w:rFonts w:ascii="Times New Roman" w:hAnsi="Times New Roman" w:cs="Times New Roman"/>
+        </w:rPr>
+        <w:t>принадлежит</w:t>
+      </w:r>
+      <w:r>
+        <w:rPr>
+          <w:rFonts w:ascii="Times New Roman" w:hAnsi="Times New Roman" w:cs="Times New Roman"/>
+        </w:rPr>
+        <w:t> Player. Используется при расчёте урона (</w:t>
+      </w:r>
+      <w:proofErr w:type="spellStart"/>
+      <w:r>
+        <w:rPr>
+          <w:rFonts w:ascii="Times New Roman" w:hAnsi="Times New Roman" w:cs="Times New Roman"/>
+        </w:rPr>
+        <w:t>Player.getDamage</w:t>
+      </w:r>
+      <w:proofErr w:type="spellEnd"/>
+      <w:r>
+        <w:rPr>
+          <w:rFonts w:ascii="Times New Roman" w:hAnsi="Times New Roman" w:cs="Times New Roman"/>
+        </w:rPr>
+        <w:t xml:space="preserve"> </w:t>
+      </w:r>
+      <w:r>
+        <w:rPr>
+          <w:rFonts w:ascii="Times New Roman" w:hAnsi="Times New Roman" w:cs="Times New Roman"/>
+        </w:rPr>
+        <w:t>()), проверок навыков, максимального здоровья и инициативы.</w:t>
+      </w:r>
+    </w:p>
+    <w:p>
+      <w:pPr>
+        <w:ind w:left="709"/>
+        <w:rPr>
+          <w:rFonts w:ascii="Times New Roman" w:hAnsi="Times New Roman" w:cs="Times New Roman"/>
+          <w:lang w:val="en-US"/>
+        </w:rPr>
+      </w:pPr>
+    </w:p>
+    <w:p>
+      <w:pPr>
+        <w:pStyle w:val="23"/>
+      </w:pPr>
+      <w:r>
+        <w:t>Skill</w:t>
+      </w:r>
+    </w:p>
+    <w:p>
+      <w:pPr>
+        <w:ind w:left="709"/>
+        <w:rPr>
+          <w:rFonts w:ascii="Times New Roman" w:hAnsi="Times New Roman" w:cs="Times New Roman"/>
+        </w:rPr>
+      </w:pPr>
+      <w:r>
+        <w:rPr>
+          <w:rFonts w:ascii="Times New Roman" w:hAnsi="Times New Roman" w:cs="Times New Roman"/>
+          <w:b/>
+          <w:bCs/>
+          <w:lang w:val="en-US"/>
+        </w:rPr>
+        <w:t>Skill</w:t>
+      </w:r>
+      <w:r>
+        <w:rPr>
+          <w:rFonts w:ascii="Times New Roman" w:hAnsi="Times New Roman" w:cs="Times New Roman"/>
+        </w:rPr>
+        <w:t xml:space="preserve"> – </w:t>
+      </w:r>
+      <w:r>
+        <w:rPr>
+          <w:rFonts w:ascii="Times New Roman" w:hAnsi="Times New Roman" w:cs="Times New Roman"/>
+        </w:rPr>
+        <w:t>представляет навык персонажа. Значение навыка влияет на успех действий.</w:t>
+      </w:r>
+    </w:p>
+    <w:p>
+      <w:pPr>
+        <w:ind w:left="709"/>
+        <w:rPr>
+          <w:rFonts w:ascii="Times New Roman" w:hAnsi="Times New Roman" w:cs="Times New Roman"/>
+        </w:rPr>
+      </w:pPr>
+      <w:r>
+        <w:rPr>
+          <w:rFonts w:ascii="Times New Roman" w:hAnsi="Times New Roman" w:cs="Times New Roman"/>
+          <w:b/>
+          <w:bCs/>
+        </w:rPr>
+        <w:tab/>
+      </w:r>
+      <w:r>
+        <w:rPr>
+          <w:rFonts w:ascii="Times New Roman" w:hAnsi="Times New Roman" w:cs="Times New Roman"/>
+        </w:rPr>
+        <w:t>Поля:</w:t>
+      </w:r>
+    </w:p>
+    <w:p>
+      <w:pPr>
+        <w:pStyle w:val="a7"/>
+        <w:numPr>
+          <w:ilvl w:val="0"/>
+          <w:numId w:val="14"/>
+        </w:numPr>
+        <w:rPr>
+          <w:rFonts w:ascii="Times New Roman" w:hAnsi="Times New Roman" w:cs="Times New Roman"/>
+        </w:rPr>
+      </w:pPr>
+      <w:proofErr w:type="spellStart"/>
+      <w:r>
+        <w:rPr>
+          <w:rFonts w:ascii="Times New Roman" w:hAnsi="Times New Roman" w:cs="Times New Roman"/>
+          <w:lang w:val="en-US"/>
+        </w:rPr>
+        <w:t>name_sk</w:t>
+      </w:r>
+      <w:proofErr w:type="spellEnd"/>
+      <w:r>
+        <w:rPr>
+          <w:rFonts w:ascii="Times New Roman" w:hAnsi="Times New Roman" w:cs="Times New Roman"/>
+          <w:lang w:val="en-US"/>
+        </w:rPr>
+        <w:t>: string</w:t>
+      </w:r>
+      <w:r>
+        <w:rPr>
+          <w:rFonts w:ascii="Times New Roman" w:hAnsi="Times New Roman" w:cs="Times New Roman"/>
+        </w:rPr>
+        <w:t xml:space="preserve"> – название навыка</w:t>
+      </w:r>
+    </w:p>
+    <w:p>
+      <w:pPr>
+        <w:pStyle w:val="a7"/>
+        <w:numPr>
+          <w:ilvl w:val="0"/>
+          <w:numId w:val="14"/>
+        </w:numPr>
+        <w:rPr>
+          <w:rFonts w:ascii="Times New Roman" w:hAnsi="Times New Roman" w:cs="Times New Roman"/>
+        </w:rPr>
+      </w:pPr>
+      <w:r>
+        <w:rPr>
+          <w:rFonts w:ascii="Times New Roman" w:hAnsi="Times New Roman" w:cs="Times New Roman"/>
+          <w:lang w:val="en-US"/>
+        </w:rPr>
+        <w:t>value</w:t>
+      </w:r>
+      <w:r>
+        <w:rPr>
+          <w:rFonts w:ascii="Times New Roman" w:hAnsi="Times New Roman" w:cs="Times New Roman"/>
+        </w:rPr>
+        <w:t>_</w:t>
+      </w:r>
+      <w:proofErr w:type="spellStart"/>
+      <w:r>
+        <w:rPr>
+          <w:rFonts w:ascii="Times New Roman" w:hAnsi="Times New Roman" w:cs="Times New Roman"/>
+          <w:lang w:val="en-US"/>
+        </w:rPr>
+        <w:t>sk</w:t>
+      </w:r>
+      <w:proofErr w:type="spellEnd"/>
+      <w:r>
+        <w:rPr>
+          <w:rFonts w:ascii="Times New Roman" w:hAnsi="Times New Roman" w:cs="Times New Roman"/>
+        </w:rPr>
+        <w:t xml:space="preserve">: </w:t>
+      </w:r>
+      <w:r>
+        <w:rPr>
+          <w:rFonts w:ascii="Times New Roman" w:hAnsi="Times New Roman" w:cs="Times New Roman"/>
+          <w:lang w:val="en-US"/>
+        </w:rPr>
+        <w:t>int</w:t>
+      </w:r>
+      <w:r>
+        <w:rPr>
+          <w:rFonts w:ascii="Times New Roman" w:hAnsi="Times New Roman" w:cs="Times New Roman"/>
+        </w:rPr>
+        <w:t xml:space="preserve"> </w:t>
+      </w:r>
+      <w:r>
+        <w:rPr>
+          <w:rFonts w:ascii="Times New Roman" w:hAnsi="Times New Roman" w:cs="Times New Roman"/>
+        </w:rPr>
+        <w:t>– уровень навыка (0-100)</w:t>
+      </w:r>
+    </w:p>
+    <w:p>
+      <w:pPr>
+        <w:ind w:left="709"/>
+        <w:rPr>
+          <w:rFonts w:ascii="Times New Roman" w:hAnsi="Times New Roman" w:cs="Times New Roman"/>
+        </w:rPr>
+      </w:pPr>
+      <w:r>
+        <w:rPr>
+          <w:rFonts w:ascii="Times New Roman" w:hAnsi="Times New Roman" w:cs="Times New Roman"/>
+        </w:rPr>
+        <w:lastRenderedPageBreak/>
+        <w:drawing>
+          <wp:anchor distT="0" distB="0" distL="114300" distR="114300" simplePos="0" relativeHeight="251664384" behindDoc="0" locked="0" layoutInCell="1" allowOverlap="1" wp14:anchorId="2190819B" wp14:editId="1A189DBC">
+            <wp:simplePos x="0" y="0"/>
+            <wp:positionH relativeFrom="page">
+              <wp:align>center</wp:align>
+            </wp:positionH>
+            <wp:positionV relativeFrom="paragraph">
+              <wp:posOffset>193</wp:posOffset>
+            </wp:positionV>
+            <wp:extent cx="2273935" cy="2162810"/>
+            <wp:effectExtent l="0" t="0" r="0" b="8890"/>
+            <wp:wrapTopAndBottom/>
+            <wp:docPr id="1857909203" name="Рисунок 1"/>
+            <wp:cNvGraphicFramePr>
+              <a:graphicFrameLocks xmlns:a="http://schemas.openxmlformats.org/drawingml/2006/main" noChangeAspect="1"/>
+            </wp:cNvGraphicFramePr>
+            <a:graphic xmlns:a="http://schemas.openxmlformats.org/drawingml/2006/main">
+              <a:graphicData uri="http://schemas.openxmlformats.org/drawingml/2006/picture">
+                <pic:pic xmlns:pic="http://schemas.openxmlformats.org/drawingml/2006/picture">
+                  <pic:nvPicPr>
+                    <pic:cNvPr id="1857909203" name=""/>
+                    <pic:cNvPicPr/>
+                  </pic:nvPicPr>
+                  <pic:blipFill>
+                    <a:blip r:embed="rId12">
+                      <a:extLst>
+                        <a:ext uri="{28A0092B-C50C-407E-A947-70E740481C1C}">
+                          <a14:useLocalDpi xmlns:a14="http://schemas.microsoft.com/office/drawing/2010/main" val="0"/>
+                        </a:ext>
+                      </a:extLst>
+                    </a:blip>
+                    <a:stretch>
+                      <a:fillRect/>
+                    </a:stretch>
+                  </pic:blipFill>
+                  <pic:spPr>
+                    <a:xfrm>
+                      <a:off x="0" y="0"/>
+                      <a:ext cx="2273935" cy="2162810"/>
+                    </a:xfrm>
+                    <a:prstGeom prst="rect">
+                      <a:avLst/>
+                    </a:prstGeom>
+                  </pic:spPr>
+                </pic:pic>
+              </a:graphicData>
+            </a:graphic>
+            <wp14:sizeRelH relativeFrom="margin">
+              <wp14:pctWidth>0</wp14:pctWidth>
+            </wp14:sizeRelH>
+            <wp14:sizeRelV relativeFrom="margin">
+              <wp14:pctHeight>0</wp14:pctHeight>
+            </wp14:sizeRelV>
+          </wp:anchor>
+        </w:drawing>
+      </w:r>
+    </w:p>
+    <w:p>
+      <w:pPr>
+        <w:ind w:left="709"/>
+        <w:rPr>
+          <w:rFonts w:ascii="Times New Roman" w:hAnsi="Times New Roman" w:cs="Times New Roman"/>
+        </w:rPr>
+      </w:pPr>
+      <w:r>
+        <w:rPr>
+          <w:rFonts w:ascii="Times New Roman" w:hAnsi="Times New Roman" w:cs="Times New Roman"/>
+          <w:b/>
+          <w:bCs/>
+        </w:rPr>
+        <w:t>Взаимодействия</w:t>
+      </w:r>
+      <w:r>
+        <w:rPr>
+          <w:rFonts w:ascii="Times New Roman" w:hAnsi="Times New Roman" w:cs="Times New Roman"/>
+        </w:rPr>
+        <w:t>:</w:t>
+      </w:r>
+      <w:r>
+        <w:rPr>
+          <w:rFonts w:ascii="Times New Roman" w:hAnsi="Times New Roman" w:cs="Times New Roman"/>
+        </w:rPr>
+        <w:t xml:space="preserve"> </w:t>
+      </w:r>
+      <w:r>
+        <w:rPr>
+          <w:rFonts w:ascii="Times New Roman" w:hAnsi="Times New Roman" w:cs="Times New Roman"/>
+        </w:rPr>
+        <w:t>хранится</w:t>
+      </w:r>
+      <w:r>
+        <w:rPr>
+          <w:rFonts w:ascii="Times New Roman" w:hAnsi="Times New Roman" w:cs="Times New Roman"/>
+        </w:rPr>
+        <w:t xml:space="preserve"> в списке </w:t>
+      </w:r>
+      <w:proofErr w:type="spellStart"/>
+      <w:r>
+        <w:rPr>
+          <w:rFonts w:ascii="Times New Roman" w:hAnsi="Times New Roman" w:cs="Times New Roman"/>
+        </w:rPr>
+        <w:t>Player.skills</w:t>
+      </w:r>
+      <w:proofErr w:type="spellEnd"/>
+      <w:r>
+        <w:rPr>
+          <w:rFonts w:ascii="Times New Roman" w:hAnsi="Times New Roman" w:cs="Times New Roman"/>
+        </w:rPr>
+        <w:t>. Используется </w:t>
+      </w:r>
+      <w:proofErr w:type="spellStart"/>
+      <w:r>
+        <w:rPr>
+          <w:rFonts w:ascii="Times New Roman" w:hAnsi="Times New Roman" w:cs="Times New Roman"/>
+        </w:rPr>
+        <w:t>Dialogue</w:t>
+      </w:r>
+      <w:proofErr w:type="spellEnd"/>
+      <w:r>
+        <w:rPr>
+          <w:rFonts w:ascii="Times New Roman" w:hAnsi="Times New Roman" w:cs="Times New Roman"/>
+        </w:rPr>
+        <w:t> для проверки возможности особого ответа, а также в бою для точности оружия.</w:t>
+      </w:r>
+    </w:p>
+    <w:p>
+      <w:pPr>
+        <w:ind w:left="709"/>
+        <w:rPr>
+          <w:rFonts w:ascii="Times New Roman" w:hAnsi="Times New Roman" w:cs="Times New Roman"/>
+        </w:rPr>
+      </w:pPr>
+    </w:p>
+    <w:p>
+      <w:pPr>
+        <w:pStyle w:val="23"/>
+      </w:pPr>
+      <w:r>
+        <w:t>Perk</w:t>
+      </w:r>
+    </w:p>
+    <w:p>
+      <w:pPr>
+        <w:ind w:left="709"/>
+        <w:rPr>
+          <w:rFonts w:ascii="Times New Roman" w:hAnsi="Times New Roman" w:cs="Times New Roman"/>
+        </w:rPr>
+      </w:pPr>
+      <w:r>
+        <w:rPr>
+          <w:rFonts w:ascii="Times New Roman" w:hAnsi="Times New Roman" w:cs="Times New Roman"/>
+          <w:b/>
+          <w:bCs/>
+          <w:lang w:val="en-US"/>
+        </w:rPr>
+        <w:t>Perk</w:t>
+      </w:r>
+      <w:r>
+        <w:rPr>
+          <w:rFonts w:ascii="Times New Roman" w:hAnsi="Times New Roman" w:cs="Times New Roman"/>
+        </w:rPr>
+        <w:t xml:space="preserve"> – </w:t>
+      </w:r>
+      <w:r>
+        <w:rPr>
+          <w:rFonts w:ascii="Times New Roman" w:hAnsi="Times New Roman" w:cs="Times New Roman"/>
+        </w:rPr>
+        <w:t>особенность, получаемая при повышении уровня. Дает пассивные бонусы или новые возможности.</w:t>
+      </w:r>
+    </w:p>
+    <w:p>
+      <w:pPr>
+        <w:ind w:left="709"/>
+        <w:rPr>
+          <w:rFonts w:ascii="Times New Roman" w:hAnsi="Times New Roman" w:cs="Times New Roman"/>
+        </w:rPr>
+      </w:pPr>
+      <w:r>
+        <w:rPr>
+          <w:rFonts w:ascii="Times New Roman" w:hAnsi="Times New Roman" w:cs="Times New Roman"/>
+        </w:rPr>
+        <w:tab/>
+        <w:t>Поля:</w:t>
+      </w:r>
+    </w:p>
+    <w:p>
+      <w:pPr>
+        <w:pStyle w:val="a7"/>
+        <w:numPr>
+          <w:ilvl w:val="0"/>
+          <w:numId w:val="15"/>
+        </w:numPr>
+        <w:rPr>
+          <w:rFonts w:ascii="Times New Roman" w:hAnsi="Times New Roman" w:cs="Times New Roman"/>
+          <w:lang w:val="en-US"/>
+        </w:rPr>
+      </w:pPr>
+      <w:proofErr w:type="spellStart"/>
+      <w:r>
+        <w:rPr>
+          <w:rFonts w:ascii="Times New Roman" w:hAnsi="Times New Roman" w:cs="Times New Roman"/>
+          <w:lang w:val="en-US"/>
+        </w:rPr>
+        <w:t>name_per</w:t>
+      </w:r>
+      <w:proofErr w:type="spellEnd"/>
+      <w:r>
+        <w:rPr>
+          <w:rFonts w:ascii="Times New Roman" w:hAnsi="Times New Roman" w:cs="Times New Roman"/>
+          <w:lang w:val="en-US"/>
+        </w:rPr>
+        <w:t>: string</w:t>
+      </w:r>
+      <w:r>
+        <w:rPr>
+          <w:rFonts w:ascii="Times New Roman" w:hAnsi="Times New Roman" w:cs="Times New Roman"/>
+          <w:lang w:val="en-US"/>
+        </w:rPr>
+        <w:t xml:space="preserve"> – </w:t>
+      </w:r>
+      <w:r>
+        <w:rPr>
+          <w:rFonts w:ascii="Times New Roman" w:hAnsi="Times New Roman" w:cs="Times New Roman"/>
+        </w:rPr>
+        <w:t>название</w:t>
+      </w:r>
+      <w:r>
+        <w:rPr>
+          <w:rFonts w:ascii="Times New Roman" w:hAnsi="Times New Roman" w:cs="Times New Roman"/>
+          <w:lang w:val="en-US"/>
+        </w:rPr>
+        <w:t xml:space="preserve"> </w:t>
+      </w:r>
+      <w:r>
+        <w:rPr>
+          <w:rFonts w:ascii="Times New Roman" w:hAnsi="Times New Roman" w:cs="Times New Roman"/>
+        </w:rPr>
+        <w:t>перка</w:t>
+      </w:r>
+    </w:p>
+    <w:p>
+      <w:pPr>
+        <w:pStyle w:val="a7"/>
+        <w:numPr>
+          <w:ilvl w:val="0"/>
+          <w:numId w:val="15"/>
+        </w:numPr>
+        <w:rPr>
+          <w:rFonts w:ascii="Times New Roman" w:hAnsi="Times New Roman" w:cs="Times New Roman"/>
+        </w:rPr>
+      </w:pPr>
+      <w:r>
+        <w:rPr>
+          <w:rFonts w:ascii="Times New Roman" w:hAnsi="Times New Roman" w:cs="Times New Roman"/>
+        </w:rPr>
+        <w:drawing>
+          <wp:anchor distT="0" distB="0" distL="114300" distR="114300" simplePos="0" relativeHeight="251665408" behindDoc="0" locked="0" layoutInCell="1" allowOverlap="1" wp14:anchorId="115FE083" wp14:editId="6B9A16B7">
+            <wp:simplePos x="0" y="0"/>
+            <wp:positionH relativeFrom="margin">
+              <wp:align>center</wp:align>
+            </wp:positionH>
+            <wp:positionV relativeFrom="paragraph">
+              <wp:posOffset>362032</wp:posOffset>
+            </wp:positionV>
+            <wp:extent cx="2273935" cy="1851660"/>
+            <wp:effectExtent l="0" t="0" r="0" b="0"/>
+            <wp:wrapTopAndBottom/>
+            <wp:docPr id="1954263328" name="Рисунок 1"/>
+            <wp:cNvGraphicFramePr>
+              <a:graphicFrameLocks xmlns:a="http://schemas.openxmlformats.org/drawingml/2006/main" noChangeAspect="1"/>
+            </wp:cNvGraphicFramePr>
+            <a:graphic xmlns:a="http://schemas.openxmlformats.org/drawingml/2006/main">
+              <a:graphicData uri="http://schemas.openxmlformats.org/drawingml/2006/picture">
+                <pic:pic xmlns:pic="http://schemas.openxmlformats.org/drawingml/2006/picture">
+                  <pic:nvPicPr>
+                    <pic:cNvPr id="1954263328" name=""/>
+                    <pic:cNvPicPr/>
+                  </pic:nvPicPr>
+                  <pic:blipFill>
+                    <a:blip r:embed="rId13">
+                      <a:extLst>
+                        <a:ext uri="{28A0092B-C50C-407E-A947-70E740481C1C}">
+                          <a14:useLocalDpi xmlns:a14="http://schemas.microsoft.com/office/drawing/2010/main" val="0"/>
+                        </a:ext>
+                      </a:extLst>
+                    </a:blip>
+                    <a:stretch>
+                      <a:fillRect/>
+                    </a:stretch>
+                  </pic:blipFill>
+                  <pic:spPr>
+                    <a:xfrm>
+                      <a:off x="0" y="0"/>
+                      <a:ext cx="2273935" cy="1851660"/>
+                    </a:xfrm>
+                    <a:prstGeom prst="rect">
+                      <a:avLst/>
+                    </a:prstGeom>
+                  </pic:spPr>
+                </pic:pic>
+              </a:graphicData>
+            </a:graphic>
+            <wp14:sizeRelH relativeFrom="margin">
+              <wp14:pctWidth>0</wp14:pctWidth>
+            </wp14:sizeRelH>
+            <wp14:sizeRelV relativeFrom="margin">
+              <wp14:pctHeight>0</wp14:pctHeight>
+            </wp14:sizeRelV>
+          </wp:anchor>
+        </w:drawing>
+      </w:r>
+      <w:r>
+        <w:rPr>
+          <w:rFonts w:ascii="Times New Roman" w:hAnsi="Times New Roman" w:cs="Times New Roman"/>
+          <w:lang w:val="en-US"/>
+        </w:rPr>
+        <w:t>effect</w:t>
+      </w:r>
+      <w:r>
+        <w:rPr>
+          <w:rFonts w:ascii="Times New Roman" w:hAnsi="Times New Roman" w:cs="Times New Roman"/>
+        </w:rPr>
+        <w:t>_</w:t>
+      </w:r>
+      <w:r>
+        <w:rPr>
+          <w:rFonts w:ascii="Times New Roman" w:hAnsi="Times New Roman" w:cs="Times New Roman"/>
+          <w:lang w:val="en-US"/>
+        </w:rPr>
+        <w:t>per</w:t>
+      </w:r>
+      <w:r>
+        <w:rPr>
+          <w:rFonts w:ascii="Times New Roman" w:hAnsi="Times New Roman" w:cs="Times New Roman"/>
+        </w:rPr>
+        <w:t xml:space="preserve">: </w:t>
+      </w:r>
+      <w:r>
+        <w:rPr>
+          <w:rFonts w:ascii="Times New Roman" w:hAnsi="Times New Roman" w:cs="Times New Roman"/>
+          <w:lang w:val="en-US"/>
+        </w:rPr>
+        <w:t>string</w:t>
+      </w:r>
+      <w:r>
+        <w:rPr>
+          <w:rFonts w:ascii="Times New Roman" w:hAnsi="Times New Roman" w:cs="Times New Roman"/>
+        </w:rPr>
+        <w:t xml:space="preserve"> – </w:t>
+      </w:r>
+      <w:r>
+        <w:rPr>
+          <w:rFonts w:ascii="Times New Roman" w:hAnsi="Times New Roman" w:cs="Times New Roman"/>
+        </w:rPr>
+        <w:t>текстовое</w:t>
+      </w:r>
+      <w:r>
+        <w:rPr>
+          <w:rFonts w:ascii="Times New Roman" w:hAnsi="Times New Roman" w:cs="Times New Roman"/>
+        </w:rPr>
+        <w:t xml:space="preserve"> </w:t>
+      </w:r>
+      <w:r>
+        <w:rPr>
+          <w:rFonts w:ascii="Times New Roman" w:hAnsi="Times New Roman" w:cs="Times New Roman"/>
+        </w:rPr>
+        <w:t>описание или идентификатор эффекта</w:t>
+      </w:r>
+    </w:p>
+    <w:p>
+      <w:pPr>
+        <w:rPr>
+          <w:rFonts w:ascii="Times New Roman" w:hAnsi="Times New Roman" w:cs="Times New Roman"/>
+        </w:rPr>
+      </w:pPr>
+    </w:p>
+    <w:p>
+      <w:pPr>
+        <w:ind w:left="709"/>
+        <w:rPr>
+          <w:rFonts w:ascii="Times New Roman" w:hAnsi="Times New Roman" w:cs="Times New Roman"/>
+        </w:rPr>
+      </w:pPr>
+      <w:r>
+        <w:rPr>
+          <w:rFonts w:ascii="Times New Roman" w:hAnsi="Times New Roman" w:cs="Times New Roman"/>
+          <w:b/>
+          <w:bCs/>
+        </w:rPr>
+        <w:t>Взаимодействия</w:t>
+      </w:r>
+      <w:r>
+        <w:rPr>
+          <w:rFonts w:ascii="Times New Roman" w:hAnsi="Times New Roman" w:cs="Times New Roman"/>
+          <w:b/>
+          <w:bCs/>
+        </w:rPr>
+        <w:t>:</w:t>
+      </w:r>
+      <w:r>
+        <w:rPr>
+          <w:rFonts w:ascii="Times New Roman" w:hAnsi="Times New Roman" w:cs="Times New Roman"/>
+          <w:b/>
+          <w:bCs/>
+        </w:rPr>
+        <w:t xml:space="preserve"> </w:t>
+      </w:r>
+      <w:r>
+        <w:rPr>
+          <w:rFonts w:ascii="Times New Roman" w:hAnsi="Times New Roman" w:cs="Times New Roman"/>
+        </w:rPr>
+        <w:t>хранится</w:t>
+      </w:r>
+      <w:r>
+        <w:rPr>
+          <w:rFonts w:ascii="Times New Roman" w:hAnsi="Times New Roman" w:cs="Times New Roman"/>
+        </w:rPr>
+        <w:t xml:space="preserve"> в </w:t>
+      </w:r>
+      <w:proofErr w:type="spellStart"/>
+      <w:r>
+        <w:rPr>
+          <w:rFonts w:ascii="Times New Roman" w:hAnsi="Times New Roman" w:cs="Times New Roman"/>
+        </w:rPr>
+        <w:t>Player.perks</w:t>
+      </w:r>
+      <w:proofErr w:type="spellEnd"/>
+      <w:r>
+        <w:rPr>
+          <w:rFonts w:ascii="Times New Roman" w:hAnsi="Times New Roman" w:cs="Times New Roman"/>
+        </w:rPr>
+        <w:t>. Применяется через систему эффектов или модификаторы характеристик.</w:t>
+      </w:r>
+    </w:p>
+    <w:p>
+      <w:pPr>
+        <w:rPr>
+          <w:rFonts w:ascii="Times New Roman" w:hAnsi="Times New Roman" w:cs="Times New Roman"/>
+        </w:rPr>
+      </w:pPr>
+      <w:r>
+        <w:rPr>
+          <w:rFonts w:ascii="Times New Roman" w:hAnsi="Times New Roman" w:cs="Times New Roman"/>
+        </w:rPr>
+        <w:br w:type="page"/>
+      </w:r>
+    </w:p>
+    <w:p>
+      <w:pPr>
+        <w:ind w:left="709"/>
+        <w:rPr>
+          <w:rFonts w:ascii="Times New Roman" w:hAnsi="Times New Roman" w:cs="Times New Roman"/>
+        </w:rPr>
+      </w:pPr>
+    </w:p>
+    <w:p>
+      <w:pPr>
+        <w:pStyle w:val="23"/>
+      </w:pPr>
+      <w:r>
+        <w:t>Faction</w:t>
+      </w:r>
+    </w:p>
+    <w:p>
+      <w:pPr>
+        <w:ind w:left="709"/>
+        <w:rPr>
+          <w:rFonts w:ascii="Times New Roman" w:hAnsi="Times New Roman" w:cs="Times New Roman"/>
+        </w:rPr>
+      </w:pPr>
+      <w:r>
+        <w:rPr>
+          <w:rFonts w:ascii="Times New Roman" w:hAnsi="Times New Roman" w:cs="Times New Roman"/>
+          <w:b/>
+          <w:bCs/>
+          <w:lang w:val="en-US"/>
+        </w:rPr>
+        <w:t>Faction</w:t>
+      </w:r>
+      <w:r>
+        <w:rPr>
+          <w:rFonts w:ascii="Times New Roman" w:hAnsi="Times New Roman" w:cs="Times New Roman"/>
+          <w:lang w:val="en-US"/>
+        </w:rPr>
+        <w:t xml:space="preserve"> – </w:t>
+      </w:r>
+      <w:r>
+        <w:rPr>
+          <w:rFonts w:ascii="Times New Roman" w:hAnsi="Times New Roman" w:cs="Times New Roman"/>
+        </w:rPr>
+        <w:t>представляет игровую фракцию.</w:t>
+      </w:r>
+    </w:p>
+    <w:p>
+      <w:pPr>
+        <w:ind w:left="709"/>
+        <w:rPr>
+          <w:rFonts w:ascii="Times New Roman" w:hAnsi="Times New Roman" w:cs="Times New Roman"/>
+        </w:rPr>
+      </w:pPr>
+      <w:r>
+        <w:rPr>
+          <w:rFonts w:ascii="Times New Roman" w:hAnsi="Times New Roman" w:cs="Times New Roman"/>
+          <w:b/>
+          <w:bCs/>
+        </w:rPr>
+        <w:tab/>
+      </w:r>
+      <w:r>
+        <w:rPr>
+          <w:rFonts w:ascii="Times New Roman" w:hAnsi="Times New Roman" w:cs="Times New Roman"/>
+        </w:rPr>
+        <w:t>Поля:</w:t>
+      </w:r>
+    </w:p>
+    <w:p>
+      <w:pPr>
+        <w:pStyle w:val="a7"/>
+        <w:numPr>
+          <w:ilvl w:val="0"/>
+          <w:numId w:val="16"/>
+        </w:numPr>
+        <w:rPr>
+          <w:rFonts w:ascii="Times New Roman" w:hAnsi="Times New Roman" w:cs="Times New Roman"/>
+        </w:rPr>
+      </w:pPr>
+      <w:r>
+        <w:rPr>
+          <w:rFonts w:ascii="Times New Roman" w:hAnsi="Times New Roman" w:cs="Times New Roman"/>
+          <w:lang w:val="en-US"/>
+        </w:rPr>
+        <w:t>id</w:t>
+      </w:r>
+      <w:r>
+        <w:rPr>
+          <w:rFonts w:ascii="Times New Roman" w:hAnsi="Times New Roman" w:cs="Times New Roman"/>
+        </w:rPr>
+        <w:t>_</w:t>
+      </w:r>
+      <w:r>
+        <w:rPr>
+          <w:rFonts w:ascii="Times New Roman" w:hAnsi="Times New Roman" w:cs="Times New Roman"/>
+          <w:lang w:val="en-US"/>
+        </w:rPr>
+        <w:t>fac</w:t>
+      </w:r>
+      <w:r>
+        <w:rPr>
+          <w:rFonts w:ascii="Times New Roman" w:hAnsi="Times New Roman" w:cs="Times New Roman"/>
+        </w:rPr>
+        <w:t xml:space="preserve">: </w:t>
+      </w:r>
+      <w:r>
+        <w:rPr>
+          <w:rFonts w:ascii="Times New Roman" w:hAnsi="Times New Roman" w:cs="Times New Roman"/>
+          <w:lang w:val="en-US"/>
+        </w:rPr>
+        <w:t>int</w:t>
+      </w:r>
+      <w:r>
+        <w:rPr>
+          <w:rFonts w:ascii="Times New Roman" w:hAnsi="Times New Roman" w:cs="Times New Roman"/>
+        </w:rPr>
+        <w:t xml:space="preserve"> – уникальный идентификатор</w:t>
+      </w:r>
+    </w:p>
+    <w:p>
+      <w:pPr>
+        <w:pStyle w:val="a7"/>
+        <w:numPr>
+          <w:ilvl w:val="0"/>
+          <w:numId w:val="16"/>
+        </w:numPr>
+        <w:rPr>
+          <w:rFonts w:ascii="Times New Roman" w:hAnsi="Times New Roman" w:cs="Times New Roman"/>
+          <w:lang w:val="en-US"/>
+        </w:rPr>
+      </w:pPr>
+      <w:r>
+        <w:rPr>
+          <w:rFonts w:ascii="Times New Roman" w:hAnsi="Times New Roman" w:cs="Times New Roman"/>
+        </w:rPr>
+        <w:drawing>
+          <wp:anchor distT="0" distB="0" distL="114300" distR="114300" simplePos="0" relativeHeight="251666432" behindDoc="0" locked="0" layoutInCell="1" allowOverlap="1" wp14:anchorId="4FB6E7BA" wp14:editId="060FEA24">
+            <wp:simplePos x="0" y="0"/>
+            <wp:positionH relativeFrom="page">
+              <wp:align>center</wp:align>
+            </wp:positionH>
+            <wp:positionV relativeFrom="paragraph">
+              <wp:posOffset>321006</wp:posOffset>
+            </wp:positionV>
+            <wp:extent cx="3037205" cy="2575560"/>
+            <wp:effectExtent l="0" t="0" r="0" b="0"/>
+            <wp:wrapTopAndBottom/>
+            <wp:docPr id="1059062856" name="Рисунок 1"/>
+            <wp:cNvGraphicFramePr>
+              <a:graphicFrameLocks xmlns:a="http://schemas.openxmlformats.org/drawingml/2006/main" noChangeAspect="1"/>
+            </wp:cNvGraphicFramePr>
+            <a:graphic xmlns:a="http://schemas.openxmlformats.org/drawingml/2006/main">
+              <a:graphicData uri="http://schemas.openxmlformats.org/drawingml/2006/picture">
+                <pic:pic xmlns:pic="http://schemas.openxmlformats.org/drawingml/2006/picture">
+                  <pic:nvPicPr>
+                    <pic:cNvPr id="1059062856" name=""/>
+                    <pic:cNvPicPr/>
+                  </pic:nvPicPr>
+                  <pic:blipFill>
+                    <a:blip r:embed="rId14">
+                      <a:extLst>
+                        <a:ext uri="{28A0092B-C50C-407E-A947-70E740481C1C}">
+                          <a14:useLocalDpi xmlns:a14="http://schemas.microsoft.com/office/drawing/2010/main" val="0"/>
+                        </a:ext>
+                      </a:extLst>
+                    </a:blip>
+                    <a:stretch>
+                      <a:fillRect/>
+                    </a:stretch>
+                  </pic:blipFill>
+                  <pic:spPr>
+                    <a:xfrm>
+                      <a:off x="0" y="0"/>
+                      <a:ext cx="3037205" cy="2575560"/>
+                    </a:xfrm>
+                    <a:prstGeom prst="rect">
+                      <a:avLst/>
+                    </a:prstGeom>
+                  </pic:spPr>
+                </pic:pic>
+              </a:graphicData>
+            </a:graphic>
+            <wp14:sizeRelH relativeFrom="margin">
+              <wp14:pctWidth>0</wp14:pctWidth>
+            </wp14:sizeRelH>
+            <wp14:sizeRelV relativeFrom="margin">
+              <wp14:pctHeight>0</wp14:pctHeight>
+            </wp14:sizeRelV>
+          </wp:anchor>
+        </w:drawing>
+      </w:r>
+      <w:proofErr w:type="spellStart"/>
+      <w:r>
+        <w:rPr>
+          <w:rFonts w:ascii="Times New Roman" w:hAnsi="Times New Roman" w:cs="Times New Roman"/>
+          <w:lang w:val="en-US"/>
+        </w:rPr>
+        <w:t>name_fac</w:t>
+      </w:r>
+      <w:proofErr w:type="spellEnd"/>
+      <w:r>
+        <w:rPr>
+          <w:rFonts w:ascii="Times New Roman" w:hAnsi="Times New Roman" w:cs="Times New Roman"/>
+          <w:lang w:val="en-US"/>
+        </w:rPr>
+        <w:t xml:space="preserve">: string </w:t>
+      </w:r>
+      <w:r>
+        <w:rPr>
+          <w:rFonts w:ascii="Times New Roman" w:hAnsi="Times New Roman" w:cs="Times New Roman"/>
+          <w:lang w:val="en-US"/>
+        </w:rPr>
+        <w:t xml:space="preserve">– </w:t>
+      </w:r>
+      <w:r>
+        <w:rPr>
+          <w:rFonts w:ascii="Times New Roman" w:hAnsi="Times New Roman" w:cs="Times New Roman"/>
+        </w:rPr>
+        <w:t>название</w:t>
+      </w:r>
+      <w:r>
+        <w:rPr>
+          <w:rFonts w:ascii="Times New Roman" w:hAnsi="Times New Roman" w:cs="Times New Roman"/>
+          <w:lang w:val="en-US"/>
+        </w:rPr>
+        <w:t xml:space="preserve"> </w:t>
+      </w:r>
+      <w:r>
+        <w:rPr>
+          <w:rFonts w:ascii="Times New Roman" w:hAnsi="Times New Roman" w:cs="Times New Roman"/>
+        </w:rPr>
+        <w:t>фракций</w:t>
+      </w:r>
+    </w:p>
+    <w:p>
+      <w:pPr>
+        <w:rPr>
+          <w:rFonts w:ascii="Times New Roman" w:hAnsi="Times New Roman" w:cs="Times New Roman"/>
+        </w:rPr>
+      </w:pPr>
+    </w:p>
+    <w:p>
+      <w:pPr>
+        <w:ind w:left="709"/>
+        <w:rPr>
+          <w:rFonts w:ascii="Times New Roman" w:hAnsi="Times New Roman" w:cs="Times New Roman"/>
+        </w:rPr>
+      </w:pPr>
+      <w:r>
+        <w:rPr>
+          <w:rFonts w:ascii="Times New Roman" w:hAnsi="Times New Roman" w:cs="Times New Roman"/>
+          <w:b/>
+          <w:bCs/>
+        </w:rPr>
+        <w:t xml:space="preserve">Взаимодействия: </w:t>
+      </w:r>
+      <w:r>
+        <w:rPr>
+          <w:rFonts w:ascii="Times New Roman" w:hAnsi="Times New Roman" w:cs="Times New Roman"/>
+        </w:rPr>
+        <w:t>используется</w:t>
+      </w:r>
+      <w:r>
+        <w:rPr>
+          <w:rFonts w:ascii="Times New Roman" w:hAnsi="Times New Roman" w:cs="Times New Roman"/>
+        </w:rPr>
+        <w:t xml:space="preserve"> как ключ в карте репутации </w:t>
+      </w:r>
+      <w:proofErr w:type="spellStart"/>
+      <w:r>
+        <w:rPr>
+          <w:rFonts w:ascii="Times New Roman" w:hAnsi="Times New Roman" w:cs="Times New Roman"/>
+        </w:rPr>
+        <w:t>Player.reputation</w:t>
+      </w:r>
+      <w:proofErr w:type="spellEnd"/>
+      <w:r>
+        <w:rPr>
+          <w:rFonts w:ascii="Times New Roman" w:hAnsi="Times New Roman" w:cs="Times New Roman"/>
+        </w:rPr>
+        <w:t>, а также у NPC для определения принадлежности. Влияет на диалоги и доступные квесты.</w:t>
+      </w:r>
+    </w:p>
+    <w:p>
+      <w:pPr>
+        <w:ind w:left="709"/>
+        <w:rPr>
+          <w:rFonts w:ascii="Times New Roman" w:hAnsi="Times New Roman" w:cs="Times New Roman"/>
+        </w:rPr>
+      </w:pPr>
+    </w:p>
+    <w:p>
+      <w:pPr>
+        <w:pStyle w:val="23"/>
+      </w:pPr>
+      <w:r>
+        <w:t>Inventory</w:t>
+      </w:r>
+    </w:p>
+    <w:p>
+      <w:pPr>
+        <w:ind w:left="709"/>
+        <w:rPr>
+          <w:rFonts w:ascii="Times New Roman" w:hAnsi="Times New Roman" w:cs="Times New Roman"/>
+        </w:rPr>
+      </w:pPr>
+      <w:r>
+        <w:rPr>
+          <w:rFonts w:ascii="Times New Roman" w:hAnsi="Times New Roman" w:cs="Times New Roman"/>
+          <w:b/>
+          <w:bCs/>
+          <w:lang w:val="en-US"/>
+        </w:rPr>
+        <w:t>Inventory</w:t>
+      </w:r>
+      <w:r>
+        <w:rPr>
+          <w:rFonts w:ascii="Times New Roman" w:hAnsi="Times New Roman" w:cs="Times New Roman"/>
+        </w:rPr>
+        <w:t xml:space="preserve"> – </w:t>
+      </w:r>
+      <w:r>
+        <w:rPr>
+          <w:rFonts w:ascii="Times New Roman" w:hAnsi="Times New Roman" w:cs="Times New Roman"/>
+        </w:rPr>
+        <w:t>контейнер для предметов игрока. Ограничен максимальном весом.</w:t>
+      </w:r>
+    </w:p>
+    <w:p>
+      <w:pPr>
+        <w:ind w:left="709"/>
+        <w:rPr>
+          <w:rFonts w:ascii="Times New Roman" w:hAnsi="Times New Roman" w:cs="Times New Roman"/>
+        </w:rPr>
+      </w:pPr>
+      <w:r>
+        <w:rPr>
+          <w:rFonts w:ascii="Times New Roman" w:hAnsi="Times New Roman" w:cs="Times New Roman"/>
+          <w:b/>
+          <w:bCs/>
+        </w:rPr>
+        <w:tab/>
+      </w:r>
+      <w:r>
+        <w:rPr>
+          <w:rFonts w:ascii="Times New Roman" w:hAnsi="Times New Roman" w:cs="Times New Roman"/>
+        </w:rPr>
+        <w:t>Поля:</w:t>
+      </w:r>
+    </w:p>
+    <w:p>
+      <w:pPr>
+        <w:pStyle w:val="a7"/>
+        <w:numPr>
+          <w:ilvl w:val="0"/>
+          <w:numId w:val="17"/>
+        </w:numPr>
+        <w:rPr>
+          <w:rFonts w:ascii="Times New Roman" w:hAnsi="Times New Roman" w:cs="Times New Roman"/>
+          <w:lang w:val="en-US"/>
+        </w:rPr>
+      </w:pPr>
+      <w:proofErr w:type="spellStart"/>
+      <w:r>
+        <w:rPr>
+          <w:rFonts w:ascii="Times New Roman" w:hAnsi="Times New Roman" w:cs="Times New Roman"/>
+          <w:lang w:val="en-US"/>
+        </w:rPr>
+        <w:t>items_list</w:t>
+      </w:r>
+      <w:proofErr w:type="spellEnd"/>
+      <w:r>
+        <w:rPr>
+          <w:rFonts w:ascii="Times New Roman" w:hAnsi="Times New Roman" w:cs="Times New Roman"/>
+          <w:lang w:val="en-US"/>
+        </w:rPr>
+        <w:t>: List&lt;Item&gt;</w:t>
+      </w:r>
+      <w:r>
+        <w:rPr>
+          <w:rFonts w:ascii="Times New Roman" w:hAnsi="Times New Roman" w:cs="Times New Roman"/>
+          <w:lang w:val="en-US"/>
+        </w:rPr>
+        <w:t xml:space="preserve"> - </w:t>
+      </w:r>
+      <w:r>
+        <w:rPr>
+          <w:rFonts w:ascii="Times New Roman" w:hAnsi="Times New Roman" w:cs="Times New Roman"/>
+        </w:rPr>
+        <w:t>список</w:t>
+      </w:r>
+      <w:r>
+        <w:rPr>
+          <w:rFonts w:ascii="Times New Roman" w:hAnsi="Times New Roman" w:cs="Times New Roman"/>
+          <w:lang w:val="en-US"/>
+        </w:rPr>
+        <w:t xml:space="preserve"> </w:t>
+      </w:r>
+      <w:r>
+        <w:rPr>
+          <w:rFonts w:ascii="Times New Roman" w:hAnsi="Times New Roman" w:cs="Times New Roman"/>
+        </w:rPr>
+        <w:t>предметов</w:t>
+      </w:r>
+    </w:p>
+    <w:p>
+      <w:pPr>
+        <w:pStyle w:val="a7"/>
+        <w:numPr>
+          <w:ilvl w:val="0"/>
+          <w:numId w:val="17"/>
+        </w:numPr>
+        <w:rPr>
+          <w:rFonts w:ascii="Times New Roman" w:hAnsi="Times New Roman" w:cs="Times New Roman"/>
+        </w:rPr>
+      </w:pPr>
+      <w:r>
+        <w:rPr>
+          <w:rFonts w:ascii="Times New Roman" w:hAnsi="Times New Roman" w:cs="Times New Roman"/>
+          <w:lang w:val="en-US"/>
+        </w:rPr>
+        <w:t>max</w:t>
+      </w:r>
+      <w:r>
+        <w:rPr>
+          <w:rFonts w:ascii="Times New Roman" w:hAnsi="Times New Roman" w:cs="Times New Roman"/>
+        </w:rPr>
+        <w:t>_</w:t>
+      </w:r>
+      <w:r>
+        <w:rPr>
+          <w:rFonts w:ascii="Times New Roman" w:hAnsi="Times New Roman" w:cs="Times New Roman"/>
+          <w:lang w:val="en-US"/>
+        </w:rPr>
+        <w:t>weight</w:t>
+      </w:r>
+      <w:r>
+        <w:rPr>
+          <w:rFonts w:ascii="Times New Roman" w:hAnsi="Times New Roman" w:cs="Times New Roman"/>
+        </w:rPr>
+        <w:t xml:space="preserve">: </w:t>
+      </w:r>
+      <w:r>
+        <w:rPr>
+          <w:rFonts w:ascii="Times New Roman" w:hAnsi="Times New Roman" w:cs="Times New Roman"/>
+          <w:lang w:val="en-US"/>
+        </w:rPr>
+        <w:t>float</w:t>
+      </w:r>
+      <w:r>
+        <w:rPr>
+          <w:rFonts w:ascii="Times New Roman" w:hAnsi="Times New Roman" w:cs="Times New Roman"/>
+        </w:rPr>
+        <w:t xml:space="preserve"> </w:t>
+      </w:r>
+      <w:r>
+        <w:rPr>
+          <w:rFonts w:ascii="Times New Roman" w:hAnsi="Times New Roman" w:cs="Times New Roman"/>
+        </w:rPr>
+        <w:t>– максимальный вес</w:t>
+      </w:r>
+    </w:p>
+    <w:p>
+      <w:pPr>
+        <w:ind w:left="709"/>
+        <w:rPr>
+          <w:rFonts w:ascii="Times New Roman" w:hAnsi="Times New Roman" w:cs="Times New Roman"/>
+          <w:lang w:val="en-US"/>
+        </w:rPr>
+      </w:pPr>
+      <w:r>
+        <w:rPr>
+          <w:rFonts w:ascii="Times New Roman" w:hAnsi="Times New Roman" w:cs="Times New Roman"/>
+        </w:rPr>
+        <w:tab/>
+        <w:t>Методы:</w:t>
+      </w:r>
+    </w:p>
+    <w:p>
+      <w:pPr>
+        <w:pStyle w:val="a7"/>
+        <w:numPr>
+          <w:ilvl w:val="0"/>
+          <w:numId w:val="18"/>
+        </w:numPr>
+        <w:rPr>
+          <w:rFonts w:ascii="Times New Roman" w:hAnsi="Times New Roman" w:cs="Times New Roman"/>
+          <w:lang w:val="en-US"/>
+        </w:rPr>
+      </w:pPr>
+      <w:proofErr w:type="spellStart"/>
+      <w:r>
+        <w:rPr>
+          <w:rFonts w:ascii="Times New Roman" w:hAnsi="Times New Roman" w:cs="Times New Roman"/>
+          <w:lang w:val="en-US"/>
+        </w:rPr>
+        <w:t>addItem</w:t>
+      </w:r>
+      <w:proofErr w:type="spellEnd"/>
+      <w:r>
+        <w:rPr>
+          <w:rFonts w:ascii="Times New Roman" w:hAnsi="Times New Roman" w:cs="Times New Roman"/>
+          <w:lang w:val="en-US"/>
+        </w:rPr>
+        <w:t xml:space="preserve"> (item:</w:t>
+      </w:r>
+      <w:r>
+        <w:rPr>
+          <w:rFonts w:ascii="Times New Roman" w:hAnsi="Times New Roman" w:cs="Times New Roman"/>
+        </w:rPr>
+        <w:t xml:space="preserve"> </w:t>
+      </w:r>
+      <w:r>
+        <w:rPr>
+          <w:rFonts w:ascii="Times New Roman" w:hAnsi="Times New Roman" w:cs="Times New Roman"/>
+          <w:lang w:val="en-US"/>
+        </w:rPr>
+        <w:t>Item)</w:t>
+      </w:r>
+      <w:r>
+        <w:rPr>
+          <w:rFonts w:ascii="Times New Roman" w:hAnsi="Times New Roman" w:cs="Times New Roman"/>
+        </w:rPr>
+        <w:t xml:space="preserve"> – добавить предмет</w:t>
+      </w:r>
+    </w:p>
+    <w:p>
+      <w:pPr>
+        <w:pStyle w:val="a7"/>
+        <w:numPr>
+          <w:ilvl w:val="0"/>
+          <w:numId w:val="18"/>
+        </w:numPr>
+        <w:rPr>
+          <w:rFonts w:ascii="Times New Roman" w:hAnsi="Times New Roman" w:cs="Times New Roman"/>
+          <w:lang w:val="en-US"/>
+        </w:rPr>
+      </w:pPr>
+      <w:proofErr w:type="spellStart"/>
+      <w:r>
+        <w:rPr>
+          <w:rFonts w:ascii="Times New Roman" w:hAnsi="Times New Roman" w:cs="Times New Roman"/>
+          <w:lang w:val="en-US"/>
+        </w:rPr>
+        <w:t>removeItem</w:t>
+      </w:r>
+      <w:proofErr w:type="spellEnd"/>
+      <w:r>
+        <w:rPr>
+          <w:rFonts w:ascii="Times New Roman" w:hAnsi="Times New Roman" w:cs="Times New Roman"/>
+          <w:lang w:val="en-US"/>
+        </w:rPr>
+        <w:t xml:space="preserve"> (item: Item)</w:t>
+      </w:r>
+      <w:r>
+        <w:rPr>
+          <w:rFonts w:ascii="Times New Roman" w:hAnsi="Times New Roman" w:cs="Times New Roman"/>
+        </w:rPr>
+        <w:t xml:space="preserve"> – удалить предметы</w:t>
+      </w:r>
+    </w:p>
+    <w:p>
+      <w:pPr>
+        <w:pStyle w:val="a7"/>
+        <w:numPr>
+          <w:ilvl w:val="0"/>
+          <w:numId w:val="18"/>
+        </w:numPr>
+        <w:rPr>
+          <w:rFonts w:ascii="Times New Roman" w:hAnsi="Times New Roman" w:cs="Times New Roman"/>
+        </w:rPr>
+      </w:pPr>
+      <w:proofErr w:type="spellStart"/>
+      <w:r>
+        <w:rPr>
+          <w:rFonts w:ascii="Times New Roman" w:hAnsi="Times New Roman" w:cs="Times New Roman"/>
+          <w:lang w:val="en-US"/>
+        </w:rPr>
+        <w:t>craftMod</w:t>
+      </w:r>
+      <w:proofErr w:type="spellEnd"/>
+      <w:r>
+        <w:rPr>
+          <w:rFonts w:ascii="Times New Roman" w:hAnsi="Times New Roman" w:cs="Times New Roman"/>
+        </w:rPr>
+        <w:t xml:space="preserve"> (</w:t>
+      </w:r>
+      <w:r>
+        <w:rPr>
+          <w:rFonts w:ascii="Times New Roman" w:hAnsi="Times New Roman" w:cs="Times New Roman"/>
+          <w:lang w:val="en-US"/>
+        </w:rPr>
+        <w:t>weapon</w:t>
+      </w:r>
+      <w:r>
+        <w:rPr>
+          <w:rFonts w:ascii="Times New Roman" w:hAnsi="Times New Roman" w:cs="Times New Roman"/>
+        </w:rPr>
+        <w:t xml:space="preserve">: </w:t>
+      </w:r>
+      <w:r>
+        <w:rPr>
+          <w:rFonts w:ascii="Times New Roman" w:hAnsi="Times New Roman" w:cs="Times New Roman"/>
+          <w:lang w:val="en-US"/>
+        </w:rPr>
+        <w:t>Weapon</w:t>
+      </w:r>
+      <w:r>
+        <w:rPr>
+          <w:rFonts w:ascii="Times New Roman" w:hAnsi="Times New Roman" w:cs="Times New Roman"/>
+        </w:rPr>
+        <w:t xml:space="preserve">, </w:t>
+      </w:r>
+      <w:r>
+        <w:rPr>
+          <w:rFonts w:ascii="Times New Roman" w:hAnsi="Times New Roman" w:cs="Times New Roman"/>
+          <w:lang w:val="en-US"/>
+        </w:rPr>
+        <w:t>mod</w:t>
+      </w:r>
+      <w:r>
+        <w:rPr>
+          <w:rFonts w:ascii="Times New Roman" w:hAnsi="Times New Roman" w:cs="Times New Roman"/>
+        </w:rPr>
+        <w:t xml:space="preserve">: </w:t>
+      </w:r>
+      <w:r>
+        <w:rPr>
+          <w:rFonts w:ascii="Times New Roman" w:hAnsi="Times New Roman" w:cs="Times New Roman"/>
+          <w:lang w:val="en-US"/>
+        </w:rPr>
+        <w:t>Mod</w:t>
+      </w:r>
+      <w:r>
+        <w:rPr>
+          <w:rFonts w:ascii="Times New Roman" w:hAnsi="Times New Roman" w:cs="Times New Roman"/>
+        </w:rPr>
+        <w:t xml:space="preserve">) – </w:t>
+      </w:r>
+      <w:r>
+        <w:rPr>
+          <w:rFonts w:ascii="Times New Roman" w:hAnsi="Times New Roman" w:cs="Times New Roman"/>
+        </w:rPr>
+        <w:t>создание</w:t>
+      </w:r>
+      <w:r>
+        <w:rPr>
+          <w:rFonts w:ascii="Times New Roman" w:hAnsi="Times New Roman" w:cs="Times New Roman"/>
+        </w:rPr>
+        <w:t xml:space="preserve"> </w:t>
+      </w:r>
+      <w:r>
+        <w:rPr>
+          <w:rFonts w:ascii="Times New Roman" w:hAnsi="Times New Roman" w:cs="Times New Roman"/>
+        </w:rPr>
+        <w:t>модификации</w:t>
+      </w:r>
+      <w:r>
+        <w:rPr>
+          <w:rFonts w:ascii="Times New Roman" w:hAnsi="Times New Roman" w:cs="Times New Roman"/>
+        </w:rPr>
+        <w:t xml:space="preserve"> </w:t>
+      </w:r>
+      <w:r>
+        <w:rPr>
+          <w:rFonts w:ascii="Times New Roman" w:hAnsi="Times New Roman" w:cs="Times New Roman"/>
+        </w:rPr>
+        <w:t>оружия</w:t>
+      </w:r>
+    </w:p>
+    <w:p>
+      <w:pPr>
+        <w:rPr>
+          <w:rFonts w:ascii="Times New Roman" w:hAnsi="Times New Roman" w:cs="Times New Roman"/>
+        </w:rPr>
+      </w:pPr>
+      <w:r>
+        <w:rPr>
+          <w:rFonts w:ascii="Times New Roman" w:hAnsi="Times New Roman" w:cs="Times New Roman"/>
+        </w:rPr>
+        <w:lastRenderedPageBreak/>
+        <w:drawing>
+          <wp:anchor distT="0" distB="0" distL="114300" distR="114300" simplePos="0" relativeHeight="251667456" behindDoc="0" locked="0" layoutInCell="1" allowOverlap="1" wp14:anchorId="6FCD6260" wp14:editId="67085DF4">
+            <wp:simplePos x="0" y="0"/>
+            <wp:positionH relativeFrom="page">
+              <wp:align>center</wp:align>
+            </wp:positionH>
+            <wp:positionV relativeFrom="paragraph">
+              <wp:posOffset>303</wp:posOffset>
+            </wp:positionV>
+            <wp:extent cx="3116580" cy="2454910"/>
+            <wp:effectExtent l="0" t="0" r="7620" b="2540"/>
+            <wp:wrapTopAndBottom/>
+            <wp:docPr id="490969344" name="Рисунок 1"/>
+            <wp:cNvGraphicFramePr>
+              <a:graphicFrameLocks xmlns:a="http://schemas.openxmlformats.org/drawingml/2006/main" noChangeAspect="1"/>
+            </wp:cNvGraphicFramePr>
+            <a:graphic xmlns:a="http://schemas.openxmlformats.org/drawingml/2006/main">
+              <a:graphicData uri="http://schemas.openxmlformats.org/drawingml/2006/picture">
+                <pic:pic xmlns:pic="http://schemas.openxmlformats.org/drawingml/2006/picture">
+                  <pic:nvPicPr>
+                    <pic:cNvPr id="490969344" name=""/>
+                    <pic:cNvPicPr/>
+                  </pic:nvPicPr>
+                  <pic:blipFill>
+                    <a:blip r:embed="rId15" cstate="print">
+                      <a:extLst>
+                        <a:ext uri="{28A0092B-C50C-407E-A947-70E740481C1C}">
+                          <a14:useLocalDpi xmlns:a14="http://schemas.microsoft.com/office/drawing/2010/main" val="0"/>
+                        </a:ext>
+                      </a:extLst>
+                    </a:blip>
+                    <a:stretch>
+                      <a:fillRect/>
+                    </a:stretch>
+                  </pic:blipFill>
+                  <pic:spPr>
+                    <a:xfrm>
+                      <a:off x="0" y="0"/>
+                      <a:ext cx="3116580" cy="2454910"/>
+                    </a:xfrm>
+                    <a:prstGeom prst="rect">
+                      <a:avLst/>
+                    </a:prstGeom>
+                  </pic:spPr>
+                </pic:pic>
+              </a:graphicData>
+            </a:graphic>
+            <wp14:sizeRelH relativeFrom="margin">
+              <wp14:pctWidth>0</wp14:pctWidth>
+            </wp14:sizeRelH>
+            <wp14:sizeRelV relativeFrom="margin">
+              <wp14:pctHeight>0</wp14:pctHeight>
+            </wp14:sizeRelV>
+          </wp:anchor>
+        </w:drawing>
+      </w:r>
+    </w:p>
+    <w:p>
+      <w:pPr>
+        <w:ind w:left="709"/>
+        <w:rPr>
+          <w:rFonts w:ascii="Times New Roman" w:hAnsi="Times New Roman" w:cs="Times New Roman"/>
+        </w:rPr>
+      </w:pPr>
+      <w:r>
+        <w:rPr>
+          <w:rFonts w:ascii="Times New Roman" w:hAnsi="Times New Roman" w:cs="Times New Roman"/>
+          <w:b/>
+          <w:bCs/>
+        </w:rPr>
+        <w:t>Взаимодействия</w:t>
+      </w:r>
+      <w:r>
+        <w:rPr>
+          <w:rFonts w:ascii="Times New Roman" w:hAnsi="Times New Roman" w:cs="Times New Roman"/>
+        </w:rPr>
+        <w:t>:</w:t>
+      </w:r>
+      <w:r>
+        <w:rPr>
+          <w:rFonts w:ascii="Times New Roman" w:hAnsi="Times New Roman" w:cs="Times New Roman"/>
+        </w:rPr>
+        <w:t xml:space="preserve"> </w:t>
+      </w:r>
+      <w:r>
+        <w:rPr>
+          <w:rFonts w:ascii="Times New Roman" w:hAnsi="Times New Roman" w:cs="Times New Roman"/>
+        </w:rPr>
+        <w:t>принадлежит</w:t>
+      </w:r>
+      <w:r>
+        <w:rPr>
+          <w:rFonts w:ascii="Times New Roman" w:hAnsi="Times New Roman" w:cs="Times New Roman"/>
+        </w:rPr>
+        <w:t> Player. Работает с </w:t>
+      </w:r>
+      <w:proofErr w:type="spellStart"/>
+      <w:r>
+        <w:rPr>
+          <w:rFonts w:ascii="Times New Roman" w:hAnsi="Times New Roman" w:cs="Times New Roman"/>
+        </w:rPr>
+        <w:t>Item</w:t>
+      </w:r>
+      <w:proofErr w:type="spellEnd"/>
+      <w:r>
+        <w:rPr>
+          <w:rFonts w:ascii="Times New Roman" w:hAnsi="Times New Roman" w:cs="Times New Roman"/>
+        </w:rPr>
+        <w:t> и его наследниками. При крафте удаляет ресурсы и добавляет </w:t>
+      </w:r>
+      <w:proofErr w:type="spellStart"/>
+      <w:r>
+        <w:rPr>
+          <w:rFonts w:ascii="Times New Roman" w:hAnsi="Times New Roman" w:cs="Times New Roman"/>
+        </w:rPr>
+        <w:t>Mod</w:t>
+      </w:r>
+      <w:proofErr w:type="spellEnd"/>
+      <w:r>
+        <w:rPr>
+          <w:rFonts w:ascii="Times New Roman" w:hAnsi="Times New Roman" w:cs="Times New Roman"/>
+        </w:rPr>
+        <w:t> к </w:t>
+      </w:r>
+      <w:proofErr w:type="spellStart"/>
+      <w:r>
+        <w:rPr>
+          <w:rFonts w:ascii="Times New Roman" w:hAnsi="Times New Roman" w:cs="Times New Roman"/>
+        </w:rPr>
+        <w:t>Weapon</w:t>
+      </w:r>
+      <w:proofErr w:type="spellEnd"/>
+      <w:r>
+        <w:rPr>
+          <w:rFonts w:ascii="Times New Roman" w:hAnsi="Times New Roman" w:cs="Times New Roman"/>
+        </w:rPr>
+        <w:t>.</w:t>
+      </w:r>
+      <w:r>
+        <w:rPr>
+          <w:rFonts w:ascii="Times New Roman" w:hAnsi="Times New Roman" w:cs="Times New Roman"/>
+        </w:rPr>
+        <w:t xml:space="preserve"> </w:t>
+      </w:r>
+    </w:p>
+    <w:p>
+      <w:pPr>
+        <w:ind w:left="709"/>
+        <w:rPr>
+          <w:rFonts w:ascii="Times New Roman" w:hAnsi="Times New Roman" w:cs="Times New Roman"/>
+        </w:rPr>
+      </w:pPr>
+    </w:p>
+    <w:p>
+      <w:pPr>
+        <w:pStyle w:val="23"/>
+      </w:pPr>
+      <w:r>
+        <w:t>Item</w:t>
+      </w:r>
+    </w:p>
+    <w:p>
+      <w:pPr>
+        <w:ind w:left="709"/>
+        <w:rPr>
+          <w:rFonts w:ascii="Times New Roman" w:hAnsi="Times New Roman" w:cs="Times New Roman"/>
+        </w:rPr>
+      </w:pPr>
+      <w:r>
+        <w:rPr>
+          <w:rFonts w:ascii="Times New Roman" w:hAnsi="Times New Roman" w:cs="Times New Roman"/>
+          <w:b/>
+          <w:bCs/>
+          <w:lang w:val="en-US"/>
+        </w:rPr>
+        <w:t>Item</w:t>
+      </w:r>
+      <w:r>
+        <w:rPr>
+          <w:rFonts w:ascii="Times New Roman" w:hAnsi="Times New Roman" w:cs="Times New Roman"/>
+        </w:rPr>
+        <w:t xml:space="preserve"> – </w:t>
+      </w:r>
+      <w:r>
+        <w:rPr>
+          <w:rFonts w:ascii="Times New Roman" w:hAnsi="Times New Roman" w:cs="Times New Roman"/>
+        </w:rPr>
+        <w:t>абстрактный класс для всех предметов.</w:t>
+      </w:r>
+    </w:p>
+    <w:p>
+      <w:pPr>
+        <w:ind w:left="709"/>
+        <w:rPr>
+          <w:rFonts w:ascii="Times New Roman" w:hAnsi="Times New Roman" w:cs="Times New Roman"/>
+        </w:rPr>
+      </w:pPr>
+      <w:r>
+        <w:rPr>
+          <w:rFonts w:ascii="Times New Roman" w:hAnsi="Times New Roman" w:cs="Times New Roman"/>
+        </w:rPr>
+        <w:tab/>
+        <w:t>Поля:</w:t>
+      </w:r>
+    </w:p>
+    <w:p>
+      <w:pPr>
+        <w:pStyle w:val="a7"/>
+        <w:numPr>
+          <w:ilvl w:val="0"/>
+          <w:numId w:val="19"/>
+        </w:numPr>
+        <w:rPr>
+          <w:rFonts w:ascii="Times New Roman" w:hAnsi="Times New Roman" w:cs="Times New Roman"/>
+        </w:rPr>
+      </w:pPr>
+      <w:proofErr w:type="spellStart"/>
+      <w:r>
+        <w:rPr>
+          <w:rFonts w:ascii="Times New Roman" w:hAnsi="Times New Roman" w:cs="Times New Roman"/>
+          <w:lang w:val="en-US"/>
+        </w:rPr>
+        <w:t>name_it</w:t>
+      </w:r>
+      <w:proofErr w:type="spellEnd"/>
+      <w:r>
+        <w:rPr>
+          <w:rFonts w:ascii="Times New Roman" w:hAnsi="Times New Roman" w:cs="Times New Roman"/>
+          <w:lang w:val="en-US"/>
+        </w:rPr>
+        <w:t>: string</w:t>
+      </w:r>
+    </w:p>
+    <w:p>
+      <w:pPr>
+        <w:pStyle w:val="a7"/>
+        <w:numPr>
+          <w:ilvl w:val="0"/>
+          <w:numId w:val="19"/>
+        </w:numPr>
+        <w:rPr>
+          <w:rFonts w:ascii="Times New Roman" w:hAnsi="Times New Roman" w:cs="Times New Roman"/>
+        </w:rPr>
+      </w:pPr>
+      <w:proofErr w:type="spellStart"/>
+      <w:r>
+        <w:rPr>
+          <w:rFonts w:ascii="Times New Roman" w:hAnsi="Times New Roman" w:cs="Times New Roman"/>
+          <w:lang w:val="en-US"/>
+        </w:rPr>
+        <w:t>weight_it</w:t>
+      </w:r>
+      <w:proofErr w:type="spellEnd"/>
+      <w:r>
+        <w:rPr>
+          <w:rFonts w:ascii="Times New Roman" w:hAnsi="Times New Roman" w:cs="Times New Roman"/>
+          <w:lang w:val="en-US"/>
+        </w:rPr>
+        <w:t>: float</w:t>
+      </w:r>
+    </w:p>
+    <w:p>
+      <w:pPr>
+        <w:pStyle w:val="a7"/>
+        <w:numPr>
+          <w:ilvl w:val="0"/>
+          <w:numId w:val="19"/>
+        </w:numPr>
+        <w:rPr>
+          <w:rFonts w:ascii="Times New Roman" w:hAnsi="Times New Roman" w:cs="Times New Roman"/>
+          <w:lang w:val="en-US"/>
+        </w:rPr>
+      </w:pPr>
+      <w:proofErr w:type="spellStart"/>
+      <w:r>
+        <w:rPr>
+          <w:rFonts w:ascii="Times New Roman" w:hAnsi="Times New Roman" w:cs="Times New Roman"/>
+          <w:lang w:val="en-US"/>
+        </w:rPr>
+        <w:t>value_it</w:t>
+      </w:r>
+      <w:proofErr w:type="spellEnd"/>
+      <w:r>
+        <w:rPr>
+          <w:rFonts w:ascii="Times New Roman" w:hAnsi="Times New Roman" w:cs="Times New Roman"/>
+          <w:lang w:val="en-US"/>
+        </w:rPr>
+        <w:t>: int</w:t>
+      </w:r>
+      <w:r>
+        <w:rPr>
+          <w:rFonts w:ascii="Times New Roman" w:hAnsi="Times New Roman" w:cs="Times New Roman"/>
+          <w:lang w:val="en-US"/>
+        </w:rPr>
+        <w:t xml:space="preserve"> – </w:t>
+      </w:r>
+      <w:r>
+        <w:rPr>
+          <w:rFonts w:ascii="Times New Roman" w:hAnsi="Times New Roman" w:cs="Times New Roman"/>
+        </w:rPr>
+        <w:t>базовая</w:t>
+      </w:r>
+      <w:r>
+        <w:rPr>
+          <w:rFonts w:ascii="Times New Roman" w:hAnsi="Times New Roman" w:cs="Times New Roman"/>
+          <w:lang w:val="en-US"/>
+        </w:rPr>
+        <w:t xml:space="preserve"> </w:t>
+      </w:r>
+      <w:r>
+        <w:rPr>
+          <w:rFonts w:ascii="Times New Roman" w:hAnsi="Times New Roman" w:cs="Times New Roman"/>
+        </w:rPr>
+        <w:t>цена</w:t>
+      </w:r>
+    </w:p>
+    <w:p>
+      <w:pPr>
+        <w:ind w:left="709"/>
+        <w:rPr>
+          <w:rFonts w:ascii="Times New Roman" w:hAnsi="Times New Roman" w:cs="Times New Roman"/>
+          <w:lang w:val="en-US"/>
+        </w:rPr>
+      </w:pPr>
+      <w:r>
+        <w:rPr>
+          <w:rFonts w:ascii="Times New Roman" w:hAnsi="Times New Roman" w:cs="Times New Roman"/>
+          <w:lang w:val="en-US"/>
+        </w:rPr>
+        <w:tab/>
+      </w:r>
+      <w:r>
+        <w:rPr>
+          <w:rFonts w:ascii="Times New Roman" w:hAnsi="Times New Roman" w:cs="Times New Roman"/>
+        </w:rPr>
+        <w:t>Наследники:</w:t>
+      </w:r>
+    </w:p>
+    <w:p>
+      <w:pPr>
+        <w:pStyle w:val="a7"/>
+        <w:numPr>
+          <w:ilvl w:val="0"/>
+          <w:numId w:val="20"/>
+        </w:numPr>
+        <w:rPr>
+          <w:rFonts w:ascii="Times New Roman" w:hAnsi="Times New Roman" w:cs="Times New Roman"/>
+          <w:lang w:val="en-US"/>
+        </w:rPr>
+      </w:pPr>
+      <w:r>
+        <w:rPr>
+          <w:rFonts w:ascii="Times New Roman" w:hAnsi="Times New Roman" w:cs="Times New Roman"/>
+          <w:lang w:val="en-US"/>
+        </w:rPr>
+        <w:t>Weapon</w:t>
+      </w:r>
+      <w:r>
+        <w:rPr>
+          <w:rFonts w:ascii="Times New Roman" w:hAnsi="Times New Roman" w:cs="Times New Roman"/>
+        </w:rPr>
+        <w:t xml:space="preserve"> - оружие</w:t>
+      </w:r>
+    </w:p>
+    <w:p>
+      <w:pPr>
+        <w:pStyle w:val="a7"/>
+        <w:numPr>
+          <w:ilvl w:val="0"/>
+          <w:numId w:val="20"/>
+        </w:numPr>
+        <w:rPr>
+          <w:rFonts w:ascii="Times New Roman" w:hAnsi="Times New Roman" w:cs="Times New Roman"/>
+          <w:lang w:val="en-US"/>
+        </w:rPr>
+      </w:pPr>
+      <w:r>
+        <w:rPr>
+          <w:rFonts w:ascii="Times New Roman" w:hAnsi="Times New Roman" w:cs="Times New Roman"/>
+          <w:lang w:val="en-US"/>
+        </w:rPr>
+        <w:t>Armor</w:t>
+      </w:r>
+      <w:r>
+        <w:rPr>
+          <w:rFonts w:ascii="Times New Roman" w:hAnsi="Times New Roman" w:cs="Times New Roman"/>
+        </w:rPr>
+        <w:t xml:space="preserve"> - броня</w:t>
+      </w:r>
+    </w:p>
+    <w:p>
+      <w:pPr>
+        <w:pStyle w:val="a7"/>
+        <w:numPr>
+          <w:ilvl w:val="0"/>
+          <w:numId w:val="20"/>
+        </w:numPr>
+        <w:rPr>
+          <w:rFonts w:ascii="Times New Roman" w:hAnsi="Times New Roman" w:cs="Times New Roman"/>
+          <w:lang w:val="en-US"/>
+        </w:rPr>
+      </w:pPr>
+      <w:r>
+        <w:rPr>
+          <w:rFonts w:ascii="Times New Roman" w:hAnsi="Times New Roman" w:cs="Times New Roman"/>
+          <w:lang w:val="en-US"/>
+        </w:rPr>
+        <w:t xml:space="preserve">Consumable </w:t>
+      </w:r>
+      <w:r>
+        <w:rPr>
+          <w:rFonts w:ascii="Times New Roman" w:hAnsi="Times New Roman" w:cs="Times New Roman"/>
+        </w:rPr>
+        <w:t>– расходник</w:t>
+      </w:r>
+    </w:p>
+    <w:p>
+      <w:pPr>
+        <w:ind w:left="708"/>
+        <w:rPr>
+          <w:rFonts w:ascii="Times New Roman" w:hAnsi="Times New Roman" w:cs="Times New Roman"/>
+        </w:rPr>
+      </w:pPr>
+      <w:r>
+        <w:rPr>
+          <w:rFonts w:ascii="Times New Roman" w:hAnsi="Times New Roman" w:cs="Times New Roman"/>
+          <w:b/>
+          <w:bCs/>
+        </w:rPr>
+        <w:t>Взаимодействия:</w:t>
+      </w:r>
+      <w:r>
+        <w:rPr>
+          <w:rFonts w:ascii="Times New Roman" w:hAnsi="Times New Roman" w:cs="Times New Roman"/>
+        </w:rPr>
+        <w:t xml:space="preserve"> </w:t>
+      </w:r>
+      <w:r>
+        <w:rPr>
+          <w:rFonts w:ascii="Times New Roman" w:hAnsi="Times New Roman" w:cs="Times New Roman"/>
+        </w:rPr>
+        <w:t>хранится</w:t>
+      </w:r>
+      <w:r>
+        <w:rPr>
+          <w:rFonts w:ascii="Times New Roman" w:hAnsi="Times New Roman" w:cs="Times New Roman"/>
+        </w:rPr>
+        <w:t xml:space="preserve"> в </w:t>
+      </w:r>
+      <w:proofErr w:type="spellStart"/>
+      <w:r>
+        <w:rPr>
+          <w:rFonts w:ascii="Times New Roman" w:hAnsi="Times New Roman" w:cs="Times New Roman"/>
+        </w:rPr>
+        <w:t>Inventory</w:t>
+      </w:r>
+      <w:proofErr w:type="spellEnd"/>
+      <w:r>
+        <w:rPr>
+          <w:rFonts w:ascii="Times New Roman" w:hAnsi="Times New Roman" w:cs="Times New Roman"/>
+        </w:rPr>
+        <w:t>. </w:t>
+      </w:r>
+      <w:proofErr w:type="spellStart"/>
+      <w:r>
+        <w:rPr>
+          <w:rFonts w:ascii="Times New Roman" w:hAnsi="Times New Roman" w:cs="Times New Roman"/>
+        </w:rPr>
+        <w:t>Weapon</w:t>
+      </w:r>
+      <w:proofErr w:type="spellEnd"/>
+      <w:r>
+        <w:rPr>
+          <w:rFonts w:ascii="Times New Roman" w:hAnsi="Times New Roman" w:cs="Times New Roman"/>
+        </w:rPr>
+        <w:t> используется для расчёта урона в бою. </w:t>
+      </w:r>
+      <w:proofErr w:type="spellStart"/>
+      <w:r>
+        <w:rPr>
+          <w:rFonts w:ascii="Times New Roman" w:hAnsi="Times New Roman" w:cs="Times New Roman"/>
+        </w:rPr>
+        <w:t>Armor</w:t>
+      </w:r>
+      <w:proofErr w:type="spellEnd"/>
+      <w:r>
+        <w:rPr>
+          <w:rFonts w:ascii="Times New Roman" w:hAnsi="Times New Roman" w:cs="Times New Roman"/>
+        </w:rPr>
+        <w:t> снижает получаемый урон. </w:t>
+      </w:r>
+      <w:proofErr w:type="spellStart"/>
+      <w:r>
+        <w:rPr>
+          <w:rFonts w:ascii="Times New Roman" w:hAnsi="Times New Roman" w:cs="Times New Roman"/>
+        </w:rPr>
+        <w:t>Consumable</w:t>
+      </w:r>
+      <w:proofErr w:type="spellEnd"/>
+      <w:r>
+        <w:rPr>
+          <w:rFonts w:ascii="Times New Roman" w:hAnsi="Times New Roman" w:cs="Times New Roman"/>
+        </w:rPr>
+        <w:t> применяет эффекты на Player.</w:t>
       </w:r>
     </w:p>
     <w:sectPr>
@@ -4058,6 +6323,232 @@
 <file path=word/numbering.xml><?xml version="1.0" encoding="utf-8"?>
 <w:numbering xmlns:wpc="http://schemas.microsoft.com/office/word/2010/wordprocessingCanvas" xmlns:cx="http://schemas.microsoft.com/office/drawing/2014/chartex" xmlns:cx1="http://schemas.microsoft.com/office/drawing/2015/9/8/chartex" xmlns:cx2="http://schemas.microsoft.com/office/drawing/2015/10/21/chartex" xmlns:cx3="http://schemas.microsoft.com/office/drawing/2016/5/9/chartex" xmlns:cx4="http://schemas.microsoft.com/office/drawing/2016/5/10/chartex" xmlns:cx5="http://schemas.microsoft.com/office/drawing/2016/5/11/chartex" xmlns:cx6="http://schemas.microsoft.com/office/drawing/2016/5/12/chartex" xmlns:cx7="http://schemas.microsoft.com/office/drawing/2016/5/13/chartex" xmlns:cx8="http://schemas.microsoft.com/office/drawing/2016/5/14/chartex" xmlns:mc="http://schemas.openxmlformats.org/markup-compatibility/2006" xmlns:aink="http://schemas.microsoft.com/office/drawing/2016/ink" xmlns:am3d="http://schemas.microsoft.com/office/drawing/2017/model3d" xmlns:o="urn:schemas-microsoft-com:office:office" xmlns:oel="http://schemas.microsoft.com/office/2019/extlst" xmlns:r="http://schemas.openxmlformats.org/officeDocument/2006/relationships" xmlns:m="http://schemas.openxmlformats.org/officeDocument/2006/math" xmlns:v="urn:schemas-microsoft-com:vml" xmlns:wp14="http://schemas.microsoft.com/office/word/2010/wordprocessingDrawing" xmlns:wp="http://schemas.openxmlformats.org/drawingml/2006/wordprocessingDrawing" xmlns:w10="urn:schemas-microsoft-com:office:word" xmlns:w="http://schemas.openxmlformats.org/wordprocessingml/2006/main" xmlns:w14="http://schemas.microsoft.com/office/word/2010/wordml" xmlns:w15="http://schemas.microsoft.com/office/word/2012/wordml" xmlns:w16cex="http://schemas.microsoft.com/office/word/2018/wordml/cex" xmlns:w16cid="http://schemas.microsoft.com/office/word/2016/wordml/cid" xmlns:w16="http://schemas.microsoft.com/office/word/2018/wordml" xmlns:w16du="http://schemas.microsoft.com/office/word/2023/wordml/word16du" xmlns:w16sdtdh="http://schemas.microsoft.com/office/word/2020/wordml/sdtdatahash" xmlns:w16sdtfl="http://schemas.microsoft.com/office/word/2024/wordml/sdtformatlock" xmlns:w16se="http://schemas.microsoft.com/office/word/2015/wordml/symex" xmlns:wpg="http://schemas.microsoft.com/office/word/2010/wordprocessingGroup" xmlns:wpi="http://schemas.microsoft.com/office/word/2010/wordprocessingInk" xmlns:wne="http://schemas.microsoft.com/office/word/2006/wordml" xmlns:wps="http://schemas.microsoft.com/office/word/2010/wordprocessingShape" mc:Ignorable="w14 w15 w16se w16cid w16 w16cex w16sdtdh w16sdtfl w16du wp14">
   <w:abstractNum w:abstractNumId="0" w15:restartNumberingAfterBreak="0">
+    <w:nsid w:val="06D83801"/>
+    <w:multiLevelType w:val="hybridMultilevel"/>
+    <w:tmpl w:val="733C2810"/>
+    <w:lvl w:ilvl="0" w:tplc="04190001">
+      <w:start w:val="1"/>
+      <w:numFmt w:val="bullet"/>
+      <w:lvlText w:val=""/>
+      <w:lvlJc w:val="left"/>
+      <w:pPr>
+        <w:ind w:left="2135" w:hanging="360"/>
+      </w:pPr>
+      <w:rPr>
+        <w:rFonts w:ascii="Symbol" w:hAnsi="Symbol" w:hint="default"/>
+      </w:rPr>
+    </w:lvl>
+    <w:lvl w:ilvl="1" w:tplc="04190003" w:tentative="1">
+      <w:start w:val="1"/>
+      <w:numFmt w:val="bullet"/>
+      <w:lvlText w:val="o"/>
+      <w:lvlJc w:val="left"/>
+      <w:pPr>
+        <w:ind w:left="2855" w:hanging="360"/>
+      </w:pPr>
+      <w:rPr>
+        <w:rFonts w:ascii="Courier New" w:hAnsi="Courier New" w:cs="Courier New" w:hint="default"/>
+      </w:rPr>
+    </w:lvl>
+    <w:lvl w:ilvl="2" w:tplc="04190005" w:tentative="1">
+      <w:start w:val="1"/>
+      <w:numFmt w:val="bullet"/>
+      <w:lvlText w:val=""/>
+      <w:lvlJc w:val="left"/>
+      <w:pPr>
+        <w:ind w:left="3575" w:hanging="360"/>
+      </w:pPr>
+      <w:rPr>
+        <w:rFonts w:ascii="Wingdings" w:hAnsi="Wingdings" w:hint="default"/>
+      </w:rPr>
+    </w:lvl>
+    <w:lvl w:ilvl="3" w:tplc="04190001" w:tentative="1">
+      <w:start w:val="1"/>
+      <w:numFmt w:val="bullet"/>
+      <w:lvlText w:val=""/>
+      <w:lvlJc w:val="left"/>
+      <w:pPr>
+        <w:ind w:left="4295" w:hanging="360"/>
+      </w:pPr>
+      <w:rPr>
+        <w:rFonts w:ascii="Symbol" w:hAnsi="Symbol" w:hint="default"/>
+      </w:rPr>
+    </w:lvl>
+    <w:lvl w:ilvl="4" w:tplc="04190003" w:tentative="1">
+      <w:start w:val="1"/>
+      <w:numFmt w:val="bullet"/>
+      <w:lvlText w:val="o"/>
+      <w:lvlJc w:val="left"/>
+      <w:pPr>
+        <w:ind w:left="5015" w:hanging="360"/>
+      </w:pPr>
+      <w:rPr>
+        <w:rFonts w:ascii="Courier New" w:hAnsi="Courier New" w:cs="Courier New" w:hint="default"/>
+      </w:rPr>
+    </w:lvl>
+    <w:lvl w:ilvl="5" w:tplc="04190005" w:tentative="1">
+      <w:start w:val="1"/>
+      <w:numFmt w:val="bullet"/>
+      <w:lvlText w:val=""/>
+      <w:lvlJc w:val="left"/>
+      <w:pPr>
+        <w:ind w:left="5735" w:hanging="360"/>
+      </w:pPr>
+      <w:rPr>
+        <w:rFonts w:ascii="Wingdings" w:hAnsi="Wingdings" w:hint="default"/>
+      </w:rPr>
+    </w:lvl>
+    <w:lvl w:ilvl="6" w:tplc="04190001" w:tentative="1">
+      <w:start w:val="1"/>
+      <w:numFmt w:val="bullet"/>
+      <w:lvlText w:val=""/>
+      <w:lvlJc w:val="left"/>
+      <w:pPr>
+        <w:ind w:left="6455" w:hanging="360"/>
+      </w:pPr>
+      <w:rPr>
+        <w:rFonts w:ascii="Symbol" w:hAnsi="Symbol" w:hint="default"/>
+      </w:rPr>
+    </w:lvl>
+    <w:lvl w:ilvl="7" w:tplc="04190003" w:tentative="1">
+      <w:start w:val="1"/>
+      <w:numFmt w:val="bullet"/>
+      <w:lvlText w:val="o"/>
+      <w:lvlJc w:val="left"/>
+      <w:pPr>
+        <w:ind w:left="7175" w:hanging="360"/>
+      </w:pPr>
+      <w:rPr>
+        <w:rFonts w:ascii="Courier New" w:hAnsi="Courier New" w:cs="Courier New" w:hint="default"/>
+      </w:rPr>
+    </w:lvl>
+    <w:lvl w:ilvl="8" w:tplc="04190005" w:tentative="1">
+      <w:start w:val="1"/>
+      <w:numFmt w:val="bullet"/>
+      <w:lvlText w:val=""/>
+      <w:lvlJc w:val="left"/>
+      <w:pPr>
+        <w:ind w:left="7895" w:hanging="360"/>
+      </w:pPr>
+      <w:rPr>
+        <w:rFonts w:ascii="Wingdings" w:hAnsi="Wingdings" w:hint="default"/>
+      </w:rPr>
+    </w:lvl>
+  </w:abstractNum>
+  <w:abstractNum w:abstractNumId="1" w15:restartNumberingAfterBreak="0">
+    <w:nsid w:val="0AFF05A9"/>
+    <w:multiLevelType w:val="hybridMultilevel"/>
+    <w:tmpl w:val="BCC8E764"/>
+    <w:lvl w:ilvl="0" w:tplc="04190001">
+      <w:start w:val="1"/>
+      <w:numFmt w:val="bullet"/>
+      <w:lvlText w:val=""/>
+      <w:lvlJc w:val="left"/>
+      <w:pPr>
+        <w:ind w:left="2135" w:hanging="360"/>
+      </w:pPr>
+      <w:rPr>
+        <w:rFonts w:ascii="Symbol" w:hAnsi="Symbol" w:hint="default"/>
+      </w:rPr>
+    </w:lvl>
+    <w:lvl w:ilvl="1" w:tplc="04190003" w:tentative="1">
+      <w:start w:val="1"/>
+      <w:numFmt w:val="bullet"/>
+      <w:lvlText w:val="o"/>
+      <w:lvlJc w:val="left"/>
+      <w:pPr>
+        <w:ind w:left="2855" w:hanging="360"/>
+      </w:pPr>
+      <w:rPr>
+        <w:rFonts w:ascii="Courier New" w:hAnsi="Courier New" w:cs="Courier New" w:hint="default"/>
+      </w:rPr>
+    </w:lvl>
+    <w:lvl w:ilvl="2" w:tplc="04190005" w:tentative="1">
+      <w:start w:val="1"/>
+      <w:numFmt w:val="bullet"/>
+      <w:lvlText w:val=""/>
+      <w:lvlJc w:val="left"/>
+      <w:pPr>
+        <w:ind w:left="3575" w:hanging="360"/>
+      </w:pPr>
+      <w:rPr>
+        <w:rFonts w:ascii="Wingdings" w:hAnsi="Wingdings" w:hint="default"/>
+      </w:rPr>
+    </w:lvl>
+    <w:lvl w:ilvl="3" w:tplc="04190001" w:tentative="1">
+      <w:start w:val="1"/>
+      <w:numFmt w:val="bullet"/>
+      <w:lvlText w:val=""/>
+      <w:lvlJc w:val="left"/>
+      <w:pPr>
+        <w:ind w:left="4295" w:hanging="360"/>
+      </w:pPr>
+      <w:rPr>
+        <w:rFonts w:ascii="Symbol" w:hAnsi="Symbol" w:hint="default"/>
+      </w:rPr>
+    </w:lvl>
+    <w:lvl w:ilvl="4" w:tplc="04190003" w:tentative="1">
+      <w:start w:val="1"/>
+      <w:numFmt w:val="bullet"/>
+      <w:lvlText w:val="o"/>
+      <w:lvlJc w:val="left"/>
+      <w:pPr>
+        <w:ind w:left="5015" w:hanging="360"/>
+      </w:pPr>
+      <w:rPr>
+        <w:rFonts w:ascii="Courier New" w:hAnsi="Courier New" w:cs="Courier New" w:hint="default"/>
+      </w:rPr>
+    </w:lvl>
+    <w:lvl w:ilvl="5" w:tplc="04190005" w:tentative="1">
+      <w:start w:val="1"/>
+      <w:numFmt w:val="bullet"/>
+      <w:lvlText w:val=""/>
+      <w:lvlJc w:val="left"/>
+      <w:pPr>
+        <w:ind w:left="5735" w:hanging="360"/>
+      </w:pPr>
+      <w:rPr>
+        <w:rFonts w:ascii="Wingdings" w:hAnsi="Wingdings" w:hint="default"/>
+      </w:rPr>
+    </w:lvl>
+    <w:lvl w:ilvl="6" w:tplc="04190001" w:tentative="1">
+      <w:start w:val="1"/>
+      <w:numFmt w:val="bullet"/>
+      <w:lvlText w:val=""/>
+      <w:lvlJc w:val="left"/>
+      <w:pPr>
+        <w:ind w:left="6455" w:hanging="360"/>
+      </w:pPr>
+      <w:rPr>
+        <w:rFonts w:ascii="Symbol" w:hAnsi="Symbol" w:hint="default"/>
+      </w:rPr>
+    </w:lvl>
+    <w:lvl w:ilvl="7" w:tplc="04190003" w:tentative="1">
+      <w:start w:val="1"/>
+      <w:numFmt w:val="bullet"/>
+      <w:lvlText w:val="o"/>
+      <w:lvlJc w:val="left"/>
+      <w:pPr>
+        <w:ind w:left="7175" w:hanging="360"/>
+      </w:pPr>
+      <w:rPr>
+        <w:rFonts w:ascii="Courier New" w:hAnsi="Courier New" w:cs="Courier New" w:hint="default"/>
+      </w:rPr>
+    </w:lvl>
+    <w:lvl w:ilvl="8" w:tplc="04190005" w:tentative="1">
+      <w:start w:val="1"/>
+      <w:numFmt w:val="bullet"/>
+      <w:lvlText w:val=""/>
+      <w:lvlJc w:val="left"/>
+      <w:pPr>
+        <w:ind w:left="7895" w:hanging="360"/>
+      </w:pPr>
+      <w:rPr>
+        <w:rFonts w:ascii="Wingdings" w:hAnsi="Wingdings" w:hint="default"/>
+      </w:rPr>
+    </w:lvl>
+  </w:abstractNum>
+  <w:abstractNum w:abstractNumId="2" w15:restartNumberingAfterBreak="0">
     <w:nsid w:val="1B1E109D"/>
     <w:multiLevelType w:val="hybridMultilevel"/>
     <w:tmpl w:val="940AA974"/>
@@ -4170,7 +6661,120 @@
       </w:rPr>
     </w:lvl>
   </w:abstractNum>
-  <w:abstractNum w:abstractNumId="1" w15:restartNumberingAfterBreak="0">
+  <w:abstractNum w:abstractNumId="3" w15:restartNumberingAfterBreak="0">
+    <w:nsid w:val="1C8A229A"/>
+    <w:multiLevelType w:val="hybridMultilevel"/>
+    <w:tmpl w:val="345615B8"/>
+    <w:lvl w:ilvl="0" w:tplc="04190001">
+      <w:start w:val="1"/>
+      <w:numFmt w:val="bullet"/>
+      <w:lvlText w:val=""/>
+      <w:lvlJc w:val="left"/>
+      <w:pPr>
+        <w:ind w:left="2135" w:hanging="360"/>
+      </w:pPr>
+      <w:rPr>
+        <w:rFonts w:ascii="Symbol" w:hAnsi="Symbol" w:hint="default"/>
+      </w:rPr>
+    </w:lvl>
+    <w:lvl w:ilvl="1" w:tplc="04190003" w:tentative="1">
+      <w:start w:val="1"/>
+      <w:numFmt w:val="bullet"/>
+      <w:lvlText w:val="o"/>
+      <w:lvlJc w:val="left"/>
+      <w:pPr>
+        <w:ind w:left="2855" w:hanging="360"/>
+      </w:pPr>
+      <w:rPr>
+        <w:rFonts w:ascii="Courier New" w:hAnsi="Courier New" w:cs="Courier New" w:hint="default"/>
+      </w:rPr>
+    </w:lvl>
+    <w:lvl w:ilvl="2" w:tplc="04190005" w:tentative="1">
+      <w:start w:val="1"/>
+      <w:numFmt w:val="bullet"/>
+      <w:lvlText w:val=""/>
+      <w:lvlJc w:val="left"/>
+      <w:pPr>
+        <w:ind w:left="3575" w:hanging="360"/>
+      </w:pPr>
+      <w:rPr>
+        <w:rFonts w:ascii="Wingdings" w:hAnsi="Wingdings" w:hint="default"/>
+      </w:rPr>
+    </w:lvl>
+    <w:lvl w:ilvl="3" w:tplc="04190001" w:tentative="1">
+      <w:start w:val="1"/>
+      <w:numFmt w:val="bullet"/>
+      <w:lvlText w:val=""/>
+      <w:lvlJc w:val="left"/>
+      <w:pPr>
+        <w:ind w:left="4295" w:hanging="360"/>
+      </w:pPr>
+      <w:rPr>
+        <w:rFonts w:ascii="Symbol" w:hAnsi="Symbol" w:hint="default"/>
+      </w:rPr>
+    </w:lvl>
+    <w:lvl w:ilvl="4" w:tplc="04190003" w:tentative="1">
+      <w:start w:val="1"/>
+      <w:numFmt w:val="bullet"/>
+      <w:lvlText w:val="o"/>
+      <w:lvlJc w:val="left"/>
+      <w:pPr>
+        <w:ind w:left="5015" w:hanging="360"/>
+      </w:pPr>
+      <w:rPr>
+        <w:rFonts w:ascii="Courier New" w:hAnsi="Courier New" w:cs="Courier New" w:hint="default"/>
+      </w:rPr>
+    </w:lvl>
+    <w:lvl w:ilvl="5" w:tplc="04190005" w:tentative="1">
+      <w:start w:val="1"/>
+      <w:numFmt w:val="bullet"/>
+      <w:lvlText w:val=""/>
+      <w:lvlJc w:val="left"/>
+      <w:pPr>
+        <w:ind w:left="5735" w:hanging="360"/>
+      </w:pPr>
+      <w:rPr>
+        <w:rFonts w:ascii="Wingdings" w:hAnsi="Wingdings" w:hint="default"/>
+      </w:rPr>
+    </w:lvl>
+    <w:lvl w:ilvl="6" w:tplc="04190001" w:tentative="1">
+      <w:start w:val="1"/>
+      <w:numFmt w:val="bullet"/>
+      <w:lvlText w:val=""/>
+      <w:lvlJc w:val="left"/>
+      <w:pPr>
+        <w:ind w:left="6455" w:hanging="360"/>
+      </w:pPr>
+      <w:rPr>
+        <w:rFonts w:ascii="Symbol" w:hAnsi="Symbol" w:hint="default"/>
+      </w:rPr>
+    </w:lvl>
+    <w:lvl w:ilvl="7" w:tplc="04190003" w:tentative="1">
+      <w:start w:val="1"/>
+      <w:numFmt w:val="bullet"/>
+      <w:lvlText w:val="o"/>
+      <w:lvlJc w:val="left"/>
+      <w:pPr>
+        <w:ind w:left="7175" w:hanging="360"/>
+      </w:pPr>
+      <w:rPr>
+        <w:rFonts w:ascii="Courier New" w:hAnsi="Courier New" w:cs="Courier New" w:hint="default"/>
+      </w:rPr>
+    </w:lvl>
+    <w:lvl w:ilvl="8" w:tplc="04190005" w:tentative="1">
+      <w:start w:val="1"/>
+      <w:numFmt w:val="bullet"/>
+      <w:lvlText w:val=""/>
+      <w:lvlJc w:val="left"/>
+      <w:pPr>
+        <w:ind w:left="7895" w:hanging="360"/>
+      </w:pPr>
+      <w:rPr>
+        <w:rFonts w:ascii="Wingdings" w:hAnsi="Wingdings" w:hint="default"/>
+      </w:rPr>
+    </w:lvl>
+  </w:abstractNum>
+  <w:abstractNum w:abstractNumId="4" w15:restartNumberingAfterBreak="0">
     <w:nsid w:val="20952798"/>
     <w:multiLevelType w:val="hybridMultilevel"/>
     <w:tmpl w:val="387A2A52"/>
@@ -4283,7 +6887,7 @@
       </w:rPr>
     </w:lvl>
   </w:abstractNum>
-  <w:abstractNum w:abstractNumId="2" w15:restartNumberingAfterBreak="0">
+  <w:abstractNum w:abstractNumId="5" w15:restartNumberingAfterBreak="0">
     <w:nsid w:val="209F2A97"/>
     <w:multiLevelType w:val="hybridMultilevel"/>
     <w:tmpl w:val="3C96B470"/>
@@ -4396,7 +7000,120 @@
       </w:rPr>
     </w:lvl>
   </w:abstractNum>
-  <w:abstractNum w:abstractNumId="3" w15:restartNumberingAfterBreak="0">
+  <w:abstractNum w:abstractNumId="6" w15:restartNumberingAfterBreak="0">
+    <w:nsid w:val="2509737D"/>
+    <w:multiLevelType w:val="hybridMultilevel"/>
+    <w:tmpl w:val="551A532A"/>
+    <w:lvl w:ilvl="0" w:tplc="04190001">
+      <w:start w:val="1"/>
+      <w:numFmt w:val="bullet"/>
+      <w:lvlText w:val=""/>
+      <w:lvlJc w:val="left"/>
+      <w:pPr>
+        <w:ind w:left="2135" w:hanging="360"/>
+      </w:pPr>
+      <w:rPr>
+        <w:rFonts w:ascii="Symbol" w:hAnsi="Symbol" w:hint="default"/>
+      </w:rPr>
+    </w:lvl>
+    <w:lvl w:ilvl="1" w:tplc="04190003" w:tentative="1">
+      <w:start w:val="1"/>
+      <w:numFmt w:val="bullet"/>
+      <w:lvlText w:val="o"/>
+      <w:lvlJc w:val="left"/>
+      <w:pPr>
+        <w:ind w:left="2855" w:hanging="360"/>
+      </w:pPr>
+      <w:rPr>
+        <w:rFonts w:ascii="Courier New" w:hAnsi="Courier New" w:cs="Courier New" w:hint="default"/>
+      </w:rPr>
+    </w:lvl>
+    <w:lvl w:ilvl="2" w:tplc="04190005" w:tentative="1">
+      <w:start w:val="1"/>
+      <w:numFmt w:val="bullet"/>
+      <w:lvlText w:val=""/>
+      <w:lvlJc w:val="left"/>
+      <w:pPr>
+        <w:ind w:left="3575" w:hanging="360"/>
+      </w:pPr>
+      <w:rPr>
+        <w:rFonts w:ascii="Wingdings" w:hAnsi="Wingdings" w:hint="default"/>
+      </w:rPr>
+    </w:lvl>
+    <w:lvl w:ilvl="3" w:tplc="04190001" w:tentative="1">
+      <w:start w:val="1"/>
+      <w:numFmt w:val="bullet"/>
+      <w:lvlText w:val=""/>
+      <w:lvlJc w:val="left"/>
+      <w:pPr>
+        <w:ind w:left="4295" w:hanging="360"/>
+      </w:pPr>
+      <w:rPr>
+        <w:rFonts w:ascii="Symbol" w:hAnsi="Symbol" w:hint="default"/>
+      </w:rPr>
+    </w:lvl>
+    <w:lvl w:ilvl="4" w:tplc="04190003" w:tentative="1">
+      <w:start w:val="1"/>
+      <w:numFmt w:val="bullet"/>
+      <w:lvlText w:val="o"/>
+      <w:lvlJc w:val="left"/>
+      <w:pPr>
+        <w:ind w:left="5015" w:hanging="360"/>
+      </w:pPr>
+      <w:rPr>
+        <w:rFonts w:ascii="Courier New" w:hAnsi="Courier New" w:cs="Courier New" w:hint="default"/>
+      </w:rPr>
+    </w:lvl>
+    <w:lvl w:ilvl="5" w:tplc="04190005" w:tentative="1">
+      <w:start w:val="1"/>
+      <w:numFmt w:val="bullet"/>
+      <w:lvlText w:val=""/>
+      <w:lvlJc w:val="left"/>
+      <w:pPr>
+        <w:ind w:left="5735" w:hanging="360"/>
+      </w:pPr>
+      <w:rPr>
+        <w:rFonts w:ascii="Wingdings" w:hAnsi="Wingdings" w:hint="default"/>
+      </w:rPr>
+    </w:lvl>
+    <w:lvl w:ilvl="6" w:tplc="04190001" w:tentative="1">
+      <w:start w:val="1"/>
+      <w:numFmt w:val="bullet"/>
+      <w:lvlText w:val=""/>
+      <w:lvlJc w:val="left"/>
+      <w:pPr>
+        <w:ind w:left="6455" w:hanging="360"/>
+      </w:pPr>
+      <w:rPr>
+        <w:rFonts w:ascii="Symbol" w:hAnsi="Symbol" w:hint="default"/>
+      </w:rPr>
+    </w:lvl>
+    <w:lvl w:ilvl="7" w:tplc="04190003" w:tentative="1">
+      <w:start w:val="1"/>
+      <w:numFmt w:val="bullet"/>
+      <w:lvlText w:val="o"/>
+      <w:lvlJc w:val="left"/>
+      <w:pPr>
+        <w:ind w:left="7175" w:hanging="360"/>
+      </w:pPr>
+      <w:rPr>
+        <w:rFonts w:ascii="Courier New" w:hAnsi="Courier New" w:cs="Courier New" w:hint="default"/>
+      </w:rPr>
+    </w:lvl>
+    <w:lvl w:ilvl="8" w:tplc="04190005" w:tentative="1">
+      <w:start w:val="1"/>
+      <w:numFmt w:val="bullet"/>
+      <w:lvlText w:val=""/>
+      <w:lvlJc w:val="left"/>
+      <w:pPr>
+        <w:ind w:left="7895" w:hanging="360"/>
+      </w:pPr>
+      <w:rPr>
+        <w:rFonts w:ascii="Wingdings" w:hAnsi="Wingdings" w:hint="default"/>
+      </w:rPr>
+    </w:lvl>
+  </w:abstractNum>
+  <w:abstractNum w:abstractNumId="7" w15:restartNumberingAfterBreak="0">
     <w:nsid w:val="2D4A3532"/>
     <w:multiLevelType w:val="hybridMultilevel"/>
     <w:tmpl w:val="130C1E7A"/>
@@ -4509,7 +7226,120 @@
       </w:rPr>
     </w:lvl>
   </w:abstractNum>
-  <w:abstractNum w:abstractNumId="4" w15:restartNumberingAfterBreak="0">
+  <w:abstractNum w:abstractNumId="8" w15:restartNumberingAfterBreak="0">
+    <w:nsid w:val="38F371EA"/>
+    <w:multiLevelType w:val="hybridMultilevel"/>
+    <w:tmpl w:val="E904BCE0"/>
+    <w:lvl w:ilvl="0" w:tplc="04190001">
+      <w:start w:val="1"/>
+      <w:numFmt w:val="bullet"/>
+      <w:lvlText w:val=""/>
+      <w:lvlJc w:val="left"/>
+      <w:pPr>
+        <w:ind w:left="2135" w:hanging="360"/>
+      </w:pPr>
+      <w:rPr>
+        <w:rFonts w:ascii="Symbol" w:hAnsi="Symbol" w:hint="default"/>
+      </w:rPr>
+    </w:lvl>
+    <w:lvl w:ilvl="1" w:tplc="04190003" w:tentative="1">
+      <w:start w:val="1"/>
+      <w:numFmt w:val="bullet"/>
+      <w:lvlText w:val="o"/>
+      <w:lvlJc w:val="left"/>
+      <w:pPr>
+        <w:ind w:left="2855" w:hanging="360"/>
+      </w:pPr>
+      <w:rPr>
+        <w:rFonts w:ascii="Courier New" w:hAnsi="Courier New" w:cs="Courier New" w:hint="default"/>
+      </w:rPr>
+    </w:lvl>
+    <w:lvl w:ilvl="2" w:tplc="04190005" w:tentative="1">
+      <w:start w:val="1"/>
+      <w:numFmt w:val="bullet"/>
+      <w:lvlText w:val=""/>
+      <w:lvlJc w:val="left"/>
+      <w:pPr>
+        <w:ind w:left="3575" w:hanging="360"/>
+      </w:pPr>
+      <w:rPr>
+        <w:rFonts w:ascii="Wingdings" w:hAnsi="Wingdings" w:hint="default"/>
+      </w:rPr>
+    </w:lvl>
+    <w:lvl w:ilvl="3" w:tplc="04190001" w:tentative="1">
+      <w:start w:val="1"/>
+      <w:numFmt w:val="bullet"/>
+      <w:lvlText w:val=""/>
+      <w:lvlJc w:val="left"/>
+      <w:pPr>
+        <w:ind w:left="4295" w:hanging="360"/>
+      </w:pPr>
+      <w:rPr>
+        <w:rFonts w:ascii="Symbol" w:hAnsi="Symbol" w:hint="default"/>
+      </w:rPr>
+    </w:lvl>
+    <w:lvl w:ilvl="4" w:tplc="04190003" w:tentative="1">
+      <w:start w:val="1"/>
+      <w:numFmt w:val="bullet"/>
+      <w:lvlText w:val="o"/>
+      <w:lvlJc w:val="left"/>
+      <w:pPr>
+        <w:ind w:left="5015" w:hanging="360"/>
+      </w:pPr>
+      <w:rPr>
+        <w:rFonts w:ascii="Courier New" w:hAnsi="Courier New" w:cs="Courier New" w:hint="default"/>
+      </w:rPr>
+    </w:lvl>
+    <w:lvl w:ilvl="5" w:tplc="04190005" w:tentative="1">
+      <w:start w:val="1"/>
+      <w:numFmt w:val="bullet"/>
+      <w:lvlText w:val=""/>
+      <w:lvlJc w:val="left"/>
+      <w:pPr>
+        <w:ind w:left="5735" w:hanging="360"/>
+      </w:pPr>
+      <w:rPr>
+        <w:rFonts w:ascii="Wingdings" w:hAnsi="Wingdings" w:hint="default"/>
+      </w:rPr>
+    </w:lvl>
+    <w:lvl w:ilvl="6" w:tplc="04190001" w:tentative="1">
+      <w:start w:val="1"/>
+      <w:numFmt w:val="bullet"/>
+      <w:lvlText w:val=""/>
+      <w:lvlJc w:val="left"/>
+      <w:pPr>
+        <w:ind w:left="6455" w:hanging="360"/>
+      </w:pPr>
+      <w:rPr>
+        <w:rFonts w:ascii="Symbol" w:hAnsi="Symbol" w:hint="default"/>
+      </w:rPr>
+    </w:lvl>
+    <w:lvl w:ilvl="7" w:tplc="04190003" w:tentative="1">
+      <w:start w:val="1"/>
+      <w:numFmt w:val="bullet"/>
+      <w:lvlText w:val="o"/>
+      <w:lvlJc w:val="left"/>
+      <w:pPr>
+        <w:ind w:left="7175" w:hanging="360"/>
+      </w:pPr>
+      <w:rPr>
+        <w:rFonts w:ascii="Courier New" w:hAnsi="Courier New" w:cs="Courier New" w:hint="default"/>
+      </w:rPr>
+    </w:lvl>
+    <w:lvl w:ilvl="8" w:tplc="04190005" w:tentative="1">
+      <w:start w:val="1"/>
+      <w:numFmt w:val="bullet"/>
+      <w:lvlText w:val=""/>
+      <w:lvlJc w:val="left"/>
+      <w:pPr>
+        <w:ind w:left="7895" w:hanging="360"/>
+      </w:pPr>
+      <w:rPr>
+        <w:rFonts w:ascii="Wingdings" w:hAnsi="Wingdings" w:hint="default"/>
+      </w:rPr>
+    </w:lvl>
+  </w:abstractNum>
+  <w:abstractNum w:abstractNumId="9" w15:restartNumberingAfterBreak="0">
     <w:nsid w:val="4345001F"/>
     <w:multiLevelType w:val="hybridMultilevel"/>
     <w:tmpl w:val="9570785C"/>
@@ -4622,7 +7452,7 @@
       </w:rPr>
     </w:lvl>
   </w:abstractNum>
-  <w:abstractNum w:abstractNumId="5" w15:restartNumberingAfterBreak="0">
+  <w:abstractNum w:abstractNumId="10" w15:restartNumberingAfterBreak="0">
     <w:nsid w:val="58481707"/>
     <w:multiLevelType w:val="hybridMultilevel"/>
     <w:tmpl w:val="7D4EA86E"/>
@@ -4711,7 +7541,7 @@
       </w:pPr>
     </w:lvl>
   </w:abstractNum>
-  <w:abstractNum w:abstractNumId="6" w15:restartNumberingAfterBreak="0">
+  <w:abstractNum w:abstractNumId="11" w15:restartNumberingAfterBreak="0">
     <w:nsid w:val="58E054F1"/>
     <w:multiLevelType w:val="hybridMultilevel"/>
     <w:tmpl w:val="BDA62F82"/>
@@ -4824,7 +7654,120 @@
       </w:rPr>
     </w:lvl>
   </w:abstractNum>
-  <w:abstractNum w:abstractNumId="7" w15:restartNumberingAfterBreak="0">
+  <w:abstractNum w:abstractNumId="12" w15:restartNumberingAfterBreak="0">
+    <w:nsid w:val="59305DB6"/>
+    <w:multiLevelType w:val="hybridMultilevel"/>
+    <w:tmpl w:val="CB668268"/>
+    <w:lvl w:ilvl="0" w:tplc="04190001">
+      <w:start w:val="1"/>
+      <w:numFmt w:val="bullet"/>
+      <w:lvlText w:val=""/>
+      <w:lvlJc w:val="left"/>
+      <w:pPr>
+        <w:ind w:left="2135" w:hanging="360"/>
+      </w:pPr>
+      <w:rPr>
+        <w:rFonts w:ascii="Symbol" w:hAnsi="Symbol" w:hint="default"/>
+      </w:rPr>
+    </w:lvl>
+    <w:lvl w:ilvl="1" w:tplc="04190003" w:tentative="1">
+      <w:start w:val="1"/>
+      <w:numFmt w:val="bullet"/>
+      <w:lvlText w:val="o"/>
+      <w:lvlJc w:val="left"/>
+      <w:pPr>
+        <w:ind w:left="2855" w:hanging="360"/>
+      </w:pPr>
+      <w:rPr>
+        <w:rFonts w:ascii="Courier New" w:hAnsi="Courier New" w:cs="Courier New" w:hint="default"/>
+      </w:rPr>
+    </w:lvl>
+    <w:lvl w:ilvl="2" w:tplc="04190005" w:tentative="1">
+      <w:start w:val="1"/>
+      <w:numFmt w:val="bullet"/>
+      <w:lvlText w:val=""/>
+      <w:lvlJc w:val="left"/>
+      <w:pPr>
+        <w:ind w:left="3575" w:hanging="360"/>
+      </w:pPr>
+      <w:rPr>
+        <w:rFonts w:ascii="Wingdings" w:hAnsi="Wingdings" w:hint="default"/>
+      </w:rPr>
+    </w:lvl>
+    <w:lvl w:ilvl="3" w:tplc="04190001" w:tentative="1">
+      <w:start w:val="1"/>
+      <w:numFmt w:val="bullet"/>
+      <w:lvlText w:val=""/>
+      <w:lvlJc w:val="left"/>
+      <w:pPr>
+        <w:ind w:left="4295" w:hanging="360"/>
+      </w:pPr>
+      <w:rPr>
+        <w:rFonts w:ascii="Symbol" w:hAnsi="Symbol" w:hint="default"/>
+      </w:rPr>
+    </w:lvl>
+    <w:lvl w:ilvl="4" w:tplc="04190003" w:tentative="1">
+      <w:start w:val="1"/>
+      <w:numFmt w:val="bullet"/>
+      <w:lvlText w:val="o"/>
+      <w:lvlJc w:val="left"/>
+      <w:pPr>
+        <w:ind w:left="5015" w:hanging="360"/>
+      </w:pPr>
+      <w:rPr>
+        <w:rFonts w:ascii="Courier New" w:hAnsi="Courier New" w:cs="Courier New" w:hint="default"/>
+      </w:rPr>
+    </w:lvl>
+    <w:lvl w:ilvl="5" w:tplc="04190005" w:tentative="1">
+      <w:start w:val="1"/>
+      <w:numFmt w:val="bullet"/>
+      <w:lvlText w:val=""/>
+      <w:lvlJc w:val="left"/>
+      <w:pPr>
+        <w:ind w:left="5735" w:hanging="360"/>
+      </w:pPr>
+      <w:rPr>
+        <w:rFonts w:ascii="Wingdings" w:hAnsi="Wingdings" w:hint="default"/>
+      </w:rPr>
+    </w:lvl>
+    <w:lvl w:ilvl="6" w:tplc="04190001" w:tentative="1">
+      <w:start w:val="1"/>
+      <w:numFmt w:val="bullet"/>
+      <w:lvlText w:val=""/>
+      <w:lvlJc w:val="left"/>
+      <w:pPr>
+        <w:ind w:left="6455" w:hanging="360"/>
+      </w:pPr>
+      <w:rPr>
+        <w:rFonts w:ascii="Symbol" w:hAnsi="Symbol" w:hint="default"/>
+      </w:rPr>
+    </w:lvl>
+    <w:lvl w:ilvl="7" w:tplc="04190003" w:tentative="1">
+      <w:start w:val="1"/>
+      <w:numFmt w:val="bullet"/>
+      <w:lvlText w:val="o"/>
+      <w:lvlJc w:val="left"/>
+      <w:pPr>
+        <w:ind w:left="7175" w:hanging="360"/>
+      </w:pPr>
+      <w:rPr>
+        <w:rFonts w:ascii="Courier New" w:hAnsi="Courier New" w:cs="Courier New" w:hint="default"/>
+      </w:rPr>
+    </w:lvl>
+    <w:lvl w:ilvl="8" w:tplc="04190005" w:tentative="1">
+      <w:start w:val="1"/>
+      <w:numFmt w:val="bullet"/>
+      <w:lvlText w:val=""/>
+      <w:lvlJc w:val="left"/>
+      <w:pPr>
+        <w:ind w:left="7895" w:hanging="360"/>
+      </w:pPr>
+      <w:rPr>
+        <w:rFonts w:ascii="Wingdings" w:hAnsi="Wingdings" w:hint="default"/>
+      </w:rPr>
+    </w:lvl>
+  </w:abstractNum>
+  <w:abstractNum w:abstractNumId="13" w15:restartNumberingAfterBreak="0">
     <w:nsid w:val="619D1237"/>
     <w:multiLevelType w:val="hybridMultilevel"/>
     <w:tmpl w:val="E24C1770"/>
@@ -4937,7 +7880,7 @@
       </w:rPr>
     </w:lvl>
   </w:abstractNum>
-  <w:abstractNum w:abstractNumId="8" w15:restartNumberingAfterBreak="0">
+  <w:abstractNum w:abstractNumId="14" w15:restartNumberingAfterBreak="0">
     <w:nsid w:val="625761A8"/>
     <w:multiLevelType w:val="hybridMultilevel"/>
     <w:tmpl w:val="4FF25CF6"/>
@@ -5050,7 +7993,7 @@
       </w:rPr>
     </w:lvl>
   </w:abstractNum>
-  <w:abstractNum w:abstractNumId="9" w15:restartNumberingAfterBreak="0">
+  <w:abstractNum w:abstractNumId="15" w15:restartNumberingAfterBreak="0">
     <w:nsid w:val="652C1DAB"/>
     <w:multiLevelType w:val="hybridMultilevel"/>
     <w:tmpl w:val="CD3C14B6"/>
@@ -5163,7 +8106,7 @@
       </w:rPr>
     </w:lvl>
   </w:abstractNum>
-  <w:abstractNum w:abstractNumId="10" w15:restartNumberingAfterBreak="0">
+  <w:abstractNum w:abstractNumId="16" w15:restartNumberingAfterBreak="0">
     <w:nsid w:val="67D0578D"/>
     <w:multiLevelType w:val="hybridMultilevel"/>
     <w:tmpl w:val="E5885910"/>
@@ -5276,7 +8219,120 @@
       </w:rPr>
     </w:lvl>
   </w:abstractNum>
-  <w:abstractNum w:abstractNumId="11" w15:restartNumberingAfterBreak="0">
+  <w:abstractNum w:abstractNumId="17" w15:restartNumberingAfterBreak="0">
+    <w:nsid w:val="6BEF023A"/>
+    <w:multiLevelType w:val="hybridMultilevel"/>
+    <w:tmpl w:val="1C60135E"/>
+    <w:lvl w:ilvl="0" w:tplc="04190001">
+      <w:start w:val="1"/>
+      <w:numFmt w:val="bullet"/>
+      <w:lvlText w:val=""/>
+      <w:lvlJc w:val="left"/>
+      <w:pPr>
+        <w:ind w:left="2135" w:hanging="360"/>
+      </w:pPr>
+      <w:rPr>
+        <w:rFonts w:ascii="Symbol" w:hAnsi="Symbol" w:hint="default"/>
+      </w:rPr>
+    </w:lvl>
+    <w:lvl w:ilvl="1" w:tplc="04190003" w:tentative="1">
+      <w:start w:val="1"/>
+      <w:numFmt w:val="bullet"/>
+      <w:lvlText w:val="o"/>
+      <w:lvlJc w:val="left"/>
+      <w:pPr>
+        <w:ind w:left="2855" w:hanging="360"/>
+      </w:pPr>
+      <w:rPr>
+        <w:rFonts w:ascii="Courier New" w:hAnsi="Courier New" w:cs="Courier New" w:hint="default"/>
+      </w:rPr>
+    </w:lvl>
+    <w:lvl w:ilvl="2" w:tplc="04190005" w:tentative="1">
+      <w:start w:val="1"/>
+      <w:numFmt w:val="bullet"/>
+      <w:lvlText w:val=""/>
+      <w:lvlJc w:val="left"/>
+      <w:pPr>
+        <w:ind w:left="3575" w:hanging="360"/>
+      </w:pPr>
+      <w:rPr>
+        <w:rFonts w:ascii="Wingdings" w:hAnsi="Wingdings" w:hint="default"/>
+      </w:rPr>
+    </w:lvl>
+    <w:lvl w:ilvl="3" w:tplc="04190001" w:tentative="1">
+      <w:start w:val="1"/>
+      <w:numFmt w:val="bullet"/>
+      <w:lvlText w:val=""/>
+      <w:lvlJc w:val="left"/>
+      <w:pPr>
+        <w:ind w:left="4295" w:hanging="360"/>
+      </w:pPr>
+      <w:rPr>
+        <w:rFonts w:ascii="Symbol" w:hAnsi="Symbol" w:hint="default"/>
+      </w:rPr>
+    </w:lvl>
+    <w:lvl w:ilvl="4" w:tplc="04190003" w:tentative="1">
+      <w:start w:val="1"/>
+      <w:numFmt w:val="bullet"/>
+      <w:lvlText w:val="o"/>
+      <w:lvlJc w:val="left"/>
+      <w:pPr>
+        <w:ind w:left="5015" w:hanging="360"/>
+      </w:pPr>
+      <w:rPr>
+        <w:rFonts w:ascii="Courier New" w:hAnsi="Courier New" w:cs="Courier New" w:hint="default"/>
+      </w:rPr>
+    </w:lvl>
+    <w:lvl w:ilvl="5" w:tplc="04190005" w:tentative="1">
+      <w:start w:val="1"/>
+      <w:numFmt w:val="bullet"/>
+      <w:lvlText w:val=""/>
+      <w:lvlJc w:val="left"/>
+      <w:pPr>
+        <w:ind w:left="5735" w:hanging="360"/>
+      </w:pPr>
+      <w:rPr>
+        <w:rFonts w:ascii="Wingdings" w:hAnsi="Wingdings" w:hint="default"/>
+      </w:rPr>
+    </w:lvl>
+    <w:lvl w:ilvl="6" w:tplc="04190001" w:tentative="1">
+      <w:start w:val="1"/>
+      <w:numFmt w:val="bullet"/>
+      <w:lvlText w:val=""/>
+      <w:lvlJc w:val="left"/>
+      <w:pPr>
+        <w:ind w:left="6455" w:hanging="360"/>
+      </w:pPr>
+      <w:rPr>
+        <w:rFonts w:ascii="Symbol" w:hAnsi="Symbol" w:hint="default"/>
+      </w:rPr>
+    </w:lvl>
+    <w:lvl w:ilvl="7" w:tplc="04190003" w:tentative="1">
+      <w:start w:val="1"/>
+      <w:numFmt w:val="bullet"/>
+      <w:lvlText w:val="o"/>
+      <w:lvlJc w:val="left"/>
+      <w:pPr>
+        <w:ind w:left="7175" w:hanging="360"/>
+      </w:pPr>
+      <w:rPr>
+        <w:rFonts w:ascii="Courier New" w:hAnsi="Courier New" w:cs="Courier New" w:hint="default"/>
+      </w:rPr>
+    </w:lvl>
+    <w:lvl w:ilvl="8" w:tplc="04190005" w:tentative="1">
+      <w:start w:val="1"/>
+      <w:numFmt w:val="bullet"/>
+      <w:lvlText w:val=""/>
+      <w:lvlJc w:val="left"/>
+      <w:pPr>
+        <w:ind w:left="7895" w:hanging="360"/>
+      </w:pPr>
+      <w:rPr>
+        <w:rFonts w:ascii="Wingdings" w:hAnsi="Wingdings" w:hint="default"/>
+      </w:rPr>
+    </w:lvl>
+  </w:abstractNum>
+  <w:abstractNum w:abstractNumId="18" w15:restartNumberingAfterBreak="0">
     <w:nsid w:val="6FEB5507"/>
     <w:multiLevelType w:val="hybridMultilevel"/>
     <w:tmpl w:val="5FCEFFD8"/>
@@ -5389,7 +8445,7 @@
       </w:rPr>
     </w:lvl>
   </w:abstractNum>
-  <w:abstractNum w:abstractNumId="12" w15:restartNumberingAfterBreak="0">
+  <w:abstractNum w:abstractNumId="19" w15:restartNumberingAfterBreak="0">
     <w:nsid w:val="747F7D09"/>
     <w:multiLevelType w:val="hybridMultilevel"/>
     <w:tmpl w:val="09101F32"/>
@@ -5479,43 +8535,64 @@
     </w:lvl>
   </w:abstractNum>
   <w:num w:numId="1" w16cid:durableId="324431782">
+    <w:abstractNumId w:val="19"/>
+  </w:num>
+  <w:num w:numId="2" w16cid:durableId="2106143966">
+    <w:abstractNumId w:val="10"/>
+  </w:num>
+  <w:num w:numId="3" w16cid:durableId="1787264050">
+    <w:abstractNumId w:val="11"/>
+  </w:num>
+  <w:num w:numId="4" w16cid:durableId="603149602">
+    <w:abstractNumId w:val="9"/>
+  </w:num>
+  <w:num w:numId="5" w16cid:durableId="918752285">
+    <w:abstractNumId w:val="14"/>
+  </w:num>
+  <w:num w:numId="6" w16cid:durableId="4287110">
+    <w:abstractNumId w:val="13"/>
+  </w:num>
+  <w:num w:numId="7" w16cid:durableId="406807833">
+    <w:abstractNumId w:val="7"/>
+  </w:num>
+  <w:num w:numId="8" w16cid:durableId="1584683484">
+    <w:abstractNumId w:val="4"/>
+  </w:num>
+  <w:num w:numId="9" w16cid:durableId="736903362">
+    <w:abstractNumId w:val="5"/>
+  </w:num>
+  <w:num w:numId="10" w16cid:durableId="1027411989">
+    <w:abstractNumId w:val="2"/>
+  </w:num>
+  <w:num w:numId="11" w16cid:durableId="1356810607">
+    <w:abstractNumId w:val="16"/>
+  </w:num>
+  <w:num w:numId="12" w16cid:durableId="1800995638">
+    <w:abstractNumId w:val="18"/>
+  </w:num>
+  <w:num w:numId="13" w16cid:durableId="1897468948">
+    <w:abstractNumId w:val="15"/>
+  </w:num>
+  <w:num w:numId="14" w16cid:durableId="1310134196">
+    <w:abstractNumId w:val="6"/>
+  </w:num>
+  <w:num w:numId="15" w16cid:durableId="366679629">
+    <w:abstractNumId w:val="8"/>
+  </w:num>
+  <w:num w:numId="16" w16cid:durableId="1678577787">
+    <w:abstractNumId w:val="17"/>
+  </w:num>
+  <w:num w:numId="17" w16cid:durableId="1980840065">
     <w:abstractNumId w:val="12"/>
   </w:num>
-  <w:num w:numId="2" w16cid:durableId="2106143966">
-    <w:abstractNumId w:val="5"/>
-  </w:num>
-  <w:num w:numId="3" w16cid:durableId="1787264050">
-    <w:abstractNumId w:val="6"/>
-  </w:num>
-  <w:num w:numId="4" w16cid:durableId="603149602">
-    <w:abstractNumId w:val="4"/>
-  </w:num>
-  <w:num w:numId="5" w16cid:durableId="918752285">
-    <w:abstractNumId w:val="8"/>
-  </w:num>
-  <w:num w:numId="6" w16cid:durableId="4287110">
-    <w:abstractNumId w:val="7"/>
-  </w:num>
-  <w:num w:numId="7" w16cid:durableId="406807833">
+  <w:num w:numId="18" w16cid:durableId="1970353929">
     <w:abstractNumId w:val="3"/>
   </w:num>
-  <w:num w:numId="8" w16cid:durableId="1584683484">
-    <w:abstractNumId w:val="1"/>
-  </w:num>
-  <w:num w:numId="9" w16cid:durableId="736903362">
-    <w:abstractNumId w:val="2"/>
-  </w:num>
-  <w:num w:numId="10" w16cid:durableId="1027411989">
+  <w:num w:numId="19" w16cid:durableId="1994991831">
     <w:abstractNumId w:val="0"/>
   </w:num>
-  <w:num w:numId="11" w16cid:durableId="1356810607">
-    <w:abstractNumId w:val="10"/>
-  </w:num>
-  <w:num w:numId="12" w16cid:durableId="1800995638">
-    <w:abstractNumId w:val="11"/>
-  </w:num>
-  <w:num w:numId="13" w16cid:durableId="1897468948">
-    <w:abstractNumId w:val="9"/>
+  <w:num w:numId="20" w16cid:durableId="1721855099">
+    <w:abstractNumId w:val="1"/>
   </w:num>
 </w:numbering>
 </file>
@@ -5948,7 +9025,6 @@
     <w:next w:val="a"/>
     <w:link w:val="20"/>
     <w:uiPriority w:val="9"/>
-    <w:semiHidden/>
     <w:unhideWhenUsed/>
     <w:qFormat/>
     <w:rsid w:val="0020136B"/>
@@ -6164,7 +9240,6 @@
     <w:basedOn w:val="a0"/>
     <w:link w:val="2"/>
     <w:uiPriority w:val="9"/>
-    <w:semiHidden/>
     <w:rsid w:val="0020136B"/>
     <w:rPr>
       <w:rFonts w:asciiTheme="majorHAnsi" w:eastAsiaTheme="majorEastAsia" w:hAnsiTheme="majorHAnsi" w:cstheme="majorBidi"/>
@@ -6434,6 +9509,82 @@
       <w:smallCaps/>
       <w:color w:val="0F4761" w:themeColor="accent1" w:themeShade="BF"/>
       <w:spacing w:val="5"/>
+    </w:rPr>
+  </w:style>
+  <w:style w:type="paragraph" w:styleId="ac">
+    <w:name w:val="TOC Heading"/>
+    <w:basedOn w:val="1"/>
+    <w:next w:val="a"/>
+    <w:uiPriority w:val="39"/>
+    <w:unhideWhenUsed/>
+    <w:qFormat/>
+    <w:rsid w:val="00E10C5B"/>
+    <w:pPr>
+      <w:spacing w:before="240" w:after="0" w:line="259" w:lineRule="auto"/>
+      <w:outlineLvl w:val="9"/>
+    </w:pPr>
+    <w:rPr>
+      <w:kern w:val="0"/>
+      <w:sz w:val="32"/>
+      <w:szCs w:val="32"/>
+      <w:lang w:eastAsia="ru-RU"/>
+      <w14:ligatures w14:val="none"/>
+    </w:rPr>
+  </w:style>
+  <w:style w:type="paragraph" w:customStyle="1" w:styleId="23">
+    <w:name w:val="Подзаголовок2"/>
+    <w:basedOn w:val="24"/>
+    <w:link w:val="25"/>
+    <w:qFormat/>
+    <w:rsid w:val="00D47A61"/>
+    <w:rPr>
+      <w:rFonts w:cs="Times New Roman"/>
+      <w:sz w:val="28"/>
+    </w:rPr>
+  </w:style>
+  <w:style w:type="character" w:customStyle="1" w:styleId="25">
+    <w:name w:val="Подзаголовок2 Знак"/>
+    <w:basedOn w:val="a6"/>
+    <w:link w:val="23"/>
+    <w:rsid w:val="00D47A61"/>
+    <w:rPr>
+      <w:rFonts w:ascii="Times New Roman" w:eastAsiaTheme="majorEastAsia" w:hAnsi="Times New Roman" w:cs="Times New Roman"/>
+      <w:noProof/>
+      <w:color w:val="595959" w:themeColor="text1" w:themeTint="A6"/>
+      <w:spacing w:val="15"/>
+      <w:sz w:val="28"/>
+      <w:szCs w:val="32"/>
+      <w:lang w:val="en-US"/>
+    </w:rPr>
+  </w:style>
+  <w:style w:type="paragraph" w:customStyle="1" w:styleId="24">
+    <w:name w:val="Заголовок2"/>
+    <w:basedOn w:val="2"/>
+    <w:link w:val="26"/>
+    <w:qFormat/>
+    <w:rsid w:val="00E10C5B"/>
+    <w:pPr>
+      <w:jc w:val="center"/>
+    </w:pPr>
+    <w:rPr>
+      <w:rFonts w:ascii="Times New Roman" w:hAnsi="Times New Roman"/>
+      <w:noProof/>
+      <w:color w:val="auto"/>
+      <w:lang w:val="en-US"/>
+    </w:rPr>
+  </w:style>
+  <w:style w:type="character" w:customStyle="1" w:styleId="26">
+    <w:name w:val="Заголовок2 Знак"/>
+    <w:basedOn w:val="20"/>
+    <w:link w:val="24"/>
+    <w:rsid w:val="00E10C5B"/>
+    <w:rPr>
+      <w:rFonts w:ascii="Times New Roman" w:eastAsiaTheme="majorEastAsia" w:hAnsi="Times New Roman" w:cstheme="majorBidi"/>
+      <w:noProof/>
+      <w:color w:val="0F4761" w:themeColor="accent1" w:themeShade="BF"/>
+      <w:sz w:val="32"/>
+      <w:szCs w:val="32"/>
+      <w:lang w:val="en-US"/>
     </w:rPr>
   </w:style>
 </w:styles>
@@ -6732,4 +9883,16 @@
     </a:ext>
   </a:extLst>
 </a:theme>
+</file>
+
+<file path=customXml/item1.xml><?xml version="1.0" encoding="utf-8"?>
+<b:Sources xmlns:b="http://schemas.openxmlformats.org/officeDocument/2006/bibliography" xmlns="http://schemas.openxmlformats.org/officeDocument/2006/bibliography" SelectedStyle="\APASixthEditionOfficeOnline.xsl" StyleName="APA" Version="6"/>
+</file>
+
+<file path=customXml/itemProps1.xml><?xml version="1.0" encoding="utf-8"?>
+<ds:datastoreItem xmlns:ds="http://schemas.openxmlformats.org/officeDocument/2006/customXml" ds:itemID="{51BC4862-F0FD-418A-9F1B-81E9E490C23D}">
+  <ds:schemaRefs>
+    <ds:schemaRef ds:uri="http://schemas.openxmlformats.org/officeDocument/2006/bibliography"/>
+  </ds:schemaRefs>
+</ds:datastoreItem>
 </file>
--- a/Documents/Architectural project.docx
+++ b/Documents/Architectural project.docx
@@ -72,27 +72,7 @@
           <w:szCs w:val="32"/>
           <w:lang w:val="en-US"/>
         </w:rPr>
-        <w:t xml:space="preserve">«Fallout </w:t>
-      </w:r>
-      <w:proofErr w:type="spellStart"/>
-      <w:r>
-        <w:rPr>
-          <w:rFonts w:ascii="Times New Roman" w:hAnsi="Times New Roman" w:cs="Times New Roman"/>
-          <w:sz w:val="32"/>
-          <w:szCs w:val="32"/>
-          <w:lang w:val="en-US"/>
-        </w:rPr>
-        <w:t>Equestri</w:t>
-      </w:r>
-      <w:proofErr w:type="spellEnd"/>
-      <w:r>
-        <w:rPr>
-          <w:rFonts w:ascii="Times New Roman" w:hAnsi="Times New Roman" w:cs="Times New Roman"/>
-          <w:sz w:val="32"/>
-          <w:szCs w:val="32"/>
-          <w:lang w:val="en-US"/>
-        </w:rPr>
-        <w:t>: Last Spark»</w:t>
+        <w:t>«Fallout Equestri: Last Spark»</w:t>
       </w:r>
     </w:p>
     <w:p>
@@ -107,7 +87,7 @@
     </w:p>
     <w:p>
       <w:pPr>
-        <w:pStyle w:val="24"/>
+        <w:pStyle w:val="25"/>
       </w:pPr>
       <w:r>
         <w:lastRenderedPageBreak/>
@@ -190,9 +170,6 @@
     <w:p>
       <w:pPr>
         <w:pStyle w:val="23"/>
-        <w:rPr>
-          <w:lang w:val="ru-RU"/>
-        </w:rPr>
       </w:pPr>
       <w:r>
         <w:lastRenderedPageBreak/>
@@ -354,7 +331,6 @@
           <w:lang w:val="en-US"/>
         </w:rPr>
       </w:pPr>
-      <w:proofErr w:type="spellStart"/>
       <w:r>
         <w:rPr>
           <w:rFonts w:ascii="Times New Roman" w:hAnsi="Times New Roman" w:cs="Times New Roman"/>
@@ -369,7 +345,6 @@
         </w:rPr>
         <w:t>_object</w:t>
       </w:r>
-      <w:proofErr w:type="spellEnd"/>
       <w:r>
         <w:rPr>
           <w:rFonts w:ascii="Times New Roman" w:hAnsi="Times New Roman" w:cs="Times New Roman"/>
@@ -415,31 +390,13 @@
           <w:rFonts w:ascii="Times New Roman" w:hAnsi="Times New Roman" w:cs="Times New Roman"/>
         </w:rPr>
       </w:pPr>
-      <w:proofErr w:type="spellStart"/>
-      <w:r>
-        <w:rPr>
-          <w:rFonts w:ascii="Times New Roman" w:hAnsi="Times New Roman" w:cs="Times New Roman"/>
-          <w:lang w:val="en-US"/>
-        </w:rPr>
-        <w:t>combat_system</w:t>
-      </w:r>
-      <w:proofErr w:type="spellEnd"/>
-      <w:r>
-        <w:rPr>
-          <w:rFonts w:ascii="Times New Roman" w:hAnsi="Times New Roman" w:cs="Times New Roman"/>
-          <w:lang w:val="en-US"/>
-        </w:rPr>
-        <w:t xml:space="preserve">: </w:t>
-      </w:r>
-      <w:proofErr w:type="spellStart"/>
-      <w:r>
-        <w:rPr>
-          <w:rFonts w:ascii="Times New Roman" w:hAnsi="Times New Roman" w:cs="Times New Roman"/>
-          <w:lang w:val="en-US"/>
-        </w:rPr>
-        <w:t>CombatSystem</w:t>
-      </w:r>
-      <w:proofErr w:type="spellEnd"/>
+      <w:r>
+        <w:rPr>
+          <w:rFonts w:ascii="Times New Roman" w:hAnsi="Times New Roman" w:cs="Times New Roman"/>
+          <w:lang w:val="en-US"/>
+        </w:rPr>
+        <w:t>combat_system: CombatSystem</w:t>
+      </w:r>
       <w:r>
         <w:rPr>
           <w:rFonts w:ascii="Times New Roman" w:hAnsi="Times New Roman" w:cs="Times New Roman"/>
@@ -459,31 +416,13 @@
           <w:lang w:val="en-US"/>
         </w:rPr>
       </w:pPr>
-      <w:proofErr w:type="spellStart"/>
-      <w:r>
-        <w:rPr>
-          <w:rFonts w:ascii="Times New Roman" w:hAnsi="Times New Roman" w:cs="Times New Roman"/>
-          <w:lang w:val="en-US"/>
-        </w:rPr>
-        <w:t>network_client</w:t>
-      </w:r>
-      <w:proofErr w:type="spellEnd"/>
-      <w:r>
-        <w:rPr>
-          <w:rFonts w:ascii="Times New Roman" w:hAnsi="Times New Roman" w:cs="Times New Roman"/>
-          <w:lang w:val="en-US"/>
-        </w:rPr>
-        <w:t xml:space="preserve">: </w:t>
-      </w:r>
-      <w:proofErr w:type="spellStart"/>
-      <w:r>
-        <w:rPr>
-          <w:rFonts w:ascii="Times New Roman" w:hAnsi="Times New Roman" w:cs="Times New Roman"/>
-          <w:lang w:val="en-US"/>
-        </w:rPr>
-        <w:t>GameClient</w:t>
-      </w:r>
-      <w:proofErr w:type="spellEnd"/>
+      <w:r>
+        <w:rPr>
+          <w:rFonts w:ascii="Times New Roman" w:hAnsi="Times New Roman" w:cs="Times New Roman"/>
+          <w:lang w:val="en-US"/>
+        </w:rPr>
+        <w:t>network_client: GameClient</w:t>
+      </w:r>
       <w:r>
         <w:rPr>
           <w:rFonts w:ascii="Times New Roman" w:hAnsi="Times New Roman" w:cs="Times New Roman"/>
@@ -599,14 +538,12 @@
         </w:rPr>
         <w:t xml:space="preserve">, </w:t>
       </w:r>
-      <w:proofErr w:type="spellStart"/>
       <w:r>
         <w:rPr>
           <w:rFonts w:ascii="Times New Roman" w:hAnsi="Times New Roman" w:cs="Times New Roman"/>
         </w:rPr>
         <w:t>казывающий</w:t>
       </w:r>
-      <w:proofErr w:type="spellEnd"/>
       <w:r>
         <w:rPr>
           <w:rFonts w:ascii="Times New Roman" w:hAnsi="Times New Roman" w:cs="Times New Roman"/>
@@ -657,7 +594,6 @@
           <w:rFonts w:ascii="Times New Roman" w:hAnsi="Times New Roman" w:cs="Times New Roman"/>
         </w:rPr>
       </w:pPr>
-      <w:proofErr w:type="spellStart"/>
       <w:r>
         <w:rPr>
           <w:rFonts w:ascii="Times New Roman" w:hAnsi="Times New Roman" w:cs="Times New Roman"/>
@@ -665,7 +601,6 @@
         </w:rPr>
         <w:t>startGame</w:t>
       </w:r>
-      <w:proofErr w:type="spellEnd"/>
       <w:r>
         <w:rPr>
           <w:rFonts w:ascii="Times New Roman" w:hAnsi="Times New Roman" w:cs="Times New Roman"/>
@@ -697,7 +632,6 @@
           <w:rFonts w:ascii="Times New Roman" w:hAnsi="Times New Roman" w:cs="Times New Roman"/>
         </w:rPr>
       </w:pPr>
-      <w:proofErr w:type="spellStart"/>
       <w:r>
         <w:rPr>
           <w:rFonts w:ascii="Times New Roman" w:hAnsi="Times New Roman" w:cs="Times New Roman"/>
@@ -712,7 +646,6 @@
         </w:rPr>
         <w:t>State</w:t>
       </w:r>
-      <w:proofErr w:type="spellEnd"/>
       <w:r>
         <w:rPr>
           <w:rFonts w:ascii="Times New Roman" w:hAnsi="Times New Roman" w:cs="Times New Roman"/>
@@ -739,7 +672,6 @@
         </w:rPr>
         <w:t xml:space="preserve">: </w:t>
       </w:r>
-      <w:proofErr w:type="spellStart"/>
       <w:r>
         <w:rPr>
           <w:rFonts w:ascii="Times New Roman" w:hAnsi="Times New Roman" w:cs="Times New Roman"/>
@@ -747,7 +679,6 @@
         </w:rPr>
         <w:t>GameState</w:t>
       </w:r>
-      <w:proofErr w:type="spellEnd"/>
       <w:r>
         <w:rPr>
           <w:rFonts w:ascii="Times New Roman" w:hAnsi="Times New Roman" w:cs="Times New Roman"/>
@@ -796,7 +727,6 @@
           <w:rFonts w:ascii="Times New Roman" w:hAnsi="Times New Roman" w:cs="Times New Roman"/>
         </w:rPr>
       </w:pPr>
-      <w:proofErr w:type="spellStart"/>
       <w:r>
         <w:rPr>
           <w:rFonts w:ascii="Times New Roman" w:hAnsi="Times New Roman" w:cs="Times New Roman"/>
@@ -804,7 +734,6 @@
         </w:rPr>
         <w:t>loadGame</w:t>
       </w:r>
-      <w:proofErr w:type="spellEnd"/>
       <w:r>
         <w:rPr>
           <w:rFonts w:ascii="Times New Roman" w:hAnsi="Times New Roman" w:cs="Times New Roman"/>
@@ -836,7 +765,6 @@
           <w:rFonts w:ascii="Times New Roman" w:hAnsi="Times New Roman" w:cs="Times New Roman"/>
         </w:rPr>
       </w:pPr>
-      <w:proofErr w:type="spellStart"/>
       <w:r>
         <w:rPr>
           <w:rFonts w:ascii="Times New Roman" w:hAnsi="Times New Roman" w:cs="Times New Roman"/>
@@ -844,7 +772,6 @@
         </w:rPr>
         <w:t>handleInput</w:t>
       </w:r>
-      <w:proofErr w:type="spellEnd"/>
       <w:r>
         <w:rPr>
           <w:rFonts w:ascii="Times New Roman" w:hAnsi="Times New Roman" w:cs="Times New Roman"/>
@@ -869,7 +796,6 @@
           <w:rFonts w:ascii="Times New Roman" w:hAnsi="Times New Roman" w:cs="Times New Roman"/>
         </w:rPr>
       </w:pPr>
-      <w:proofErr w:type="spellStart"/>
       <w:r>
         <w:rPr>
           <w:rFonts w:ascii="Times New Roman" w:hAnsi="Times New Roman" w:cs="Times New Roman"/>
@@ -877,7 +803,6 @@
         </w:rPr>
         <w:t>updateDeltaTime</w:t>
       </w:r>
-      <w:proofErr w:type="spellEnd"/>
       <w:r>
         <w:rPr>
           <w:rFonts w:ascii="Times New Roman" w:hAnsi="Times New Roman" w:cs="Times New Roman"/>
@@ -963,7 +888,6 @@
           </wp:anchor>
         </w:drawing>
       </w:r>
-      <w:proofErr w:type="spellStart"/>
       <w:r>
         <w:rPr>
           <w:rFonts w:ascii="Times New Roman" w:hAnsi="Times New Roman" w:cs="Times New Roman"/>
@@ -971,7 +895,6 @@
         </w:rPr>
         <w:t>startMultiplayerMatch</w:t>
       </w:r>
-      <w:proofErr w:type="spellEnd"/>
       <w:r>
         <w:rPr>
           <w:rFonts w:ascii="Times New Roman" w:hAnsi="Times New Roman" w:cs="Times New Roman"/>
@@ -1004,7 +927,6 @@
         </w:rPr>
         <w:t xml:space="preserve">, </w:t>
       </w:r>
-      <w:proofErr w:type="spellStart"/>
       <w:r>
         <w:rPr>
           <w:rFonts w:ascii="Times New Roman" w:hAnsi="Times New Roman" w:cs="Times New Roman"/>
@@ -1012,7 +934,6 @@
         </w:rPr>
         <w:t>ip</w:t>
       </w:r>
-      <w:proofErr w:type="spellEnd"/>
       <w:r>
         <w:rPr>
           <w:rFonts w:ascii="Times New Roman" w:hAnsi="Times New Roman" w:cs="Times New Roman"/>
@@ -1180,58 +1101,8 @@
         <w:rPr>
           <w:rFonts w:ascii="Times New Roman" w:hAnsi="Times New Roman" w:cs="Times New Roman"/>
         </w:rPr>
-        <w:t>Game владеет и управляет </w:t>
-      </w:r>
-      <w:proofErr w:type="spellStart"/>
-      <w:r>
-        <w:rPr>
-          <w:rFonts w:ascii="Times New Roman" w:hAnsi="Times New Roman" w:cs="Times New Roman"/>
-        </w:rPr>
-        <w:t>Location</w:t>
-      </w:r>
-      <w:proofErr w:type="spellEnd"/>
-      <w:r>
-        <w:rPr>
-          <w:rFonts w:ascii="Times New Roman" w:hAnsi="Times New Roman" w:cs="Times New Roman"/>
-        </w:rPr>
-        <w:t>, Player, </w:t>
-      </w:r>
-      <w:proofErr w:type="spellStart"/>
-      <w:r>
-        <w:rPr>
-          <w:rFonts w:ascii="Times New Roman" w:hAnsi="Times New Roman" w:cs="Times New Roman"/>
-        </w:rPr>
-        <w:t>CombatSystem</w:t>
-      </w:r>
-      <w:proofErr w:type="spellEnd"/>
-      <w:r>
-        <w:rPr>
-          <w:rFonts w:ascii="Times New Roman" w:hAnsi="Times New Roman" w:cs="Times New Roman"/>
-        </w:rPr>
-        <w:t>. При мультиплеере также управляет </w:t>
-      </w:r>
-      <w:proofErr w:type="spellStart"/>
-      <w:r>
-        <w:rPr>
-          <w:rFonts w:ascii="Times New Roman" w:hAnsi="Times New Roman" w:cs="Times New Roman"/>
-        </w:rPr>
-        <w:t>GameClient</w:t>
-      </w:r>
-      <w:proofErr w:type="spellEnd"/>
-      <w:r>
-        <w:rPr>
-          <w:rFonts w:ascii="Times New Roman" w:hAnsi="Times New Roman" w:cs="Times New Roman"/>
-        </w:rPr>
-        <w:t>. При запуске боя вызывает </w:t>
-      </w:r>
-      <w:proofErr w:type="spellStart"/>
-      <w:r>
-        <w:rPr>
-          <w:rFonts w:ascii="Times New Roman" w:hAnsi="Times New Roman" w:cs="Times New Roman"/>
-        </w:rPr>
-        <w:t>combat</w:t>
-      </w:r>
-      <w:proofErr w:type="spellEnd"/>
+        <w:t>Game владеет и управляет Location, Player, CombatSystem. При мультиплеере также управляет GameClient. При запуске боя вызывает combat</w:t>
+      </w:r>
       <w:r>
         <w:rPr>
           <w:rFonts w:ascii="Times New Roman" w:hAnsi="Times New Roman" w:cs="Times New Roman"/>
@@ -1245,14 +1116,12 @@
         </w:rPr>
         <w:t>s</w:t>
       </w:r>
-      <w:proofErr w:type="spellStart"/>
       <w:r>
         <w:rPr>
           <w:rFonts w:ascii="Times New Roman" w:hAnsi="Times New Roman" w:cs="Times New Roman"/>
         </w:rPr>
         <w:t>ystem</w:t>
       </w:r>
-      <w:proofErr w:type="spellEnd"/>
       <w:r>
         <w:rPr>
           <w:rFonts w:ascii="Times New Roman" w:hAnsi="Times New Roman" w:cs="Times New Roman"/>
@@ -1263,16 +1132,8 @@
         <w:rPr>
           <w:rFonts w:ascii="Times New Roman" w:hAnsi="Times New Roman" w:cs="Times New Roman"/>
         </w:rPr>
-        <w:t xml:space="preserve">-&gt; </w:t>
-      </w:r>
-      <w:proofErr w:type="spellStart"/>
-      <w:r>
-        <w:rPr>
-          <w:rFonts w:ascii="Times New Roman" w:hAnsi="Times New Roman" w:cs="Times New Roman"/>
-        </w:rPr>
-        <w:t>startCombat</w:t>
-      </w:r>
-      <w:proofErr w:type="spellEnd"/>
+        <w:t>-&gt; startCombat</w:t>
+      </w:r>
       <w:r>
         <w:rPr>
           <w:rFonts w:ascii="Times New Roman" w:hAnsi="Times New Roman" w:cs="Times New Roman"/>
@@ -1283,21 +1144,7 @@
         <w:rPr>
           <w:rFonts w:ascii="Times New Roman" w:hAnsi="Times New Roman" w:cs="Times New Roman"/>
         </w:rPr>
-        <w:t>(). При переходе между локациями обновляет </w:t>
-      </w:r>
-      <w:proofErr w:type="spellStart"/>
-      <w:r>
-        <w:rPr>
-          <w:rFonts w:ascii="Times New Roman" w:hAnsi="Times New Roman" w:cs="Times New Roman"/>
-        </w:rPr>
-        <w:t>current</w:t>
-      </w:r>
-      <w:proofErr w:type="spellEnd"/>
-      <w:r>
-        <w:rPr>
-          <w:rFonts w:ascii="Times New Roman" w:hAnsi="Times New Roman" w:cs="Times New Roman"/>
-        </w:rPr>
-        <w:t>_</w:t>
+        <w:t>(). При переходе между локациями обновляет current_</w:t>
       </w:r>
       <w:r>
         <w:rPr>
@@ -1306,33 +1153,11 @@
         </w:rPr>
         <w:t>l</w:t>
       </w:r>
-      <w:proofErr w:type="spellStart"/>
-      <w:r>
-        <w:rPr>
-          <w:rFonts w:ascii="Times New Roman" w:hAnsi="Times New Roman" w:cs="Times New Roman"/>
-        </w:rPr>
-        <w:t>ocation</w:t>
-      </w:r>
-      <w:proofErr w:type="spellEnd"/>
-      <w:r>
-        <w:rPr>
-          <w:rFonts w:ascii="Times New Roman" w:hAnsi="Times New Roman" w:cs="Times New Roman"/>
-        </w:rPr>
-        <w:t>. При сохранении/загрузке использует </w:t>
-      </w:r>
-      <w:proofErr w:type="spellStart"/>
-      <w:r>
-        <w:rPr>
-          <w:rFonts w:ascii="Times New Roman" w:hAnsi="Times New Roman" w:cs="Times New Roman"/>
-        </w:rPr>
-        <w:t>GameState</w:t>
-      </w:r>
-      <w:proofErr w:type="spellEnd"/>
-      <w:r>
-        <w:rPr>
-          <w:rFonts w:ascii="Times New Roman" w:hAnsi="Times New Roman" w:cs="Times New Roman"/>
-        </w:rPr>
-        <w:t>.</w:t>
+      <w:r>
+        <w:rPr>
+          <w:rFonts w:ascii="Times New Roman" w:hAnsi="Times New Roman" w:cs="Times New Roman"/>
+        </w:rPr>
+        <w:t>ocation. При сохранении/загрузке использует GameState.</w:t>
       </w:r>
     </w:p>
     <w:p>
@@ -1351,9 +1176,6 @@
     <w:p>
       <w:pPr>
         <w:pStyle w:val="23"/>
-        <w:rPr>
-          <w:lang w:val="ru-RU"/>
-        </w:rPr>
       </w:pPr>
       <w:r>
         <w:lastRenderedPageBreak/>
@@ -1491,21 +1313,12 @@
           <w:lang w:val="en-US"/>
         </w:rPr>
       </w:pPr>
-      <w:proofErr w:type="spellStart"/>
-      <w:r>
-        <w:rPr>
-          <w:rFonts w:ascii="Times New Roman" w:hAnsi="Times New Roman" w:cs="Times New Roman"/>
-          <w:lang w:val="en-US"/>
-        </w:rPr>
-        <w:t>connections_loc</w:t>
-      </w:r>
-      <w:proofErr w:type="spellEnd"/>
-      <w:r>
-        <w:rPr>
-          <w:rFonts w:ascii="Times New Roman" w:hAnsi="Times New Roman" w:cs="Times New Roman"/>
-          <w:lang w:val="en-US"/>
-        </w:rPr>
-        <w:t>: List&lt;Location&gt;</w:t>
+      <w:r>
+        <w:rPr>
+          <w:rFonts w:ascii="Times New Roman" w:hAnsi="Times New Roman" w:cs="Times New Roman"/>
+          <w:lang w:val="en-US"/>
+        </w:rPr>
+        <w:t>connections_loc: List&lt;Location&gt;</w:t>
       </w:r>
       <w:r>
         <w:rPr>
@@ -1558,7 +1371,6 @@
           <w:rFonts w:ascii="Times New Roman" w:hAnsi="Times New Roman" w:cs="Times New Roman"/>
         </w:rPr>
       </w:pPr>
-      <w:proofErr w:type="spellStart"/>
       <w:r>
         <w:rPr>
           <w:rFonts w:ascii="Times New Roman" w:hAnsi="Times New Roman" w:cs="Times New Roman"/>
@@ -1566,7 +1378,6 @@
         </w:rPr>
         <w:t>npc</w:t>
       </w:r>
-      <w:proofErr w:type="spellEnd"/>
       <w:r>
         <w:rPr>
           <w:rFonts w:ascii="Times New Roman" w:hAnsi="Times New Roman" w:cs="Times New Roman"/>
@@ -1643,21 +1454,12 @@
           <w:lang w:val="en-US"/>
         </w:rPr>
       </w:pPr>
-      <w:proofErr w:type="spellStart"/>
-      <w:r>
-        <w:rPr>
-          <w:rFonts w:ascii="Times New Roman" w:hAnsi="Times New Roman" w:cs="Times New Roman"/>
-          <w:lang w:val="en-US"/>
-        </w:rPr>
-        <w:t>enemies_list</w:t>
-      </w:r>
-      <w:proofErr w:type="spellEnd"/>
-      <w:r>
-        <w:rPr>
-          <w:rFonts w:ascii="Times New Roman" w:hAnsi="Times New Roman" w:cs="Times New Roman"/>
-          <w:lang w:val="en-US"/>
-        </w:rPr>
-        <w:t>: List&lt;Enemy&gt;</w:t>
+      <w:r>
+        <w:rPr>
+          <w:rFonts w:ascii="Times New Roman" w:hAnsi="Times New Roman" w:cs="Times New Roman"/>
+          <w:lang w:val="en-US"/>
+        </w:rPr>
+        <w:t>enemies_list: List&lt;Enemy&gt;</w:t>
       </w:r>
       <w:r>
         <w:rPr>
@@ -1774,7 +1576,6 @@
           </wp:anchor>
         </w:drawing>
       </w:r>
-      <w:proofErr w:type="spellStart"/>
       <w:r>
         <w:rPr>
           <w:rFonts w:ascii="Times New Roman" w:hAnsi="Times New Roman" w:cs="Times New Roman"/>
@@ -1782,7 +1583,6 @@
         </w:rPr>
         <w:t>onEnter</w:t>
       </w:r>
-      <w:proofErr w:type="spellEnd"/>
       <w:r>
         <w:rPr>
           <w:rFonts w:ascii="Times New Roman" w:hAnsi="Times New Roman" w:cs="Times New Roman"/>
@@ -1933,7 +1733,6 @@
           <w:rFonts w:ascii="Times New Roman" w:hAnsi="Times New Roman" w:cs="Times New Roman"/>
         </w:rPr>
       </w:pPr>
-      <w:proofErr w:type="spellStart"/>
       <w:r>
         <w:rPr>
           <w:rFonts w:ascii="Times New Roman" w:hAnsi="Times New Roman" w:cs="Times New Roman"/>
@@ -1943,7 +1742,6 @@
         </w:rPr>
         <w:t>CombatSystem</w:t>
       </w:r>
-      <w:proofErr w:type="spellEnd"/>
       <w:r>
         <w:rPr>
           <w:rFonts w:ascii="Times New Roman" w:hAnsi="Times New Roman" w:cs="Times New Roman"/>
@@ -2157,7 +1955,6 @@
           <w:rFonts w:ascii="Times New Roman" w:hAnsi="Times New Roman" w:cs="Times New Roman"/>
         </w:rPr>
       </w:pPr>
-      <w:proofErr w:type="spellStart"/>
       <w:r>
         <w:rPr>
           <w:rFonts w:ascii="Times New Roman" w:hAnsi="Times New Roman" w:cs="Times New Roman"/>
@@ -2165,7 +1962,6 @@
         </w:rPr>
         <w:t>startCombat</w:t>
       </w:r>
-      <w:proofErr w:type="spellEnd"/>
       <w:r>
         <w:rPr>
           <w:rFonts w:ascii="Times New Roman" w:hAnsi="Times New Roman" w:cs="Times New Roman"/>
@@ -2303,7 +2099,6 @@
           <w:rFonts w:ascii="Times New Roman" w:hAnsi="Times New Roman" w:cs="Times New Roman"/>
         </w:rPr>
       </w:pPr>
-      <w:proofErr w:type="spellStart"/>
       <w:r>
         <w:rPr>
           <w:rFonts w:ascii="Times New Roman" w:hAnsi="Times New Roman" w:cs="Times New Roman"/>
@@ -2311,7 +2106,6 @@
         </w:rPr>
         <w:t>executeAction</w:t>
       </w:r>
-      <w:proofErr w:type="spellEnd"/>
       <w:r>
         <w:rPr>
           <w:rFonts w:ascii="Times New Roman" w:hAnsi="Times New Roman" w:cs="Times New Roman"/>
@@ -2331,7 +2125,6 @@
         </w:rPr>
         <w:t xml:space="preserve">: </w:t>
       </w:r>
-      <w:proofErr w:type="spellStart"/>
       <w:r>
         <w:rPr>
           <w:rFonts w:ascii="Times New Roman" w:hAnsi="Times New Roman" w:cs="Times New Roman"/>
@@ -2339,7 +2132,6 @@
         </w:rPr>
         <w:t>CombatAction</w:t>
       </w:r>
-      <w:proofErr w:type="spellEnd"/>
       <w:r>
         <w:rPr>
           <w:rFonts w:ascii="Times New Roman" w:hAnsi="Times New Roman" w:cs="Times New Roman"/>
@@ -2406,7 +2198,6 @@
           <w:rFonts w:ascii="Times New Roman" w:hAnsi="Times New Roman" w:cs="Times New Roman"/>
         </w:rPr>
       </w:pPr>
-      <w:proofErr w:type="spellStart"/>
       <w:r>
         <w:rPr>
           <w:rFonts w:ascii="Times New Roman" w:hAnsi="Times New Roman" w:cs="Times New Roman"/>
@@ -2414,7 +2205,6 @@
         </w:rPr>
         <w:t>endCombat</w:t>
       </w:r>
-      <w:proofErr w:type="spellEnd"/>
       <w:r>
         <w:rPr>
           <w:rFonts w:ascii="Times New Roman" w:hAnsi="Times New Roman" w:cs="Times New Roman"/>
@@ -2506,75 +2296,11 @@
         </w:rPr>
         <w:t xml:space="preserve">Взаимодействия: </w:t>
       </w:r>
-      <w:proofErr w:type="spellStart"/>
-      <w:r>
-        <w:rPr>
-          <w:rFonts w:ascii="Times New Roman" w:hAnsi="Times New Roman" w:cs="Times New Roman"/>
-        </w:rPr>
-        <w:t>CombatSystem</w:t>
-      </w:r>
-      <w:proofErr w:type="spellEnd"/>
-      <w:r>
-        <w:rPr>
-          <w:rFonts w:ascii="Times New Roman" w:hAnsi="Times New Roman" w:cs="Times New Roman"/>
-        </w:rPr>
-        <w:t> вызывается из Game при столкновении с врагами. Использует интерфейс </w:t>
-      </w:r>
-      <w:proofErr w:type="spellStart"/>
-      <w:r>
-        <w:rPr>
-          <w:rFonts w:ascii="Times New Roman" w:hAnsi="Times New Roman" w:cs="Times New Roman"/>
-        </w:rPr>
-        <w:t>Combatant</w:t>
-      </w:r>
-      <w:proofErr w:type="spellEnd"/>
-      <w:r>
-        <w:rPr>
-          <w:rFonts w:ascii="Times New Roman" w:hAnsi="Times New Roman" w:cs="Times New Roman"/>
-        </w:rPr>
-        <w:t> для работы с Player и </w:t>
-      </w:r>
-      <w:proofErr w:type="spellStart"/>
-      <w:r>
-        <w:rPr>
-          <w:rFonts w:ascii="Times New Roman" w:hAnsi="Times New Roman" w:cs="Times New Roman"/>
-        </w:rPr>
-        <w:t>Enemy</w:t>
-      </w:r>
-      <w:proofErr w:type="spellEnd"/>
-      <w:r>
-        <w:rPr>
-          <w:rFonts w:ascii="Times New Roman" w:hAnsi="Times New Roman" w:cs="Times New Roman"/>
-        </w:rPr>
-        <w:t>. При выполнении действия применяет </w:t>
-      </w:r>
-      <w:proofErr w:type="spellStart"/>
-      <w:r>
-        <w:rPr>
-          <w:rFonts w:ascii="Times New Roman" w:hAnsi="Times New Roman" w:cs="Times New Roman"/>
-        </w:rPr>
-        <w:t>CombatAction</w:t>
-      </w:r>
-      <w:proofErr w:type="spellEnd"/>
-      <w:r>
-        <w:rPr>
-          <w:rFonts w:ascii="Times New Roman" w:hAnsi="Times New Roman" w:cs="Times New Roman"/>
-        </w:rPr>
-        <w:t>, который может содержать </w:t>
-      </w:r>
-      <w:proofErr w:type="spellStart"/>
-      <w:r>
-        <w:rPr>
-          <w:rFonts w:ascii="Times New Roman" w:hAnsi="Times New Roman" w:cs="Times New Roman"/>
-        </w:rPr>
-        <w:t>Effect</w:t>
-      </w:r>
-      <w:proofErr w:type="spellEnd"/>
-      <w:r>
-        <w:rPr>
-          <w:rFonts w:ascii="Times New Roman" w:hAnsi="Times New Roman" w:cs="Times New Roman"/>
-        </w:rPr>
-        <w:t>. После боя обновляет Player (опыт, инвентарь).</w:t>
+      <w:r>
+        <w:rPr>
+          <w:rFonts w:ascii="Times New Roman" w:hAnsi="Times New Roman" w:cs="Times New Roman"/>
+        </w:rPr>
+        <w:t>CombatSystem вызывается из Game при столкновении с врагами. Использует интерфейс Combatant для работы с Player и Enemy. При выполнении действия применяет CombatAction, который может содержать Effect. После боя обновляет Player (опыт, инвентарь).</w:t>
       </w:r>
     </w:p>
     <w:p>
@@ -2593,9 +2319,6 @@
     <w:p>
       <w:pPr>
         <w:pStyle w:val="23"/>
-        <w:rPr>
-          <w:lang w:val="ru-RU"/>
-        </w:rPr>
       </w:pPr>
       <w:r>
         <w:lastRenderedPageBreak/>
@@ -2638,21 +2361,7 @@
         <w:rPr>
           <w:rFonts w:ascii="Times New Roman" w:hAnsi="Times New Roman" w:cs="Times New Roman"/>
         </w:rPr>
-        <w:t>ранит все данные персонажа: уровень, опыт, характеристики, навыки, перки, инвентарь, репутацию, здоровье. Реализует интерфейс </w:t>
-      </w:r>
-      <w:proofErr w:type="spellStart"/>
-      <w:r>
-        <w:rPr>
-          <w:rFonts w:ascii="Times New Roman" w:hAnsi="Times New Roman" w:cs="Times New Roman"/>
-        </w:rPr>
-        <w:t>Combatant</w:t>
-      </w:r>
-      <w:proofErr w:type="spellEnd"/>
-      <w:r>
-        <w:rPr>
-          <w:rFonts w:ascii="Times New Roman" w:hAnsi="Times New Roman" w:cs="Times New Roman"/>
-        </w:rPr>
-        <w:t> для участия в бою.</w:t>
+        <w:t>ранит все данные персонажа: уровень, опыт, характеристики, навыки, перки, инвентарь, репутацию, здоровье. Реализует интерфейс Combatant для участия в бою.</w:t>
       </w:r>
     </w:p>
     <w:p>
@@ -2682,21 +2391,12 @@
           <w:lang w:val="en-US"/>
         </w:rPr>
       </w:pPr>
-      <w:proofErr w:type="spellStart"/>
-      <w:r>
-        <w:rPr>
-          <w:rFonts w:ascii="Times New Roman" w:hAnsi="Times New Roman" w:cs="Times New Roman"/>
-          <w:lang w:val="en-US"/>
-        </w:rPr>
-        <w:t>name_pl</w:t>
-      </w:r>
-      <w:proofErr w:type="spellEnd"/>
-      <w:r>
-        <w:rPr>
-          <w:rFonts w:ascii="Times New Roman" w:hAnsi="Times New Roman" w:cs="Times New Roman"/>
-          <w:lang w:val="en-US"/>
-        </w:rPr>
-        <w:t>: string</w:t>
+      <w:r>
+        <w:rPr>
+          <w:rFonts w:ascii="Times New Roman" w:hAnsi="Times New Roman" w:cs="Times New Roman"/>
+          <w:lang w:val="en-US"/>
+        </w:rPr>
+        <w:t>name_pl: string</w:t>
       </w:r>
       <w:r>
         <w:rPr>
@@ -2839,31 +2539,13 @@
           <w:lang w:val="en-US"/>
         </w:rPr>
       </w:pPr>
-      <w:proofErr w:type="spellStart"/>
-      <w:r>
-        <w:rPr>
-          <w:rFonts w:ascii="Times New Roman" w:hAnsi="Times New Roman" w:cs="Times New Roman"/>
-          <w:lang w:val="en-US"/>
-        </w:rPr>
-        <w:t>stats_pl</w:t>
-      </w:r>
-      <w:proofErr w:type="spellEnd"/>
-      <w:r>
-        <w:rPr>
-          <w:rFonts w:ascii="Times New Roman" w:hAnsi="Times New Roman" w:cs="Times New Roman"/>
-          <w:lang w:val="en-US"/>
-        </w:rPr>
-        <w:t xml:space="preserve">: </w:t>
-      </w:r>
-      <w:proofErr w:type="spellStart"/>
-      <w:r>
-        <w:rPr>
-          <w:rFonts w:ascii="Times New Roman" w:hAnsi="Times New Roman" w:cs="Times New Roman"/>
-          <w:lang w:val="en-US"/>
-        </w:rPr>
-        <w:t>CharacterStats</w:t>
-      </w:r>
-      <w:proofErr w:type="spellEnd"/>
+      <w:r>
+        <w:rPr>
+          <w:rFonts w:ascii="Times New Roman" w:hAnsi="Times New Roman" w:cs="Times New Roman"/>
+          <w:lang w:val="en-US"/>
+        </w:rPr>
+        <w:t>stats_pl: CharacterStats</w:t>
+      </w:r>
       <w:r>
         <w:rPr>
           <w:rFonts w:ascii="Times New Roman" w:hAnsi="Times New Roman" w:cs="Times New Roman"/>
@@ -2903,21 +2585,12 @@
           <w:lang w:val="en-US"/>
         </w:rPr>
       </w:pPr>
-      <w:proofErr w:type="spellStart"/>
-      <w:r>
-        <w:rPr>
-          <w:rFonts w:ascii="Times New Roman" w:hAnsi="Times New Roman" w:cs="Times New Roman"/>
-          <w:lang w:val="en-US"/>
-        </w:rPr>
-        <w:t>skills_pl</w:t>
-      </w:r>
-      <w:proofErr w:type="spellEnd"/>
-      <w:r>
-        <w:rPr>
-          <w:rFonts w:ascii="Times New Roman" w:hAnsi="Times New Roman" w:cs="Times New Roman"/>
-          <w:lang w:val="en-US"/>
-        </w:rPr>
-        <w:t>: List&lt;Skill&gt;</w:t>
+      <w:r>
+        <w:rPr>
+          <w:rFonts w:ascii="Times New Roman" w:hAnsi="Times New Roman" w:cs="Times New Roman"/>
+          <w:lang w:val="en-US"/>
+        </w:rPr>
+        <w:t>skills_pl: List&lt;Skill&gt;</w:t>
       </w:r>
       <w:r>
         <w:rPr>
@@ -3045,7 +2718,6 @@
           <w:rFonts w:ascii="Times New Roman" w:hAnsi="Times New Roman" w:cs="Times New Roman"/>
         </w:rPr>
       </w:pPr>
-      <w:proofErr w:type="spellStart"/>
       <w:r>
         <w:rPr>
           <w:rFonts w:ascii="Times New Roman" w:hAnsi="Times New Roman" w:cs="Times New Roman"/>
@@ -3058,15 +2730,7 @@
           <w:rFonts w:ascii="Times New Roman" w:hAnsi="Times New Roman" w:cs="Times New Roman"/>
           <w:lang w:val="en-US"/>
         </w:rPr>
-        <w:t>_pl</w:t>
-      </w:r>
-      <w:proofErr w:type="spellEnd"/>
-      <w:r>
-        <w:rPr>
-          <w:rFonts w:ascii="Times New Roman" w:hAnsi="Times New Roman" w:cs="Times New Roman"/>
-          <w:lang w:val="en-US"/>
-        </w:rPr>
-        <w:t>: Inventory</w:t>
+        <w:t>_pl: Inventory</w:t>
       </w:r>
       <w:r>
         <w:rPr>
@@ -3367,21 +3031,12 @@
           <w:lang w:val="en-US"/>
         </w:rPr>
       </w:pPr>
-      <w:proofErr w:type="spellStart"/>
-      <w:r>
-        <w:rPr>
-          <w:rFonts w:ascii="Times New Roman" w:hAnsi="Times New Roman" w:cs="Times New Roman"/>
-          <w:lang w:val="en-US"/>
-        </w:rPr>
-        <w:t>createNew</w:t>
-      </w:r>
-      <w:proofErr w:type="spellEnd"/>
-      <w:r>
-        <w:rPr>
-          <w:rFonts w:ascii="Times New Roman" w:hAnsi="Times New Roman" w:cs="Times New Roman"/>
-          <w:lang w:val="en-US"/>
-        </w:rPr>
-        <w:t xml:space="preserve"> ()</w:t>
+      <w:r>
+        <w:rPr>
+          <w:rFonts w:ascii="Times New Roman" w:hAnsi="Times New Roman" w:cs="Times New Roman"/>
+          <w:lang w:val="en-US"/>
+        </w:rPr>
+        <w:t>createNew ()</w:t>
       </w:r>
       <w:r>
         <w:rPr>
@@ -3402,21 +3057,12 @@
           <w:lang w:val="en-US"/>
         </w:rPr>
       </w:pPr>
-      <w:proofErr w:type="spellStart"/>
-      <w:r>
-        <w:rPr>
-          <w:rFonts w:ascii="Times New Roman" w:hAnsi="Times New Roman" w:cs="Times New Roman"/>
-          <w:lang w:val="en-US"/>
-        </w:rPr>
-        <w:t>levelUp</w:t>
-      </w:r>
-      <w:proofErr w:type="spellEnd"/>
-      <w:r>
-        <w:rPr>
-          <w:rFonts w:ascii="Times New Roman" w:hAnsi="Times New Roman" w:cs="Times New Roman"/>
-          <w:lang w:val="en-US"/>
-        </w:rPr>
-        <w:t xml:space="preserve"> ()</w:t>
+      <w:r>
+        <w:rPr>
+          <w:rFonts w:ascii="Times New Roman" w:hAnsi="Times New Roman" w:cs="Times New Roman"/>
+          <w:lang w:val="en-US"/>
+        </w:rPr>
+        <w:t>levelUp ()</w:t>
       </w:r>
       <w:r>
         <w:rPr>
@@ -3436,7 +3082,6 @@
           <w:rFonts w:ascii="Times New Roman" w:hAnsi="Times New Roman" w:cs="Times New Roman"/>
         </w:rPr>
       </w:pPr>
-      <w:proofErr w:type="spellStart"/>
       <w:r>
         <w:rPr>
           <w:rFonts w:ascii="Times New Roman" w:hAnsi="Times New Roman" w:cs="Times New Roman"/>
@@ -3458,7 +3103,6 @@
         </w:rPr>
         <w:t>p</w:t>
       </w:r>
-      <w:proofErr w:type="spellEnd"/>
       <w:r>
         <w:rPr>
           <w:rFonts w:ascii="Times New Roman" w:hAnsi="Times New Roman" w:cs="Times New Roman"/>
@@ -3527,7 +3171,6 @@
           <w:rFonts w:ascii="Times New Roman" w:hAnsi="Times New Roman" w:cs="Times New Roman"/>
         </w:rPr>
       </w:pPr>
-      <w:proofErr w:type="spellStart"/>
       <w:r>
         <w:rPr>
           <w:rFonts w:ascii="Times New Roman" w:hAnsi="Times New Roman" w:cs="Times New Roman"/>
@@ -3535,7 +3178,6 @@
         </w:rPr>
         <w:t>addPerk</w:t>
       </w:r>
-      <w:proofErr w:type="spellEnd"/>
       <w:r>
         <w:rPr>
           <w:rFonts w:ascii="Times New Roman" w:hAnsi="Times New Roman" w:cs="Times New Roman"/>
@@ -3587,21 +3229,12 @@
           <w:lang w:val="en-US"/>
         </w:rPr>
       </w:pPr>
-      <w:proofErr w:type="spellStart"/>
-      <w:r>
-        <w:rPr>
-          <w:rFonts w:ascii="Times New Roman" w:hAnsi="Times New Roman" w:cs="Times New Roman"/>
-          <w:lang w:val="en-US"/>
-        </w:rPr>
-        <w:t>modifyReputation</w:t>
-      </w:r>
-      <w:proofErr w:type="spellEnd"/>
-      <w:r>
-        <w:rPr>
-          <w:rFonts w:ascii="Times New Roman" w:hAnsi="Times New Roman" w:cs="Times New Roman"/>
-          <w:lang w:val="en-US"/>
-        </w:rPr>
-        <w:t xml:space="preserve"> (faction: Faction, delta: int)</w:t>
+      <w:r>
+        <w:rPr>
+          <w:rFonts w:ascii="Times New Roman" w:hAnsi="Times New Roman" w:cs="Times New Roman"/>
+          <w:lang w:val="en-US"/>
+        </w:rPr>
+        <w:t>modifyReputation (faction: Faction, delta: int)</w:t>
       </w:r>
     </w:p>
     <w:p>
@@ -3616,21 +3249,12 @@
           <w:lang w:val="en-US"/>
         </w:rPr>
       </w:pPr>
-      <w:proofErr w:type="spellStart"/>
-      <w:r>
-        <w:rPr>
-          <w:rFonts w:ascii="Times New Roman" w:hAnsi="Times New Roman" w:cs="Times New Roman"/>
-          <w:lang w:val="en-US"/>
-        </w:rPr>
-        <w:t>getDamage</w:t>
-      </w:r>
-      <w:proofErr w:type="spellEnd"/>
-      <w:r>
-        <w:rPr>
-          <w:rFonts w:ascii="Times New Roman" w:hAnsi="Times New Roman" w:cs="Times New Roman"/>
-          <w:lang w:val="en-US"/>
-        </w:rPr>
-        <w:t xml:space="preserve"> (weapon: Weapon): int</w:t>
+      <w:r>
+        <w:rPr>
+          <w:rFonts w:ascii="Times New Roman" w:hAnsi="Times New Roman" w:cs="Times New Roman"/>
+          <w:lang w:val="en-US"/>
+        </w:rPr>
+        <w:t>getDamage (weapon: Weapon): int</w:t>
       </w:r>
       <w:r>
         <w:rPr>
@@ -3711,7 +3335,6 @@
           <w:lang w:val="en-US"/>
         </w:rPr>
       </w:pPr>
-      <w:proofErr w:type="spellStart"/>
       <w:r>
         <w:rPr>
           <w:rFonts w:ascii="Times New Roman" w:hAnsi="Times New Roman" w:cs="Times New Roman"/>
@@ -3738,15 +3361,7 @@
           <w:rFonts w:ascii="Times New Roman" w:hAnsi="Times New Roman" w:cs="Times New Roman"/>
           <w:lang w:val="en-US"/>
         </w:rPr>
-        <w:t>e</w:t>
-      </w:r>
-      <w:proofErr w:type="spellEnd"/>
-      <w:r>
-        <w:rPr>
-          <w:rFonts w:ascii="Times New Roman" w:hAnsi="Times New Roman" w:cs="Times New Roman"/>
-          <w:lang w:val="en-US"/>
-        </w:rPr>
-        <w:t xml:space="preserve"> (damage: int)</w:t>
+        <w:t>e (damage: int)</w:t>
       </w:r>
       <w:r>
         <w:rPr>
@@ -3787,21 +3402,12 @@
           <w:lang w:val="en-US"/>
         </w:rPr>
       </w:pPr>
-      <w:proofErr w:type="spellStart"/>
-      <w:r>
-        <w:rPr>
-          <w:rFonts w:ascii="Times New Roman" w:hAnsi="Times New Roman" w:cs="Times New Roman"/>
-          <w:lang w:val="en-US"/>
-        </w:rPr>
-        <w:t>healPlayer</w:t>
-      </w:r>
-      <w:proofErr w:type="spellEnd"/>
-      <w:r>
-        <w:rPr>
-          <w:rFonts w:ascii="Times New Roman" w:hAnsi="Times New Roman" w:cs="Times New Roman"/>
-          <w:lang w:val="en-US"/>
-        </w:rPr>
-        <w:t xml:space="preserve"> (amount: int)</w:t>
+      <w:r>
+        <w:rPr>
+          <w:rFonts w:ascii="Times New Roman" w:hAnsi="Times New Roman" w:cs="Times New Roman"/>
+          <w:lang w:val="en-US"/>
+        </w:rPr>
+        <w:t>healPlayer (amount: int)</w:t>
       </w:r>
       <w:r>
         <w:rPr>
@@ -3842,21 +3448,12 @@
           <w:lang w:val="en-US"/>
         </w:rPr>
       </w:pPr>
-      <w:proofErr w:type="spellStart"/>
-      <w:r>
-        <w:rPr>
-          <w:rFonts w:ascii="Times New Roman" w:hAnsi="Times New Roman" w:cs="Times New Roman"/>
-          <w:lang w:val="en-US"/>
-        </w:rPr>
-        <w:t>applyBifferEffect</w:t>
-      </w:r>
-      <w:proofErr w:type="spellEnd"/>
-      <w:r>
-        <w:rPr>
-          <w:rFonts w:ascii="Times New Roman" w:hAnsi="Times New Roman" w:cs="Times New Roman"/>
-          <w:lang w:val="en-US"/>
-        </w:rPr>
-        <w:t xml:space="preserve"> (effect: Effect, duration: int)</w:t>
+      <w:r>
+        <w:rPr>
+          <w:rFonts w:ascii="Times New Roman" w:hAnsi="Times New Roman" w:cs="Times New Roman"/>
+          <w:lang w:val="en-US"/>
+        </w:rPr>
+        <w:t>applyBifferEffect (effect: Effect, duration: int)</w:t>
       </w:r>
       <w:r>
         <w:rPr>
@@ -4026,49 +3623,7 @@
         <w:rPr>
           <w:rFonts w:ascii="Times New Roman" w:hAnsi="Times New Roman" w:cs="Times New Roman"/>
         </w:rPr>
-        <w:t>Player принадлежит Game. Используется </w:t>
-      </w:r>
-      <w:proofErr w:type="spellStart"/>
-      <w:r>
-        <w:rPr>
-          <w:rFonts w:ascii="Times New Roman" w:hAnsi="Times New Roman" w:cs="Times New Roman"/>
-        </w:rPr>
-        <w:t>CombatSystem</w:t>
-      </w:r>
-      <w:proofErr w:type="spellEnd"/>
-      <w:r>
-        <w:rPr>
-          <w:rFonts w:ascii="Times New Roman" w:hAnsi="Times New Roman" w:cs="Times New Roman"/>
-        </w:rPr>
-        <w:t> (как участник боя), </w:t>
-      </w:r>
-      <w:proofErr w:type="spellStart"/>
-      <w:r>
-        <w:rPr>
-          <w:rFonts w:ascii="Times New Roman" w:hAnsi="Times New Roman" w:cs="Times New Roman"/>
-        </w:rPr>
-        <w:t>Inventory</w:t>
-      </w:r>
-      <w:proofErr w:type="spellEnd"/>
-      <w:r>
-        <w:rPr>
-          <w:rFonts w:ascii="Times New Roman" w:hAnsi="Times New Roman" w:cs="Times New Roman"/>
-        </w:rPr>
-        <w:t> (управление предметами), </w:t>
-      </w:r>
-      <w:proofErr w:type="spellStart"/>
-      <w:r>
-        <w:rPr>
-          <w:rFonts w:ascii="Times New Roman" w:hAnsi="Times New Roman" w:cs="Times New Roman"/>
-        </w:rPr>
-        <w:t>Dialogue</w:t>
-      </w:r>
-      <w:proofErr w:type="spellEnd"/>
-      <w:r>
-        <w:rPr>
-          <w:rFonts w:ascii="Times New Roman" w:hAnsi="Times New Roman" w:cs="Times New Roman"/>
-        </w:rPr>
-        <w:t> (проверка репутации/навыков). При изменении опыта или здоровья обновляет своё состояние.</w:t>
+        <w:t>Player принадлежит Game. Используется CombatSystem (как участник боя), Inventory (управление предметами), Dialogue (проверка репутации/навыков). При изменении опыта или здоровья обновляет своё состояние.</w:t>
       </w:r>
     </w:p>
     <w:p>
@@ -4082,9 +3637,6 @@
     <w:p>
       <w:pPr>
         <w:pStyle w:val="23"/>
-        <w:rPr>
-          <w:lang w:val="ru-RU"/>
-        </w:rPr>
       </w:pPr>
       <w:r>
         <w:t>CharacterStats</w:t>
@@ -4097,7 +3649,6 @@
           <w:rFonts w:ascii="Times New Roman" w:hAnsi="Times New Roman" w:cs="Times New Roman"/>
         </w:rPr>
       </w:pPr>
-      <w:proofErr w:type="spellStart"/>
       <w:r>
         <w:rPr>
           <w:rFonts w:ascii="Times New Roman" w:hAnsi="Times New Roman" w:cs="Times New Roman"/>
@@ -4107,7 +3658,6 @@
         </w:rPr>
         <w:t>CharacterStats</w:t>
       </w:r>
-      <w:proofErr w:type="spellEnd"/>
       <w:r>
         <w:rPr>
           <w:rFonts w:ascii="Times New Roman" w:hAnsi="Times New Roman" w:cs="Times New Roman"/>
@@ -4153,101 +3703,12 @@
           <w:lang w:val="en-US"/>
         </w:rPr>
       </w:pPr>
-      <w:proofErr w:type="spellStart"/>
-      <w:r>
-        <w:rPr>
-          <w:rFonts w:ascii="Times New Roman" w:hAnsi="Times New Roman" w:cs="Times New Roman"/>
-          <w:lang w:val="en-US"/>
-        </w:rPr>
-        <w:t>strength_ch</w:t>
-      </w:r>
-      <w:proofErr w:type="spellEnd"/>
-      <w:r>
-        <w:rPr>
-          <w:rFonts w:ascii="Times New Roman" w:hAnsi="Times New Roman" w:cs="Times New Roman"/>
-          <w:lang w:val="en-US"/>
-        </w:rPr>
-        <w:t xml:space="preserve">, </w:t>
-      </w:r>
-      <w:proofErr w:type="spellStart"/>
-      <w:r>
-        <w:rPr>
-          <w:rFonts w:ascii="Times New Roman" w:hAnsi="Times New Roman" w:cs="Times New Roman"/>
-          <w:lang w:val="en-US"/>
-        </w:rPr>
-        <w:t>perception_ch</w:t>
-      </w:r>
-      <w:proofErr w:type="spellEnd"/>
-      <w:r>
-        <w:rPr>
-          <w:rFonts w:ascii="Times New Roman" w:hAnsi="Times New Roman" w:cs="Times New Roman"/>
-          <w:lang w:val="en-US"/>
-        </w:rPr>
-        <w:t xml:space="preserve">, </w:t>
-      </w:r>
-      <w:proofErr w:type="spellStart"/>
-      <w:r>
-        <w:rPr>
-          <w:rFonts w:ascii="Times New Roman" w:hAnsi="Times New Roman" w:cs="Times New Roman"/>
-          <w:lang w:val="en-US"/>
-        </w:rPr>
-        <w:t>endurance_ch</w:t>
-      </w:r>
-      <w:proofErr w:type="spellEnd"/>
-      <w:r>
-        <w:rPr>
-          <w:rFonts w:ascii="Times New Roman" w:hAnsi="Times New Roman" w:cs="Times New Roman"/>
-          <w:lang w:val="en-US"/>
-        </w:rPr>
-        <w:t xml:space="preserve">, </w:t>
-      </w:r>
-      <w:proofErr w:type="spellStart"/>
-      <w:r>
-        <w:rPr>
-          <w:rFonts w:ascii="Times New Roman" w:hAnsi="Times New Roman" w:cs="Times New Roman"/>
-          <w:lang w:val="en-US"/>
-        </w:rPr>
-        <w:t>charisma_ch</w:t>
-      </w:r>
-      <w:proofErr w:type="spellEnd"/>
-      <w:r>
-        <w:rPr>
-          <w:rFonts w:ascii="Times New Roman" w:hAnsi="Times New Roman" w:cs="Times New Roman"/>
-          <w:lang w:val="en-US"/>
-        </w:rPr>
-        <w:t xml:space="preserve">, </w:t>
-      </w:r>
-      <w:proofErr w:type="spellStart"/>
-      <w:r>
-        <w:rPr>
-          <w:rFonts w:ascii="Times New Roman" w:hAnsi="Times New Roman" w:cs="Times New Roman"/>
-          <w:lang w:val="en-US"/>
-        </w:rPr>
-        <w:t>intelligence_ch</w:t>
-      </w:r>
-      <w:proofErr w:type="spellEnd"/>
-      <w:r>
-        <w:rPr>
-          <w:rFonts w:ascii="Times New Roman" w:hAnsi="Times New Roman" w:cs="Times New Roman"/>
-          <w:lang w:val="en-US"/>
-        </w:rPr>
-        <w:t xml:space="preserve">, </w:t>
-      </w:r>
-      <w:proofErr w:type="spellStart"/>
-      <w:r>
-        <w:rPr>
-          <w:rFonts w:ascii="Times New Roman" w:hAnsi="Times New Roman" w:cs="Times New Roman"/>
-          <w:lang w:val="en-US"/>
-        </w:rPr>
-        <w:t>luck_ch</w:t>
-      </w:r>
-      <w:proofErr w:type="spellEnd"/>
-      <w:r>
-        <w:rPr>
-          <w:rFonts w:ascii="Times New Roman" w:hAnsi="Times New Roman" w:cs="Times New Roman"/>
-          <w:lang w:val="en-US"/>
-        </w:rPr>
-        <w:t>: int</w:t>
+      <w:r>
+        <w:rPr>
+          <w:rFonts w:ascii="Times New Roman" w:hAnsi="Times New Roman" w:cs="Times New Roman"/>
+          <w:lang w:val="en-US"/>
+        </w:rPr>
+        <w:t>strength_ch, perception_ch, endurance_ch, charisma_ch, intelligence_ch, luck_ch: int</w:t>
       </w:r>
     </w:p>
     <w:p>
@@ -4352,21 +3813,12 @@
           </wp:anchor>
         </w:drawing>
       </w:r>
-      <w:proofErr w:type="spellStart"/>
-      <w:r>
-        <w:rPr>
-          <w:rFonts w:ascii="Times New Roman" w:hAnsi="Times New Roman" w:cs="Times New Roman"/>
-          <w:lang w:val="en-US"/>
-        </w:rPr>
-        <w:t>getModifierStat</w:t>
-      </w:r>
-      <w:proofErr w:type="spellEnd"/>
-      <w:r>
-        <w:rPr>
-          <w:rFonts w:ascii="Times New Roman" w:hAnsi="Times New Roman" w:cs="Times New Roman"/>
-          <w:lang w:val="en-US"/>
-        </w:rPr>
-        <w:t xml:space="preserve"> (stat: </w:t>
+      <w:r>
+        <w:rPr>
+          <w:rFonts w:ascii="Times New Roman" w:hAnsi="Times New Roman" w:cs="Times New Roman"/>
+          <w:lang w:val="en-US"/>
+        </w:rPr>
+        <w:t xml:space="preserve">getModifierStat (stat: </w:t>
       </w:r>
       <w:r>
         <w:rPr>
@@ -4476,21 +3928,7 @@
         <w:rPr>
           <w:rFonts w:ascii="Times New Roman" w:hAnsi="Times New Roman" w:cs="Times New Roman"/>
         </w:rPr>
-        <w:t>принадлежит Player. Используется при расчёте урона (</w:t>
-      </w:r>
-      <w:proofErr w:type="spellStart"/>
-      <w:r>
-        <w:rPr>
-          <w:rFonts w:ascii="Times New Roman" w:hAnsi="Times New Roman" w:cs="Times New Roman"/>
-        </w:rPr>
-        <w:t>Player.getDamage</w:t>
-      </w:r>
-      <w:proofErr w:type="spellEnd"/>
-      <w:r>
-        <w:rPr>
-          <w:rFonts w:ascii="Times New Roman" w:hAnsi="Times New Roman" w:cs="Times New Roman"/>
-        </w:rPr>
-        <w:t xml:space="preserve"> ()), проверок навыков, максимального здоровья и инициативы.</w:t>
+        <w:t>принадлежит Player. Используется при расчёте урона (Player.getDamage ()), проверок навыков, максимального здоровья и инициативы.</w:t>
       </w:r>
     </w:p>
     <w:p>
@@ -4504,9 +3942,6 @@
     <w:p>
       <w:pPr>
         <w:pStyle w:val="23"/>
-        <w:rPr>
-          <w:lang w:val="ru-RU"/>
-        </w:rPr>
       </w:pPr>
       <w:r>
         <w:t>Skill</w:t>
@@ -4574,21 +4009,12 @@
           <w:rFonts w:ascii="Times New Roman" w:hAnsi="Times New Roman" w:cs="Times New Roman"/>
         </w:rPr>
       </w:pPr>
-      <w:proofErr w:type="spellStart"/>
-      <w:r>
-        <w:rPr>
-          <w:rFonts w:ascii="Times New Roman" w:hAnsi="Times New Roman" w:cs="Times New Roman"/>
-          <w:lang w:val="en-US"/>
-        </w:rPr>
-        <w:t>name_sk</w:t>
-      </w:r>
-      <w:proofErr w:type="spellEnd"/>
-      <w:r>
-        <w:rPr>
-          <w:rFonts w:ascii="Times New Roman" w:hAnsi="Times New Roman" w:cs="Times New Roman"/>
-          <w:lang w:val="en-US"/>
-        </w:rPr>
-        <w:t>: string</w:t>
+      <w:r>
+        <w:rPr>
+          <w:rFonts w:ascii="Times New Roman" w:hAnsi="Times New Roman" w:cs="Times New Roman"/>
+          <w:lang w:val="en-US"/>
+        </w:rPr>
+        <w:t>name_sk: string</w:t>
       </w:r>
       <w:r>
         <w:rPr>
@@ -4621,7 +4047,6 @@
         </w:rPr>
         <w:t>_</w:t>
       </w:r>
-      <w:proofErr w:type="spellStart"/>
       <w:r>
         <w:rPr>
           <w:rFonts w:ascii="Times New Roman" w:hAnsi="Times New Roman" w:cs="Times New Roman"/>
@@ -4629,7 +4054,6 @@
         </w:rPr>
         <w:t>sk</w:t>
       </w:r>
-      <w:proofErr w:type="spellEnd"/>
       <w:r>
         <w:rPr>
           <w:rFonts w:ascii="Times New Roman" w:hAnsi="Times New Roman" w:cs="Times New Roman"/>
@@ -4757,35 +4181,7 @@
         <w:rPr>
           <w:rFonts w:ascii="Times New Roman" w:hAnsi="Times New Roman" w:cs="Times New Roman"/>
         </w:rPr>
-        <w:t>хранится в списке </w:t>
-      </w:r>
-      <w:proofErr w:type="spellStart"/>
-      <w:r>
-        <w:rPr>
-          <w:rFonts w:ascii="Times New Roman" w:hAnsi="Times New Roman" w:cs="Times New Roman"/>
-        </w:rPr>
-        <w:t>Player.skills</w:t>
-      </w:r>
-      <w:proofErr w:type="spellEnd"/>
-      <w:r>
-        <w:rPr>
-          <w:rFonts w:ascii="Times New Roman" w:hAnsi="Times New Roman" w:cs="Times New Roman"/>
-        </w:rPr>
-        <w:t>. Используется </w:t>
-      </w:r>
-      <w:proofErr w:type="spellStart"/>
-      <w:r>
-        <w:rPr>
-          <w:rFonts w:ascii="Times New Roman" w:hAnsi="Times New Roman" w:cs="Times New Roman"/>
-        </w:rPr>
-        <w:t>Dialogue</w:t>
-      </w:r>
-      <w:proofErr w:type="spellEnd"/>
-      <w:r>
-        <w:rPr>
-          <w:rFonts w:ascii="Times New Roman" w:hAnsi="Times New Roman" w:cs="Times New Roman"/>
-        </w:rPr>
-        <w:t> для проверки возможности особого ответа, а также в бою для точности оружия.</w:t>
+        <w:t>хранится в списке Player.skills. Используется Dialogue для проверки возможности особого ответа, а также в бою для точности оружия.</w:t>
       </w:r>
     </w:p>
     <w:p>
@@ -4799,9 +4195,6 @@
     <w:p>
       <w:pPr>
         <w:pStyle w:val="23"/>
-        <w:rPr>
-          <w:lang w:val="ru-RU"/>
-        </w:rPr>
       </w:pPr>
       <w:r>
         <w:t>Perk</w:t>
@@ -4863,21 +4256,12 @@
           <w:lang w:val="en-US"/>
         </w:rPr>
       </w:pPr>
-      <w:proofErr w:type="spellStart"/>
-      <w:r>
-        <w:rPr>
-          <w:rFonts w:ascii="Times New Roman" w:hAnsi="Times New Roman" w:cs="Times New Roman"/>
-          <w:lang w:val="en-US"/>
-        </w:rPr>
-        <w:t>name_per</w:t>
-      </w:r>
-      <w:proofErr w:type="spellEnd"/>
-      <w:r>
-        <w:rPr>
-          <w:rFonts w:ascii="Times New Roman" w:hAnsi="Times New Roman" w:cs="Times New Roman"/>
-          <w:lang w:val="en-US"/>
-        </w:rPr>
-        <w:t>: string</w:t>
+      <w:r>
+        <w:rPr>
+          <w:rFonts w:ascii="Times New Roman" w:hAnsi="Times New Roman" w:cs="Times New Roman"/>
+          <w:lang w:val="en-US"/>
+        </w:rPr>
+        <w:t>name_per: string</w:t>
       </w:r>
       <w:r>
         <w:rPr>
@@ -5078,21 +4462,7 @@
         <w:rPr>
           <w:rFonts w:ascii="Times New Roman" w:hAnsi="Times New Roman" w:cs="Times New Roman"/>
         </w:rPr>
-        <w:t>хранится в </w:t>
-      </w:r>
-      <w:proofErr w:type="spellStart"/>
-      <w:r>
-        <w:rPr>
-          <w:rFonts w:ascii="Times New Roman" w:hAnsi="Times New Roman" w:cs="Times New Roman"/>
-        </w:rPr>
-        <w:t>Player.perks</w:t>
-      </w:r>
-      <w:proofErr w:type="spellEnd"/>
-      <w:r>
-        <w:rPr>
-          <w:rFonts w:ascii="Times New Roman" w:hAnsi="Times New Roman" w:cs="Times New Roman"/>
-        </w:rPr>
-        <w:t>. Применяется через систему эффектов или модификаторы характеристик.</w:t>
+        <w:t>хранится в Player.perks. Применяется через систему эффектов или модификаторы характеристик.</w:t>
       </w:r>
     </w:p>
     <w:p>
@@ -5119,9 +4489,6 @@
     <w:p>
       <w:pPr>
         <w:pStyle w:val="23"/>
-        <w:rPr>
-          <w:lang w:val="ru-RU"/>
-        </w:rPr>
       </w:pPr>
       <w:r>
         <w:t>Faction</w:t>
@@ -5302,21 +4669,12 @@
           </wp:anchor>
         </w:drawing>
       </w:r>
-      <w:proofErr w:type="spellStart"/>
-      <w:r>
-        <w:rPr>
-          <w:rFonts w:ascii="Times New Roman" w:hAnsi="Times New Roman" w:cs="Times New Roman"/>
-          <w:lang w:val="en-US"/>
-        </w:rPr>
-        <w:t>name_fac</w:t>
-      </w:r>
-      <w:proofErr w:type="spellEnd"/>
-      <w:r>
-        <w:rPr>
-          <w:rFonts w:ascii="Times New Roman" w:hAnsi="Times New Roman" w:cs="Times New Roman"/>
-          <w:lang w:val="en-US"/>
-        </w:rPr>
-        <w:t xml:space="preserve">: string </w:t>
+      <w:r>
+        <w:rPr>
+          <w:rFonts w:ascii="Times New Roman" w:hAnsi="Times New Roman" w:cs="Times New Roman"/>
+          <w:lang w:val="en-US"/>
+        </w:rPr>
+        <w:t xml:space="preserve">name_fac: string </w:t>
       </w:r>
       <w:r>
         <w:rPr>
@@ -5371,21 +4729,7 @@
         <w:rPr>
           <w:rFonts w:ascii="Times New Roman" w:hAnsi="Times New Roman" w:cs="Times New Roman"/>
         </w:rPr>
-        <w:t>используется как ключ в карте репутации </w:t>
-      </w:r>
-      <w:proofErr w:type="spellStart"/>
-      <w:r>
-        <w:rPr>
-          <w:rFonts w:ascii="Times New Roman" w:hAnsi="Times New Roman" w:cs="Times New Roman"/>
-        </w:rPr>
-        <w:t>Player.reputation</w:t>
-      </w:r>
-      <w:proofErr w:type="spellEnd"/>
-      <w:r>
-        <w:rPr>
-          <w:rFonts w:ascii="Times New Roman" w:hAnsi="Times New Roman" w:cs="Times New Roman"/>
-        </w:rPr>
-        <w:t>, а также у NPC для определения принадлежности. Влияет на диалоги и доступные квесты.</w:t>
+        <w:t>используется как ключ в карте репутации Player.reputation, а также у NPC для определения принадлежности. Влияет на диалоги и доступные квесты.</w:t>
       </w:r>
     </w:p>
     <w:p>
@@ -5399,9 +4743,6 @@
     <w:p>
       <w:pPr>
         <w:pStyle w:val="23"/>
-        <w:rPr>
-          <w:lang w:val="ru-RU"/>
-        </w:rPr>
       </w:pPr>
       <w:r>
         <w:t>Inventory</w:t>
@@ -5470,21 +4811,12 @@
           <w:lang w:val="en-US"/>
         </w:rPr>
       </w:pPr>
-      <w:proofErr w:type="spellStart"/>
-      <w:r>
-        <w:rPr>
-          <w:rFonts w:ascii="Times New Roman" w:hAnsi="Times New Roman" w:cs="Times New Roman"/>
-          <w:lang w:val="en-US"/>
-        </w:rPr>
-        <w:t>items_list</w:t>
-      </w:r>
-      <w:proofErr w:type="spellEnd"/>
-      <w:r>
-        <w:rPr>
-          <w:rFonts w:ascii="Times New Roman" w:hAnsi="Times New Roman" w:cs="Times New Roman"/>
-          <w:lang w:val="en-US"/>
-        </w:rPr>
-        <w:t>: List&lt;Item&gt;</w:t>
+      <w:r>
+        <w:rPr>
+          <w:rFonts w:ascii="Times New Roman" w:hAnsi="Times New Roman" w:cs="Times New Roman"/>
+          <w:lang w:val="en-US"/>
+        </w:rPr>
+        <w:t>items_list: List&lt;Item&gt;</w:t>
       </w:r>
       <w:r>
         <w:rPr>
@@ -5598,21 +4930,12 @@
           <w:lang w:val="en-US"/>
         </w:rPr>
       </w:pPr>
-      <w:proofErr w:type="spellStart"/>
-      <w:r>
-        <w:rPr>
-          <w:rFonts w:ascii="Times New Roman" w:hAnsi="Times New Roman" w:cs="Times New Roman"/>
-          <w:lang w:val="en-US"/>
-        </w:rPr>
-        <w:t>addItem</w:t>
-      </w:r>
-      <w:proofErr w:type="spellEnd"/>
-      <w:r>
-        <w:rPr>
-          <w:rFonts w:ascii="Times New Roman" w:hAnsi="Times New Roman" w:cs="Times New Roman"/>
-          <w:lang w:val="en-US"/>
-        </w:rPr>
-        <w:t xml:space="preserve"> (item:</w:t>
+      <w:r>
+        <w:rPr>
+          <w:rFonts w:ascii="Times New Roman" w:hAnsi="Times New Roman" w:cs="Times New Roman"/>
+          <w:lang w:val="en-US"/>
+        </w:rPr>
+        <w:t>addItem (item:</w:t>
       </w:r>
       <w:r>
         <w:rPr>
@@ -5646,21 +4969,12 @@
           <w:lang w:val="en-US"/>
         </w:rPr>
       </w:pPr>
-      <w:proofErr w:type="spellStart"/>
-      <w:r>
-        <w:rPr>
-          <w:rFonts w:ascii="Times New Roman" w:hAnsi="Times New Roman" w:cs="Times New Roman"/>
-          <w:lang w:val="en-US"/>
-        </w:rPr>
-        <w:t>removeItem</w:t>
-      </w:r>
-      <w:proofErr w:type="spellEnd"/>
-      <w:r>
-        <w:rPr>
-          <w:rFonts w:ascii="Times New Roman" w:hAnsi="Times New Roman" w:cs="Times New Roman"/>
-          <w:lang w:val="en-US"/>
-        </w:rPr>
-        <w:t xml:space="preserve"> (item: Item)</w:t>
+      <w:r>
+        <w:rPr>
+          <w:rFonts w:ascii="Times New Roman" w:hAnsi="Times New Roman" w:cs="Times New Roman"/>
+          <w:lang w:val="en-US"/>
+        </w:rPr>
+        <w:t>removeItem (item: Item)</w:t>
       </w:r>
       <w:r>
         <w:rPr>
@@ -5680,7 +4994,6 @@
           <w:rFonts w:ascii="Times New Roman" w:hAnsi="Times New Roman" w:cs="Times New Roman"/>
         </w:rPr>
       </w:pPr>
-      <w:proofErr w:type="spellStart"/>
       <w:r>
         <w:rPr>
           <w:rFonts w:ascii="Times New Roman" w:hAnsi="Times New Roman" w:cs="Times New Roman"/>
@@ -5688,7 +5001,6 @@
         </w:rPr>
         <w:t>craftMod</w:t>
       </w:r>
-      <w:proofErr w:type="spellEnd"/>
       <w:r>
         <w:rPr>
           <w:rFonts w:ascii="Times New Roman" w:hAnsi="Times New Roman" w:cs="Times New Roman"/>
@@ -5878,49 +5190,7 @@
         <w:rPr>
           <w:rFonts w:ascii="Times New Roman" w:hAnsi="Times New Roman" w:cs="Times New Roman"/>
         </w:rPr>
-        <w:t>принадлежит Player. Работает с </w:t>
-      </w:r>
-      <w:proofErr w:type="spellStart"/>
-      <w:r>
-        <w:rPr>
-          <w:rFonts w:ascii="Times New Roman" w:hAnsi="Times New Roman" w:cs="Times New Roman"/>
-        </w:rPr>
-        <w:t>Item</w:t>
-      </w:r>
-      <w:proofErr w:type="spellEnd"/>
-      <w:r>
-        <w:rPr>
-          <w:rFonts w:ascii="Times New Roman" w:hAnsi="Times New Roman" w:cs="Times New Roman"/>
-        </w:rPr>
-        <w:t> и его наследниками. При крафте удаляет ресурсы и добавляет </w:t>
-      </w:r>
-      <w:proofErr w:type="spellStart"/>
-      <w:r>
-        <w:rPr>
-          <w:rFonts w:ascii="Times New Roman" w:hAnsi="Times New Roman" w:cs="Times New Roman"/>
-        </w:rPr>
-        <w:t>Mod</w:t>
-      </w:r>
-      <w:proofErr w:type="spellEnd"/>
-      <w:r>
-        <w:rPr>
-          <w:rFonts w:ascii="Times New Roman" w:hAnsi="Times New Roman" w:cs="Times New Roman"/>
-        </w:rPr>
-        <w:t> к </w:t>
-      </w:r>
-      <w:proofErr w:type="spellStart"/>
-      <w:r>
-        <w:rPr>
-          <w:rFonts w:ascii="Times New Roman" w:hAnsi="Times New Roman" w:cs="Times New Roman"/>
-        </w:rPr>
-        <w:t>Weapon</w:t>
-      </w:r>
-      <w:proofErr w:type="spellEnd"/>
-      <w:r>
-        <w:rPr>
-          <w:rFonts w:ascii="Times New Roman" w:hAnsi="Times New Roman" w:cs="Times New Roman"/>
-        </w:rPr>
-        <w:t>.</w:t>
+        <w:t>принадлежит Player. Работает с Item и его наследниками. При крафте удаляет ресурсы и добавляет Mod к Weapon.</w:t>
       </w:r>
       <w:r>
         <w:rPr>
@@ -5940,9 +5210,6 @@
     <w:p>
       <w:pPr>
         <w:pStyle w:val="23"/>
-        <w:rPr>
-          <w:lang w:val="ru-RU"/>
-        </w:rPr>
       </w:pPr>
       <w:r>
         <w:t>Item</w:t>
@@ -6003,21 +5270,12 @@
           <w:rFonts w:ascii="Times New Roman" w:hAnsi="Times New Roman" w:cs="Times New Roman"/>
         </w:rPr>
       </w:pPr>
-      <w:proofErr w:type="spellStart"/>
-      <w:r>
-        <w:rPr>
-          <w:rFonts w:ascii="Times New Roman" w:hAnsi="Times New Roman" w:cs="Times New Roman"/>
-          <w:lang w:val="en-US"/>
-        </w:rPr>
-        <w:t>name_it</w:t>
-      </w:r>
-      <w:proofErr w:type="spellEnd"/>
-      <w:r>
-        <w:rPr>
-          <w:rFonts w:ascii="Times New Roman" w:hAnsi="Times New Roman" w:cs="Times New Roman"/>
-          <w:lang w:val="en-US"/>
-        </w:rPr>
-        <w:t>: string</w:t>
+      <w:r>
+        <w:rPr>
+          <w:rFonts w:ascii="Times New Roman" w:hAnsi="Times New Roman" w:cs="Times New Roman"/>
+          <w:lang w:val="en-US"/>
+        </w:rPr>
+        <w:t>name_it: string</w:t>
       </w:r>
     </w:p>
     <w:p>
@@ -6031,21 +5289,12 @@
           <w:rFonts w:ascii="Times New Roman" w:hAnsi="Times New Roman" w:cs="Times New Roman"/>
         </w:rPr>
       </w:pPr>
-      <w:proofErr w:type="spellStart"/>
-      <w:r>
-        <w:rPr>
-          <w:rFonts w:ascii="Times New Roman" w:hAnsi="Times New Roman" w:cs="Times New Roman"/>
-          <w:lang w:val="en-US"/>
-        </w:rPr>
-        <w:t>weight_it</w:t>
-      </w:r>
-      <w:proofErr w:type="spellEnd"/>
-      <w:r>
-        <w:rPr>
-          <w:rFonts w:ascii="Times New Roman" w:hAnsi="Times New Roman" w:cs="Times New Roman"/>
-          <w:lang w:val="en-US"/>
-        </w:rPr>
-        <w:t>: float</w:t>
+      <w:r>
+        <w:rPr>
+          <w:rFonts w:ascii="Times New Roman" w:hAnsi="Times New Roman" w:cs="Times New Roman"/>
+          <w:lang w:val="en-US"/>
+        </w:rPr>
+        <w:t>weight_it: float</w:t>
       </w:r>
     </w:p>
     <w:p>
@@ -6060,21 +5309,12 @@
           <w:lang w:val="en-US"/>
         </w:rPr>
       </w:pPr>
-      <w:proofErr w:type="spellStart"/>
-      <w:r>
-        <w:rPr>
-          <w:rFonts w:ascii="Times New Roman" w:hAnsi="Times New Roman" w:cs="Times New Roman"/>
-          <w:lang w:val="en-US"/>
-        </w:rPr>
-        <w:t>value_it</w:t>
-      </w:r>
-      <w:proofErr w:type="spellEnd"/>
-      <w:r>
-        <w:rPr>
-          <w:rFonts w:ascii="Times New Roman" w:hAnsi="Times New Roman" w:cs="Times New Roman"/>
-          <w:lang w:val="en-US"/>
-        </w:rPr>
-        <w:t>: int</w:t>
+      <w:r>
+        <w:rPr>
+          <w:rFonts w:ascii="Times New Roman" w:hAnsi="Times New Roman" w:cs="Times New Roman"/>
+          <w:lang w:val="en-US"/>
+        </w:rPr>
+        <w:t>value_it: int</w:t>
       </w:r>
       <w:r>
         <w:rPr>
@@ -6212,6 +5452,7 @@
       <w:r>
         <w:rPr>
           <w:rFonts w:ascii="Times New Roman" w:hAnsi="Times New Roman" w:cs="Times New Roman"/>
+          <w:noProof/>
         </w:rPr>
         <w:drawing>
           <wp:anchor distT="0" distB="0" distL="114300" distR="114300" simplePos="0" relativeHeight="251669504" behindDoc="0" locked="0" layoutInCell="1" allowOverlap="1" wp14:anchorId="25B660EA" wp14:editId="55BE9CB4">
@@ -6295,63 +5536,7 @@
         <w:rPr>
           <w:rFonts w:ascii="Times New Roman" w:hAnsi="Times New Roman" w:cs="Times New Roman"/>
         </w:rPr>
-        <w:t>хранится в </w:t>
-      </w:r>
-      <w:proofErr w:type="spellStart"/>
-      <w:r>
-        <w:rPr>
-          <w:rFonts w:ascii="Times New Roman" w:hAnsi="Times New Roman" w:cs="Times New Roman"/>
-        </w:rPr>
-        <w:t>Inventory</w:t>
-      </w:r>
-      <w:proofErr w:type="spellEnd"/>
-      <w:r>
-        <w:rPr>
-          <w:rFonts w:ascii="Times New Roman" w:hAnsi="Times New Roman" w:cs="Times New Roman"/>
-        </w:rPr>
-        <w:t>. </w:t>
-      </w:r>
-      <w:proofErr w:type="spellStart"/>
-      <w:r>
-        <w:rPr>
-          <w:rFonts w:ascii="Times New Roman" w:hAnsi="Times New Roman" w:cs="Times New Roman"/>
-        </w:rPr>
-        <w:t>Weapon</w:t>
-      </w:r>
-      <w:proofErr w:type="spellEnd"/>
-      <w:r>
-        <w:rPr>
-          <w:rFonts w:ascii="Times New Roman" w:hAnsi="Times New Roman" w:cs="Times New Roman"/>
-        </w:rPr>
-        <w:t> используется для расчёта урона в бою. </w:t>
-      </w:r>
-      <w:proofErr w:type="spellStart"/>
-      <w:r>
-        <w:rPr>
-          <w:rFonts w:ascii="Times New Roman" w:hAnsi="Times New Roman" w:cs="Times New Roman"/>
-        </w:rPr>
-        <w:t>Armor</w:t>
-      </w:r>
-      <w:proofErr w:type="spellEnd"/>
-      <w:r>
-        <w:rPr>
-          <w:rFonts w:ascii="Times New Roman" w:hAnsi="Times New Roman" w:cs="Times New Roman"/>
-        </w:rPr>
-        <w:t> снижает получаемый урон. </w:t>
-      </w:r>
-      <w:proofErr w:type="spellStart"/>
-      <w:r>
-        <w:rPr>
-          <w:rFonts w:ascii="Times New Roman" w:hAnsi="Times New Roman" w:cs="Times New Roman"/>
-        </w:rPr>
-        <w:t>Consumable</w:t>
-      </w:r>
-      <w:proofErr w:type="spellEnd"/>
-      <w:r>
-        <w:rPr>
-          <w:rFonts w:ascii="Times New Roman" w:hAnsi="Times New Roman" w:cs="Times New Roman"/>
-        </w:rPr>
-        <w:t> применяет эффекты на Player.</w:t>
+        <w:t>хранится в Inventory. Weapon используется для расчёта урона в бою. Armor снижает получаемый урон. Consumable применяет эффекты на Player.</w:t>
       </w:r>
     </w:p>
     <w:p>
@@ -6425,21 +5610,12 @@
           <w:rFonts w:ascii="Times New Roman" w:hAnsi="Times New Roman" w:cs="Times New Roman"/>
         </w:rPr>
       </w:pPr>
-      <w:proofErr w:type="spellStart"/>
-      <w:r>
-        <w:rPr>
-          <w:rFonts w:ascii="Times New Roman" w:hAnsi="Times New Roman" w:cs="Times New Roman"/>
-          <w:lang w:val="en-US"/>
-        </w:rPr>
-        <w:t>name_mod</w:t>
-      </w:r>
-      <w:proofErr w:type="spellEnd"/>
-      <w:r>
-        <w:rPr>
-          <w:rFonts w:ascii="Times New Roman" w:hAnsi="Times New Roman" w:cs="Times New Roman"/>
-          <w:lang w:val="en-US"/>
-        </w:rPr>
-        <w:t>: string</w:t>
+      <w:r>
+        <w:rPr>
+          <w:rFonts w:ascii="Times New Roman" w:hAnsi="Times New Roman" w:cs="Times New Roman"/>
+          <w:lang w:val="en-US"/>
+        </w:rPr>
+        <w:t>name_mod: string</w:t>
       </w:r>
       <w:r>
         <w:rPr>
@@ -6459,37 +5635,12 @@
           <w:rFonts w:ascii="Times New Roman" w:hAnsi="Times New Roman" w:cs="Times New Roman"/>
         </w:rPr>
       </w:pPr>
-      <w:proofErr w:type="spellStart"/>
-      <w:r>
-        <w:rPr>
-          <w:rFonts w:ascii="Times New Roman" w:hAnsi="Times New Roman" w:cs="Times New Roman"/>
-          <w:lang w:val="en-US"/>
-        </w:rPr>
-        <w:t>stat_bonus</w:t>
-      </w:r>
-      <w:proofErr w:type="spellEnd"/>
-      <w:r>
-        <w:rPr>
-          <w:rFonts w:ascii="Times New Roman" w:hAnsi="Times New Roman" w:cs="Times New Roman"/>
-          <w:lang w:val="en-US"/>
-        </w:rPr>
-        <w:t>: Map&lt;</w:t>
-      </w:r>
-      <w:proofErr w:type="spellStart"/>
-      <w:r>
-        <w:rPr>
-          <w:rFonts w:ascii="Times New Roman" w:hAnsi="Times New Roman" w:cs="Times New Roman"/>
-          <w:lang w:val="en-US"/>
-        </w:rPr>
-        <w:t>string,int</w:t>
-      </w:r>
-      <w:proofErr w:type="spellEnd"/>
-      <w:r>
-        <w:rPr>
-          <w:rFonts w:ascii="Times New Roman" w:hAnsi="Times New Roman" w:cs="Times New Roman"/>
-          <w:lang w:val="en-US"/>
-        </w:rPr>
-        <w:t xml:space="preserve">&gt; </w:t>
+      <w:r>
+        <w:rPr>
+          <w:rFonts w:ascii="Times New Roman" w:hAnsi="Times New Roman" w:cs="Times New Roman"/>
+          <w:lang w:val="en-US"/>
+        </w:rPr>
+        <w:t xml:space="preserve">stat_bonus: Map&lt;string,int&gt; </w:t>
       </w:r>
       <w:r>
         <w:rPr>
@@ -6515,6 +5666,7 @@
       <w:r>
         <w:rPr>
           <w:rFonts w:ascii="Times New Roman" w:hAnsi="Times New Roman" w:cs="Times New Roman"/>
+          <w:noProof/>
         </w:rPr>
         <w:drawing>
           <wp:anchor distT="0" distB="0" distL="114300" distR="114300" simplePos="0" relativeHeight="251668480" behindDoc="0" locked="0" layoutInCell="1" allowOverlap="1" wp14:anchorId="004E6D58" wp14:editId="1357C451">
@@ -6584,55 +5736,7 @@
         <w:rPr>
           <w:rFonts w:ascii="Times New Roman" w:hAnsi="Times New Roman" w:cs="Times New Roman"/>
         </w:rPr>
-        <w:t>применяется</w:t>
-      </w:r>
-      <w:r>
-        <w:rPr>
-          <w:rFonts w:ascii="Times New Roman" w:hAnsi="Times New Roman" w:cs="Times New Roman"/>
-        </w:rPr>
-        <w:t xml:space="preserve"> к </w:t>
-      </w:r>
-      <w:proofErr w:type="spellStart"/>
-      <w:r>
-        <w:rPr>
-          <w:rFonts w:ascii="Times New Roman" w:hAnsi="Times New Roman" w:cs="Times New Roman"/>
-        </w:rPr>
-        <w:t>Weapon</w:t>
-      </w:r>
-      <w:proofErr w:type="spellEnd"/>
-      <w:r>
-        <w:rPr>
-          <w:rFonts w:ascii="Times New Roman" w:hAnsi="Times New Roman" w:cs="Times New Roman"/>
-        </w:rPr>
-        <w:t> через </w:t>
-      </w:r>
-      <w:proofErr w:type="spellStart"/>
-      <w:r>
-        <w:rPr>
-          <w:rFonts w:ascii="Times New Roman" w:hAnsi="Times New Roman" w:cs="Times New Roman"/>
-        </w:rPr>
-        <w:t>Inventory.craftMod</w:t>
-      </w:r>
-      <w:proofErr w:type="spellEnd"/>
-      <w:r>
-        <w:rPr>
-          <w:rFonts w:ascii="Times New Roman" w:hAnsi="Times New Roman" w:cs="Times New Roman"/>
-        </w:rPr>
-        <w:t>(). После применения пересчитывает урон оружия (</w:t>
-      </w:r>
-      <w:proofErr w:type="spellStart"/>
-      <w:r>
-        <w:rPr>
-          <w:rFonts w:ascii="Times New Roman" w:hAnsi="Times New Roman" w:cs="Times New Roman"/>
-        </w:rPr>
-        <w:t>Weapon.recalcDamage</w:t>
-      </w:r>
-      <w:proofErr w:type="spellEnd"/>
-      <w:r>
-        <w:rPr>
-          <w:rFonts w:ascii="Times New Roman" w:hAnsi="Times New Roman" w:cs="Times New Roman"/>
-        </w:rPr>
-        <w:t>())</w:t>
+        <w:t>применяется к Weapon через Inventory.craftMod(). После применения пересчитывает урон оружия (Weapon.recalcDamage())</w:t>
       </w:r>
       <w:r>
         <w:rPr>
@@ -6689,21 +5793,7 @@
         <w:rPr>
           <w:rFonts w:ascii="Times New Roman" w:hAnsi="Times New Roman" w:cs="Times New Roman"/>
         </w:rPr>
-        <w:t xml:space="preserve"> (отравление, регенерация, усиление атаки и </w:t>
-      </w:r>
-      <w:proofErr w:type="spellStart"/>
-      <w:r>
-        <w:rPr>
-          <w:rFonts w:ascii="Times New Roman" w:hAnsi="Times New Roman" w:cs="Times New Roman"/>
-        </w:rPr>
-        <w:t>тд</w:t>
-      </w:r>
-      <w:proofErr w:type="spellEnd"/>
-      <w:r>
-        <w:rPr>
-          <w:rFonts w:ascii="Times New Roman" w:hAnsi="Times New Roman" w:cs="Times New Roman"/>
-        </w:rPr>
-        <w:t>).</w:t>
+        <w:t xml:space="preserve"> (отравление, регенерация, усиление атаки и тд).</w:t>
       </w:r>
     </w:p>
     <w:p>
@@ -6732,21 +5822,12 @@
           <w:rFonts w:ascii="Times New Roman" w:hAnsi="Times New Roman" w:cs="Times New Roman"/>
         </w:rPr>
       </w:pPr>
-      <w:proofErr w:type="spellStart"/>
-      <w:r>
-        <w:rPr>
-          <w:rFonts w:ascii="Times New Roman" w:hAnsi="Times New Roman" w:cs="Times New Roman"/>
-          <w:lang w:val="en-US"/>
-        </w:rPr>
-        <w:t>name_eff</w:t>
-      </w:r>
-      <w:proofErr w:type="spellEnd"/>
-      <w:r>
-        <w:rPr>
-          <w:rFonts w:ascii="Times New Roman" w:hAnsi="Times New Roman" w:cs="Times New Roman"/>
-          <w:lang w:val="en-US"/>
-        </w:rPr>
-        <w:t>: string</w:t>
+      <w:r>
+        <w:rPr>
+          <w:rFonts w:ascii="Times New Roman" w:hAnsi="Times New Roman" w:cs="Times New Roman"/>
+          <w:lang w:val="en-US"/>
+        </w:rPr>
+        <w:t>name_eff: string</w:t>
       </w:r>
     </w:p>
     <w:p>
@@ -6854,37 +5935,12 @@
           <w:lang w:val="en-US"/>
         </w:rPr>
       </w:pPr>
-      <w:proofErr w:type="spellStart"/>
-      <w:r>
-        <w:rPr>
-          <w:rFonts w:ascii="Times New Roman" w:hAnsi="Times New Roman" w:cs="Times New Roman"/>
-          <w:lang w:val="en-US"/>
-        </w:rPr>
-        <w:t>modifiers_stat</w:t>
-      </w:r>
-      <w:proofErr w:type="spellEnd"/>
-      <w:r>
-        <w:rPr>
-          <w:rFonts w:ascii="Times New Roman" w:hAnsi="Times New Roman" w:cs="Times New Roman"/>
-          <w:lang w:val="en-US"/>
-        </w:rPr>
-        <w:t>: Map&lt;</w:t>
-      </w:r>
-      <w:proofErr w:type="spellStart"/>
-      <w:r>
-        <w:rPr>
-          <w:rFonts w:ascii="Times New Roman" w:hAnsi="Times New Roman" w:cs="Times New Roman"/>
-          <w:lang w:val="en-US"/>
-        </w:rPr>
-        <w:t>string,int</w:t>
-      </w:r>
-      <w:proofErr w:type="spellEnd"/>
-      <w:r>
-        <w:rPr>
-          <w:rFonts w:ascii="Times New Roman" w:hAnsi="Times New Roman" w:cs="Times New Roman"/>
-          <w:lang w:val="en-US"/>
-        </w:rPr>
-        <w:t>&gt;</w:t>
+      <w:r>
+        <w:rPr>
+          <w:rFonts w:ascii="Times New Roman" w:hAnsi="Times New Roman" w:cs="Times New Roman"/>
+          <w:lang w:val="en-US"/>
+        </w:rPr>
+        <w:t>modifiers_stat: Map&lt;string,int&gt;</w:t>
       </w:r>
       <w:r>
         <w:rPr>
@@ -6946,7 +6002,6 @@
           <w:lang w:val="en-US"/>
         </w:rPr>
       </w:pPr>
-      <w:proofErr w:type="spellStart"/>
       <w:r>
         <w:rPr>
           <w:rFonts w:ascii="Times New Roman" w:hAnsi="Times New Roman" w:cs="Times New Roman"/>
@@ -6954,7 +6009,6 @@
         </w:rPr>
         <w:t>applyEffect</w:t>
       </w:r>
-      <w:proofErr w:type="spellEnd"/>
       <w:r>
         <w:rPr>
           <w:rFonts w:ascii="Times New Roman" w:hAnsi="Times New Roman" w:cs="Times New Roman"/>
@@ -7036,6 +6090,7 @@
       <w:r>
         <w:rPr>
           <w:rFonts w:ascii="Times New Roman" w:hAnsi="Times New Roman" w:cs="Times New Roman"/>
+          <w:noProof/>
         </w:rPr>
         <w:drawing>
           <wp:anchor distT="0" distB="0" distL="114300" distR="114300" simplePos="0" relativeHeight="251670528" behindDoc="0" locked="0" layoutInCell="1" allowOverlap="1" wp14:anchorId="48AC20CD" wp14:editId="53366DC2">
@@ -7093,21 +6148,12 @@
           </wp:anchor>
         </w:drawing>
       </w:r>
-      <w:proofErr w:type="spellStart"/>
-      <w:r>
-        <w:rPr>
-          <w:rFonts w:ascii="Times New Roman" w:hAnsi="Times New Roman" w:cs="Times New Roman"/>
-          <w:lang w:val="en-US"/>
-        </w:rPr>
-        <w:t>reduceEffect</w:t>
-      </w:r>
-      <w:proofErr w:type="spellEnd"/>
-      <w:r>
-        <w:rPr>
-          <w:rFonts w:ascii="Times New Roman" w:hAnsi="Times New Roman" w:cs="Times New Roman"/>
-          <w:lang w:val="en-US"/>
-        </w:rPr>
-        <w:t xml:space="preserve"> () </w:t>
+      <w:r>
+        <w:rPr>
+          <w:rFonts w:ascii="Times New Roman" w:hAnsi="Times New Roman" w:cs="Times New Roman"/>
+          <w:lang w:val="en-US"/>
+        </w:rPr>
+        <w:t xml:space="preserve">reduceEffect () </w:t>
       </w:r>
       <w:r>
         <w:rPr>
@@ -7128,7 +6174,6 @@
         <w:ind w:left="708"/>
         <w:rPr>
           <w:rFonts w:ascii="Times New Roman" w:hAnsi="Times New Roman" w:cs="Times New Roman"/>
-          <w:lang w:val="en-US"/>
         </w:rPr>
       </w:pPr>
       <w:r>
@@ -7141,50 +6186,8 @@
         <w:rPr>
           <w:rFonts w:ascii="Times New Roman" w:hAnsi="Times New Roman" w:cs="Times New Roman"/>
         </w:rPr>
-        <w:t>применяется</w:t>
-      </w:r>
-      <w:r>
-        <w:rPr>
-          <w:rFonts w:ascii="Times New Roman" w:hAnsi="Times New Roman" w:cs="Times New Roman"/>
-        </w:rPr>
-        <w:t xml:space="preserve"> через </w:t>
-      </w:r>
-      <w:proofErr w:type="spellStart"/>
-      <w:r>
-        <w:rPr>
-          <w:rFonts w:ascii="Times New Roman" w:hAnsi="Times New Roman" w:cs="Times New Roman"/>
-        </w:rPr>
-        <w:t>Consumable</w:t>
-      </w:r>
-      <w:proofErr w:type="spellEnd"/>
-      <w:r>
-        <w:rPr>
-          <w:rFonts w:ascii="Times New Roman" w:hAnsi="Times New Roman" w:cs="Times New Roman"/>
-        </w:rPr>
-        <w:t> или </w:t>
-      </w:r>
-      <w:proofErr w:type="spellStart"/>
-      <w:r>
-        <w:rPr>
-          <w:rFonts w:ascii="Times New Roman" w:hAnsi="Times New Roman" w:cs="Times New Roman"/>
-        </w:rPr>
-        <w:t>CombatAction</w:t>
-      </w:r>
-      <w:proofErr w:type="spellEnd"/>
-      <w:r>
-        <w:rPr>
-          <w:rFonts w:ascii="Times New Roman" w:hAnsi="Times New Roman" w:cs="Times New Roman"/>
-        </w:rPr>
-        <w:t>. Хранится в списке активных эффектов у </w:t>
-      </w:r>
-      <w:proofErr w:type="spellStart"/>
-      <w:r>
-        <w:rPr>
-          <w:rFonts w:ascii="Times New Roman" w:hAnsi="Times New Roman" w:cs="Times New Roman"/>
-        </w:rPr>
-        <w:t>Combatant</w:t>
-      </w:r>
-      <w:proofErr w:type="spellEnd"/>
+        <w:t>применяется через Consumable или CombatAction. Хранится в списке активных эффектов у Combatant</w:t>
+      </w:r>
       <w:r>
         <w:rPr>
           <w:rFonts w:ascii="Times New Roman" w:hAnsi="Times New Roman" w:cs="Times New Roman"/>
@@ -7197,7 +6200,6 @@
         <w:ind w:left="708"/>
         <w:rPr>
           <w:rFonts w:ascii="Times New Roman" w:hAnsi="Times New Roman" w:cs="Times New Roman"/>
-          <w:lang w:val="en-US"/>
         </w:rPr>
       </w:pPr>
     </w:p>
@@ -7264,21 +6266,12 @@
           <w:rFonts w:ascii="Times New Roman" w:hAnsi="Times New Roman" w:cs="Times New Roman"/>
         </w:rPr>
       </w:pPr>
-      <w:proofErr w:type="spellStart"/>
-      <w:r>
-        <w:rPr>
-          <w:rFonts w:ascii="Times New Roman" w:hAnsi="Times New Roman" w:cs="Times New Roman"/>
-          <w:lang w:val="en-US"/>
-        </w:rPr>
-        <w:t>name_npc</w:t>
-      </w:r>
-      <w:proofErr w:type="spellEnd"/>
-      <w:r>
-        <w:rPr>
-          <w:rFonts w:ascii="Times New Roman" w:hAnsi="Times New Roman" w:cs="Times New Roman"/>
-          <w:lang w:val="en-US"/>
-        </w:rPr>
-        <w:t>: string</w:t>
+      <w:r>
+        <w:rPr>
+          <w:rFonts w:ascii="Times New Roman" w:hAnsi="Times New Roman" w:cs="Times New Roman"/>
+          <w:lang w:val="en-US"/>
+        </w:rPr>
+        <w:t>name_npc: string</w:t>
       </w:r>
     </w:p>
     <w:p>
@@ -7330,7 +6323,6 @@
         </w:rPr>
         <w:t>_</w:t>
       </w:r>
-      <w:proofErr w:type="spellStart"/>
       <w:r>
         <w:rPr>
           <w:rFonts w:ascii="Times New Roman" w:hAnsi="Times New Roman" w:cs="Times New Roman"/>
@@ -7338,7 +6330,6 @@
         </w:rPr>
         <w:t>npc</w:t>
       </w:r>
-      <w:proofErr w:type="spellEnd"/>
       <w:r>
         <w:rPr>
           <w:rFonts w:ascii="Times New Roman" w:hAnsi="Times New Roman" w:cs="Times New Roman"/>
@@ -7395,6 +6386,7 @@
       <w:r>
         <w:rPr>
           <w:rFonts w:ascii="Times New Roman" w:hAnsi="Times New Roman" w:cs="Times New Roman"/>
+          <w:noProof/>
         </w:rPr>
         <w:drawing>
           <wp:anchor distT="0" distB="0" distL="114300" distR="114300" simplePos="0" relativeHeight="251671552" behindDoc="0" locked="0" layoutInCell="1" allowOverlap="1" wp14:anchorId="5296253E" wp14:editId="49ABC031">
@@ -7446,7 +6438,6 @@
           </wp:anchor>
         </w:drawing>
       </w:r>
-      <w:proofErr w:type="spellStart"/>
       <w:r>
         <w:rPr>
           <w:rFonts w:ascii="Times New Roman" w:hAnsi="Times New Roman" w:cs="Times New Roman"/>
@@ -7454,7 +6445,6 @@
         </w:rPr>
         <w:t>talkWithPlayer</w:t>
       </w:r>
-      <w:proofErr w:type="spellEnd"/>
       <w:r>
         <w:rPr>
           <w:rFonts w:ascii="Times New Roman" w:hAnsi="Times New Roman" w:cs="Times New Roman"/>
@@ -7494,55 +6484,7 @@
         <w:rPr>
           <w:rFonts w:ascii="Times New Roman" w:hAnsi="Times New Roman" w:cs="Times New Roman"/>
         </w:rPr>
-        <w:t>содержится</w:t>
-      </w:r>
-      <w:r>
-        <w:rPr>
-          <w:rFonts w:ascii="Times New Roman" w:hAnsi="Times New Roman" w:cs="Times New Roman"/>
-        </w:rPr>
-        <w:t xml:space="preserve"> в </w:t>
-      </w:r>
-      <w:proofErr w:type="spellStart"/>
-      <w:r>
-        <w:rPr>
-          <w:rFonts w:ascii="Times New Roman" w:hAnsi="Times New Roman" w:cs="Times New Roman"/>
-        </w:rPr>
-        <w:t>Location</w:t>
-      </w:r>
-      <w:proofErr w:type="spellEnd"/>
-      <w:r>
-        <w:rPr>
-          <w:rFonts w:ascii="Times New Roman" w:hAnsi="Times New Roman" w:cs="Times New Roman"/>
-        </w:rPr>
-        <w:t>. При активации игроком запускает </w:t>
-      </w:r>
-      <w:proofErr w:type="spellStart"/>
-      <w:r>
-        <w:rPr>
-          <w:rFonts w:ascii="Times New Roman" w:hAnsi="Times New Roman" w:cs="Times New Roman"/>
-        </w:rPr>
-        <w:t>Dialogue</w:t>
-      </w:r>
-      <w:proofErr w:type="spellEnd"/>
-      <w:r>
-        <w:rPr>
-          <w:rFonts w:ascii="Times New Roman" w:hAnsi="Times New Roman" w:cs="Times New Roman"/>
-        </w:rPr>
-        <w:t>. Может изменять репутацию игрока через </w:t>
-      </w:r>
-      <w:proofErr w:type="spellStart"/>
-      <w:r>
-        <w:rPr>
-          <w:rFonts w:ascii="Times New Roman" w:hAnsi="Times New Roman" w:cs="Times New Roman"/>
-        </w:rPr>
-        <w:t>Choice</w:t>
-      </w:r>
-      <w:proofErr w:type="spellEnd"/>
-      <w:r>
-        <w:rPr>
-          <w:rFonts w:ascii="Times New Roman" w:hAnsi="Times New Roman" w:cs="Times New Roman"/>
-        </w:rPr>
-        <w:t>.</w:t>
+        <w:t>содержится в Location. При активации игроком запускает Dialogue. Может изменять репутацию игрока через Choice.</w:t>
       </w:r>
     </w:p>
     <w:p>
@@ -7617,21 +6559,12 @@
           <w:lang w:val="en-US"/>
         </w:rPr>
       </w:pPr>
-      <w:proofErr w:type="spellStart"/>
-      <w:r>
-        <w:rPr>
-          <w:rFonts w:ascii="Times New Roman" w:hAnsi="Times New Roman" w:cs="Times New Roman"/>
-          <w:lang w:val="en-US"/>
-        </w:rPr>
-        <w:t>nodes_di</w:t>
-      </w:r>
-      <w:proofErr w:type="spellEnd"/>
-      <w:r>
-        <w:rPr>
-          <w:rFonts w:ascii="Times New Roman" w:hAnsi="Times New Roman" w:cs="Times New Roman"/>
-          <w:lang w:val="en-US"/>
-        </w:rPr>
-        <w:t>: Map&lt;string, DialogueNode*&gt;</w:t>
+      <w:r>
+        <w:rPr>
+          <w:rFonts w:ascii="Times New Roman" w:hAnsi="Times New Roman" w:cs="Times New Roman"/>
+          <w:lang w:val="en-US"/>
+        </w:rPr>
+        <w:t>nodes_di: Map&lt;string, DialogueNode*&gt;</w:t>
       </w:r>
       <w:r>
         <w:rPr>
@@ -7705,21 +6638,12 @@
           <w:rFonts w:ascii="Times New Roman" w:hAnsi="Times New Roman" w:cs="Times New Roman"/>
         </w:rPr>
       </w:pPr>
-      <w:proofErr w:type="spellStart"/>
-      <w:r>
-        <w:rPr>
-          <w:rFonts w:ascii="Times New Roman" w:hAnsi="Times New Roman" w:cs="Times New Roman"/>
-          <w:lang w:val="en-US"/>
-        </w:rPr>
-        <w:t>getStartNode</w:t>
-      </w:r>
-      <w:proofErr w:type="spellEnd"/>
-      <w:r>
-        <w:rPr>
-          <w:rFonts w:ascii="Times New Roman" w:hAnsi="Times New Roman" w:cs="Times New Roman"/>
-          <w:lang w:val="en-US"/>
-        </w:rPr>
-        <w:t xml:space="preserve"> (): DialogueNode</w:t>
+      <w:r>
+        <w:rPr>
+          <w:rFonts w:ascii="Times New Roman" w:hAnsi="Times New Roman" w:cs="Times New Roman"/>
+          <w:lang w:val="en-US"/>
+        </w:rPr>
+        <w:t>getStartNode (): DialogueNode</w:t>
       </w:r>
       <w:r>
         <w:rPr>
@@ -7742,6 +6666,7 @@
       <w:r>
         <w:rPr>
           <w:rFonts w:ascii="Times New Roman" w:hAnsi="Times New Roman" w:cs="Times New Roman"/>
+          <w:noProof/>
         </w:rPr>
         <w:drawing>
           <wp:anchor distT="0" distB="0" distL="114300" distR="114300" simplePos="0" relativeHeight="251672576" behindDoc="0" locked="0" layoutInCell="1" allowOverlap="1" wp14:anchorId="4D7E6592" wp14:editId="76550A01">
@@ -7793,7 +6718,6 @@
           </wp:anchor>
         </w:drawing>
       </w:r>
-      <w:proofErr w:type="spellStart"/>
       <w:r>
         <w:rPr>
           <w:rFonts w:ascii="Times New Roman" w:hAnsi="Times New Roman" w:cs="Times New Roman"/>
@@ -7801,28 +6725,18 @@
         </w:rPr>
         <w:t>chooseChoice</w:t>
       </w:r>
-      <w:proofErr w:type="spellEnd"/>
       <w:r>
         <w:rPr>
           <w:rFonts w:ascii="Times New Roman" w:hAnsi="Times New Roman" w:cs="Times New Roman"/>
         </w:rPr>
         <w:t xml:space="preserve"> (</w:t>
       </w:r>
-      <w:proofErr w:type="spellStart"/>
-      <w:r>
-        <w:rPr>
-          <w:rFonts w:ascii="Times New Roman" w:hAnsi="Times New Roman" w:cs="Times New Roman"/>
-          <w:lang w:val="en-US"/>
-        </w:rPr>
-        <w:t>choiceId</w:t>
-      </w:r>
-      <w:proofErr w:type="spellEnd"/>
-      <w:r>
-        <w:rPr>
-          <w:rFonts w:ascii="Times New Roman" w:hAnsi="Times New Roman" w:cs="Times New Roman"/>
-          <w:lang w:val="en-US"/>
-        </w:rPr>
-        <w:t>: string</w:t>
+      <w:r>
+        <w:rPr>
+          <w:rFonts w:ascii="Times New Roman" w:hAnsi="Times New Roman" w:cs="Times New Roman"/>
+          <w:lang w:val="en-US"/>
+        </w:rPr>
+        <w:t>choiceId: string</w:t>
       </w:r>
       <w:r>
         <w:rPr>
@@ -7873,7 +6787,6 @@
         <w:ind w:left="708"/>
         <w:rPr>
           <w:rFonts w:ascii="Times New Roman" w:hAnsi="Times New Roman" w:cs="Times New Roman"/>
-          <w:lang w:val="en-US"/>
         </w:rPr>
       </w:pPr>
       <w:r>
@@ -7888,47 +6801,7 @@
         <w:rPr>
           <w:rFonts w:ascii="Times New Roman" w:hAnsi="Times New Roman" w:cs="Times New Roman"/>
         </w:rPr>
-        <w:t>принадлежит</w:t>
-      </w:r>
-      <w:r>
-        <w:rPr>
-          <w:rFonts w:ascii="Times New Roman" w:hAnsi="Times New Roman" w:cs="Times New Roman"/>
-        </w:rPr>
-        <w:t> NPC. Каждый </w:t>
-      </w:r>
-      <w:proofErr w:type="spellStart"/>
-      <w:r>
-        <w:rPr>
-          <w:rFonts w:ascii="Times New Roman" w:hAnsi="Times New Roman" w:cs="Times New Roman"/>
-        </w:rPr>
-        <w:t>DialogueNode</w:t>
-      </w:r>
-      <w:proofErr w:type="spellEnd"/>
-      <w:r>
-        <w:rPr>
-          <w:rFonts w:ascii="Times New Roman" w:hAnsi="Times New Roman" w:cs="Times New Roman"/>
-        </w:rPr>
-        <w:t> содержит реплику NPC и список вариантов ответа (</w:t>
-      </w:r>
-      <w:proofErr w:type="spellStart"/>
-      <w:r>
-        <w:rPr>
-          <w:rFonts w:ascii="Times New Roman" w:hAnsi="Times New Roman" w:cs="Times New Roman"/>
-        </w:rPr>
-        <w:t>Choice</w:t>
-      </w:r>
-      <w:proofErr w:type="spellEnd"/>
-      <w:r>
-        <w:rPr>
-          <w:rFonts w:ascii="Times New Roman" w:hAnsi="Times New Roman" w:cs="Times New Roman"/>
-        </w:rPr>
-        <w:t>)</w:t>
-      </w:r>
-      <w:r>
-        <w:rPr>
-          <w:rFonts w:ascii="Times New Roman" w:hAnsi="Times New Roman" w:cs="Times New Roman"/>
-        </w:rPr>
-        <w:t>.</w:t>
+        <w:t>принадлежит NPC. Каждый DialogueNode содержит реплику NPC и список вариантов ответа (Choice).</w:t>
       </w:r>
     </w:p>
     <w:p>
@@ -7936,7 +6809,6 @@
         <w:ind w:left="708"/>
         <w:rPr>
           <w:rFonts w:ascii="Times New Roman" w:hAnsi="Times New Roman" w:cs="Times New Roman"/>
-          <w:lang w:val="en-US"/>
         </w:rPr>
       </w:pPr>
     </w:p>
@@ -8030,21 +6902,12 @@
           <w:lang w:val="en-US"/>
         </w:rPr>
       </w:pPr>
-      <w:proofErr w:type="spellStart"/>
-      <w:r>
-        <w:rPr>
-          <w:rFonts w:ascii="Times New Roman" w:hAnsi="Times New Roman" w:cs="Times New Roman"/>
-          <w:lang w:val="en-US"/>
-        </w:rPr>
-        <w:t>npc_line</w:t>
-      </w:r>
-      <w:proofErr w:type="spellEnd"/>
-      <w:r>
-        <w:rPr>
-          <w:rFonts w:ascii="Times New Roman" w:hAnsi="Times New Roman" w:cs="Times New Roman"/>
-          <w:lang w:val="en-US"/>
-        </w:rPr>
-        <w:t>: string</w:t>
+      <w:r>
+        <w:rPr>
+          <w:rFonts w:ascii="Times New Roman" w:hAnsi="Times New Roman" w:cs="Times New Roman"/>
+          <w:lang w:val="en-US"/>
+        </w:rPr>
+        <w:t>npc_line: string</w:t>
       </w:r>
       <w:r>
         <w:rPr>
@@ -8088,6 +6951,7 @@
       <w:r>
         <w:rPr>
           <w:rFonts w:ascii="Times New Roman" w:hAnsi="Times New Roman" w:cs="Times New Roman"/>
+          <w:noProof/>
         </w:rPr>
         <w:drawing>
           <wp:anchor distT="0" distB="0" distL="114300" distR="114300" simplePos="0" relativeHeight="251673600" behindDoc="0" locked="0" layoutInCell="1" allowOverlap="1" wp14:anchorId="4BEFB66F" wp14:editId="1C692DAE">
@@ -8145,21 +7009,12 @@
           </wp:anchor>
         </w:drawing>
       </w:r>
-      <w:proofErr w:type="spellStart"/>
-      <w:r>
-        <w:rPr>
-          <w:rFonts w:ascii="Times New Roman" w:hAnsi="Times New Roman" w:cs="Times New Roman"/>
-          <w:lang w:val="en-US"/>
-        </w:rPr>
-        <w:t>choices_pl</w:t>
-      </w:r>
-      <w:proofErr w:type="spellEnd"/>
-      <w:r>
-        <w:rPr>
-          <w:rFonts w:ascii="Times New Roman" w:hAnsi="Times New Roman" w:cs="Times New Roman"/>
-          <w:lang w:val="en-US"/>
-        </w:rPr>
-        <w:t xml:space="preserve">: List&lt;Choice&gt; </w:t>
+      <w:r>
+        <w:rPr>
+          <w:rFonts w:ascii="Times New Roman" w:hAnsi="Times New Roman" w:cs="Times New Roman"/>
+          <w:lang w:val="en-US"/>
+        </w:rPr>
+        <w:t xml:space="preserve">choices_pl: List&lt;Choice&gt; </w:t>
       </w:r>
       <w:r>
         <w:rPr>
@@ -8194,47 +7049,7 @@
         <w:rPr>
           <w:rFonts w:ascii="Times New Roman" w:hAnsi="Times New Roman" w:cs="Times New Roman"/>
         </w:rPr>
-        <w:t>содержится</w:t>
-      </w:r>
-      <w:r>
-        <w:rPr>
-          <w:rFonts w:ascii="Times New Roman" w:hAnsi="Times New Roman" w:cs="Times New Roman"/>
-        </w:rPr>
-        <w:t xml:space="preserve"> в </w:t>
-      </w:r>
-      <w:proofErr w:type="spellStart"/>
-      <w:r>
-        <w:rPr>
-          <w:rFonts w:ascii="Times New Roman" w:hAnsi="Times New Roman" w:cs="Times New Roman"/>
-        </w:rPr>
-        <w:t>Dialogue</w:t>
-      </w:r>
-      <w:proofErr w:type="spellEnd"/>
-      <w:r>
-        <w:rPr>
-          <w:rFonts w:ascii="Times New Roman" w:hAnsi="Times New Roman" w:cs="Times New Roman"/>
-        </w:rPr>
-        <w:t>. Каждый </w:t>
-      </w:r>
-      <w:proofErr w:type="spellStart"/>
-      <w:r>
-        <w:rPr>
-          <w:rFonts w:ascii="Times New Roman" w:hAnsi="Times New Roman" w:cs="Times New Roman"/>
-        </w:rPr>
-        <w:t>Choice</w:t>
-      </w:r>
-      <w:proofErr w:type="spellEnd"/>
-      <w:r>
-        <w:rPr>
-          <w:rFonts w:ascii="Times New Roman" w:hAnsi="Times New Roman" w:cs="Times New Roman"/>
-        </w:rPr>
-        <w:t> ведёт к следующему узлу</w:t>
-      </w:r>
-      <w:r>
-        <w:rPr>
-          <w:rFonts w:ascii="Times New Roman" w:hAnsi="Times New Roman" w:cs="Times New Roman"/>
-        </w:rPr>
-        <w:t>.</w:t>
+        <w:t>содержится в Dialogue. Каждый Choice ведёт к следующему узлу.</w:t>
       </w:r>
     </w:p>
     <w:p>
@@ -8316,21 +7131,12 @@
           <w:lang w:val="en-US"/>
         </w:rPr>
       </w:pPr>
-      <w:proofErr w:type="spellStart"/>
-      <w:r>
-        <w:rPr>
-          <w:rFonts w:ascii="Times New Roman" w:hAnsi="Times New Roman" w:cs="Times New Roman"/>
-          <w:lang w:val="en-US"/>
-        </w:rPr>
-        <w:t>text_ch</w:t>
-      </w:r>
-      <w:proofErr w:type="spellEnd"/>
-      <w:r>
-        <w:rPr>
-          <w:rFonts w:ascii="Times New Roman" w:hAnsi="Times New Roman" w:cs="Times New Roman"/>
-          <w:lang w:val="en-US"/>
-        </w:rPr>
-        <w:t>: string</w:t>
+      <w:r>
+        <w:rPr>
+          <w:rFonts w:ascii="Times New Roman" w:hAnsi="Times New Roman" w:cs="Times New Roman"/>
+          <w:lang w:val="en-US"/>
+        </w:rPr>
+        <w:t>text_ch: string</w:t>
       </w:r>
       <w:r>
         <w:rPr>
@@ -8478,21 +7284,12 @@
           <w:lang w:val="en-US"/>
         </w:rPr>
       </w:pPr>
-      <w:proofErr w:type="spellStart"/>
-      <w:r>
-        <w:rPr>
-          <w:rFonts w:ascii="Times New Roman" w:hAnsi="Times New Roman" w:cs="Times New Roman"/>
-          <w:lang w:val="en-US"/>
-        </w:rPr>
-        <w:t>next_node_id</w:t>
-      </w:r>
-      <w:proofErr w:type="spellEnd"/>
-      <w:r>
-        <w:rPr>
-          <w:rFonts w:ascii="Times New Roman" w:hAnsi="Times New Roman" w:cs="Times New Roman"/>
-          <w:lang w:val="en-US"/>
-        </w:rPr>
-        <w:t>: string</w:t>
+      <w:r>
+        <w:rPr>
+          <w:rFonts w:ascii="Times New Roman" w:hAnsi="Times New Roman" w:cs="Times New Roman"/>
+          <w:lang w:val="en-US"/>
+        </w:rPr>
+        <w:t>next_node_id: string</w:t>
       </w:r>
       <w:r>
         <w:rPr>
@@ -8576,6 +7373,7 @@
       <w:r>
         <w:rPr>
           <w:rFonts w:ascii="Times New Roman" w:hAnsi="Times New Roman" w:cs="Times New Roman"/>
+          <w:noProof/>
         </w:rPr>
         <w:drawing>
           <wp:anchor distT="0" distB="0" distL="114300" distR="114300" simplePos="0" relativeHeight="251674624" behindDoc="0" locked="0" layoutInCell="1" allowOverlap="1" wp14:anchorId="6E0F5B98" wp14:editId="46C719C3">
@@ -8741,41 +7539,7 @@
         <w:rPr>
           <w:rFonts w:ascii="Times New Roman" w:hAnsi="Times New Roman" w:cs="Times New Roman"/>
         </w:rPr>
-        <w:t>обрабатывается</w:t>
-      </w:r>
-      <w:r>
-        <w:rPr>
-          <w:rFonts w:ascii="Times New Roman" w:hAnsi="Times New Roman" w:cs="Times New Roman"/>
-        </w:rPr>
-        <w:t> </w:t>
-      </w:r>
-      <w:proofErr w:type="spellStart"/>
-      <w:r>
-        <w:rPr>
-          <w:rFonts w:ascii="Times New Roman" w:hAnsi="Times New Roman" w:cs="Times New Roman"/>
-        </w:rPr>
-        <w:t>Dialogue.chooseChoice</w:t>
-      </w:r>
-      <w:proofErr w:type="spellEnd"/>
-      <w:r>
-        <w:rPr>
-          <w:rFonts w:ascii="Times New Roman" w:hAnsi="Times New Roman" w:cs="Times New Roman"/>
-        </w:rPr>
-        <w:t>(). Применяет изменения репутации к Player и запускает </w:t>
-      </w:r>
-      <w:proofErr w:type="spellStart"/>
-      <w:r>
-        <w:rPr>
-          <w:rFonts w:ascii="Times New Roman" w:hAnsi="Times New Roman" w:cs="Times New Roman"/>
-        </w:rPr>
-        <w:t>Quest</w:t>
-      </w:r>
-      <w:proofErr w:type="spellEnd"/>
-      <w:r>
-        <w:rPr>
-          <w:rFonts w:ascii="Times New Roman" w:hAnsi="Times New Roman" w:cs="Times New Roman"/>
-        </w:rPr>
-        <w:t>.</w:t>
+        <w:t>обрабатывается Dialogue.chooseChoice(). Применяет изменения репутации к Player и запускает Quest.</w:t>
       </w:r>
     </w:p>
     <w:p>
@@ -8842,21 +7606,12 @@
           <w:lang w:val="en-US"/>
         </w:rPr>
       </w:pPr>
-      <w:proofErr w:type="spellStart"/>
-      <w:r>
-        <w:rPr>
-          <w:rFonts w:ascii="Times New Roman" w:hAnsi="Times New Roman" w:cs="Times New Roman"/>
-          <w:lang w:val="en-US"/>
-        </w:rPr>
-        <w:t>name_quest</w:t>
-      </w:r>
-      <w:proofErr w:type="spellEnd"/>
-      <w:r>
-        <w:rPr>
-          <w:rFonts w:ascii="Times New Roman" w:hAnsi="Times New Roman" w:cs="Times New Roman"/>
-          <w:lang w:val="en-US"/>
-        </w:rPr>
-        <w:t>: string</w:t>
+      <w:r>
+        <w:rPr>
+          <w:rFonts w:ascii="Times New Roman" w:hAnsi="Times New Roman" w:cs="Times New Roman"/>
+          <w:lang w:val="en-US"/>
+        </w:rPr>
+        <w:t>name_quest: string</w:t>
       </w:r>
     </w:p>
     <w:p>
@@ -8871,37 +7626,12 @@
           <w:lang w:val="en-US"/>
         </w:rPr>
       </w:pPr>
-      <w:proofErr w:type="spellStart"/>
-      <w:r>
-        <w:rPr>
-          <w:rFonts w:ascii="Times New Roman" w:hAnsi="Times New Roman" w:cs="Times New Roman"/>
-          <w:lang w:val="en-US"/>
-        </w:rPr>
-        <w:t>stages_quest</w:t>
-      </w:r>
-      <w:proofErr w:type="spellEnd"/>
-      <w:r>
-        <w:rPr>
-          <w:rFonts w:ascii="Times New Roman" w:hAnsi="Times New Roman" w:cs="Times New Roman"/>
-          <w:lang w:val="en-US"/>
-        </w:rPr>
-        <w:t>: List&lt;</w:t>
-      </w:r>
-      <w:proofErr w:type="spellStart"/>
-      <w:r>
-        <w:rPr>
-          <w:rFonts w:ascii="Times New Roman" w:hAnsi="Times New Roman" w:cs="Times New Roman"/>
-          <w:lang w:val="en-US"/>
-        </w:rPr>
-        <w:t>QuestStage</w:t>
-      </w:r>
-      <w:proofErr w:type="spellEnd"/>
-      <w:r>
-        <w:rPr>
-          <w:rFonts w:ascii="Times New Roman" w:hAnsi="Times New Roman" w:cs="Times New Roman"/>
-          <w:lang w:val="en-US"/>
-        </w:rPr>
-        <w:t>*&gt;</w:t>
+      <w:r>
+        <w:rPr>
+          <w:rFonts w:ascii="Times New Roman" w:hAnsi="Times New Roman" w:cs="Times New Roman"/>
+          <w:lang w:val="en-US"/>
+        </w:rPr>
+        <w:t>stages_quest: List&lt;QuestStage*&gt;</w:t>
       </w:r>
       <w:r>
         <w:rPr>
@@ -8942,21 +7672,12 @@
           <w:lang w:val="en-US"/>
         </w:rPr>
       </w:pPr>
-      <w:proofErr w:type="spellStart"/>
-      <w:r>
-        <w:rPr>
-          <w:rFonts w:ascii="Times New Roman" w:hAnsi="Times New Roman" w:cs="Times New Roman"/>
-          <w:lang w:val="en-US"/>
-        </w:rPr>
-        <w:t>current_stage</w:t>
-      </w:r>
-      <w:proofErr w:type="spellEnd"/>
-      <w:r>
-        <w:rPr>
-          <w:rFonts w:ascii="Times New Roman" w:hAnsi="Times New Roman" w:cs="Times New Roman"/>
-          <w:lang w:val="en-US"/>
-        </w:rPr>
-        <w:t xml:space="preserve">: int </w:t>
+      <w:r>
+        <w:rPr>
+          <w:rFonts w:ascii="Times New Roman" w:hAnsi="Times New Roman" w:cs="Times New Roman"/>
+          <w:lang w:val="en-US"/>
+        </w:rPr>
+        <w:t xml:space="preserve">current_stage: int </w:t>
       </w:r>
       <w:r>
         <w:rPr>
@@ -9033,6 +7754,7 @@
       <w:r>
         <w:rPr>
           <w:rFonts w:ascii="Times New Roman" w:hAnsi="Times New Roman" w:cs="Times New Roman"/>
+          <w:noProof/>
           <w:lang w:val="en-US"/>
         </w:rPr>
         <w:drawing>
@@ -9085,7 +7807,6 @@
           </wp:anchor>
         </w:drawing>
       </w:r>
-      <w:proofErr w:type="spellStart"/>
       <w:r>
         <w:rPr>
           <w:rFonts w:ascii="Times New Roman" w:hAnsi="Times New Roman" w:cs="Times New Roman"/>
@@ -9093,7 +7814,6 @@
         </w:rPr>
         <w:t>advanceQuest</w:t>
       </w:r>
-      <w:proofErr w:type="spellEnd"/>
       <w:r>
         <w:rPr>
           <w:rFonts w:ascii="Times New Roman" w:hAnsi="Times New Roman" w:cs="Times New Roman"/>
@@ -9142,22 +7862,8 @@
         <w:rPr>
           <w:rFonts w:ascii="Times New Roman" w:hAnsi="Times New Roman" w:cs="Times New Roman"/>
         </w:rPr>
-        <w:t>запускается</w:t>
-      </w:r>
-      <w:r>
-        <w:rPr>
-          <w:rFonts w:ascii="Times New Roman" w:hAnsi="Times New Roman" w:cs="Times New Roman"/>
-        </w:rPr>
-        <w:t xml:space="preserve"> из </w:t>
-      </w:r>
-      <w:proofErr w:type="spellStart"/>
-      <w:r>
-        <w:rPr>
-          <w:rFonts w:ascii="Times New Roman" w:hAnsi="Times New Roman" w:cs="Times New Roman"/>
-        </w:rPr>
-        <w:t>Choice.triggered</w:t>
-      </w:r>
-      <w:proofErr w:type="spellEnd"/>
+        <w:t>запускается из Choice.triggered</w:t>
+      </w:r>
       <w:r>
         <w:rPr>
           <w:rFonts w:ascii="Times New Roman" w:hAnsi="Times New Roman" w:cs="Times New Roman"/>
@@ -9171,19 +7877,11 @@
         </w:rPr>
         <w:t>q</w:t>
       </w:r>
-      <w:proofErr w:type="spellStart"/>
-      <w:r>
-        <w:rPr>
-          <w:rFonts w:ascii="Times New Roman" w:hAnsi="Times New Roman" w:cs="Times New Roman"/>
-        </w:rPr>
-        <w:t>uest</w:t>
-      </w:r>
-      <w:proofErr w:type="spellEnd"/>
-      <w:r>
-        <w:rPr>
-          <w:rFonts w:ascii="Times New Roman" w:hAnsi="Times New Roman" w:cs="Times New Roman"/>
-        </w:rPr>
-        <w:t>. Обновляется через игровые события (убийство врага, разговор, сбор предмета). По завершении награждает игрока.</w:t>
+      <w:r>
+        <w:rPr>
+          <w:rFonts w:ascii="Times New Roman" w:hAnsi="Times New Roman" w:cs="Times New Roman"/>
+        </w:rPr>
+        <w:t>uest. Обновляется через игровые события (убийство врага, разговор, сбор предмета). По завершении награждает игрока.</w:t>
       </w:r>
     </w:p>
     <w:p>
@@ -9198,19 +7896,16 @@
       <w:pPr>
         <w:pStyle w:val="23"/>
       </w:pPr>
-      <w:proofErr w:type="spellStart"/>
       <w:r>
         <w:t>QuestStage</w:t>
       </w:r>
-      <w:proofErr w:type="spellEnd"/>
-    </w:p>
-    <w:p>
-      <w:pPr>
-        <w:rPr>
-          <w:rFonts w:ascii="Times New Roman" w:hAnsi="Times New Roman" w:cs="Times New Roman"/>
-        </w:rPr>
-      </w:pPr>
-      <w:proofErr w:type="spellStart"/>
+    </w:p>
+    <w:p>
+      <w:pPr>
+        <w:rPr>
+          <w:rFonts w:ascii="Times New Roman" w:hAnsi="Times New Roman" w:cs="Times New Roman"/>
+        </w:rPr>
+      </w:pPr>
       <w:r>
         <w:rPr>
           <w:rFonts w:ascii="Times New Roman" w:hAnsi="Times New Roman" w:cs="Times New Roman"/>
@@ -9220,7 +7915,6 @@
         </w:rPr>
         <w:t>QuestStage</w:t>
       </w:r>
-      <w:proofErr w:type="spellEnd"/>
       <w:r>
         <w:rPr>
           <w:rFonts w:ascii="Times New Roman" w:hAnsi="Times New Roman" w:cs="Times New Roman"/>
@@ -9291,6 +7985,7 @@
       <w:r>
         <w:rPr>
           <w:rFonts w:ascii="Times New Roman" w:hAnsi="Times New Roman" w:cs="Times New Roman"/>
+          <w:noProof/>
         </w:rPr>
         <w:drawing>
           <wp:anchor distT="0" distB="0" distL="114300" distR="114300" simplePos="0" relativeHeight="251676672" behindDoc="0" locked="0" layoutInCell="1" allowOverlap="1" wp14:anchorId="1FEE97A8" wp14:editId="3D03F531">
@@ -9480,22 +8175,13 @@
           <w:rFonts w:ascii="Times New Roman" w:hAnsi="Times New Roman" w:cs="Times New Roman"/>
         </w:rPr>
       </w:pPr>
-      <w:proofErr w:type="spellStart"/>
       <w:r>
         <w:rPr>
           <w:rFonts w:ascii="Times New Roman" w:hAnsi="Times New Roman" w:cs="Times New Roman"/>
           <w:lang w:val="en-US"/>
         </w:rPr>
         <w:lastRenderedPageBreak/>
-        <w:t>level_en</w:t>
-      </w:r>
-      <w:proofErr w:type="spellEnd"/>
-      <w:r>
-        <w:rPr>
-          <w:rFonts w:ascii="Times New Roman" w:hAnsi="Times New Roman" w:cs="Times New Roman"/>
-          <w:lang w:val="en-US"/>
-        </w:rPr>
-        <w:t>: int</w:t>
+        <w:t>level_en: int</w:t>
       </w:r>
     </w:p>
     <w:p>
@@ -9509,21 +8195,12 @@
           <w:rFonts w:ascii="Times New Roman" w:hAnsi="Times New Roman" w:cs="Times New Roman"/>
         </w:rPr>
       </w:pPr>
-      <w:proofErr w:type="spellStart"/>
-      <w:r>
-        <w:rPr>
-          <w:rFonts w:ascii="Times New Roman" w:hAnsi="Times New Roman" w:cs="Times New Roman"/>
-          <w:lang w:val="en-US"/>
-        </w:rPr>
-        <w:t>hp_en</w:t>
-      </w:r>
-      <w:proofErr w:type="spellEnd"/>
-      <w:r>
-        <w:rPr>
-          <w:rFonts w:ascii="Times New Roman" w:hAnsi="Times New Roman" w:cs="Times New Roman"/>
-          <w:lang w:val="en-US"/>
-        </w:rPr>
-        <w:t>: int</w:t>
+      <w:r>
+        <w:rPr>
+          <w:rFonts w:ascii="Times New Roman" w:hAnsi="Times New Roman" w:cs="Times New Roman"/>
+          <w:lang w:val="en-US"/>
+        </w:rPr>
+        <w:t>hp_en: int</w:t>
       </w:r>
     </w:p>
     <w:p>
@@ -9550,7 +8227,6 @@
         </w:rPr>
         <w:t>_</w:t>
       </w:r>
-      <w:proofErr w:type="spellStart"/>
       <w:r>
         <w:rPr>
           <w:rFonts w:ascii="Times New Roman" w:hAnsi="Times New Roman" w:cs="Times New Roman"/>
@@ -9558,14 +8234,12 @@
         </w:rPr>
         <w:t>en</w:t>
       </w:r>
-      <w:proofErr w:type="spellEnd"/>
       <w:r>
         <w:rPr>
           <w:rFonts w:ascii="Times New Roman" w:hAnsi="Times New Roman" w:cs="Times New Roman"/>
         </w:rPr>
         <w:t xml:space="preserve">: </w:t>
       </w:r>
-      <w:proofErr w:type="spellStart"/>
       <w:r>
         <w:rPr>
           <w:rFonts w:ascii="Times New Roman" w:hAnsi="Times New Roman" w:cs="Times New Roman"/>
@@ -9573,7 +8247,6 @@
         </w:rPr>
         <w:t>CombatAI</w:t>
       </w:r>
-      <w:proofErr w:type="spellEnd"/>
       <w:r>
         <w:rPr>
           <w:rFonts w:ascii="Times New Roman" w:hAnsi="Times New Roman" w:cs="Times New Roman"/>
@@ -9630,7 +8303,6 @@
           <w:rFonts w:ascii="Times New Roman" w:hAnsi="Times New Roman" w:cs="Times New Roman"/>
         </w:rPr>
       </w:pPr>
-      <w:proofErr w:type="spellStart"/>
       <w:r>
         <w:rPr>
           <w:rFonts w:ascii="Times New Roman" w:hAnsi="Times New Roman" w:cs="Times New Roman"/>
@@ -9638,7 +8310,6 @@
         </w:rPr>
         <w:t>dropReward</w:t>
       </w:r>
-      <w:proofErr w:type="spellEnd"/>
       <w:r>
         <w:rPr>
           <w:rFonts w:ascii="Times New Roman" w:hAnsi="Times New Roman" w:cs="Times New Roman"/>
@@ -9667,6 +8338,7 @@
       <w:r>
         <w:rPr>
           <w:rFonts w:ascii="Times New Roman" w:hAnsi="Times New Roman" w:cs="Times New Roman"/>
+          <w:noProof/>
         </w:rPr>
         <w:drawing>
           <wp:anchor distT="0" distB="0" distL="114300" distR="114300" simplePos="0" relativeHeight="251677696" behindDoc="0" locked="0" layoutInCell="1" allowOverlap="1" wp14:anchorId="4CD93052" wp14:editId="22BA9F72">
@@ -9718,21 +8390,12 @@
           </wp:anchor>
         </w:drawing>
       </w:r>
-      <w:proofErr w:type="spellStart"/>
-      <w:r>
-        <w:rPr>
-          <w:rFonts w:ascii="Times New Roman" w:hAnsi="Times New Roman" w:cs="Times New Roman"/>
-          <w:lang w:val="en-US"/>
-        </w:rPr>
-        <w:t>applyDamage</w:t>
-      </w:r>
-      <w:proofErr w:type="spellEnd"/>
-      <w:r>
-        <w:rPr>
-          <w:rFonts w:ascii="Times New Roman" w:hAnsi="Times New Roman" w:cs="Times New Roman"/>
-          <w:lang w:val="en-US"/>
-        </w:rPr>
-        <w:t xml:space="preserve"> (damage: int) – </w:t>
+      <w:r>
+        <w:rPr>
+          <w:rFonts w:ascii="Times New Roman" w:hAnsi="Times New Roman" w:cs="Times New Roman"/>
+          <w:lang w:val="en-US"/>
+        </w:rPr>
+        <w:t xml:space="preserve">applyDamage (damage: int) – </w:t>
       </w:r>
       <w:r>
         <w:rPr>
@@ -9766,7 +8429,6 @@
       <w:pPr>
         <w:rPr>
           <w:rFonts w:ascii="Times New Roman" w:hAnsi="Times New Roman" w:cs="Times New Roman"/>
-          <w:lang w:val="en-US"/>
         </w:rPr>
       </w:pPr>
       <w:r>
@@ -9787,88 +8449,36 @@
         <w:rPr>
           <w:rFonts w:ascii="Times New Roman" w:hAnsi="Times New Roman" w:cs="Times New Roman"/>
         </w:rPr>
-        <w:t>содержится</w:t>
-      </w:r>
-      <w:r>
-        <w:rPr>
-          <w:rFonts w:ascii="Times New Roman" w:hAnsi="Times New Roman" w:cs="Times New Roman"/>
-        </w:rPr>
-        <w:t xml:space="preserve"> в </w:t>
-      </w:r>
-      <w:proofErr w:type="spellStart"/>
-      <w:r>
-        <w:rPr>
-          <w:rFonts w:ascii="Times New Roman" w:hAnsi="Times New Roman" w:cs="Times New Roman"/>
-        </w:rPr>
-        <w:t>Location</w:t>
-      </w:r>
-      <w:proofErr w:type="spellEnd"/>
-      <w:r>
-        <w:rPr>
-          <w:rFonts w:ascii="Times New Roman" w:hAnsi="Times New Roman" w:cs="Times New Roman"/>
-        </w:rPr>
-        <w:t>. Участвует в боях через </w:t>
-      </w:r>
-      <w:proofErr w:type="spellStart"/>
-      <w:r>
-        <w:rPr>
-          <w:rFonts w:ascii="Times New Roman" w:hAnsi="Times New Roman" w:cs="Times New Roman"/>
-        </w:rPr>
-        <w:t>CombatSystem</w:t>
-      </w:r>
-      <w:proofErr w:type="spellEnd"/>
-      <w:r>
-        <w:rPr>
-          <w:rFonts w:ascii="Times New Roman" w:hAnsi="Times New Roman" w:cs="Times New Roman"/>
-        </w:rPr>
-        <w:t>. Использует </w:t>
-      </w:r>
-      <w:proofErr w:type="spellStart"/>
-      <w:r>
-        <w:rPr>
-          <w:rFonts w:ascii="Times New Roman" w:hAnsi="Times New Roman" w:cs="Times New Roman"/>
-        </w:rPr>
+        <w:t>содержится в Location. Участвует в боях через CombatSystem. Использует CombatAI для выбора действий</w:t>
+      </w:r>
+      <w:r>
+        <w:rPr>
+          <w:rFonts w:ascii="Times New Roman" w:hAnsi="Times New Roman" w:cs="Times New Roman"/>
+        </w:rPr>
+        <w:t>.</w:t>
+      </w:r>
+    </w:p>
+    <w:p>
+      <w:pPr>
+        <w:rPr>
+          <w:rFonts w:ascii="Times New Roman" w:hAnsi="Times New Roman" w:cs="Times New Roman"/>
+        </w:rPr>
+      </w:pPr>
+    </w:p>
+    <w:p>
+      <w:pPr>
+        <w:pStyle w:val="23"/>
+      </w:pPr>
+      <w:r>
         <w:t>CombatAI</w:t>
       </w:r>
-      <w:proofErr w:type="spellEnd"/>
-      <w:r>
-        <w:rPr>
-          <w:rFonts w:ascii="Times New Roman" w:hAnsi="Times New Roman" w:cs="Times New Roman"/>
-        </w:rPr>
-        <w:t> для выбора действий</w:t>
-      </w:r>
-      <w:r>
-        <w:rPr>
-          <w:rFonts w:ascii="Times New Roman" w:hAnsi="Times New Roman" w:cs="Times New Roman"/>
-        </w:rPr>
-        <w:t>.</w:t>
-      </w:r>
-    </w:p>
-    <w:p>
-      <w:pPr>
-        <w:rPr>
-          <w:rFonts w:ascii="Times New Roman" w:hAnsi="Times New Roman" w:cs="Times New Roman"/>
-          <w:lang w:val="en-US"/>
-        </w:rPr>
-      </w:pPr>
-    </w:p>
-    <w:p>
-      <w:pPr>
-        <w:pStyle w:val="23"/>
-      </w:pPr>
-      <w:proofErr w:type="spellStart"/>
-      <w:r>
-        <w:t>CombatAI</w:t>
-      </w:r>
-      <w:proofErr w:type="spellEnd"/>
-    </w:p>
-    <w:p>
-      <w:pPr>
-        <w:rPr>
-          <w:rFonts w:ascii="Times New Roman" w:hAnsi="Times New Roman" w:cs="Times New Roman"/>
-        </w:rPr>
-      </w:pPr>
-      <w:proofErr w:type="spellStart"/>
+    </w:p>
+    <w:p>
+      <w:pPr>
+        <w:rPr>
+          <w:rFonts w:ascii="Times New Roman" w:hAnsi="Times New Roman" w:cs="Times New Roman"/>
+        </w:rPr>
+      </w:pPr>
       <w:r>
         <w:rPr>
           <w:rFonts w:ascii="Times New Roman" w:hAnsi="Times New Roman" w:cs="Times New Roman"/>
@@ -9878,7 +8488,6 @@
         </w:rPr>
         <w:t>CombatAI</w:t>
       </w:r>
-      <w:proofErr w:type="spellEnd"/>
       <w:r>
         <w:rPr>
           <w:rFonts w:ascii="Times New Roman" w:hAnsi="Times New Roman" w:cs="Times New Roman"/>
@@ -9921,6 +8530,7 @@
       <w:r>
         <w:rPr>
           <w:rFonts w:ascii="Times New Roman" w:hAnsi="Times New Roman" w:cs="Times New Roman"/>
+          <w:noProof/>
         </w:rPr>
         <w:drawing>
           <wp:anchor distT="0" distB="0" distL="114300" distR="114300" simplePos="0" relativeHeight="251678720" behindDoc="0" locked="0" layoutInCell="1" allowOverlap="1" wp14:anchorId="4149B603" wp14:editId="70A525E8">
@@ -9972,21 +8582,12 @@
           </wp:anchor>
         </w:drawing>
       </w:r>
-      <w:proofErr w:type="spellStart"/>
-      <w:r>
-        <w:rPr>
-          <w:rFonts w:ascii="Times New Roman" w:hAnsi="Times New Roman" w:cs="Times New Roman"/>
-          <w:lang w:val="en-US"/>
-        </w:rPr>
-        <w:t>chooseAction</w:t>
-      </w:r>
-      <w:proofErr w:type="spellEnd"/>
-      <w:r>
-        <w:rPr>
-          <w:rFonts w:ascii="Times New Roman" w:hAnsi="Times New Roman" w:cs="Times New Roman"/>
-          <w:lang w:val="en-US"/>
-        </w:rPr>
-        <w:t xml:space="preserve"> (enemy, allies, enemies) – </w:t>
+      <w:r>
+        <w:rPr>
+          <w:rFonts w:ascii="Times New Roman" w:hAnsi="Times New Roman" w:cs="Times New Roman"/>
+          <w:lang w:val="en-US"/>
+        </w:rPr>
+        <w:t xml:space="preserve">chooseAction (enemy, allies, enemies) – </w:t>
       </w:r>
       <w:r>
         <w:rPr>
@@ -10001,21 +8602,12 @@
         </w:rPr>
         <w:t xml:space="preserve"> </w:t>
       </w:r>
-      <w:proofErr w:type="spellStart"/>
-      <w:r>
-        <w:rPr>
-          <w:rFonts w:ascii="Times New Roman" w:hAnsi="Times New Roman" w:cs="Times New Roman"/>
-          <w:lang w:val="en-US"/>
-        </w:rPr>
-        <w:t>CombatAction</w:t>
-      </w:r>
-      <w:proofErr w:type="spellEnd"/>
-      <w:r>
-        <w:rPr>
-          <w:rFonts w:ascii="Times New Roman" w:hAnsi="Times New Roman" w:cs="Times New Roman"/>
-          <w:lang w:val="en-US"/>
-        </w:rPr>
-        <w:t xml:space="preserve"> </w:t>
+      <w:r>
+        <w:rPr>
+          <w:rFonts w:ascii="Times New Roman" w:hAnsi="Times New Roman" w:cs="Times New Roman"/>
+          <w:lang w:val="en-US"/>
+        </w:rPr>
+        <w:t xml:space="preserve">CombatAction </w:t>
       </w:r>
       <w:r>
         <w:rPr>
@@ -10102,27 +8694,7 @@
         <w:rPr>
           <w:rFonts w:ascii="Times New Roman" w:hAnsi="Times New Roman" w:cs="Times New Roman"/>
         </w:rPr>
-        <w:t>используется</w:t>
-      </w:r>
-      <w:r>
-        <w:rPr>
-          <w:rFonts w:ascii="Times New Roman" w:hAnsi="Times New Roman" w:cs="Times New Roman"/>
-        </w:rPr>
-        <w:t> </w:t>
-      </w:r>
-      <w:proofErr w:type="spellStart"/>
-      <w:r>
-        <w:rPr>
-          <w:rFonts w:ascii="Times New Roman" w:hAnsi="Times New Roman" w:cs="Times New Roman"/>
-        </w:rPr>
-        <w:t>Enemy</w:t>
-      </w:r>
-      <w:proofErr w:type="spellEnd"/>
-      <w:r>
-        <w:rPr>
-          <w:rFonts w:ascii="Times New Roman" w:hAnsi="Times New Roman" w:cs="Times New Roman"/>
-        </w:rPr>
-        <w:t> для выбора действия. Может быть несколько реализаций (агрессивный, защитный, тактический)</w:t>
+        <w:t>используется Enemy для выбора действия. Может быть несколько реализаций (агрессивный, защитный, тактический)</w:t>
       </w:r>
       <w:r>
         <w:rPr>
@@ -10142,19 +8714,16 @@
       <w:pPr>
         <w:pStyle w:val="23"/>
       </w:pPr>
-      <w:proofErr w:type="spellStart"/>
       <w:r>
         <w:t>CombatAction</w:t>
       </w:r>
-      <w:proofErr w:type="spellEnd"/>
-    </w:p>
-    <w:p>
-      <w:pPr>
-        <w:rPr>
-          <w:rFonts w:ascii="Times New Roman" w:hAnsi="Times New Roman" w:cs="Times New Roman"/>
-        </w:rPr>
-      </w:pPr>
-      <w:proofErr w:type="spellStart"/>
+    </w:p>
+    <w:p>
+      <w:pPr>
+        <w:rPr>
+          <w:rFonts w:ascii="Times New Roman" w:hAnsi="Times New Roman" w:cs="Times New Roman"/>
+        </w:rPr>
+      </w:pPr>
       <w:r>
         <w:rPr>
           <w:rFonts w:ascii="Times New Roman" w:hAnsi="Times New Roman" w:cs="Times New Roman"/>
@@ -10164,7 +8733,6 @@
         </w:rPr>
         <w:t>CombatAction</w:t>
       </w:r>
-      <w:proofErr w:type="spellEnd"/>
       <w:r>
         <w:rPr>
           <w:rFonts w:ascii="Times New Roman" w:hAnsi="Times New Roman" w:cs="Times New Roman"/>
@@ -10273,21 +8841,12 @@
           <w:lang w:val="en-US"/>
         </w:rPr>
       </w:pPr>
-      <w:proofErr w:type="spellStart"/>
-      <w:r>
-        <w:rPr>
-          <w:rFonts w:ascii="Times New Roman" w:hAnsi="Times New Roman" w:cs="Times New Roman"/>
-          <w:lang w:val="en-US"/>
-        </w:rPr>
-        <w:t>type_act</w:t>
-      </w:r>
-      <w:proofErr w:type="spellEnd"/>
-      <w:r>
-        <w:rPr>
-          <w:rFonts w:ascii="Times New Roman" w:hAnsi="Times New Roman" w:cs="Times New Roman"/>
-          <w:lang w:val="en-US"/>
-        </w:rPr>
-        <w:t>: string</w:t>
+      <w:r>
+        <w:rPr>
+          <w:rFonts w:ascii="Times New Roman" w:hAnsi="Times New Roman" w:cs="Times New Roman"/>
+          <w:lang w:val="en-US"/>
+        </w:rPr>
+        <w:t>type_act: string</w:t>
       </w:r>
       <w:r>
         <w:rPr>
@@ -10327,22 +8886,13 @@
           <w:rFonts w:ascii="Times New Roman" w:hAnsi="Times New Roman" w:cs="Times New Roman"/>
         </w:rPr>
       </w:pPr>
-      <w:proofErr w:type="spellStart"/>
       <w:r>
         <w:rPr>
           <w:rFonts w:ascii="Times New Roman" w:hAnsi="Times New Roman" w:cs="Times New Roman"/>
           <w:lang w:val="en-US"/>
         </w:rPr>
         <w:lastRenderedPageBreak/>
-        <w:t>effects_target</w:t>
-      </w:r>
-      <w:proofErr w:type="spellEnd"/>
-      <w:r>
-        <w:rPr>
-          <w:rFonts w:ascii="Times New Roman" w:hAnsi="Times New Roman" w:cs="Times New Roman"/>
-          <w:lang w:val="en-US"/>
-        </w:rPr>
-        <w:t xml:space="preserve">: List&lt;Effect&gt; - </w:t>
+        <w:t xml:space="preserve">effects_target: List&lt;Effect&gt; - </w:t>
       </w:r>
       <w:r>
         <w:rPr>
@@ -10376,7 +8926,6 @@
           <w:rFonts w:ascii="Times New Roman" w:hAnsi="Times New Roman" w:cs="Times New Roman"/>
         </w:rPr>
       </w:pPr>
-      <w:proofErr w:type="spellStart"/>
       <w:r>
         <w:rPr>
           <w:rFonts w:ascii="Times New Roman" w:hAnsi="Times New Roman" w:cs="Times New Roman"/>
@@ -10384,7 +8933,6 @@
         </w:rPr>
         <w:t>calculateHit</w:t>
       </w:r>
-      <w:proofErr w:type="spellEnd"/>
       <w:r>
         <w:rPr>
           <w:rFonts w:ascii="Times New Roman" w:hAnsi="Times New Roman" w:cs="Times New Roman"/>
@@ -10419,6 +8967,7 @@
       <w:r>
         <w:rPr>
           <w:rFonts w:ascii="Times New Roman" w:hAnsi="Times New Roman" w:cs="Times New Roman"/>
+          <w:noProof/>
         </w:rPr>
         <w:drawing>
           <wp:anchor distT="0" distB="0" distL="114300" distR="114300" simplePos="0" relativeHeight="251679744" behindDoc="0" locked="0" layoutInCell="1" allowOverlap="1" wp14:anchorId="48BF54E6" wp14:editId="3777E624">
@@ -10470,7 +9019,6 @@
           </wp:anchor>
         </w:drawing>
       </w:r>
-      <w:proofErr w:type="spellStart"/>
       <w:r>
         <w:rPr>
           <w:rFonts w:ascii="Times New Roman" w:hAnsi="Times New Roman" w:cs="Times New Roman"/>
@@ -10478,7 +9026,6 @@
         </w:rPr>
         <w:t>applyAtEf</w:t>
       </w:r>
-      <w:proofErr w:type="spellEnd"/>
       <w:r>
         <w:rPr>
           <w:rFonts w:ascii="Times New Roman" w:hAnsi="Times New Roman" w:cs="Times New Roman"/>
@@ -10525,55 +9072,7 @@
         <w:rPr>
           <w:rFonts w:ascii="Times New Roman" w:hAnsi="Times New Roman" w:cs="Times New Roman"/>
         </w:rPr>
-        <w:t>создаётся</w:t>
-      </w:r>
-      <w:r>
-        <w:rPr>
-          <w:rFonts w:ascii="Times New Roman" w:hAnsi="Times New Roman" w:cs="Times New Roman"/>
-        </w:rPr>
-        <w:t xml:space="preserve"> игроком или ИИ, передаётся в </w:t>
-      </w:r>
-      <w:proofErr w:type="spellStart"/>
-      <w:r>
-        <w:rPr>
-          <w:rFonts w:ascii="Times New Roman" w:hAnsi="Times New Roman" w:cs="Times New Roman"/>
-        </w:rPr>
-        <w:t>CombatSystem.executeAction</w:t>
-      </w:r>
-      <w:proofErr w:type="spellEnd"/>
-      <w:r>
-        <w:rPr>
-          <w:rFonts w:ascii="Times New Roman" w:hAnsi="Times New Roman" w:cs="Times New Roman"/>
-        </w:rPr>
-        <w:t xml:space="preserve">(). Может быть </w:t>
-      </w:r>
-      <w:proofErr w:type="spellStart"/>
-      <w:r>
-        <w:rPr>
-          <w:rFonts w:ascii="Times New Roman" w:hAnsi="Times New Roman" w:cs="Times New Roman"/>
-        </w:rPr>
-        <w:t>сериализован</w:t>
-      </w:r>
-      <w:proofErr w:type="spellEnd"/>
-      <w:r>
-        <w:rPr>
-          <w:rFonts w:ascii="Times New Roman" w:hAnsi="Times New Roman" w:cs="Times New Roman"/>
-        </w:rPr>
-        <w:t xml:space="preserve"> в </w:t>
-      </w:r>
-      <w:proofErr w:type="spellStart"/>
-      <w:r>
-        <w:rPr>
-          <w:rFonts w:ascii="Times New Roman" w:hAnsi="Times New Roman" w:cs="Times New Roman"/>
-        </w:rPr>
-        <w:t>GameAction</w:t>
-      </w:r>
-      <w:proofErr w:type="spellEnd"/>
-      <w:r>
-        <w:rPr>
-          <w:rFonts w:ascii="Times New Roman" w:hAnsi="Times New Roman" w:cs="Times New Roman"/>
-        </w:rPr>
-        <w:t> для мультиплеера</w:t>
+        <w:t>создаётся игроком или ИИ, передаётся в CombatSystem.executeAction(). Может быть сериализован в GameAction для мультиплеера</w:t>
       </w:r>
       <w:r>
         <w:rPr>
@@ -10593,19 +9092,16 @@
       <w:pPr>
         <w:pStyle w:val="23"/>
       </w:pPr>
-      <w:proofErr w:type="spellStart"/>
       <w:r>
         <w:t>GameState</w:t>
       </w:r>
-      <w:proofErr w:type="spellEnd"/>
-    </w:p>
-    <w:p>
-      <w:pPr>
-        <w:rPr>
-          <w:rFonts w:ascii="Times New Roman" w:hAnsi="Times New Roman" w:cs="Times New Roman"/>
-        </w:rPr>
-      </w:pPr>
-      <w:proofErr w:type="spellStart"/>
+    </w:p>
+    <w:p>
+      <w:pPr>
+        <w:rPr>
+          <w:rFonts w:ascii="Times New Roman" w:hAnsi="Times New Roman" w:cs="Times New Roman"/>
+        </w:rPr>
+      </w:pPr>
       <w:r>
         <w:rPr>
           <w:rFonts w:ascii="Times New Roman" w:hAnsi="Times New Roman" w:cs="Times New Roman"/>
@@ -10615,7 +9111,6 @@
         </w:rPr>
         <w:t>GameState</w:t>
       </w:r>
-      <w:proofErr w:type="spellEnd"/>
       <w:r>
         <w:rPr>
           <w:rFonts w:ascii="Times New Roman" w:hAnsi="Times New Roman" w:cs="Times New Roman"/>
@@ -10655,7 +9150,6 @@
           <w:lang w:val="en-US"/>
         </w:rPr>
       </w:pPr>
-      <w:proofErr w:type="spellStart"/>
       <w:r>
         <w:rPr>
           <w:rFonts w:ascii="Times New Roman" w:hAnsi="Times New Roman" w:cs="Times New Roman"/>
@@ -10663,7 +9157,6 @@
         </w:rPr>
         <w:t>serializeState</w:t>
       </w:r>
-      <w:proofErr w:type="spellEnd"/>
       <w:r>
         <w:rPr>
           <w:rFonts w:ascii="Times New Roman" w:hAnsi="Times New Roman" w:cs="Times New Roman"/>
@@ -10759,6 +9252,7 @@
       <w:r>
         <w:rPr>
           <w:rFonts w:ascii="Times New Roman" w:hAnsi="Times New Roman" w:cs="Times New Roman"/>
+          <w:noProof/>
         </w:rPr>
         <w:drawing>
           <wp:anchor distT="0" distB="0" distL="114300" distR="114300" simplePos="0" relativeHeight="251680768" behindDoc="0" locked="0" layoutInCell="1" allowOverlap="1" wp14:anchorId="3BA261F8" wp14:editId="41CF9171">
@@ -10810,7 +9304,6 @@
           </wp:anchor>
         </w:drawing>
       </w:r>
-      <w:proofErr w:type="spellStart"/>
       <w:r>
         <w:rPr>
           <w:rFonts w:ascii="Times New Roman" w:hAnsi="Times New Roman" w:cs="Times New Roman"/>
@@ -10818,7 +9311,6 @@
         </w:rPr>
         <w:t>deserializaState</w:t>
       </w:r>
-      <w:proofErr w:type="spellEnd"/>
       <w:r>
         <w:rPr>
           <w:rFonts w:ascii="Times New Roman" w:hAnsi="Times New Roman" w:cs="Times New Roman"/>
@@ -10857,7 +9349,6 @@
         </w:rPr>
         <w:t xml:space="preserve">: </w:t>
       </w:r>
-      <w:proofErr w:type="spellStart"/>
       <w:r>
         <w:rPr>
           <w:rFonts w:ascii="Times New Roman" w:hAnsi="Times New Roman" w:cs="Times New Roman"/>
@@ -10865,7 +9356,6 @@
         </w:rPr>
         <w:t>GameState</w:t>
       </w:r>
-      <w:proofErr w:type="spellEnd"/>
       <w:r>
         <w:rPr>
           <w:rFonts w:ascii="Times New Roman" w:hAnsi="Times New Roman" w:cs="Times New Roman"/>
@@ -10911,50 +9401,8 @@
         <w:rPr>
           <w:rFonts w:ascii="Times New Roman" w:hAnsi="Times New Roman" w:cs="Times New Roman"/>
         </w:rPr>
-        <w:t>используется</w:t>
-      </w:r>
-      <w:r>
-        <w:rPr>
-          <w:rFonts w:ascii="Times New Roman" w:hAnsi="Times New Roman" w:cs="Times New Roman"/>
-        </w:rPr>
-        <w:t> </w:t>
-      </w:r>
-      <w:proofErr w:type="spellStart"/>
-      <w:r>
-        <w:rPr>
-          <w:rFonts w:ascii="Times New Roman" w:hAnsi="Times New Roman" w:cs="Times New Roman"/>
-        </w:rPr>
-        <w:t>Game.saveGame</w:t>
-      </w:r>
-      <w:proofErr w:type="spellEnd"/>
-      <w:r>
-        <w:rPr>
-          <w:rFonts w:ascii="Times New Roman" w:hAnsi="Times New Roman" w:cs="Times New Roman"/>
-        </w:rPr>
-        <w:t>() и </w:t>
-      </w:r>
-      <w:proofErr w:type="spellStart"/>
-      <w:r>
-        <w:rPr>
-          <w:rFonts w:ascii="Times New Roman" w:hAnsi="Times New Roman" w:cs="Times New Roman"/>
-        </w:rPr>
-        <w:t>Game.loadGame</w:t>
-      </w:r>
-      <w:proofErr w:type="spellEnd"/>
-      <w:r>
-        <w:rPr>
-          <w:rFonts w:ascii="Times New Roman" w:hAnsi="Times New Roman" w:cs="Times New Roman"/>
-        </w:rPr>
-        <w:t xml:space="preserve">(). </w:t>
-      </w:r>
-      <w:proofErr w:type="spellStart"/>
-      <w:r>
-        <w:rPr>
-          <w:rFonts w:ascii="Times New Roman" w:hAnsi="Times New Roman" w:cs="Times New Roman"/>
-        </w:rPr>
-        <w:t>Сериализует</w:t>
-      </w:r>
-      <w:proofErr w:type="spellEnd"/>
+        <w:t>используется Game.saveGame() и Game.loadGame(). Сериализует</w:t>
+      </w:r>
       <w:r>
         <w:rPr>
           <w:rFonts w:ascii="Times New Roman" w:hAnsi="Times New Roman" w:cs="Times New Roman"/>
@@ -11058,21 +9506,12 @@
           <w:rFonts w:ascii="Times New Roman" w:hAnsi="Times New Roman" w:cs="Times New Roman"/>
         </w:rPr>
       </w:pPr>
-      <w:proofErr w:type="spellStart"/>
-      <w:r>
-        <w:rPr>
-          <w:rFonts w:ascii="Times New Roman" w:hAnsi="Times New Roman" w:cs="Times New Roman"/>
-          <w:lang w:val="en-US"/>
-        </w:rPr>
-        <w:t>getHp</w:t>
-      </w:r>
-      <w:proofErr w:type="spellEnd"/>
-      <w:r>
-        <w:rPr>
-          <w:rFonts w:ascii="Times New Roman" w:hAnsi="Times New Roman" w:cs="Times New Roman"/>
-          <w:lang w:val="en-US"/>
-        </w:rPr>
-        <w:t xml:space="preserve"> ()</w:t>
+      <w:r>
+        <w:rPr>
+          <w:rFonts w:ascii="Times New Roman" w:hAnsi="Times New Roman" w:cs="Times New Roman"/>
+          <w:lang w:val="en-US"/>
+        </w:rPr>
+        <w:t>getHp ()</w:t>
       </w:r>
       <w:r>
         <w:rPr>
@@ -11100,22 +9539,13 @@
           <w:lang w:val="en-US"/>
         </w:rPr>
       </w:pPr>
-      <w:proofErr w:type="spellStart"/>
       <w:r>
         <w:rPr>
           <w:rFonts w:ascii="Times New Roman" w:hAnsi="Times New Roman" w:cs="Times New Roman"/>
           <w:lang w:val="en-US"/>
         </w:rPr>
         <w:lastRenderedPageBreak/>
-        <w:t>applyDamage</w:t>
-      </w:r>
-      <w:proofErr w:type="spellEnd"/>
-      <w:r>
-        <w:rPr>
-          <w:rFonts w:ascii="Times New Roman" w:hAnsi="Times New Roman" w:cs="Times New Roman"/>
-          <w:lang w:val="en-US"/>
-        </w:rPr>
-        <w:t xml:space="preserve"> (damage: int)</w:t>
+        <w:t>applyDamage (damage: int)</w:t>
       </w:r>
       <w:r>
         <w:rPr>
@@ -11155,7 +9585,6 @@
           <w:rFonts w:ascii="Times New Roman" w:hAnsi="Times New Roman" w:cs="Times New Roman"/>
         </w:rPr>
       </w:pPr>
-      <w:proofErr w:type="spellStart"/>
       <w:r>
         <w:rPr>
           <w:rFonts w:ascii="Times New Roman" w:hAnsi="Times New Roman" w:cs="Times New Roman"/>
@@ -11163,7 +9592,6 @@
         </w:rPr>
         <w:t>isAlive</w:t>
       </w:r>
-      <w:proofErr w:type="spellEnd"/>
       <w:r>
         <w:rPr>
           <w:rFonts w:ascii="Times New Roman" w:hAnsi="Times New Roman" w:cs="Times New Roman"/>
@@ -11228,6 +9656,7 @@
       <w:r>
         <w:rPr>
           <w:rFonts w:ascii="Times New Roman" w:hAnsi="Times New Roman" w:cs="Times New Roman"/>
+          <w:noProof/>
         </w:rPr>
         <w:drawing>
           <wp:anchor distT="0" distB="0" distL="114300" distR="114300" simplePos="0" relativeHeight="251681792" behindDoc="0" locked="0" layoutInCell="1" allowOverlap="1" wp14:anchorId="42796209" wp14:editId="086CF893">
@@ -11279,7 +9708,6 @@
           </wp:anchor>
         </w:drawing>
       </w:r>
-      <w:proofErr w:type="spellStart"/>
       <w:r>
         <w:rPr>
           <w:rFonts w:ascii="Times New Roman" w:hAnsi="Times New Roman" w:cs="Times New Roman"/>
@@ -11287,7 +9715,6 @@
         </w:rPr>
         <w:t>getInitiative</w:t>
       </w:r>
-      <w:proofErr w:type="spellEnd"/>
       <w:r>
         <w:rPr>
           <w:rFonts w:ascii="Times New Roman" w:hAnsi="Times New Roman" w:cs="Times New Roman"/>
@@ -11319,19 +9746,16 @@
       <w:pPr>
         <w:pStyle w:val="23"/>
       </w:pPr>
-      <w:proofErr w:type="spellStart"/>
       <w:r>
         <w:t>GameClient</w:t>
       </w:r>
-      <w:proofErr w:type="spellEnd"/>
-    </w:p>
-    <w:p>
-      <w:pPr>
-        <w:rPr>
-          <w:rFonts w:ascii="Times New Roman" w:hAnsi="Times New Roman" w:cs="Times New Roman"/>
-        </w:rPr>
-      </w:pPr>
-      <w:proofErr w:type="spellStart"/>
+    </w:p>
+    <w:p>
+      <w:pPr>
+        <w:rPr>
+          <w:rFonts w:ascii="Times New Roman" w:hAnsi="Times New Roman" w:cs="Times New Roman"/>
+        </w:rPr>
+      </w:pPr>
       <w:r>
         <w:rPr>
           <w:rFonts w:ascii="Times New Roman" w:hAnsi="Times New Roman" w:cs="Times New Roman"/>
@@ -11341,7 +9765,6 @@
         </w:rPr>
         <w:t>GameClient</w:t>
       </w:r>
-      <w:proofErr w:type="spellEnd"/>
       <w:r>
         <w:rPr>
           <w:rFonts w:ascii="Times New Roman" w:hAnsi="Times New Roman" w:cs="Times New Roman"/>
@@ -11412,31 +9835,13 @@
           <w:rFonts w:ascii="Times New Roman" w:hAnsi="Times New Roman" w:cs="Times New Roman"/>
         </w:rPr>
       </w:pPr>
-      <w:proofErr w:type="spellStart"/>
-      <w:r>
-        <w:rPr>
-          <w:rFonts w:ascii="Times New Roman" w:hAnsi="Times New Roman" w:cs="Times New Roman"/>
-          <w:lang w:val="en-US"/>
-        </w:rPr>
-        <w:t>server_addr</w:t>
-      </w:r>
-      <w:proofErr w:type="spellEnd"/>
-      <w:r>
-        <w:rPr>
-          <w:rFonts w:ascii="Times New Roman" w:hAnsi="Times New Roman" w:cs="Times New Roman"/>
-          <w:lang w:val="en-US"/>
-        </w:rPr>
-        <w:t xml:space="preserve">: </w:t>
-      </w:r>
-      <w:proofErr w:type="spellStart"/>
-      <w:r>
-        <w:rPr>
-          <w:rFonts w:ascii="Times New Roman" w:hAnsi="Times New Roman" w:cs="Times New Roman"/>
-          <w:lang w:val="en-US"/>
-        </w:rPr>
-        <w:t>sockaddr_in</w:t>
-      </w:r>
-      <w:proofErr w:type="spellEnd"/>
+      <w:r>
+        <w:rPr>
+          <w:rFonts w:ascii="Times New Roman" w:hAnsi="Times New Roman" w:cs="Times New Roman"/>
+          <w:lang w:val="en-US"/>
+        </w:rPr>
+        <w:t>server_addr: sockaddr_in</w:t>
+      </w:r>
     </w:p>
     <w:p>
       <w:pPr>
@@ -11450,7 +9855,6 @@
           <w:lang w:val="en-US"/>
         </w:rPr>
       </w:pPr>
-      <w:proofErr w:type="spellStart"/>
       <w:r>
         <w:rPr>
           <w:rFonts w:ascii="Times New Roman" w:hAnsi="Times New Roman" w:cs="Times New Roman"/>
@@ -11458,7 +9862,6 @@
         </w:rPr>
         <w:t>is_connected</w:t>
       </w:r>
-      <w:proofErr w:type="spellEnd"/>
       <w:r>
         <w:rPr>
           <w:rFonts w:ascii="Times New Roman" w:hAnsi="Times New Roman" w:cs="Times New Roman"/>
@@ -11492,7 +9895,6 @@
           <w:lang w:val="en-US"/>
         </w:rPr>
       </w:pPr>
-      <w:proofErr w:type="spellStart"/>
       <w:r>
         <w:rPr>
           <w:rFonts w:ascii="Times New Roman" w:hAnsi="Times New Roman" w:cs="Times New Roman"/>
@@ -11500,7 +9902,6 @@
         </w:rPr>
         <w:t>is_in_match</w:t>
       </w:r>
-      <w:proofErr w:type="spellEnd"/>
       <w:r>
         <w:rPr>
           <w:rFonts w:ascii="Times New Roman" w:hAnsi="Times New Roman" w:cs="Times New Roman"/>
@@ -11534,7 +9935,6 @@
           <w:lang w:val="en-US"/>
         </w:rPr>
       </w:pPr>
-      <w:proofErr w:type="spellStart"/>
       <w:r>
         <w:rPr>
           <w:rFonts w:ascii="Times New Roman" w:hAnsi="Times New Roman" w:cs="Times New Roman"/>
@@ -11542,7 +9942,6 @@
         </w:rPr>
         <w:t>player_nickname</w:t>
       </w:r>
-      <w:proofErr w:type="spellEnd"/>
       <w:r>
         <w:rPr>
           <w:rFonts w:ascii="Times New Roman" w:hAnsi="Times New Roman" w:cs="Times New Roman"/>
@@ -11589,7 +9988,6 @@
           <w:lang w:val="en-US"/>
         </w:rPr>
       </w:pPr>
-      <w:proofErr w:type="spellStart"/>
       <w:r>
         <w:rPr>
           <w:rFonts w:ascii="Times New Roman" w:hAnsi="Times New Roman" w:cs="Times New Roman"/>
@@ -11597,7 +9995,6 @@
         </w:rPr>
         <w:t>opponent_name</w:t>
       </w:r>
-      <w:proofErr w:type="spellEnd"/>
       <w:r>
         <w:rPr>
           <w:rFonts w:ascii="Times New Roman" w:hAnsi="Times New Roman" w:cs="Times New Roman"/>
@@ -11764,21 +10161,12 @@
           <w:rFonts w:ascii="Times New Roman" w:hAnsi="Times New Roman" w:cs="Times New Roman"/>
         </w:rPr>
       </w:pPr>
-      <w:proofErr w:type="spellStart"/>
-      <w:r>
-        <w:rPr>
-          <w:rFonts w:ascii="Times New Roman" w:hAnsi="Times New Roman" w:cs="Times New Roman"/>
-          <w:lang w:val="en-US"/>
-        </w:rPr>
-        <w:t>queue_mutex</w:t>
-      </w:r>
-      <w:proofErr w:type="spellEnd"/>
-      <w:r>
-        <w:rPr>
-          <w:rFonts w:ascii="Times New Roman" w:hAnsi="Times New Roman" w:cs="Times New Roman"/>
-          <w:lang w:val="en-US"/>
-        </w:rPr>
-        <w:t>: mutex</w:t>
+      <w:r>
+        <w:rPr>
+          <w:rFonts w:ascii="Times New Roman" w:hAnsi="Times New Roman" w:cs="Times New Roman"/>
+          <w:lang w:val="en-US"/>
+        </w:rPr>
+        <w:t>queue_mutex: mutex</w:t>
       </w:r>
     </w:p>
     <w:p>
@@ -11793,7 +10181,6 @@
           <w:lang w:val="en-US"/>
         </w:rPr>
       </w:pPr>
-      <w:proofErr w:type="spellStart"/>
       <w:r>
         <w:rPr>
           <w:rFonts w:ascii="Times New Roman" w:hAnsi="Times New Roman" w:cs="Times New Roman"/>
@@ -11815,7 +10202,6 @@
         </w:rPr>
         <w:t>callback</w:t>
       </w:r>
-      <w:proofErr w:type="spellEnd"/>
       <w:r>
         <w:rPr>
           <w:rFonts w:ascii="Times New Roman" w:hAnsi="Times New Roman" w:cs="Times New Roman"/>
@@ -11837,7 +10223,6 @@
         </w:rPr>
         <w:t>&lt;</w:t>
       </w:r>
-      <w:proofErr w:type="spellStart"/>
       <w:r>
         <w:rPr>
           <w:rFonts w:ascii="Times New Roman" w:hAnsi="Times New Roman" w:cs="Times New Roman"/>
@@ -11845,7 +10230,6 @@
         </w:rPr>
         <w:t>EventType</w:t>
       </w:r>
-      <w:proofErr w:type="spellEnd"/>
       <w:r>
         <w:rPr>
           <w:rFonts w:ascii="Times New Roman" w:hAnsi="Times New Roman" w:cs="Times New Roman"/>
@@ -11880,14 +10264,12 @@
         </w:rPr>
         <w:t xml:space="preserve"> </w:t>
       </w:r>
-      <w:proofErr w:type="spellStart"/>
       <w:r>
         <w:rPr>
           <w:rFonts w:ascii="Times New Roman" w:hAnsi="Times New Roman" w:cs="Times New Roman"/>
         </w:rPr>
         <w:t>колбэков</w:t>
       </w:r>
-      <w:proofErr w:type="spellEnd"/>
       <w:r>
         <w:rPr>
           <w:rFonts w:ascii="Times New Roman" w:hAnsi="Times New Roman" w:cs="Times New Roman"/>
@@ -11955,7 +10337,6 @@
         </w:rPr>
         <w:t xml:space="preserve"> (</w:t>
       </w:r>
-      <w:proofErr w:type="spellStart"/>
       <w:r>
         <w:rPr>
           <w:rFonts w:ascii="Times New Roman" w:hAnsi="Times New Roman" w:cs="Times New Roman"/>
@@ -11963,7 +10344,6 @@
         </w:rPr>
         <w:t>ip</w:t>
       </w:r>
-      <w:proofErr w:type="spellEnd"/>
       <w:r>
         <w:rPr>
           <w:rFonts w:ascii="Times New Roman" w:hAnsi="Times New Roman" w:cs="Times New Roman"/>
@@ -12083,21 +10463,12 @@
           <w:lang w:val="en-US"/>
         </w:rPr>
       </w:pPr>
-      <w:proofErr w:type="spellStart"/>
-      <w:r>
-        <w:rPr>
-          <w:rFonts w:ascii="Times New Roman" w:hAnsi="Times New Roman" w:cs="Times New Roman"/>
-          <w:lang w:val="en-US"/>
-        </w:rPr>
-        <w:t>find_match</w:t>
-      </w:r>
-      <w:proofErr w:type="spellEnd"/>
-      <w:r>
-        <w:rPr>
-          <w:rFonts w:ascii="Times New Roman" w:hAnsi="Times New Roman" w:cs="Times New Roman"/>
-          <w:lang w:val="en-US"/>
-        </w:rPr>
-        <w:t xml:space="preserve"> (nickname)</w:t>
+      <w:r>
+        <w:rPr>
+          <w:rFonts w:ascii="Times New Roman" w:hAnsi="Times New Roman" w:cs="Times New Roman"/>
+          <w:lang w:val="en-US"/>
+        </w:rPr>
+        <w:t>find_match (nickname)</w:t>
       </w:r>
       <w:r>
         <w:rPr>
@@ -12225,21 +10596,12 @@
           <w:lang w:val="en-US"/>
         </w:rPr>
       </w:pPr>
-      <w:proofErr w:type="spellStart"/>
-      <w:r>
-        <w:rPr>
-          <w:rFonts w:ascii="Times New Roman" w:hAnsi="Times New Roman" w:cs="Times New Roman"/>
-          <w:lang w:val="en-US"/>
-        </w:rPr>
-        <w:t>send_chat</w:t>
-      </w:r>
-      <w:proofErr w:type="spellEnd"/>
-      <w:r>
-        <w:rPr>
-          <w:rFonts w:ascii="Times New Roman" w:hAnsi="Times New Roman" w:cs="Times New Roman"/>
-          <w:lang w:val="en-US"/>
-        </w:rPr>
-        <w:t xml:space="preserve"> (message)</w:t>
+      <w:r>
+        <w:rPr>
+          <w:rFonts w:ascii="Times New Roman" w:hAnsi="Times New Roman" w:cs="Times New Roman"/>
+          <w:lang w:val="en-US"/>
+        </w:rPr>
+        <w:t>send_chat (message)</w:t>
       </w:r>
       <w:r>
         <w:rPr>
@@ -12323,7 +10685,6 @@
           <w:lang w:val="en-US"/>
         </w:rPr>
       </w:pPr>
-      <w:proofErr w:type="spellStart"/>
       <w:r>
         <w:rPr>
           <w:rFonts w:ascii="Times New Roman" w:hAnsi="Times New Roman" w:cs="Times New Roman"/>
@@ -12345,7 +10706,6 @@
         </w:rPr>
         <w:t>callback</w:t>
       </w:r>
-      <w:proofErr w:type="spellEnd"/>
       <w:r>
         <w:rPr>
           <w:rFonts w:ascii="Times New Roman" w:hAnsi="Times New Roman" w:cs="Times New Roman"/>
@@ -12367,7 +10727,6 @@
         </w:rPr>
         <w:t xml:space="preserve">: </w:t>
       </w:r>
-      <w:proofErr w:type="spellStart"/>
       <w:r>
         <w:rPr>
           <w:rFonts w:ascii="Times New Roman" w:hAnsi="Times New Roman" w:cs="Times New Roman"/>
@@ -12375,7 +10734,6 @@
         </w:rPr>
         <w:t>EventType</w:t>
       </w:r>
-      <w:proofErr w:type="spellEnd"/>
       <w:r>
         <w:rPr>
           <w:rFonts w:ascii="Times New Roman" w:hAnsi="Times New Roman" w:cs="Times New Roman"/>
@@ -12390,7 +10748,6 @@
         </w:rPr>
         <w:t xml:space="preserve"> </w:t>
       </w:r>
-      <w:proofErr w:type="spellStart"/>
       <w:r>
         <w:rPr>
           <w:rFonts w:ascii="Times New Roman" w:hAnsi="Times New Roman" w:cs="Times New Roman"/>
@@ -12398,7 +10755,6 @@
         </w:rPr>
         <w:t>cb</w:t>
       </w:r>
-      <w:proofErr w:type="spellEnd"/>
       <w:r>
         <w:rPr>
           <w:rFonts w:ascii="Times New Roman" w:hAnsi="Times New Roman" w:cs="Times New Roman"/>
@@ -12464,21 +10820,12 @@
           <w:rFonts w:ascii="Times New Roman" w:hAnsi="Times New Roman" w:cs="Times New Roman"/>
         </w:rPr>
       </w:pPr>
-      <w:proofErr w:type="spellStart"/>
-      <w:r>
-        <w:rPr>
-          <w:rFonts w:ascii="Times New Roman" w:hAnsi="Times New Roman" w:cs="Times New Roman"/>
-          <w:lang w:val="en-US"/>
-        </w:rPr>
-        <w:t>receive_loop</w:t>
-      </w:r>
-      <w:proofErr w:type="spellEnd"/>
-      <w:r>
-        <w:rPr>
-          <w:rFonts w:ascii="Times New Roman" w:hAnsi="Times New Roman" w:cs="Times New Roman"/>
-          <w:lang w:val="en-US"/>
-        </w:rPr>
-        <w:t xml:space="preserve"> ()</w:t>
+      <w:r>
+        <w:rPr>
+          <w:rFonts w:ascii="Times New Roman" w:hAnsi="Times New Roman" w:cs="Times New Roman"/>
+          <w:lang w:val="en-US"/>
+        </w:rPr>
+        <w:t>receive_loop ()</w:t>
       </w:r>
     </w:p>
     <w:p>
@@ -12492,21 +10839,12 @@
           <w:rFonts w:ascii="Times New Roman" w:hAnsi="Times New Roman" w:cs="Times New Roman"/>
         </w:rPr>
       </w:pPr>
-      <w:proofErr w:type="spellStart"/>
-      <w:r>
-        <w:rPr>
-          <w:rFonts w:ascii="Times New Roman" w:hAnsi="Times New Roman" w:cs="Times New Roman"/>
-          <w:lang w:val="en-US"/>
-        </w:rPr>
-        <w:t>process_message</w:t>
-      </w:r>
-      <w:proofErr w:type="spellEnd"/>
-      <w:r>
-        <w:rPr>
-          <w:rFonts w:ascii="Times New Roman" w:hAnsi="Times New Roman" w:cs="Times New Roman"/>
-          <w:lang w:val="en-US"/>
-        </w:rPr>
-        <w:t xml:space="preserve"> (data: string)</w:t>
+      <w:r>
+        <w:rPr>
+          <w:rFonts w:ascii="Times New Roman" w:hAnsi="Times New Roman" w:cs="Times New Roman"/>
+          <w:lang w:val="en-US"/>
+        </w:rPr>
+        <w:t>process_message (data: string)</w:t>
       </w:r>
     </w:p>
     <w:p>
@@ -12521,31 +10859,13 @@
           <w:lang w:val="en-US"/>
         </w:rPr>
       </w:pPr>
-      <w:proofErr w:type="spellStart"/>
-      <w:r>
-        <w:rPr>
-          <w:rFonts w:ascii="Times New Roman" w:hAnsi="Times New Roman" w:cs="Times New Roman"/>
-          <w:lang w:val="en-US"/>
-        </w:rPr>
-        <w:t>parse_server_message</w:t>
-      </w:r>
-      <w:proofErr w:type="spellEnd"/>
-      <w:r>
-        <w:rPr>
-          <w:rFonts w:ascii="Times New Roman" w:hAnsi="Times New Roman" w:cs="Times New Roman"/>
-          <w:lang w:val="en-US"/>
-        </w:rPr>
-        <w:t xml:space="preserve"> (msg: string): </w:t>
-      </w:r>
-      <w:proofErr w:type="spellStart"/>
-      <w:r>
-        <w:rPr>
-          <w:rFonts w:ascii="Times New Roman" w:hAnsi="Times New Roman" w:cs="Times New Roman"/>
-          <w:lang w:val="en-US"/>
-        </w:rPr>
-        <w:t>ServerMessage</w:t>
-      </w:r>
-      <w:proofErr w:type="spellEnd"/>
+      <w:r>
+        <w:rPr>
+          <w:rFonts w:ascii="Times New Roman" w:hAnsi="Times New Roman" w:cs="Times New Roman"/>
+          <w:lang w:val="en-US"/>
+        </w:rPr>
+        <w:t>parse_server_message (msg: string): ServerMessage</w:t>
+      </w:r>
     </w:p>
     <w:p>
       <w:pPr>
@@ -12559,7 +10879,6 @@
           <w:lang w:val="en-US"/>
         </w:rPr>
       </w:pPr>
-      <w:proofErr w:type="spellStart"/>
       <w:r>
         <w:rPr>
           <w:rFonts w:ascii="Times New Roman" w:hAnsi="Times New Roman" w:cs="Times New Roman"/>
@@ -12567,41 +10886,25 @@
         </w:rPr>
         <w:t>trigger_event</w:t>
       </w:r>
-      <w:proofErr w:type="spellEnd"/>
-      <w:r>
-        <w:rPr>
-          <w:rFonts w:ascii="Times New Roman" w:hAnsi="Times New Roman" w:cs="Times New Roman"/>
-          <w:lang w:val="en-US"/>
-        </w:rPr>
-        <w:t xml:space="preserve"> (event: </w:t>
-      </w:r>
-      <w:proofErr w:type="spellStart"/>
-      <w:r>
-        <w:rPr>
-          <w:rFonts w:ascii="Times New Roman" w:hAnsi="Times New Roman" w:cs="Times New Roman"/>
-          <w:lang w:val="en-US"/>
-        </w:rPr>
-        <w:t>EventType</w:t>
-      </w:r>
-      <w:proofErr w:type="spellEnd"/>
-      <w:r>
-        <w:rPr>
-          <w:rFonts w:ascii="Times New Roman" w:hAnsi="Times New Roman" w:cs="Times New Roman"/>
-          <w:lang w:val="en-US"/>
-        </w:rPr>
-        <w:t>, data: any)</w:t>
-      </w:r>
-    </w:p>
-    <w:p>
-      <w:pPr>
-        <w:rPr>
-          <w:rFonts w:ascii="Times New Roman" w:hAnsi="Times New Roman" w:cs="Times New Roman"/>
-          <w:lang w:val="en-US"/>
-        </w:rPr>
-      </w:pPr>
-      <w:r>
-        <w:rPr>
-          <w:rFonts w:ascii="Times New Roman" w:hAnsi="Times New Roman" w:cs="Times New Roman"/>
+      <w:r>
+        <w:rPr>
+          <w:rFonts w:ascii="Times New Roman" w:hAnsi="Times New Roman" w:cs="Times New Roman"/>
+          <w:lang w:val="en-US"/>
+        </w:rPr>
+        <w:t xml:space="preserve"> (event: EventType, data: any)</w:t>
+      </w:r>
+    </w:p>
+    <w:p>
+      <w:pPr>
+        <w:rPr>
+          <w:rFonts w:ascii="Times New Roman" w:hAnsi="Times New Roman" w:cs="Times New Roman"/>
+          <w:lang w:val="en-US"/>
+        </w:rPr>
+      </w:pPr>
+      <w:r>
+        <w:rPr>
+          <w:rFonts w:ascii="Times New Roman" w:hAnsi="Times New Roman" w:cs="Times New Roman"/>
+          <w:noProof/>
         </w:rPr>
         <w:lastRenderedPageBreak/>
         <w:drawing>
@@ -12659,7 +10962,6 @@
       <w:pPr>
         <w:rPr>
           <w:rFonts w:ascii="Times New Roman" w:hAnsi="Times New Roman" w:cs="Times New Roman"/>
-          <w:lang w:val="en-US"/>
         </w:rPr>
       </w:pPr>
       <w:r>
@@ -12688,80 +10990,36 @@
         <w:rPr>
           <w:rFonts w:ascii="Times New Roman" w:hAnsi="Times New Roman" w:cs="Times New Roman"/>
         </w:rPr>
-        <w:t>использует</w:t>
-      </w:r>
-      <w:r>
-        <w:rPr>
-          <w:rFonts w:ascii="Times New Roman" w:hAnsi="Times New Roman" w:cs="Times New Roman"/>
-        </w:rPr>
-        <w:t> </w:t>
-      </w:r>
-      <w:proofErr w:type="spellStart"/>
-      <w:r>
-        <w:rPr>
-          <w:rFonts w:ascii="Times New Roman" w:hAnsi="Times New Roman" w:cs="Times New Roman"/>
-        </w:rPr>
+        <w:t>использует NetworkManager для низкоуровневой работы с сокетом. Отправляет и получает GameAction. Уведомляет Game о событиях через колбэки</w:t>
+      </w:r>
+      <w:r>
+        <w:rPr>
+          <w:rFonts w:ascii="Times New Roman" w:hAnsi="Times New Roman" w:cs="Times New Roman"/>
+        </w:rPr>
+        <w:t>.</w:t>
+      </w:r>
+    </w:p>
+    <w:p>
+      <w:pPr>
+        <w:rPr>
+          <w:rFonts w:ascii="Times New Roman" w:hAnsi="Times New Roman" w:cs="Times New Roman"/>
+        </w:rPr>
+      </w:pPr>
+    </w:p>
+    <w:p>
+      <w:pPr>
+        <w:pStyle w:val="23"/>
+      </w:pPr>
+      <w:r>
         <w:t>NetworkManager</w:t>
       </w:r>
-      <w:proofErr w:type="spellEnd"/>
-      <w:r>
-        <w:rPr>
-          <w:rFonts w:ascii="Times New Roman" w:hAnsi="Times New Roman" w:cs="Times New Roman"/>
-        </w:rPr>
-        <w:t> для низкоуровневой работы с сокетом. Отправляет и получает </w:t>
-      </w:r>
-      <w:proofErr w:type="spellStart"/>
-      <w:r>
-        <w:rPr>
-          <w:rFonts w:ascii="Times New Roman" w:hAnsi="Times New Roman" w:cs="Times New Roman"/>
-        </w:rPr>
-        <w:t>GameAction</w:t>
-      </w:r>
-      <w:proofErr w:type="spellEnd"/>
-      <w:r>
-        <w:rPr>
-          <w:rFonts w:ascii="Times New Roman" w:hAnsi="Times New Roman" w:cs="Times New Roman"/>
-        </w:rPr>
-        <w:t xml:space="preserve">. Уведомляет Game о событиях через </w:t>
-      </w:r>
-      <w:proofErr w:type="spellStart"/>
-      <w:r>
-        <w:rPr>
-          <w:rFonts w:ascii="Times New Roman" w:hAnsi="Times New Roman" w:cs="Times New Roman"/>
-        </w:rPr>
-        <w:t>колбэки</w:t>
-      </w:r>
-      <w:proofErr w:type="spellEnd"/>
-      <w:r>
-        <w:rPr>
-          <w:rFonts w:ascii="Times New Roman" w:hAnsi="Times New Roman" w:cs="Times New Roman"/>
-        </w:rPr>
-        <w:t>.</w:t>
-      </w:r>
-    </w:p>
-    <w:p>
-      <w:pPr>
-        <w:rPr>
-          <w:rFonts w:ascii="Times New Roman" w:hAnsi="Times New Roman" w:cs="Times New Roman"/>
-          <w:lang w:val="en-US"/>
-        </w:rPr>
-      </w:pPr>
-    </w:p>
-    <w:p>
-      <w:pPr>
-        <w:pStyle w:val="23"/>
-      </w:pPr>
-      <w:r>
-        <w:t>NetworkManager</w:t>
-      </w:r>
-    </w:p>
-    <w:p>
-      <w:pPr>
-        <w:rPr>
-          <w:rFonts w:ascii="Times New Roman" w:hAnsi="Times New Roman" w:cs="Times New Roman"/>
-        </w:rPr>
-      </w:pPr>
-      <w:proofErr w:type="spellStart"/>
+    </w:p>
+    <w:p>
+      <w:pPr>
+        <w:rPr>
+          <w:rFonts w:ascii="Times New Roman" w:hAnsi="Times New Roman" w:cs="Times New Roman"/>
+        </w:rPr>
+      </w:pPr>
       <w:r>
         <w:rPr>
           <w:rFonts w:ascii="Times New Roman" w:hAnsi="Times New Roman" w:cs="Times New Roman"/>
@@ -12771,7 +11029,6 @@
         </w:rPr>
         <w:t>NetworkManager</w:t>
       </w:r>
-      <w:proofErr w:type="spellEnd"/>
       <w:r>
         <w:rPr>
           <w:rFonts w:ascii="Times New Roman" w:hAnsi="Times New Roman" w:cs="Times New Roman"/>
@@ -12830,37 +11087,12 @@
           <w:lang w:val="en-US"/>
         </w:rPr>
       </w:pPr>
-      <w:proofErr w:type="spellStart"/>
-      <w:r>
-        <w:rPr>
-          <w:rFonts w:ascii="Times New Roman" w:hAnsi="Times New Roman" w:cs="Times New Roman"/>
-          <w:lang w:val="en-US"/>
-        </w:rPr>
-        <w:t>send_buffer</w:t>
-      </w:r>
-      <w:proofErr w:type="spellEnd"/>
-      <w:r>
-        <w:rPr>
-          <w:rFonts w:ascii="Times New Roman" w:hAnsi="Times New Roman" w:cs="Times New Roman"/>
-          <w:lang w:val="en-US"/>
-        </w:rPr>
-        <w:t xml:space="preserve">, </w:t>
-      </w:r>
-      <w:proofErr w:type="spellStart"/>
-      <w:r>
-        <w:rPr>
-          <w:rFonts w:ascii="Times New Roman" w:hAnsi="Times New Roman" w:cs="Times New Roman"/>
-          <w:lang w:val="en-US"/>
-        </w:rPr>
-        <w:t>recv_buffer</w:t>
-      </w:r>
-      <w:proofErr w:type="spellEnd"/>
-      <w:r>
-        <w:rPr>
-          <w:rFonts w:ascii="Times New Roman" w:hAnsi="Times New Roman" w:cs="Times New Roman"/>
-          <w:lang w:val="en-US"/>
-        </w:rPr>
-        <w:t>: vector&lt;char&gt;</w:t>
+      <w:r>
+        <w:rPr>
+          <w:rFonts w:ascii="Times New Roman" w:hAnsi="Times New Roman" w:cs="Times New Roman"/>
+          <w:lang w:val="en-US"/>
+        </w:rPr>
+        <w:t>send_buffer, recv_buffer: vector&lt;char&gt;</w:t>
       </w:r>
     </w:p>
     <w:p>
@@ -12895,23 +11127,7 @@
           <w:rFonts w:ascii="Times New Roman" w:hAnsi="Times New Roman" w:cs="Times New Roman"/>
           <w:lang w:val="en-US"/>
         </w:rPr>
-        <w:t>connect (</w:t>
-      </w:r>
-      <w:proofErr w:type="spellStart"/>
-      <w:r>
-        <w:rPr>
-          <w:rFonts w:ascii="Times New Roman" w:hAnsi="Times New Roman" w:cs="Times New Roman"/>
-          <w:lang w:val="en-US"/>
-        </w:rPr>
-        <w:t>ip</w:t>
-      </w:r>
-      <w:proofErr w:type="spellEnd"/>
-      <w:r>
-        <w:rPr>
-          <w:rFonts w:ascii="Times New Roman" w:hAnsi="Times New Roman" w:cs="Times New Roman"/>
-          <w:lang w:val="en-US"/>
-        </w:rPr>
-        <w:t>: string, port: int): bool</w:t>
+        <w:t>connect (ip: string, port: int): bool</w:t>
       </w:r>
       <w:r>
         <w:rPr>
@@ -13165,21 +11381,12 @@
           <w:rFonts w:ascii="Times New Roman" w:hAnsi="Times New Roman" w:cs="Times New Roman"/>
         </w:rPr>
       </w:pPr>
-      <w:proofErr w:type="spellStart"/>
-      <w:r>
-        <w:rPr>
-          <w:rFonts w:ascii="Times New Roman" w:hAnsi="Times New Roman" w:cs="Times New Roman"/>
-          <w:lang w:val="en-US"/>
-        </w:rPr>
-        <w:t>NetworkManager</w:t>
-      </w:r>
-      <w:proofErr w:type="spellEnd"/>
-      <w:r>
-        <w:rPr>
-          <w:rFonts w:ascii="Times New Roman" w:hAnsi="Times New Roman" w:cs="Times New Roman"/>
-          <w:lang w:val="en-US"/>
-        </w:rPr>
-        <w:t xml:space="preserve"> ()</w:t>
+      <w:r>
+        <w:rPr>
+          <w:rFonts w:ascii="Times New Roman" w:hAnsi="Times New Roman" w:cs="Times New Roman"/>
+          <w:lang w:val="en-US"/>
+        </w:rPr>
+        <w:t>NetworkManager ()</w:t>
       </w:r>
     </w:p>
     <w:p>
@@ -13193,40 +11400,31 @@
           <w:rFonts w:ascii="Times New Roman" w:hAnsi="Times New Roman" w:cs="Times New Roman"/>
         </w:rPr>
       </w:pPr>
-      <w:proofErr w:type="spellStart"/>
-      <w:r>
-        <w:rPr>
-          <w:rFonts w:ascii="Times New Roman" w:hAnsi="Times New Roman" w:cs="Times New Roman"/>
-          <w:lang w:val="en-US"/>
-        </w:rPr>
-        <w:t>is_connected</w:t>
-      </w:r>
-      <w:proofErr w:type="spellEnd"/>
-      <w:r>
-        <w:rPr>
-          <w:rFonts w:ascii="Times New Roman" w:hAnsi="Times New Roman" w:cs="Times New Roman"/>
-          <w:lang w:val="en-US"/>
-        </w:rPr>
-        <w:t xml:space="preserve"> (): bool</w:t>
-      </w:r>
-    </w:p>
-    <w:p>
-      <w:pPr>
-        <w:rPr>
-          <w:rFonts w:ascii="Times New Roman" w:hAnsi="Times New Roman" w:cs="Times New Roman"/>
-        </w:rPr>
-      </w:pPr>
-    </w:p>
-    <w:p>
-      <w:pPr>
-        <w:rPr>
-          <w:rFonts w:ascii="Times New Roman" w:hAnsi="Times New Roman" w:cs="Times New Roman"/>
-          <w:lang w:val="en-US"/>
-        </w:rPr>
-      </w:pPr>
-      <w:r>
-        <w:rPr>
-          <w:rFonts w:ascii="Times New Roman" w:hAnsi="Times New Roman" w:cs="Times New Roman"/>
+      <w:r>
+        <w:rPr>
+          <w:rFonts w:ascii="Times New Roman" w:hAnsi="Times New Roman" w:cs="Times New Roman"/>
+          <w:lang w:val="en-US"/>
+        </w:rPr>
+        <w:t>is_connected (): bool</w:t>
+      </w:r>
+    </w:p>
+    <w:p>
+      <w:pPr>
+        <w:rPr>
+          <w:rFonts w:ascii="Times New Roman" w:hAnsi="Times New Roman" w:cs="Times New Roman"/>
+        </w:rPr>
+      </w:pPr>
+    </w:p>
+    <w:p>
+      <w:pPr>
+        <w:rPr>
+          <w:rFonts w:ascii="Times New Roman" w:hAnsi="Times New Roman" w:cs="Times New Roman"/>
+        </w:rPr>
+      </w:pPr>
+      <w:r>
+        <w:rPr>
+          <w:rFonts w:ascii="Times New Roman" w:hAnsi="Times New Roman" w:cs="Times New Roman"/>
+          <w:noProof/>
         </w:rPr>
         <w:lastRenderedPageBreak/>
         <w:drawing>
@@ -13297,21 +11495,7 @@
         <w:rPr>
           <w:rFonts w:ascii="Times New Roman" w:hAnsi="Times New Roman" w:cs="Times New Roman"/>
         </w:rPr>
-        <w:t>спользуется </w:t>
-      </w:r>
-      <w:proofErr w:type="spellStart"/>
-      <w:r>
-        <w:rPr>
-          <w:rFonts w:ascii="Times New Roman" w:hAnsi="Times New Roman" w:cs="Times New Roman"/>
-        </w:rPr>
-        <w:t>GameClient</w:t>
-      </w:r>
-      <w:proofErr w:type="spellEnd"/>
-      <w:r>
-        <w:rPr>
-          <w:rFonts w:ascii="Times New Roman" w:hAnsi="Times New Roman" w:cs="Times New Roman"/>
-        </w:rPr>
-        <w:t> для всей сетевой коммуникации</w:t>
+        <w:t>спользуется GameClient для всей сетевой коммуникации</w:t>
       </w:r>
       <w:r>
         <w:rPr>
@@ -13324,7 +11508,6 @@
       <w:pPr>
         <w:rPr>
           <w:rFonts w:ascii="Times New Roman" w:hAnsi="Times New Roman" w:cs="Times New Roman"/>
-          <w:lang w:val="en-US"/>
         </w:rPr>
       </w:pPr>
     </w:p>
@@ -13332,19 +11515,16 @@
       <w:pPr>
         <w:pStyle w:val="23"/>
       </w:pPr>
-      <w:proofErr w:type="spellStart"/>
       <w:r>
         <w:t>GameAction</w:t>
       </w:r>
-      <w:proofErr w:type="spellEnd"/>
-    </w:p>
-    <w:p>
-      <w:pPr>
-        <w:rPr>
-          <w:rFonts w:ascii="Times New Roman" w:hAnsi="Times New Roman" w:cs="Times New Roman"/>
-        </w:rPr>
-      </w:pPr>
-      <w:proofErr w:type="spellStart"/>
+    </w:p>
+    <w:p>
+      <w:pPr>
+        <w:rPr>
+          <w:rFonts w:ascii="Times New Roman" w:hAnsi="Times New Roman" w:cs="Times New Roman"/>
+        </w:rPr>
+      </w:pPr>
       <w:r>
         <w:rPr>
           <w:rFonts w:ascii="Times New Roman" w:hAnsi="Times New Roman" w:cs="Times New Roman"/>
@@ -13354,7 +11534,6 @@
         </w:rPr>
         <w:t>GameAction</w:t>
       </w:r>
-      <w:proofErr w:type="spellEnd"/>
       <w:r>
         <w:rPr>
           <w:rFonts w:ascii="Times New Roman" w:hAnsi="Times New Roman" w:cs="Times New Roman"/>
@@ -13398,17 +11577,8 @@
           <w:rFonts w:ascii="Times New Roman" w:hAnsi="Times New Roman" w:cs="Times New Roman"/>
           <w:lang w:val="en-US"/>
         </w:rPr>
-        <w:t xml:space="preserve">type: </w:t>
-      </w:r>
-      <w:proofErr w:type="spellStart"/>
-      <w:r>
-        <w:rPr>
-          <w:rFonts w:ascii="Times New Roman" w:hAnsi="Times New Roman" w:cs="Times New Roman"/>
-          <w:lang w:val="en-US"/>
-        </w:rPr>
-        <w:t>ActionType</w:t>
-      </w:r>
-      <w:proofErr w:type="spellEnd"/>
+        <w:t>type: ActionType</w:t>
+      </w:r>
       <w:r>
         <w:rPr>
           <w:rFonts w:ascii="Times New Roman" w:hAnsi="Times New Roman" w:cs="Times New Roman"/>
@@ -13545,7 +11715,6 @@
           <w:rFonts w:ascii="Times New Roman" w:hAnsi="Times New Roman" w:cs="Times New Roman"/>
         </w:rPr>
       </w:pPr>
-      <w:proofErr w:type="spellStart"/>
       <w:r>
         <w:rPr>
           <w:rFonts w:ascii="Times New Roman" w:hAnsi="Times New Roman" w:cs="Times New Roman"/>
@@ -13553,7 +11722,6 @@
         </w:rPr>
         <w:t>extra_data</w:t>
       </w:r>
-      <w:proofErr w:type="spellEnd"/>
       <w:r>
         <w:rPr>
           <w:rFonts w:ascii="Times New Roman" w:hAnsi="Times New Roman" w:cs="Times New Roman"/>
@@ -13620,6 +11788,7 @@
       <w:r>
         <w:rPr>
           <w:rFonts w:ascii="Times New Roman" w:hAnsi="Times New Roman" w:cs="Times New Roman"/>
+          <w:noProof/>
         </w:rPr>
         <w:drawing>
           <wp:anchor distT="0" distB="0" distL="114300" distR="114300" simplePos="0" relativeHeight="251684864" behindDoc="0" locked="0" layoutInCell="1" allowOverlap="1" wp14:anchorId="435CF66C" wp14:editId="05EA02D9">
@@ -13749,30 +11918,8 @@
         <w:rPr>
           <w:rFonts w:ascii="Times New Roman" w:hAnsi="Times New Roman" w:cs="Times New Roman"/>
         </w:rPr>
-        <w:t>Унифицирован с </w:t>
-      </w:r>
-      <w:proofErr w:type="spellStart"/>
-      <w:r>
-        <w:rPr>
-          <w:rFonts w:ascii="Times New Roman" w:hAnsi="Times New Roman" w:cs="Times New Roman"/>
-        </w:rPr>
-        <w:t>CombatAction</w:t>
-      </w:r>
-      <w:proofErr w:type="spellEnd"/>
-      <w:r>
-        <w:rPr>
-          <w:rFonts w:ascii="Times New Roman" w:hAnsi="Times New Roman" w:cs="Times New Roman"/>
-        </w:rPr>
-        <w:t> (наследует или конвертируется). Отправляется через </w:t>
-      </w:r>
-      <w:proofErr w:type="spellStart"/>
-      <w:r>
-        <w:rPr>
-          <w:rFonts w:ascii="Times New Roman" w:hAnsi="Times New Roman" w:cs="Times New Roman"/>
-        </w:rPr>
-        <w:t>GameClient.send_action</w:t>
-      </w:r>
-      <w:proofErr w:type="spellEnd"/>
+        <w:t>Унифицирован с CombatAction (наследует или конвертируется). Отправляется через GameClient.send_action</w:t>
+      </w:r>
       <w:r>
         <w:rPr>
           <w:rFonts w:ascii="Times New Roman" w:hAnsi="Times New Roman" w:cs="Times New Roman"/>
@@ -13802,20 +11949,17 @@
       <w:pPr>
         <w:pStyle w:val="23"/>
       </w:pPr>
-      <w:proofErr w:type="spellStart"/>
       <w:r>
         <w:lastRenderedPageBreak/>
         <w:t>ActionType</w:t>
       </w:r>
-      <w:proofErr w:type="spellEnd"/>
-    </w:p>
-    <w:p>
-      <w:pPr>
-        <w:rPr>
-          <w:rFonts w:ascii="Times New Roman" w:hAnsi="Times New Roman" w:cs="Times New Roman"/>
-        </w:rPr>
-      </w:pPr>
-      <w:proofErr w:type="spellStart"/>
+    </w:p>
+    <w:p>
+      <w:pPr>
+        <w:rPr>
+          <w:rFonts w:ascii="Times New Roman" w:hAnsi="Times New Roman" w:cs="Times New Roman"/>
+        </w:rPr>
+      </w:pPr>
       <w:r>
         <w:rPr>
           <w:rFonts w:ascii="Times New Roman" w:hAnsi="Times New Roman" w:cs="Times New Roman"/>
@@ -13825,11 +11969,9 @@
         </w:rPr>
         <w:t>ActionType</w:t>
       </w:r>
-      <w:proofErr w:type="spellEnd"/>
-      <w:r>
-        <w:rPr>
-          <w:rFonts w:ascii="Times New Roman" w:hAnsi="Times New Roman" w:cs="Times New Roman"/>
-          <w:lang w:val="en-US"/>
+      <w:r>
+        <w:rPr>
+          <w:rFonts w:ascii="Times New Roman" w:hAnsi="Times New Roman" w:cs="Times New Roman"/>
         </w:rPr>
         <w:t xml:space="preserve"> – </w:t>
       </w:r>
@@ -14018,6 +12160,7 @@
       <w:r>
         <w:rPr>
           <w:rFonts w:ascii="Times New Roman" w:hAnsi="Times New Roman" w:cs="Times New Roman"/>
+          <w:noProof/>
         </w:rPr>
         <w:drawing>
           <wp:anchor distT="0" distB="0" distL="114300" distR="114300" simplePos="0" relativeHeight="251685888" behindDoc="0" locked="0" layoutInCell="1" allowOverlap="1" wp14:anchorId="69E61878" wp14:editId="09CFA209">
@@ -14093,23 +12236,17 @@
     <w:p>
       <w:pPr>
         <w:pStyle w:val="23"/>
-        <w:rPr>
-          <w:lang w:val="ru-RU"/>
-        </w:rPr>
-      </w:pPr>
-      <w:proofErr w:type="spellStart"/>
+      </w:pPr>
       <w:r>
         <w:t>GameServer</w:t>
       </w:r>
-      <w:proofErr w:type="spellEnd"/>
-    </w:p>
-    <w:p>
-      <w:pPr>
-        <w:rPr>
-          <w:rFonts w:ascii="Times New Roman" w:hAnsi="Times New Roman" w:cs="Times New Roman"/>
-        </w:rPr>
-      </w:pPr>
-      <w:proofErr w:type="spellStart"/>
+    </w:p>
+    <w:p>
+      <w:pPr>
+        <w:rPr>
+          <w:rFonts w:ascii="Times New Roman" w:hAnsi="Times New Roman" w:cs="Times New Roman"/>
+        </w:rPr>
+      </w:pPr>
       <w:r>
         <w:rPr>
           <w:rFonts w:ascii="Times New Roman" w:hAnsi="Times New Roman" w:cs="Times New Roman"/>
@@ -14119,7 +12256,6 @@
         </w:rPr>
         <w:t>GameServer</w:t>
       </w:r>
-      <w:proofErr w:type="spellEnd"/>
       <w:r>
         <w:rPr>
           <w:rFonts w:ascii="Times New Roman" w:hAnsi="Times New Roman" w:cs="Times New Roman"/>
@@ -14158,7 +12294,6 @@
           <w:rFonts w:ascii="Times New Roman" w:hAnsi="Times New Roman" w:cs="Times New Roman"/>
         </w:rPr>
       </w:pPr>
-      <w:proofErr w:type="spellStart"/>
       <w:r>
         <w:rPr>
           <w:rFonts w:ascii="Times New Roman" w:hAnsi="Times New Roman" w:cs="Times New Roman"/>
@@ -14166,7 +12301,6 @@
         </w:rPr>
         <w:t>server_socket</w:t>
       </w:r>
-      <w:proofErr w:type="spellEnd"/>
       <w:r>
         <w:rPr>
           <w:rFonts w:ascii="Times New Roman" w:hAnsi="Times New Roman" w:cs="Times New Roman"/>
@@ -14191,23 +12325,7 @@
           <w:rFonts w:ascii="Times New Roman" w:hAnsi="Times New Roman" w:cs="Times New Roman"/>
           <w:lang w:val="en-US"/>
         </w:rPr>
-        <w:t xml:space="preserve">players: map&lt;int, </w:t>
-      </w:r>
-      <w:proofErr w:type="spellStart"/>
-      <w:r>
-        <w:rPr>
-          <w:rFonts w:ascii="Times New Roman" w:hAnsi="Times New Roman" w:cs="Times New Roman"/>
-          <w:lang w:val="en-US"/>
-        </w:rPr>
-        <w:t>NetworkPlayer</w:t>
-      </w:r>
-      <w:proofErr w:type="spellEnd"/>
-      <w:r>
-        <w:rPr>
-          <w:rFonts w:ascii="Times New Roman" w:hAnsi="Times New Roman" w:cs="Times New Roman"/>
-          <w:lang w:val="en-US"/>
-        </w:rPr>
-        <w:t>&gt;</w:t>
+        <w:t>players: map&lt;int, NetworkPlayer&gt;</w:t>
       </w:r>
       <w:r>
         <w:rPr>
@@ -14306,7 +12424,6 @@
           <w:rFonts w:ascii="Times New Roman" w:hAnsi="Times New Roman" w:cs="Times New Roman"/>
         </w:rPr>
       </w:pPr>
-      <w:proofErr w:type="spellStart"/>
       <w:r>
         <w:rPr>
           <w:rFonts w:ascii="Times New Roman" w:hAnsi="Times New Roman" w:cs="Times New Roman"/>
@@ -14314,7 +12431,6 @@
         </w:rPr>
         <w:t>mtx</w:t>
       </w:r>
-      <w:proofErr w:type="spellEnd"/>
       <w:r>
         <w:rPr>
           <w:rFonts w:ascii="Times New Roman" w:hAnsi="Times New Roman" w:cs="Times New Roman"/>
@@ -14332,16 +12448,8 @@
         <w:rPr>
           <w:rFonts w:ascii="Times New Roman" w:hAnsi="Times New Roman" w:cs="Times New Roman"/>
         </w:rPr>
-        <w:t xml:space="preserve"> – мьютекс для </w:t>
-      </w:r>
-      <w:proofErr w:type="spellStart"/>
-      <w:r>
-        <w:rPr>
-          <w:rFonts w:ascii="Times New Roman" w:hAnsi="Times New Roman" w:cs="Times New Roman"/>
-        </w:rPr>
-        <w:t>потокобезопасности</w:t>
-      </w:r>
-      <w:proofErr w:type="spellEnd"/>
+        <w:t xml:space="preserve"> – мьютекс для потокобезопасности</w:t>
+      </w:r>
     </w:p>
     <w:p>
       <w:pPr>
@@ -14437,7 +12545,6 @@
           <w:lang w:val="en-US"/>
         </w:rPr>
       </w:pPr>
-      <w:proofErr w:type="spellStart"/>
       <w:r>
         <w:rPr>
           <w:rFonts w:ascii="Times New Roman" w:hAnsi="Times New Roman" w:cs="Times New Roman"/>
@@ -14459,7 +12566,6 @@
         </w:rPr>
         <w:t>running</w:t>
       </w:r>
-      <w:proofErr w:type="spellEnd"/>
       <w:r>
         <w:rPr>
           <w:rFonts w:ascii="Times New Roman" w:hAnsi="Times New Roman" w:cs="Times New Roman"/>
@@ -14538,7 +12644,6 @@
           <w:rFonts w:ascii="Times New Roman" w:hAnsi="Times New Roman" w:cs="Times New Roman"/>
         </w:rPr>
       </w:pPr>
-      <w:proofErr w:type="spellStart"/>
       <w:r>
         <w:rPr>
           <w:rFonts w:ascii="Times New Roman" w:hAnsi="Times New Roman" w:cs="Times New Roman"/>
@@ -14546,7 +12651,6 @@
         </w:rPr>
         <w:t>GameServer</w:t>
       </w:r>
-      <w:proofErr w:type="spellEnd"/>
       <w:r>
         <w:rPr>
           <w:rFonts w:ascii="Times New Roman" w:hAnsi="Times New Roman" w:cs="Times New Roman"/>
@@ -14654,37 +12758,12 @@
           <w:lang w:val="en-US"/>
         </w:rPr>
       </w:pPr>
-      <w:proofErr w:type="spellStart"/>
-      <w:r>
-        <w:rPr>
-          <w:rFonts w:ascii="Times New Roman" w:hAnsi="Times New Roman" w:cs="Times New Roman"/>
-          <w:lang w:val="en-US"/>
-        </w:rPr>
-        <w:t>handle_client</w:t>
-      </w:r>
-      <w:proofErr w:type="spellEnd"/>
-      <w:r>
-        <w:rPr>
-          <w:rFonts w:ascii="Times New Roman" w:hAnsi="Times New Roman" w:cs="Times New Roman"/>
-          <w:lang w:val="en-US"/>
-        </w:rPr>
-        <w:t xml:space="preserve"> (player: </w:t>
-      </w:r>
-      <w:proofErr w:type="spellStart"/>
-      <w:r>
-        <w:rPr>
-          <w:rFonts w:ascii="Times New Roman" w:hAnsi="Times New Roman" w:cs="Times New Roman"/>
-          <w:lang w:val="en-US"/>
-        </w:rPr>
-        <w:t>NetworkPlayer</w:t>
-      </w:r>
-      <w:proofErr w:type="spellEnd"/>
-      <w:r>
-        <w:rPr>
-          <w:rFonts w:ascii="Times New Roman" w:hAnsi="Times New Roman" w:cs="Times New Roman"/>
-          <w:lang w:val="en-US"/>
-        </w:rPr>
-        <w:t>)</w:t>
+      <w:r>
+        <w:rPr>
+          <w:rFonts w:ascii="Times New Roman" w:hAnsi="Times New Roman" w:cs="Times New Roman"/>
+          <w:lang w:val="en-US"/>
+        </w:rPr>
+        <w:t>handle_client (player: NetworkPlayer)</w:t>
       </w:r>
       <w:r>
         <w:rPr>
@@ -14775,24 +12854,8 @@
           <w:rFonts w:ascii="Times New Roman" w:hAnsi="Times New Roman" w:cs="Times New Roman"/>
           <w:lang w:val="en-US"/>
         </w:rPr>
-        <w:t>player</w:t>
-      </w:r>
-      <w:r>
-        <w:rPr>
-          <w:rFonts w:ascii="Times New Roman" w:hAnsi="Times New Roman" w:cs="Times New Roman"/>
-          <w:lang w:val="en-US"/>
-        </w:rPr>
-        <w:t xml:space="preserve">: </w:t>
-      </w:r>
-      <w:proofErr w:type="spellStart"/>
-      <w:r>
-        <w:rPr>
-          <w:rFonts w:ascii="Times New Roman" w:hAnsi="Times New Roman" w:cs="Times New Roman"/>
-          <w:lang w:val="en-US"/>
-        </w:rPr>
-        <w:t>NetworkPlayer</w:t>
-      </w:r>
-      <w:proofErr w:type="spellEnd"/>
+        <w:t>player: NetworkPlayer</w:t>
+      </w:r>
       <w:r>
         <w:rPr>
           <w:rFonts w:ascii="Times New Roman" w:hAnsi="Times New Roman" w:cs="Times New Roman"/>
@@ -14866,44 +12929,12 @@
           <w:lang w:val="en-US"/>
         </w:rPr>
       </w:pPr>
-      <w:proofErr w:type="spellStart"/>
-      <w:r>
-        <w:rPr>
-          <w:rFonts w:ascii="Times New Roman" w:hAnsi="Times New Roman" w:cs="Times New Roman"/>
-          <w:lang w:val="en-US"/>
-        </w:rPr>
-        <w:t>forward_to_opponent</w:t>
-      </w:r>
-      <w:proofErr w:type="spellEnd"/>
-      <w:r>
-        <w:rPr>
-          <w:rFonts w:ascii="Times New Roman" w:hAnsi="Times New Roman" w:cs="Times New Roman"/>
-          <w:lang w:val="en-US"/>
-        </w:rPr>
-        <w:t xml:space="preserve"> (player</w:t>
-      </w:r>
-      <w:r>
-        <w:rPr>
-          <w:rFonts w:ascii="Times New Roman" w:hAnsi="Times New Roman" w:cs="Times New Roman"/>
-          <w:lang w:val="en-US"/>
-        </w:rPr>
-        <w:t xml:space="preserve">: </w:t>
-      </w:r>
-      <w:proofErr w:type="spellStart"/>
-      <w:r>
-        <w:rPr>
-          <w:rFonts w:ascii="Times New Roman" w:hAnsi="Times New Roman" w:cs="Times New Roman"/>
-          <w:lang w:val="en-US"/>
-        </w:rPr>
-        <w:t>NetworkPlayer</w:t>
-      </w:r>
-      <w:proofErr w:type="spellEnd"/>
-      <w:r>
-        <w:rPr>
-          <w:rFonts w:ascii="Times New Roman" w:hAnsi="Times New Roman" w:cs="Times New Roman"/>
-          <w:lang w:val="en-US"/>
-        </w:rPr>
-        <w:t>, data: string)</w:t>
+      <w:r>
+        <w:rPr>
+          <w:rFonts w:ascii="Times New Roman" w:hAnsi="Times New Roman" w:cs="Times New Roman"/>
+          <w:lang w:val="en-US"/>
+        </w:rPr>
+        <w:t>forward_to_opponent (player: NetworkPlayer, data: string)</w:t>
       </w:r>
       <w:r>
         <w:rPr>
@@ -14971,44 +13002,12 @@
           <w:lang w:val="en-US"/>
         </w:rPr>
       </w:pPr>
-      <w:proofErr w:type="spellStart"/>
-      <w:r>
-        <w:rPr>
-          <w:rFonts w:ascii="Times New Roman" w:hAnsi="Times New Roman" w:cs="Times New Roman"/>
-          <w:lang w:val="en-US"/>
-        </w:rPr>
-        <w:t>disconnect_player</w:t>
-      </w:r>
-      <w:proofErr w:type="spellEnd"/>
-      <w:r>
-        <w:rPr>
-          <w:rFonts w:ascii="Times New Roman" w:hAnsi="Times New Roman" w:cs="Times New Roman"/>
-          <w:lang w:val="en-US"/>
-        </w:rPr>
-        <w:t xml:space="preserve"> (player</w:t>
-      </w:r>
-      <w:r>
-        <w:rPr>
-          <w:rFonts w:ascii="Times New Roman" w:hAnsi="Times New Roman" w:cs="Times New Roman"/>
-          <w:lang w:val="en-US"/>
-        </w:rPr>
-        <w:t xml:space="preserve">: </w:t>
-      </w:r>
-      <w:proofErr w:type="spellStart"/>
-      <w:r>
-        <w:rPr>
-          <w:rFonts w:ascii="Times New Roman" w:hAnsi="Times New Roman" w:cs="Times New Roman"/>
-          <w:lang w:val="en-US"/>
-        </w:rPr>
-        <w:t>NetworkPlayer</w:t>
-      </w:r>
-      <w:proofErr w:type="spellEnd"/>
-      <w:r>
-        <w:rPr>
-          <w:rFonts w:ascii="Times New Roman" w:hAnsi="Times New Roman" w:cs="Times New Roman"/>
-          <w:lang w:val="en-US"/>
-        </w:rPr>
-        <w:t>)</w:t>
+      <w:r>
+        <w:rPr>
+          <w:rFonts w:ascii="Times New Roman" w:hAnsi="Times New Roman" w:cs="Times New Roman"/>
+          <w:lang w:val="en-US"/>
+        </w:rPr>
+        <w:t>disconnect_player (player: NetworkPlayer)</w:t>
       </w:r>
       <w:r>
         <w:rPr>
@@ -15049,45 +13048,13 @@
           <w:lang w:val="en-US"/>
         </w:rPr>
       </w:pPr>
-      <w:proofErr w:type="spellStart"/>
       <w:r>
         <w:rPr>
           <w:rFonts w:ascii="Times New Roman" w:hAnsi="Times New Roman" w:cs="Times New Roman"/>
           <w:lang w:val="en-US"/>
         </w:rPr>
         <w:lastRenderedPageBreak/>
-        <w:t>process_message</w:t>
-      </w:r>
-      <w:proofErr w:type="spellEnd"/>
-      <w:r>
-        <w:rPr>
-          <w:rFonts w:ascii="Times New Roman" w:hAnsi="Times New Roman" w:cs="Times New Roman"/>
-          <w:lang w:val="en-US"/>
-        </w:rPr>
-        <w:t xml:space="preserve"> (player</w:t>
-      </w:r>
-      <w:r>
-        <w:rPr>
-          <w:rFonts w:ascii="Times New Roman" w:hAnsi="Times New Roman" w:cs="Times New Roman"/>
-          <w:lang w:val="en-US"/>
-        </w:rPr>
-        <w:t xml:space="preserve">: </w:t>
-      </w:r>
-      <w:proofErr w:type="spellStart"/>
-      <w:r>
-        <w:rPr>
-          <w:rFonts w:ascii="Times New Roman" w:hAnsi="Times New Roman" w:cs="Times New Roman"/>
-          <w:lang w:val="en-US"/>
-        </w:rPr>
-        <w:t>NetworkPlayer</w:t>
-      </w:r>
-      <w:proofErr w:type="spellEnd"/>
-      <w:r>
-        <w:rPr>
-          <w:rFonts w:ascii="Times New Roman" w:hAnsi="Times New Roman" w:cs="Times New Roman"/>
-          <w:lang w:val="en-US"/>
-        </w:rPr>
-        <w:t>, msg</w:t>
+        <w:t>process_message (player: NetworkPlayer, msg</w:t>
       </w:r>
       <w:r>
         <w:rPr>
@@ -15101,17 +13068,8 @@
           <w:rFonts w:ascii="Times New Roman" w:hAnsi="Times New Roman" w:cs="Times New Roman"/>
           <w:lang w:val="en-US"/>
         </w:rPr>
-        <w:t xml:space="preserve">): </w:t>
-      </w:r>
-      <w:proofErr w:type="spellStart"/>
-      <w:r>
-        <w:rPr>
-          <w:rFonts w:ascii="Times New Roman" w:hAnsi="Times New Roman" w:cs="Times New Roman"/>
-          <w:lang w:val="en-US"/>
-        </w:rPr>
-        <w:t>MessageType</w:t>
-      </w:r>
-      <w:proofErr w:type="spellEnd"/>
+        <w:t>): MessageType</w:t>
+      </w:r>
       <w:r>
         <w:rPr>
           <w:rFonts w:ascii="Times New Roman" w:hAnsi="Times New Roman" w:cs="Times New Roman"/>
@@ -15178,21 +13136,12 @@
           <w:lang w:val="en-US"/>
         </w:rPr>
       </w:pPr>
-      <w:proofErr w:type="spellStart"/>
-      <w:r>
-        <w:rPr>
-          <w:rFonts w:ascii="Times New Roman" w:hAnsi="Times New Roman" w:cs="Times New Roman"/>
-          <w:lang w:val="en-US"/>
-        </w:rPr>
-        <w:t>broadcst_to_session</w:t>
-      </w:r>
-      <w:proofErr w:type="spellEnd"/>
-      <w:r>
-        <w:rPr>
-          <w:rFonts w:ascii="Times New Roman" w:hAnsi="Times New Roman" w:cs="Times New Roman"/>
-          <w:lang w:val="en-US"/>
-        </w:rPr>
-        <w:t xml:space="preserve"> (session</w:t>
+      <w:r>
+        <w:rPr>
+          <w:rFonts w:ascii="Times New Roman" w:hAnsi="Times New Roman" w:cs="Times New Roman"/>
+          <w:lang w:val="en-US"/>
+        </w:rPr>
+        <w:t>broadcst_to_session (session</w:t>
       </w:r>
       <w:r>
         <w:rPr>
@@ -15299,6 +13248,7 @@
       <w:r>
         <w:rPr>
           <w:rFonts w:ascii="Times New Roman" w:hAnsi="Times New Roman" w:cs="Times New Roman"/>
+          <w:noProof/>
         </w:rPr>
         <w:drawing>
           <wp:anchor distT="0" distB="0" distL="114300" distR="114300" simplePos="0" relativeHeight="251686912" behindDoc="0" locked="0" layoutInCell="1" allowOverlap="1" wp14:anchorId="0417615A" wp14:editId="7D809718">
@@ -15383,41 +13333,7 @@
         <w:rPr>
           <w:rFonts w:ascii="Times New Roman" w:hAnsi="Times New Roman" w:cs="Times New Roman"/>
         </w:rPr>
-        <w:t>управляет</w:t>
-      </w:r>
-      <w:r>
-        <w:rPr>
-          <w:rFonts w:ascii="Times New Roman" w:hAnsi="Times New Roman" w:cs="Times New Roman"/>
-        </w:rPr>
-        <w:t> </w:t>
-      </w:r>
-      <w:proofErr w:type="spellStart"/>
-      <w:r>
-        <w:rPr>
-          <w:rFonts w:ascii="Times New Roman" w:hAnsi="Times New Roman" w:cs="Times New Roman"/>
-        </w:rPr>
-        <w:t>Session</w:t>
-      </w:r>
-      <w:proofErr w:type="spellEnd"/>
-      <w:r>
-        <w:rPr>
-          <w:rFonts w:ascii="Times New Roman" w:hAnsi="Times New Roman" w:cs="Times New Roman"/>
-        </w:rPr>
-        <w:t> и </w:t>
-      </w:r>
-      <w:proofErr w:type="spellStart"/>
-      <w:r>
-        <w:rPr>
-          <w:rFonts w:ascii="Times New Roman" w:hAnsi="Times New Roman" w:cs="Times New Roman"/>
-        </w:rPr>
-        <w:t>NetworkPlayer</w:t>
-      </w:r>
-      <w:proofErr w:type="spellEnd"/>
-      <w:r>
-        <w:rPr>
-          <w:rFonts w:ascii="Times New Roman" w:hAnsi="Times New Roman" w:cs="Times New Roman"/>
-        </w:rPr>
-        <w:t>. При получении сообщения от игрока пересылает его сопернику или обрабатывает внутренне</w:t>
+        <w:t>управляет Session и NetworkPlayer. При получении сообщения от игрока пересылает его сопернику или обрабатывает внутренне</w:t>
       </w:r>
       <w:r>
         <w:rPr>
@@ -15430,7 +13346,6 @@
       <w:pPr>
         <w:rPr>
           <w:rFonts w:ascii="Times New Roman" w:hAnsi="Times New Roman" w:cs="Times New Roman"/>
-          <w:lang w:val="en-US"/>
         </w:rPr>
       </w:pPr>
     </w:p>
@@ -15558,17 +13473,8 @@
           <w:rFonts w:ascii="Times New Roman" w:hAnsi="Times New Roman" w:cs="Times New Roman"/>
           <w:lang w:val="en-US"/>
         </w:rPr>
-        <w:t xml:space="preserve">player1, player2: </w:t>
-      </w:r>
-      <w:proofErr w:type="spellStart"/>
-      <w:r>
-        <w:rPr>
-          <w:rFonts w:ascii="Times New Roman" w:hAnsi="Times New Roman" w:cs="Times New Roman"/>
-          <w:lang w:val="en-US"/>
-        </w:rPr>
-        <w:t>NetworkPlayer</w:t>
-      </w:r>
-      <w:proofErr w:type="spellEnd"/>
+        <w:t>player1, player2: NetworkPlayer</w:t>
+      </w:r>
       <w:r>
         <w:rPr>
           <w:rFonts w:ascii="Times New Roman" w:hAnsi="Times New Roman" w:cs="Times New Roman"/>
@@ -15608,7 +13514,6 @@
           <w:lang w:val="en-US"/>
         </w:rPr>
       </w:pPr>
-      <w:proofErr w:type="spellStart"/>
       <w:r>
         <w:rPr>
           <w:rFonts w:ascii="Times New Roman" w:hAnsi="Times New Roman" w:cs="Times New Roman"/>
@@ -15616,23 +13521,13 @@
         </w:rPr>
         <w:t>created_at</w:t>
       </w:r>
-      <w:proofErr w:type="spellEnd"/>
-      <w:r>
-        <w:rPr>
-          <w:rFonts w:ascii="Times New Roman" w:hAnsi="Times New Roman" w:cs="Times New Roman"/>
-          <w:lang w:val="en-US"/>
-        </w:rPr>
-        <w:t xml:space="preserve">: </w:t>
-      </w:r>
-      <w:proofErr w:type="spellStart"/>
-      <w:r>
-        <w:rPr>
-          <w:rFonts w:ascii="Times New Roman" w:hAnsi="Times New Roman" w:cs="Times New Roman"/>
-          <w:lang w:val="en-US"/>
-        </w:rPr>
-        <w:t>time_pint</w:t>
-      </w:r>
-      <w:proofErr w:type="spellEnd"/>
+      <w:r>
+        <w:rPr>
+          <w:rFonts w:ascii="Times New Roman" w:hAnsi="Times New Roman" w:cs="Times New Roman"/>
+          <w:lang w:val="en-US"/>
+        </w:rPr>
+        <w:t>: time_pint</w:t>
+      </w:r>
       <w:r>
         <w:rPr>
           <w:rFonts w:ascii="Times New Roman" w:hAnsi="Times New Roman" w:cs="Times New Roman"/>
@@ -15672,31 +13567,13 @@
           <w:lang w:val="en-US"/>
         </w:rPr>
       </w:pPr>
-      <w:proofErr w:type="spellStart"/>
-      <w:r>
-        <w:rPr>
-          <w:rFonts w:ascii="Times New Roman" w:hAnsi="Times New Roman" w:cs="Times New Roman"/>
-          <w:lang w:val="en-US"/>
-        </w:rPr>
-        <w:t>game_state</w:t>
-      </w:r>
-      <w:proofErr w:type="spellEnd"/>
-      <w:r>
-        <w:rPr>
-          <w:rFonts w:ascii="Times New Roman" w:hAnsi="Times New Roman" w:cs="Times New Roman"/>
-          <w:lang w:val="en-US"/>
-        </w:rPr>
-        <w:t xml:space="preserve">: </w:t>
-      </w:r>
-      <w:proofErr w:type="spellStart"/>
-      <w:r>
-        <w:rPr>
-          <w:rFonts w:ascii="Times New Roman" w:hAnsi="Times New Roman" w:cs="Times New Roman"/>
-          <w:lang w:val="en-US"/>
-        </w:rPr>
-        <w:t>GameStateMP</w:t>
-      </w:r>
-      <w:proofErr w:type="spellEnd"/>
+      <w:r>
+        <w:rPr>
+          <w:rFonts w:ascii="Times New Roman" w:hAnsi="Times New Roman" w:cs="Times New Roman"/>
+          <w:lang w:val="en-US"/>
+        </w:rPr>
+        <w:t>game_state: GameStateMP</w:t>
+      </w:r>
       <w:r>
         <w:rPr>
           <w:rFonts w:ascii="Times New Roman" w:hAnsi="Times New Roman" w:cs="Times New Roman"/>
@@ -15870,38 +13747,20 @@
           <w:lang w:val="en-US"/>
         </w:rPr>
       </w:pPr>
-      <w:proofErr w:type="spellStart"/>
-      <w:r>
-        <w:rPr>
-          <w:rFonts w:ascii="Times New Roman" w:hAnsi="Times New Roman" w:cs="Times New Roman"/>
-          <w:lang w:val="en-US"/>
-        </w:rPr>
-        <w:t>get_opponent</w:t>
-      </w:r>
-      <w:proofErr w:type="spellEnd"/>
-      <w:r>
-        <w:rPr>
-          <w:rFonts w:ascii="Times New Roman" w:hAnsi="Times New Roman" w:cs="Times New Roman"/>
-          <w:lang w:val="en-US"/>
-        </w:rPr>
-        <w:t xml:space="preserve"> (player</w:t>
-      </w:r>
-      <w:r>
-        <w:rPr>
-          <w:rFonts w:ascii="Times New Roman" w:hAnsi="Times New Roman" w:cs="Times New Roman"/>
-          <w:lang w:val="en-US"/>
-        </w:rPr>
-        <w:t xml:space="preserve">: </w:t>
-      </w:r>
-      <w:proofErr w:type="spellStart"/>
-      <w:r>
-        <w:rPr>
-          <w:rFonts w:ascii="Times New Roman" w:hAnsi="Times New Roman" w:cs="Times New Roman"/>
-          <w:lang w:val="en-US"/>
-        </w:rPr>
-        <w:t>NetworkPlayer</w:t>
-      </w:r>
-      <w:proofErr w:type="spellEnd"/>
+      <w:r>
+        <w:rPr>
+          <w:rFonts w:ascii="Times New Roman" w:hAnsi="Times New Roman" w:cs="Times New Roman"/>
+          <w:lang w:val="en-US"/>
+        </w:rPr>
+        <w:t>get_opponent (player</w:t>
+      </w:r>
+      <w:r>
+        <w:rPr>
+          <w:rFonts w:ascii="Times New Roman" w:hAnsi="Times New Roman" w:cs="Times New Roman"/>
+          <w:lang w:val="en-US"/>
+        </w:rPr>
+        <w:t>: NetworkPlayer</w:t>
+      </w:r>
       <w:r>
         <w:rPr>
           <w:rFonts w:ascii="Times New Roman" w:hAnsi="Times New Roman" w:cs="Times New Roman"/>
@@ -15914,17 +13773,8 @@
           <w:rFonts w:ascii="Times New Roman" w:hAnsi="Times New Roman" w:cs="Times New Roman"/>
           <w:lang w:val="en-US"/>
         </w:rPr>
-        <w:t xml:space="preserve">: </w:t>
-      </w:r>
-      <w:proofErr w:type="spellStart"/>
-      <w:r>
-        <w:rPr>
-          <w:rFonts w:ascii="Times New Roman" w:hAnsi="Times New Roman" w:cs="Times New Roman"/>
-          <w:lang w:val="en-US"/>
-        </w:rPr>
-        <w:t>NetworkPlayer</w:t>
-      </w:r>
-      <w:proofErr w:type="spellEnd"/>
+        <w:t>: NetworkPlayer</w:t>
+      </w:r>
       <w:r>
         <w:rPr>
           <w:rFonts w:ascii="Times New Roman" w:hAnsi="Times New Roman" w:cs="Times New Roman"/>
@@ -15964,7 +13814,6 @@
           <w:lang w:val="en-US"/>
         </w:rPr>
       </w:pPr>
-      <w:proofErr w:type="spellStart"/>
       <w:r>
         <w:rPr>
           <w:rFonts w:ascii="Times New Roman" w:hAnsi="Times New Roman" w:cs="Times New Roman"/>
@@ -15986,7 +13835,6 @@
         </w:rPr>
         <w:t>player</w:t>
       </w:r>
-      <w:proofErr w:type="spellEnd"/>
       <w:r>
         <w:rPr>
           <w:rFonts w:ascii="Times New Roman" w:hAnsi="Times New Roman" w:cs="Times New Roman"/>
@@ -16006,17 +13854,8 @@
           <w:rFonts w:ascii="Times New Roman" w:hAnsi="Times New Roman" w:cs="Times New Roman"/>
           <w:lang w:val="en-US"/>
         </w:rPr>
-        <w:t xml:space="preserve">: </w:t>
-      </w:r>
-      <w:proofErr w:type="spellStart"/>
-      <w:r>
-        <w:rPr>
-          <w:rFonts w:ascii="Times New Roman" w:hAnsi="Times New Roman" w:cs="Times New Roman"/>
-          <w:lang w:val="en-US"/>
-        </w:rPr>
-        <w:t>NetworkPlayer</w:t>
-      </w:r>
-      <w:proofErr w:type="spellEnd"/>
+        <w:t>: NetworkPlayer</w:t>
+      </w:r>
       <w:r>
         <w:rPr>
           <w:rFonts w:ascii="Times New Roman" w:hAnsi="Times New Roman" w:cs="Times New Roman"/>
@@ -16096,7 +13935,6 @@
           <w:lang w:val="en-US"/>
         </w:rPr>
       </w:pPr>
-      <w:proofErr w:type="spellStart"/>
       <w:r>
         <w:rPr>
           <w:rFonts w:ascii="Times New Roman" w:hAnsi="Times New Roman" w:cs="Times New Roman"/>
@@ -16118,7 +13956,6 @@
         </w:rPr>
         <w:t>player</w:t>
       </w:r>
-      <w:proofErr w:type="spellEnd"/>
       <w:r>
         <w:rPr>
           <w:rFonts w:ascii="Times New Roman" w:hAnsi="Times New Roman" w:cs="Times New Roman"/>
@@ -16138,17 +13975,8 @@
           <w:rFonts w:ascii="Times New Roman" w:hAnsi="Times New Roman" w:cs="Times New Roman"/>
           <w:lang w:val="en-US"/>
         </w:rPr>
-        <w:t xml:space="preserve">: </w:t>
-      </w:r>
-      <w:proofErr w:type="spellStart"/>
-      <w:r>
-        <w:rPr>
-          <w:rFonts w:ascii="Times New Roman" w:hAnsi="Times New Roman" w:cs="Times New Roman"/>
-          <w:lang w:val="en-US"/>
-        </w:rPr>
-        <w:t>NetworkPlayer</w:t>
-      </w:r>
-      <w:proofErr w:type="spellEnd"/>
+        <w:t>: NetworkPlayer</w:t>
+      </w:r>
       <w:r>
         <w:rPr>
           <w:rFonts w:ascii="Times New Roman" w:hAnsi="Times New Roman" w:cs="Times New Roman"/>
@@ -16230,6 +14058,7 @@
       <w:r>
         <w:rPr>
           <w:rFonts w:ascii="Times New Roman" w:hAnsi="Times New Roman" w:cs="Times New Roman"/>
+          <w:noProof/>
         </w:rPr>
         <w:lastRenderedPageBreak/>
         <w:drawing>
@@ -16287,7 +14116,6 @@
       <w:pPr>
         <w:rPr>
           <w:rFonts w:ascii="Times New Roman" w:hAnsi="Times New Roman" w:cs="Times New Roman"/>
-          <w:lang w:val="en-US"/>
         </w:rPr>
       </w:pPr>
       <w:r>
@@ -16303,7 +14131,6 @@
           <w:rFonts w:ascii="Times New Roman" w:hAnsi="Times New Roman" w:cs="Times New Roman"/>
           <w:b/>
           <w:bCs/>
-          <w:lang w:val="en-US"/>
         </w:rPr>
         <w:t xml:space="preserve">: </w:t>
       </w:r>
@@ -16311,124 +14138,49 @@
         <w:rPr>
           <w:rFonts w:ascii="Times New Roman" w:hAnsi="Times New Roman" w:cs="Times New Roman"/>
         </w:rPr>
-        <w:t>создаётся</w:t>
-      </w:r>
-      <w:r>
-        <w:rPr>
-          <w:rFonts w:ascii="Times New Roman" w:hAnsi="Times New Roman" w:cs="Times New Roman"/>
-        </w:rPr>
-        <w:t> </w:t>
-      </w:r>
-      <w:proofErr w:type="spellStart"/>
-      <w:r>
-        <w:rPr>
-          <w:rFonts w:ascii="Times New Roman" w:hAnsi="Times New Roman" w:cs="Times New Roman"/>
-        </w:rPr>
-        <w:t>GameServer</w:t>
-      </w:r>
-      <w:proofErr w:type="spellEnd"/>
-      <w:r>
-        <w:rPr>
-          <w:rFonts w:ascii="Times New Roman" w:hAnsi="Times New Roman" w:cs="Times New Roman"/>
-        </w:rPr>
-        <w:t>. Содержит двух </w:t>
-      </w:r>
-      <w:proofErr w:type="spellStart"/>
-      <w:r>
-        <w:rPr>
-          <w:rFonts w:ascii="Times New Roman" w:hAnsi="Times New Roman" w:cs="Times New Roman"/>
-        </w:rPr>
+        <w:t>создаётся GameServer. Содержит двух NetworkPlayer и GameStateMP. При завершении боя уведомляет сервер</w:t>
+      </w:r>
+      <w:r>
+        <w:rPr>
+          <w:rFonts w:ascii="Times New Roman" w:hAnsi="Times New Roman" w:cs="Times New Roman"/>
+        </w:rPr>
+        <w:t>.</w:t>
+      </w:r>
+    </w:p>
+    <w:p>
+      <w:pPr>
+        <w:rPr>
+          <w:rFonts w:ascii="Times New Roman" w:hAnsi="Times New Roman" w:cs="Times New Roman"/>
+        </w:rPr>
+      </w:pPr>
+    </w:p>
+    <w:p>
+      <w:pPr>
+        <w:pStyle w:val="23"/>
+      </w:pPr>
+      <w:r>
         <w:t>NetworkPlayer</w:t>
       </w:r>
-      <w:proofErr w:type="spellEnd"/>
-      <w:r>
-        <w:rPr>
-          <w:rFonts w:ascii="Times New Roman" w:hAnsi="Times New Roman" w:cs="Times New Roman"/>
-        </w:rPr>
-        <w:t> и </w:t>
-      </w:r>
-      <w:proofErr w:type="spellStart"/>
-      <w:r>
-        <w:rPr>
-          <w:rFonts w:ascii="Times New Roman" w:hAnsi="Times New Roman" w:cs="Times New Roman"/>
-        </w:rPr>
-        <w:t>GameStateMP</w:t>
-      </w:r>
-      <w:proofErr w:type="spellEnd"/>
-      <w:r>
-        <w:rPr>
-          <w:rFonts w:ascii="Times New Roman" w:hAnsi="Times New Roman" w:cs="Times New Roman"/>
-        </w:rPr>
-        <w:t>. При завершении боя уведомляет сервер</w:t>
-      </w:r>
-      <w:r>
-        <w:rPr>
-          <w:rFonts w:ascii="Times New Roman" w:hAnsi="Times New Roman" w:cs="Times New Roman"/>
-          <w:lang w:val="en-US"/>
-        </w:rPr>
-        <w:t>.</w:t>
-      </w:r>
-    </w:p>
-    <w:p>
-      <w:pPr>
-        <w:rPr>
-          <w:rFonts w:ascii="Times New Roman" w:hAnsi="Times New Roman" w:cs="Times New Roman"/>
-          <w:lang w:val="en-US"/>
-        </w:rPr>
-      </w:pPr>
-    </w:p>
-    <w:p>
-      <w:pPr>
-        <w:pStyle w:val="23"/>
-        <w:rPr>
-          <w:lang w:val="ru-RU"/>
-        </w:rPr>
-      </w:pPr>
-      <w:r>
-        <w:t>NetworkPlayer</w:t>
-      </w:r>
-    </w:p>
-    <w:p>
-      <w:pPr>
-        <w:rPr>
-          <w:rFonts w:ascii="Times New Roman" w:hAnsi="Times New Roman" w:cs="Times New Roman"/>
-        </w:rPr>
-      </w:pPr>
-      <w:proofErr w:type="spellStart"/>
+    </w:p>
+    <w:p>
+      <w:pPr>
+        <w:rPr>
+          <w:rFonts w:ascii="Times New Roman" w:hAnsi="Times New Roman" w:cs="Times New Roman"/>
+        </w:rPr>
+      </w:pPr>
       <w:r>
         <w:rPr>
           <w:rFonts w:ascii="Times New Roman" w:hAnsi="Times New Roman" w:cs="Times New Roman"/>
           <w:b/>
           <w:bCs/>
         </w:rPr>
-        <w:t>NetworkPlayer</w:t>
-      </w:r>
-      <w:proofErr w:type="spellEnd"/>
-      <w:r>
-        <w:rPr>
-          <w:rFonts w:ascii="Times New Roman" w:hAnsi="Times New Roman" w:cs="Times New Roman"/>
-          <w:b/>
-          <w:bCs/>
-        </w:rPr>
-        <w:t xml:space="preserve"> - </w:t>
-      </w:r>
-      <w:r>
-        <w:rPr>
-          <w:rFonts w:ascii="Times New Roman" w:hAnsi="Times New Roman" w:cs="Times New Roman"/>
-        </w:rPr>
-        <w:t>п</w:t>
-      </w:r>
-      <w:r>
-        <w:rPr>
-          <w:rFonts w:ascii="Times New Roman" w:hAnsi="Times New Roman" w:cs="Times New Roman"/>
-        </w:rPr>
-        <w:t>редставляет подключённого к серверу игрока. Хранит сокет и состояние соединения</w:t>
-      </w:r>
-      <w:r>
-        <w:rPr>
-          <w:rFonts w:ascii="Times New Roman" w:hAnsi="Times New Roman" w:cs="Times New Roman"/>
-        </w:rPr>
-        <w:t>.</w:t>
+        <w:t xml:space="preserve">NetworkPlayer - </w:t>
+      </w:r>
+      <w:r>
+        <w:rPr>
+          <w:rFonts w:ascii="Times New Roman" w:hAnsi="Times New Roman" w:cs="Times New Roman"/>
+        </w:rPr>
+        <w:t>представляет подключённого к серверу игрока. Хранит сокет и состояние соединения.</w:t>
       </w:r>
     </w:p>
     <w:p>
@@ -16482,21 +14234,12 @@
           <w:lang w:val="en-US"/>
         </w:rPr>
       </w:pPr>
-      <w:proofErr w:type="spellStart"/>
-      <w:r>
-        <w:rPr>
-          <w:rFonts w:ascii="Times New Roman" w:hAnsi="Times New Roman" w:cs="Times New Roman"/>
-          <w:lang w:val="en-US"/>
-        </w:rPr>
-        <w:t>session_id</w:t>
-      </w:r>
-      <w:proofErr w:type="spellEnd"/>
-      <w:r>
-        <w:rPr>
-          <w:rFonts w:ascii="Times New Roman" w:hAnsi="Times New Roman" w:cs="Times New Roman"/>
-          <w:lang w:val="en-US"/>
-        </w:rPr>
-        <w:t>: int</w:t>
+      <w:r>
+        <w:rPr>
+          <w:rFonts w:ascii="Times New Roman" w:hAnsi="Times New Roman" w:cs="Times New Roman"/>
+          <w:lang w:val="en-US"/>
+        </w:rPr>
+        <w:t>session_id: int</w:t>
       </w:r>
       <w:r>
         <w:rPr>
@@ -16600,17 +14343,8 @@
           <w:rFonts w:ascii="Times New Roman" w:hAnsi="Times New Roman" w:cs="Times New Roman"/>
           <w:lang w:val="en-US"/>
         </w:rPr>
-        <w:t xml:space="preserve">address: </w:t>
-      </w:r>
-      <w:proofErr w:type="spellStart"/>
-      <w:r>
-        <w:rPr>
-          <w:rFonts w:ascii="Times New Roman" w:hAnsi="Times New Roman" w:cs="Times New Roman"/>
-          <w:lang w:val="en-US"/>
-        </w:rPr>
-        <w:t>sockaddr_in</w:t>
-      </w:r>
-      <w:proofErr w:type="spellEnd"/>
+        <w:t>address: sockaddr_in</w:t>
+      </w:r>
       <w:r>
         <w:rPr>
           <w:rFonts w:ascii="Times New Roman" w:hAnsi="Times New Roman" w:cs="Times New Roman"/>
@@ -16650,21 +14384,12 @@
           <w:lang w:val="en-US"/>
         </w:rPr>
       </w:pPr>
-      <w:proofErr w:type="spellStart"/>
-      <w:r>
-        <w:rPr>
-          <w:rFonts w:ascii="Times New Roman" w:hAnsi="Times New Roman" w:cs="Times New Roman"/>
-          <w:lang w:val="en-US"/>
-        </w:rPr>
-        <w:t>is_connected</w:t>
-      </w:r>
-      <w:proofErr w:type="spellEnd"/>
-      <w:r>
-        <w:rPr>
-          <w:rFonts w:ascii="Times New Roman" w:hAnsi="Times New Roman" w:cs="Times New Roman"/>
-          <w:lang w:val="en-US"/>
-        </w:rPr>
-        <w:t>: bool</w:t>
+      <w:r>
+        <w:rPr>
+          <w:rFonts w:ascii="Times New Roman" w:hAnsi="Times New Roman" w:cs="Times New Roman"/>
+          <w:lang w:val="en-US"/>
+        </w:rPr>
+        <w:t>is_connected: bool</w:t>
       </w:r>
       <w:r>
         <w:rPr>
@@ -16705,7 +14430,6 @@
           <w:lang w:val="en-US"/>
         </w:rPr>
       </w:pPr>
-      <w:proofErr w:type="spellStart"/>
       <w:r>
         <w:rPr>
           <w:rFonts w:ascii="Times New Roman" w:hAnsi="Times New Roman" w:cs="Times New Roman"/>
@@ -16725,25 +14449,8 @@
           <w:rFonts w:ascii="Times New Roman" w:hAnsi="Times New Roman" w:cs="Times New Roman"/>
           <w:lang w:val="en-US"/>
         </w:rPr>
-        <w:t>heartbeat</w:t>
-      </w:r>
-      <w:proofErr w:type="spellEnd"/>
-      <w:r>
-        <w:rPr>
-          <w:rFonts w:ascii="Times New Roman" w:hAnsi="Times New Roman" w:cs="Times New Roman"/>
-          <w:lang w:val="en-US"/>
-        </w:rPr>
-        <w:t xml:space="preserve">: </w:t>
-      </w:r>
-      <w:proofErr w:type="spellStart"/>
-      <w:r>
-        <w:rPr>
-          <w:rFonts w:ascii="Times New Roman" w:hAnsi="Times New Roman" w:cs="Times New Roman"/>
-          <w:lang w:val="en-US"/>
-        </w:rPr>
-        <w:t>time_point</w:t>
-      </w:r>
-      <w:proofErr w:type="spellEnd"/>
+        <w:t>heartbeat: time_point</w:t>
+      </w:r>
       <w:r>
         <w:rPr>
           <w:rFonts w:ascii="Times New Roman" w:hAnsi="Times New Roman" w:cs="Times New Roman"/>
@@ -17005,65 +14712,25 @@
           <w:lang w:val="en-US"/>
         </w:rPr>
       </w:pPr>
-      <w:proofErr w:type="spellStart"/>
-      <w:r>
-        <w:rPr>
-          <w:rFonts w:ascii="Times New Roman" w:hAnsi="Times New Roman" w:cs="Times New Roman"/>
-          <w:lang w:val="en-US"/>
-        </w:rPr>
-        <w:t>NetworkPlayer</w:t>
-      </w:r>
-      <w:proofErr w:type="spellEnd"/>
-      <w:r>
-        <w:rPr>
-          <w:rFonts w:ascii="Times New Roman" w:hAnsi="Times New Roman" w:cs="Times New Roman"/>
-          <w:lang w:val="en-US"/>
-        </w:rPr>
-        <w:t xml:space="preserve"> (socket: int, </w:t>
-      </w:r>
-      <w:proofErr w:type="spellStart"/>
-      <w:r>
-        <w:rPr>
-          <w:rFonts w:ascii="Times New Roman" w:hAnsi="Times New Roman" w:cs="Times New Roman"/>
-          <w:lang w:val="en-US"/>
-        </w:rPr>
-        <w:t>addr</w:t>
-      </w:r>
-      <w:proofErr w:type="spellEnd"/>
-      <w:r>
-        <w:rPr>
-          <w:rFonts w:ascii="Times New Roman" w:hAnsi="Times New Roman" w:cs="Times New Roman"/>
-          <w:lang w:val="en-US"/>
-        </w:rPr>
-        <w:t xml:space="preserve">: </w:t>
-      </w:r>
-      <w:proofErr w:type="spellStart"/>
-      <w:r>
-        <w:rPr>
-          <w:rFonts w:ascii="Times New Roman" w:hAnsi="Times New Roman" w:cs="Times New Roman"/>
-          <w:lang w:val="en-US"/>
-        </w:rPr>
-        <w:t>sockaddr_in</w:t>
-      </w:r>
-      <w:proofErr w:type="spellEnd"/>
-      <w:r>
-        <w:rPr>
-          <w:rFonts w:ascii="Times New Roman" w:hAnsi="Times New Roman" w:cs="Times New Roman"/>
-          <w:lang w:val="en-US"/>
-        </w:rPr>
-        <w:t>)</w:t>
-      </w:r>
-    </w:p>
-    <w:p>
-      <w:pPr>
-        <w:rPr>
-          <w:rFonts w:ascii="Times New Roman" w:hAnsi="Times New Roman" w:cs="Times New Roman"/>
-          <w:lang w:val="en-US"/>
-        </w:rPr>
-      </w:pPr>
-      <w:r>
-        <w:rPr>
-          <w:rFonts w:ascii="Times New Roman" w:hAnsi="Times New Roman" w:cs="Times New Roman"/>
+      <w:r>
+        <w:rPr>
+          <w:rFonts w:ascii="Times New Roman" w:hAnsi="Times New Roman" w:cs="Times New Roman"/>
+          <w:lang w:val="en-US"/>
+        </w:rPr>
+        <w:t>NetworkPlayer (socket: int, addr: sockaddr_in)</w:t>
+      </w:r>
+    </w:p>
+    <w:p>
+      <w:pPr>
+        <w:rPr>
+          <w:rFonts w:ascii="Times New Roman" w:hAnsi="Times New Roman" w:cs="Times New Roman"/>
+          <w:lang w:val="en-US"/>
+        </w:rPr>
+      </w:pPr>
+      <w:r>
+        <w:rPr>
+          <w:rFonts w:ascii="Times New Roman" w:hAnsi="Times New Roman" w:cs="Times New Roman"/>
+          <w:noProof/>
         </w:rPr>
         <w:drawing>
           <wp:anchor distT="0" distB="0" distL="114300" distR="114300" simplePos="0" relativeHeight="251688960" behindDoc="0" locked="0" layoutInCell="1" allowOverlap="1" wp14:anchorId="4454A0F8" wp14:editId="6B4FB9D4">
@@ -17126,7 +14793,6 @@
       <w:pPr>
         <w:rPr>
           <w:rFonts w:ascii="Times New Roman" w:hAnsi="Times New Roman" w:cs="Times New Roman"/>
-          <w:lang w:val="en-US"/>
         </w:rPr>
       </w:pPr>
       <w:r>
@@ -17148,27 +14814,7 @@
         <w:rPr>
           <w:rFonts w:ascii="Times New Roman" w:hAnsi="Times New Roman" w:cs="Times New Roman"/>
         </w:rPr>
-        <w:t>создаётся</w:t>
-      </w:r>
-      <w:r>
-        <w:rPr>
-          <w:rFonts w:ascii="Times New Roman" w:hAnsi="Times New Roman" w:cs="Times New Roman"/>
-        </w:rPr>
-        <w:t> </w:t>
-      </w:r>
-      <w:proofErr w:type="spellStart"/>
-      <w:r>
-        <w:rPr>
-          <w:rFonts w:ascii="Times New Roman" w:hAnsi="Times New Roman" w:cs="Times New Roman"/>
-        </w:rPr>
-        <w:t>GameServer</w:t>
-      </w:r>
-      <w:proofErr w:type="spellEnd"/>
-      <w:r>
-        <w:rPr>
-          <w:rFonts w:ascii="Times New Roman" w:hAnsi="Times New Roman" w:cs="Times New Roman"/>
-        </w:rPr>
-        <w:t> при подключении нового клиента. Ссылается на игрового Player (персонажа). Отправляет и получает сообщения через сокет</w:t>
+        <w:t>создаётся GameServer при подключении нового клиента. Ссылается на игрового Player (персонажа). Отправляет и получает сообщения через сокет</w:t>
       </w:r>
       <w:r>
         <w:rPr>
@@ -17181,16 +14827,12 @@
       <w:pPr>
         <w:rPr>
           <w:rFonts w:ascii="Times New Roman" w:hAnsi="Times New Roman" w:cs="Times New Roman"/>
-          <w:lang w:val="en-US"/>
         </w:rPr>
       </w:pPr>
     </w:p>
     <w:p>
       <w:pPr>
         <w:pStyle w:val="23"/>
-        <w:rPr>
-          <w:lang w:val="ru-RU"/>
-        </w:rPr>
       </w:pPr>
       <w:r>
         <w:t>GameStateMP</w:t>
@@ -17202,23 +14844,13 @@
           <w:rFonts w:ascii="Times New Roman" w:hAnsi="Times New Roman" w:cs="Times New Roman"/>
         </w:rPr>
       </w:pPr>
-      <w:proofErr w:type="spellStart"/>
       <w:r>
         <w:rPr>
           <w:rFonts w:ascii="Times New Roman" w:hAnsi="Times New Roman" w:cs="Times New Roman"/>
           <w:b/>
           <w:bCs/>
         </w:rPr>
-        <w:t>GameStateMP</w:t>
-      </w:r>
-      <w:proofErr w:type="spellEnd"/>
-      <w:r>
-        <w:rPr>
-          <w:rFonts w:ascii="Times New Roman" w:hAnsi="Times New Roman" w:cs="Times New Roman"/>
-          <w:b/>
-          <w:bCs/>
-        </w:rPr>
-        <w:t xml:space="preserve"> - </w:t>
+        <w:t xml:space="preserve">GameStateMP - </w:t>
       </w:r>
       <w:r>
         <w:rPr>
@@ -17230,13 +14862,7 @@
         <w:rPr>
           <w:rFonts w:ascii="Times New Roman" w:hAnsi="Times New Roman" w:cs="Times New Roman"/>
         </w:rPr>
-        <w:t>ранит текущее состояние боя в мультиплеерном матче</w:t>
-      </w:r>
-      <w:r>
-        <w:rPr>
-          <w:rFonts w:ascii="Times New Roman" w:hAnsi="Times New Roman" w:cs="Times New Roman"/>
-        </w:rPr>
-        <w:t>.</w:t>
+        <w:t>ранит текущее состояние боя в мультиплеерном матче.</w:t>
       </w:r>
     </w:p>
     <w:p>
@@ -17265,21 +14891,12 @@
           <w:lang w:val="en-US"/>
         </w:rPr>
       </w:pPr>
-      <w:proofErr w:type="spellStart"/>
-      <w:r>
-        <w:rPr>
-          <w:rFonts w:ascii="Times New Roman" w:hAnsi="Times New Roman" w:cs="Times New Roman"/>
-          <w:lang w:val="en-US"/>
-        </w:rPr>
-        <w:t>player_hp</w:t>
-      </w:r>
-      <w:proofErr w:type="spellEnd"/>
-      <w:r>
-        <w:rPr>
-          <w:rFonts w:ascii="Times New Roman" w:hAnsi="Times New Roman" w:cs="Times New Roman"/>
-          <w:lang w:val="en-US"/>
-        </w:rPr>
-        <w:t>, player_hp2: int</w:t>
+      <w:r>
+        <w:rPr>
+          <w:rFonts w:ascii="Times New Roman" w:hAnsi="Times New Roman" w:cs="Times New Roman"/>
+          <w:lang w:val="en-US"/>
+        </w:rPr>
+        <w:t>player_hp, player_hp2: int</w:t>
       </w:r>
       <w:r>
         <w:rPr>
@@ -17397,21 +15014,12 @@
           <w:lang w:val="en-US"/>
         </w:rPr>
       </w:pPr>
-      <w:proofErr w:type="spellStart"/>
-      <w:r>
-        <w:rPr>
-          <w:rFonts w:ascii="Times New Roman" w:hAnsi="Times New Roman" w:cs="Times New Roman"/>
-          <w:lang w:val="en-US"/>
-        </w:rPr>
-        <w:t>is_paused</w:t>
-      </w:r>
-      <w:proofErr w:type="spellEnd"/>
-      <w:r>
-        <w:rPr>
-          <w:rFonts w:ascii="Times New Roman" w:hAnsi="Times New Roman" w:cs="Times New Roman"/>
-          <w:lang w:val="en-US"/>
-        </w:rPr>
-        <w:t>: bool</w:t>
+      <w:r>
+        <w:rPr>
+          <w:rFonts w:ascii="Times New Roman" w:hAnsi="Times New Roman" w:cs="Times New Roman"/>
+          <w:lang w:val="en-US"/>
+        </w:rPr>
+        <w:t>is_paused: bool</w:t>
       </w:r>
       <w:r>
         <w:rPr>
@@ -17503,37 +15111,12 @@
           <w:lang w:val="en-US"/>
         </w:rPr>
       </w:pPr>
-      <w:proofErr w:type="spellStart"/>
-      <w:r>
-        <w:rPr>
-          <w:rFonts w:ascii="Times New Roman" w:hAnsi="Times New Roman" w:cs="Times New Roman"/>
-          <w:lang w:val="en-US"/>
-        </w:rPr>
-        <w:t>apply_damage</w:t>
-      </w:r>
-      <w:proofErr w:type="spellEnd"/>
-      <w:r>
-        <w:rPr>
-          <w:rFonts w:ascii="Times New Roman" w:hAnsi="Times New Roman" w:cs="Times New Roman"/>
-          <w:lang w:val="en-US"/>
-        </w:rPr>
-        <w:t xml:space="preserve"> (</w:t>
-      </w:r>
-      <w:proofErr w:type="spellStart"/>
-      <w:r>
-        <w:rPr>
-          <w:rFonts w:ascii="Times New Roman" w:hAnsi="Times New Roman" w:cs="Times New Roman"/>
-          <w:lang w:val="en-US"/>
-        </w:rPr>
-        <w:t>player_num</w:t>
-      </w:r>
-      <w:proofErr w:type="spellEnd"/>
-      <w:r>
-        <w:rPr>
-          <w:rFonts w:ascii="Times New Roman" w:hAnsi="Times New Roman" w:cs="Times New Roman"/>
-          <w:lang w:val="en-US"/>
-        </w:rPr>
-        <w:t>: int, damage: int)</w:t>
+      <w:r>
+        <w:rPr>
+          <w:rFonts w:ascii="Times New Roman" w:hAnsi="Times New Roman" w:cs="Times New Roman"/>
+          <w:lang w:val="en-US"/>
+        </w:rPr>
+        <w:t>apply_damage (player_num: int, damage: int)</w:t>
       </w:r>
       <w:r>
         <w:rPr>
@@ -17641,6 +15224,7 @@
       <w:r>
         <w:rPr>
           <w:rFonts w:ascii="Times New Roman" w:hAnsi="Times New Roman" w:cs="Times New Roman"/>
+          <w:noProof/>
         </w:rPr>
         <w:drawing>
           <wp:anchor distT="0" distB="0" distL="114300" distR="114300" simplePos="0" relativeHeight="251689984" behindDoc="0" locked="0" layoutInCell="1" allowOverlap="1" wp14:anchorId="7783E324" wp14:editId="35C896D8">
@@ -17731,7 +15315,6 @@
         </w:rPr>
         <w:t xml:space="preserve">: </w:t>
       </w:r>
-      <w:proofErr w:type="spellStart"/>
       <w:r>
         <w:rPr>
           <w:rFonts w:ascii="Times New Roman" w:hAnsi="Times New Roman" w:cs="Times New Roman"/>
@@ -17739,7 +15322,6 @@
         </w:rPr>
         <w:t>flloat</w:t>
       </w:r>
-      <w:proofErr w:type="spellEnd"/>
       <w:r>
         <w:rPr>
           <w:rFonts w:ascii="Times New Roman" w:hAnsi="Times New Roman" w:cs="Times New Roman"/>
@@ -17774,23 +15356,254 @@
     </w:p>
     <w:p>
       <w:pPr>
+        <w:rPr>
+          <w:rFonts w:ascii="Times New Roman" w:hAnsi="Times New Roman" w:cs="Times New Roman"/>
+        </w:rPr>
+      </w:pPr>
+      <w:r>
         <w:rPr>
           <w:rFonts w:ascii="Times New Roman" w:hAnsi="Times New Roman" w:cs="Times New Roman"/>
           <w:b/>
           <w:bCs/>
         </w:rPr>
-      </w:pPr>
-      <w:r>
+        <w:t>Взаимодействия:</w:t>
+      </w:r>
+      <w:r>
+        <w:rPr>
+          <w:rFonts w:ascii="Times New Roman" w:hAnsi="Times New Roman" w:cs="Times New Roman"/>
+        </w:rPr>
+        <w:t xml:space="preserve"> </w:t>
+      </w:r>
+      <w:r>
+        <w:rPr>
+          <w:rFonts w:ascii="Times New Roman" w:hAnsi="Times New Roman" w:cs="Times New Roman"/>
+        </w:rPr>
+        <w:t>принадлежит Session. Обновляется при получении GameAction от клиентов. При определении победителя уведомляет Session и GameServer</w:t>
+      </w:r>
+      <w:r>
+        <w:rPr>
+          <w:rFonts w:ascii="Times New Roman" w:hAnsi="Times New Roman" w:cs="Times New Roman"/>
+        </w:rPr>
+        <w:t>.</w:t>
+      </w:r>
+    </w:p>
+    <w:p>
+      <w:pPr>
+        <w:rPr>
+          <w:rFonts w:ascii="Times New Roman" w:hAnsi="Times New Roman" w:cs="Times New Roman"/>
+        </w:rPr>
+      </w:pPr>
+      <w:r>
+        <w:rPr>
+          <w:rFonts w:ascii="Times New Roman" w:hAnsi="Times New Roman" w:cs="Times New Roman"/>
+        </w:rPr>
+        <w:br w:type="page"/>
+      </w:r>
+    </w:p>
+    <w:p>
+      <w:pPr>
+        <w:pStyle w:val="25"/>
+        <w:rPr>
+          <w:lang w:val="ru-RU"/>
+        </w:rPr>
+      </w:pPr>
+      <w:r>
+        <w:lastRenderedPageBreak/>
+        <w:t>Activity Diagrams</w:t>
+      </w:r>
+    </w:p>
+    <w:p>
+      <w:pPr>
+        <w:pStyle w:val="23"/>
+      </w:pPr>
+      <w:r>
+        <w:rPr>
+          <w:noProof/>
+        </w:rPr>
+        <w:drawing>
+          <wp:anchor distT="0" distB="0" distL="114300" distR="114300" simplePos="0" relativeHeight="251691008" behindDoc="0" locked="0" layoutInCell="1" allowOverlap="1" wp14:anchorId="66191938" wp14:editId="7B9D5D56">
+            <wp:simplePos x="0" y="0"/>
+            <wp:positionH relativeFrom="page">
+              <wp:align>center</wp:align>
+            </wp:positionH>
+            <wp:positionV relativeFrom="paragraph">
+              <wp:posOffset>391896</wp:posOffset>
+            </wp:positionV>
+            <wp:extent cx="7252335" cy="5763895"/>
+            <wp:effectExtent l="0" t="0" r="5715" b="8255"/>
+            <wp:wrapTopAndBottom/>
+            <wp:docPr id="2070254473" name="Рисунок 1"/>
+            <wp:cNvGraphicFramePr>
+              <a:graphicFrameLocks xmlns:a="http://schemas.openxmlformats.org/drawingml/2006/main" noChangeAspect="1"/>
+            </wp:cNvGraphicFramePr>
+            <a:graphic xmlns:a="http://schemas.openxmlformats.org/drawingml/2006/main">
+              <a:graphicData uri="http://schemas.openxmlformats.org/drawingml/2006/picture">
+                <pic:pic xmlns:pic="http://schemas.openxmlformats.org/drawingml/2006/picture">
+                  <pic:nvPicPr>
+                    <pic:cNvPr id="2070254473" name="Рисунок 2070254473"/>
+                    <pic:cNvPicPr/>
+                  </pic:nvPicPr>
+                  <pic:blipFill>
+                    <a:blip r:embed="rId38" cstate="print">
+                      <a:extLst>
+                        <a:ext uri="{28A0092B-C50C-407E-A947-70E740481C1C}">
+                          <a14:useLocalDpi xmlns:a14="http://schemas.microsoft.com/office/drawing/2010/main" val="0"/>
+                        </a:ext>
+                      </a:extLst>
+                    </a:blip>
+                    <a:stretch>
+                      <a:fillRect/>
+                    </a:stretch>
+                  </pic:blipFill>
+                  <pic:spPr>
+                    <a:xfrm>
+                      <a:off x="0" y="0"/>
+                      <a:ext cx="7252335" cy="5763895"/>
+                    </a:xfrm>
+                    <a:prstGeom prst="rect">
+                      <a:avLst/>
+                    </a:prstGeom>
+                  </pic:spPr>
+                </pic:pic>
+              </a:graphicData>
+            </a:graphic>
+            <wp14:sizeRelH relativeFrom="margin">
+              <wp14:pctWidth>0</wp14:pctWidth>
+            </wp14:sizeRelH>
+            <wp14:sizeRelV relativeFrom="margin">
+              <wp14:pctHeight>0</wp14:pctHeight>
+            </wp14:sizeRelV>
+          </wp:anchor>
+        </w:drawing>
+      </w:r>
+      <w:r>
+        <w:t>Fight</w:t>
+      </w:r>
+    </w:p>
+    <w:p>
+      <w:pPr>
         <w:rPr>
           <w:rFonts w:ascii="Times New Roman" w:hAnsi="Times New Roman" w:cs="Times New Roman"/>
           <w:b/>
           <w:bCs/>
-        </w:rPr>
-        <w:t>Взаимодействия:</w:t>
-      </w:r>
-      <w:r>
-        <w:rPr>
-          <w:rFonts w:ascii="Times New Roman" w:hAnsi="Times New Roman" w:cs="Times New Roman"/>
+          <w:lang w:val="en-US"/>
+        </w:rPr>
+      </w:pPr>
+    </w:p>
+    <w:p>
+      <w:pPr>
+        <w:rPr>
+          <w:rFonts w:ascii="Times New Roman" w:hAnsi="Times New Roman" w:cs="Times New Roman"/>
+        </w:rPr>
+      </w:pPr>
+      <w:r>
+        <w:rPr>
+          <w:rFonts w:ascii="Times New Roman" w:hAnsi="Times New Roman" w:cs="Times New Roman"/>
+          <w:b/>
+          <w:bCs/>
+        </w:rPr>
+        <w:t>Пояснение:</w:t>
+      </w:r>
+      <w:r>
+        <w:rPr>
+          <w:rFonts w:ascii="Times New Roman" w:hAnsi="Times New Roman" w:cs="Times New Roman"/>
+        </w:rPr>
+        <w:t xml:space="preserve"> б</w:t>
+      </w:r>
+      <w:r>
+        <w:rPr>
+          <w:rFonts w:ascii="Times New Roman" w:hAnsi="Times New Roman" w:cs="Times New Roman"/>
+        </w:rPr>
+        <w:t>ой начинается с расчёта инициативы и построения очереди ходов. На каждом ходу, если участник жив, игрок или ИИ выбирает действие: атака, использование предмета, способность или побег. Для атаки — выбор цели, расчёт попадания и урона. Для предмета — выбор расходника, применение эффекта, удаление предмета. Для способности — проверка ресурсов. Для побега — шанс успеха. Урон применяется, мёртвые удаляются. Если все враги мертвы — победа, опыт и добыча. Если умер игрок — поражение, загрузка сохранения.</w:t>
+      </w:r>
+    </w:p>
+    <w:p>
+      <w:pPr>
+        <w:rPr>
+          <w:rFonts w:ascii="Times New Roman" w:hAnsi="Times New Roman" w:cs="Times New Roman"/>
+        </w:rPr>
+      </w:pPr>
+      <w:r>
+        <w:rPr>
+          <w:rFonts w:ascii="Times New Roman" w:hAnsi="Times New Roman" w:cs="Times New Roman"/>
+        </w:rPr>
+        <w:br w:type="page"/>
+      </w:r>
+    </w:p>
+    <w:p>
+      <w:pPr>
+        <w:pStyle w:val="23"/>
+      </w:pPr>
+      <w:r>
+        <w:lastRenderedPageBreak/>
+        <w:t>Multiplayer</w:t>
+      </w:r>
+      <w:r>
+        <w:rPr>
+          <w:noProof/>
+        </w:rPr>
+        <w:drawing>
+          <wp:inline distT="0" distB="0" distL="0" distR="0" wp14:anchorId="781CB371" wp14:editId="2097D399">
+            <wp:extent cx="5954573" cy="8609226"/>
+            <wp:effectExtent l="0" t="0" r="8255" b="1905"/>
+            <wp:docPr id="1585140711" name="Рисунок 2"/>
+            <wp:cNvGraphicFramePr>
+              <a:graphicFrameLocks xmlns:a="http://schemas.openxmlformats.org/drawingml/2006/main" noChangeAspect="1"/>
+            </wp:cNvGraphicFramePr>
+            <a:graphic xmlns:a="http://schemas.openxmlformats.org/drawingml/2006/main">
+              <a:graphicData uri="http://schemas.openxmlformats.org/drawingml/2006/picture">
+                <pic:pic xmlns:pic="http://schemas.openxmlformats.org/drawingml/2006/picture">
+                  <pic:nvPicPr>
+                    <pic:cNvPr id="1585140711" name="Рисунок 1585140711"/>
+                    <pic:cNvPicPr/>
+                  </pic:nvPicPr>
+                  <pic:blipFill>
+                    <a:blip r:embed="rId39" cstate="print">
+                      <a:extLst>
+                        <a:ext uri="{28A0092B-C50C-407E-A947-70E740481C1C}">
+                          <a14:useLocalDpi xmlns:a14="http://schemas.microsoft.com/office/drawing/2010/main" val="0"/>
+                        </a:ext>
+                      </a:extLst>
+                    </a:blip>
+                    <a:stretch>
+                      <a:fillRect/>
+                    </a:stretch>
+                  </pic:blipFill>
+                  <pic:spPr>
+                    <a:xfrm>
+                      <a:off x="0" y="0"/>
+                      <a:ext cx="5967117" cy="8627362"/>
+                    </a:xfrm>
+                    <a:prstGeom prst="rect">
+                      <a:avLst/>
+                    </a:prstGeom>
+                  </pic:spPr>
+                </pic:pic>
+              </a:graphicData>
+            </a:graphic>
+          </wp:inline>
+        </w:drawing>
+      </w:r>
+    </w:p>
+    <w:p>
+      <w:pPr>
+        <w:rPr>
+          <w:rFonts w:ascii="Times New Roman" w:hAnsi="Times New Roman" w:cs="Times New Roman"/>
+        </w:rPr>
+      </w:pPr>
+      <w:r>
+        <w:rPr>
+          <w:rFonts w:ascii="Times New Roman" w:hAnsi="Times New Roman" w:cs="Times New Roman"/>
+          <w:b/>
+          <w:bCs/>
+        </w:rPr>
+        <w:t>Пояснение:</w:t>
+      </w:r>
+      <w:r>
+        <w:rPr>
+          <w:rFonts w:ascii="Times New Roman" w:hAnsi="Times New Roman" w:cs="Times New Roman"/>
+          <w:b/>
+          <w:bCs/>
         </w:rPr>
         <w:t xml:space="preserve"> </w:t>
       </w:r>
@@ -17798,64 +15611,21 @@
         <w:rPr>
           <w:rFonts w:ascii="Times New Roman" w:hAnsi="Times New Roman" w:cs="Times New Roman"/>
         </w:rPr>
-        <w:t>принадлежит</w:t>
-      </w:r>
-      <w:r>
-        <w:rPr>
-          <w:rFonts w:ascii="Times New Roman" w:hAnsi="Times New Roman" w:cs="Times New Roman"/>
-        </w:rPr>
-        <w:t> </w:t>
-      </w:r>
-      <w:proofErr w:type="spellStart"/>
-      <w:r>
-        <w:rPr>
-          <w:rFonts w:ascii="Times New Roman" w:hAnsi="Times New Roman" w:cs="Times New Roman"/>
-        </w:rPr>
-        <w:t>Session</w:t>
-      </w:r>
-      <w:proofErr w:type="spellEnd"/>
-      <w:r>
-        <w:rPr>
-          <w:rFonts w:ascii="Times New Roman" w:hAnsi="Times New Roman" w:cs="Times New Roman"/>
-        </w:rPr>
-        <w:t>. Обновляется при получении </w:t>
-      </w:r>
-      <w:proofErr w:type="spellStart"/>
-      <w:r>
-        <w:rPr>
-          <w:rFonts w:ascii="Times New Roman" w:hAnsi="Times New Roman" w:cs="Times New Roman"/>
-        </w:rPr>
-        <w:t>GameAction</w:t>
-      </w:r>
-      <w:proofErr w:type="spellEnd"/>
-      <w:r>
-        <w:rPr>
-          <w:rFonts w:ascii="Times New Roman" w:hAnsi="Times New Roman" w:cs="Times New Roman"/>
-        </w:rPr>
-        <w:t> от клиентов. При определении победителя уведомляет </w:t>
-      </w:r>
-      <w:proofErr w:type="spellStart"/>
-      <w:r>
-        <w:rPr>
-          <w:rFonts w:ascii="Times New Roman" w:hAnsi="Times New Roman" w:cs="Times New Roman"/>
-        </w:rPr>
-        <w:t>Session</w:t>
-      </w:r>
-      <w:proofErr w:type="spellEnd"/>
-      <w:r>
-        <w:rPr>
-          <w:rFonts w:ascii="Times New Roman" w:hAnsi="Times New Roman" w:cs="Times New Roman"/>
-        </w:rPr>
-        <w:t> и </w:t>
-      </w:r>
-      <w:proofErr w:type="spellStart"/>
-      <w:r>
-        <w:rPr>
-          <w:rFonts w:ascii="Times New Roman" w:hAnsi="Times New Roman" w:cs="Times New Roman"/>
-        </w:rPr>
-        <w:t>GameServer</w:t>
-      </w:r>
-      <w:proofErr w:type="spellEnd"/>
+        <w:t>к</w:t>
+      </w:r>
+      <w:r>
+        <w:rPr>
+          <w:rFonts w:ascii="Times New Roman" w:hAnsi="Times New Roman" w:cs="Times New Roman"/>
+        </w:rPr>
+        <w:t xml:space="preserve">лиент подключается к серверу, отправляет FIND_MATCH. Сервер помещает игрока в очередь. Как находится второй игрок, создаётся Session и GameStateMP, </w:t>
+      </w:r>
+      <w:r>
+        <w:rPr>
+          <w:rFonts w:ascii="Times New Roman" w:hAnsi="Times New Roman" w:cs="Times New Roman"/>
+        </w:rPr>
+        <w:lastRenderedPageBreak/>
+        <w:t>рассылается MATCH_FOUND. После получения READY от обоих — отправляется START_MATCH. Бой синхронизируется: сервер отправляет YOUR_TURN текущему игроку, тот присылает GameAction, сервер валидирует, обновляет состояние, рассылает UPDATE_STATE. При победе — GAME_OVER. Если оба игрока отправили REMATCH, сессия сбрасывается и бой повторяется, иначе игроки возвращаются в очередь</w:t>
+      </w:r>
       <w:r>
         <w:rPr>
           <w:rFonts w:ascii="Times New Roman" w:hAnsi="Times New Roman" w:cs="Times New Roman"/>
@@ -17869,6 +15639,1081 @@
           <w:rFonts w:ascii="Times New Roman" w:hAnsi="Times New Roman" w:cs="Times New Roman"/>
         </w:rPr>
       </w:pPr>
+      <w:r>
+        <w:rPr>
+          <w:rFonts w:ascii="Times New Roman" w:hAnsi="Times New Roman" w:cs="Times New Roman"/>
+        </w:rPr>
+        <w:br w:type="page"/>
+      </w:r>
+    </w:p>
+    <w:p>
+      <w:pPr>
+        <w:pStyle w:val="23"/>
+      </w:pPr>
+      <w:r>
+        <w:rPr>
+          <w:noProof/>
+        </w:rPr>
+        <w:lastRenderedPageBreak/>
+        <w:drawing>
+          <wp:anchor distT="0" distB="0" distL="114300" distR="114300" simplePos="0" relativeHeight="251692032" behindDoc="0" locked="0" layoutInCell="1" allowOverlap="1" wp14:anchorId="74B565AE" wp14:editId="7CE25330">
+            <wp:simplePos x="0" y="0"/>
+            <wp:positionH relativeFrom="page">
+              <wp:align>center</wp:align>
+            </wp:positionH>
+            <wp:positionV relativeFrom="paragraph">
+              <wp:posOffset>288925</wp:posOffset>
+            </wp:positionV>
+            <wp:extent cx="7153275" cy="4563110"/>
+            <wp:effectExtent l="0" t="0" r="9525" b="8890"/>
+            <wp:wrapTopAndBottom/>
+            <wp:docPr id="1770331823" name="Рисунок 3"/>
+            <wp:cNvGraphicFramePr>
+              <a:graphicFrameLocks xmlns:a="http://schemas.openxmlformats.org/drawingml/2006/main" noChangeAspect="1"/>
+            </wp:cNvGraphicFramePr>
+            <a:graphic xmlns:a="http://schemas.openxmlformats.org/drawingml/2006/main">
+              <a:graphicData uri="http://schemas.openxmlformats.org/drawingml/2006/picture">
+                <pic:pic xmlns:pic="http://schemas.openxmlformats.org/drawingml/2006/picture">
+                  <pic:nvPicPr>
+                    <pic:cNvPr id="1770331823" name="Рисунок 1770331823"/>
+                    <pic:cNvPicPr/>
+                  </pic:nvPicPr>
+                  <pic:blipFill>
+                    <a:blip r:embed="rId40">
+                      <a:extLst>
+                        <a:ext uri="{28A0092B-C50C-407E-A947-70E740481C1C}">
+                          <a14:useLocalDpi xmlns:a14="http://schemas.microsoft.com/office/drawing/2010/main" val="0"/>
+                        </a:ext>
+                      </a:extLst>
+                    </a:blip>
+                    <a:stretch>
+                      <a:fillRect/>
+                    </a:stretch>
+                  </pic:blipFill>
+                  <pic:spPr>
+                    <a:xfrm>
+                      <a:off x="0" y="0"/>
+                      <a:ext cx="7153275" cy="4563110"/>
+                    </a:xfrm>
+                    <a:prstGeom prst="rect">
+                      <a:avLst/>
+                    </a:prstGeom>
+                  </pic:spPr>
+                </pic:pic>
+              </a:graphicData>
+            </a:graphic>
+            <wp14:sizeRelH relativeFrom="margin">
+              <wp14:pctWidth>0</wp14:pctWidth>
+            </wp14:sizeRelH>
+            <wp14:sizeRelV relativeFrom="margin">
+              <wp14:pctHeight>0</wp14:pctHeight>
+            </wp14:sizeRelV>
+          </wp:anchor>
+        </w:drawing>
+      </w:r>
+      <w:r>
+        <w:t>Save</w:t>
+      </w:r>
+      <w:r>
+        <w:t>/</w:t>
+      </w:r>
+      <w:r>
+        <w:t>load</w:t>
+      </w:r>
+    </w:p>
+    <w:p>
+      <w:pPr>
+        <w:rPr>
+          <w:rFonts w:ascii="Times New Roman" w:hAnsi="Times New Roman" w:cs="Times New Roman"/>
+        </w:rPr>
+      </w:pPr>
+      <w:r>
+        <w:rPr>
+          <w:rFonts w:ascii="Times New Roman" w:hAnsi="Times New Roman" w:cs="Times New Roman"/>
+          <w:b/>
+          <w:bCs/>
+        </w:rPr>
+        <w:t>Пояснение:</w:t>
+      </w:r>
+      <w:r>
+        <w:rPr>
+          <w:rFonts w:ascii="Times New Roman" w:hAnsi="Times New Roman" w:cs="Times New Roman"/>
+        </w:rPr>
+        <w:t xml:space="preserve"> </w:t>
+      </w:r>
+      <w:r>
+        <w:rPr>
+          <w:rFonts w:ascii="Times New Roman" w:hAnsi="Times New Roman" w:cs="Times New Roman"/>
+        </w:rPr>
+        <w:t>при</w:t>
+      </w:r>
+      <w:r>
+        <w:rPr>
+          <w:rFonts w:ascii="Times New Roman" w:hAnsi="Times New Roman" w:cs="Times New Roman"/>
+        </w:rPr>
+        <w:t xml:space="preserve"> сохранении: выбор слота → сбор состояния (Player, квесты, локации, репутации) → сериализация в JSON → запись в файл. При загрузке: выбор слота → чтение файла → проверка целостности → десериализация → восстановление объектов игры → переход в цикл. Ошибки обрабатываются с сообщениями.</w:t>
+      </w:r>
+    </w:p>
+    <w:p>
+      <w:pPr>
+        <w:rPr>
+          <w:rFonts w:ascii="Times New Roman" w:hAnsi="Times New Roman" w:cs="Times New Roman"/>
+        </w:rPr>
+      </w:pPr>
+      <w:r>
+        <w:rPr>
+          <w:rFonts w:ascii="Times New Roman" w:hAnsi="Times New Roman" w:cs="Times New Roman"/>
+        </w:rPr>
+        <w:br w:type="page"/>
+      </w:r>
+    </w:p>
+    <w:p>
+      <w:pPr>
+        <w:pStyle w:val="23"/>
+      </w:pPr>
+      <w:r>
+        <w:rPr>
+          <w:noProof/>
+        </w:rPr>
+        <w:lastRenderedPageBreak/>
+        <w:drawing>
+          <wp:anchor distT="0" distB="0" distL="114300" distR="114300" simplePos="0" relativeHeight="251693056" behindDoc="0" locked="0" layoutInCell="1" allowOverlap="1" wp14:anchorId="5E2CAD82" wp14:editId="3E129222">
+            <wp:simplePos x="0" y="0"/>
+            <wp:positionH relativeFrom="page">
+              <wp:align>center</wp:align>
+            </wp:positionH>
+            <wp:positionV relativeFrom="paragraph">
+              <wp:posOffset>318186</wp:posOffset>
+            </wp:positionV>
+            <wp:extent cx="5940425" cy="5340985"/>
+            <wp:effectExtent l="0" t="0" r="3175" b="0"/>
+            <wp:wrapTopAndBottom/>
+            <wp:docPr id="240710045" name="Рисунок 4"/>
+            <wp:cNvGraphicFramePr>
+              <a:graphicFrameLocks xmlns:a="http://schemas.openxmlformats.org/drawingml/2006/main" noChangeAspect="1"/>
+            </wp:cNvGraphicFramePr>
+            <a:graphic xmlns:a="http://schemas.openxmlformats.org/drawingml/2006/main">
+              <a:graphicData uri="http://schemas.openxmlformats.org/drawingml/2006/picture">
+                <pic:pic xmlns:pic="http://schemas.openxmlformats.org/drawingml/2006/picture">
+                  <pic:nvPicPr>
+                    <pic:cNvPr id="240710045" name="Рисунок 240710045"/>
+                    <pic:cNvPicPr/>
+                  </pic:nvPicPr>
+                  <pic:blipFill>
+                    <a:blip r:embed="rId41">
+                      <a:extLst>
+                        <a:ext uri="{28A0092B-C50C-407E-A947-70E740481C1C}">
+                          <a14:useLocalDpi xmlns:a14="http://schemas.microsoft.com/office/drawing/2010/main" val="0"/>
+                        </a:ext>
+                      </a:extLst>
+                    </a:blip>
+                    <a:stretch>
+                      <a:fillRect/>
+                    </a:stretch>
+                  </pic:blipFill>
+                  <pic:spPr>
+                    <a:xfrm>
+                      <a:off x="0" y="0"/>
+                      <a:ext cx="5940425" cy="5340985"/>
+                    </a:xfrm>
+                    <a:prstGeom prst="rect">
+                      <a:avLst/>
+                    </a:prstGeom>
+                  </pic:spPr>
+                </pic:pic>
+              </a:graphicData>
+            </a:graphic>
+          </wp:anchor>
+        </w:drawing>
+      </w:r>
+      <w:r>
+        <w:t>Modify</w:t>
+      </w:r>
+      <w:r>
+        <w:t xml:space="preserve"> </w:t>
+      </w:r>
+      <w:r>
+        <w:t>weapons</w:t>
+      </w:r>
+    </w:p>
+    <w:p>
+      <w:pPr>
+        <w:rPr>
+          <w:rFonts w:ascii="Times New Roman" w:hAnsi="Times New Roman" w:cs="Times New Roman"/>
+        </w:rPr>
+      </w:pPr>
+      <w:r>
+        <w:rPr>
+          <w:rFonts w:ascii="Times New Roman" w:hAnsi="Times New Roman" w:cs="Times New Roman"/>
+          <w:b/>
+          <w:bCs/>
+        </w:rPr>
+        <w:t>Пояснение:</w:t>
+      </w:r>
+      <w:r>
+        <w:rPr>
+          <w:rFonts w:ascii="Times New Roman" w:hAnsi="Times New Roman" w:cs="Times New Roman"/>
+        </w:rPr>
+        <w:t xml:space="preserve"> </w:t>
+      </w:r>
+      <w:r>
+        <w:rPr>
+          <w:rFonts w:ascii="Times New Roman" w:hAnsi="Times New Roman" w:cs="Times New Roman"/>
+        </w:rPr>
+        <w:t>и</w:t>
+      </w:r>
+      <w:r>
+        <w:rPr>
+          <w:rFonts w:ascii="Times New Roman" w:hAnsi="Times New Roman" w:cs="Times New Roman"/>
+        </w:rPr>
+        <w:t>грок выбирает оружие со свободными слотами, затем мод. Проверка ресурсов: если достаточно — ресурсы удаляются, мод применяется, характеристики оружия пересчитываются. Если ресурсов не хватает — сообщение и возврат к выбору мода. После успеха интерфейс инвентаря обновляется</w:t>
+      </w:r>
+      <w:r>
+        <w:rPr>
+          <w:rFonts w:ascii="Times New Roman" w:hAnsi="Times New Roman" w:cs="Times New Roman"/>
+        </w:rPr>
+        <w:t>.</w:t>
+      </w:r>
+    </w:p>
+    <w:p>
+      <w:pPr>
+        <w:rPr>
+          <w:rFonts w:ascii="Times New Roman" w:hAnsi="Times New Roman" w:cs="Times New Roman"/>
+        </w:rPr>
+      </w:pPr>
+      <w:r>
+        <w:rPr>
+          <w:rFonts w:ascii="Times New Roman" w:hAnsi="Times New Roman" w:cs="Times New Roman"/>
+        </w:rPr>
+        <w:br w:type="page"/>
+      </w:r>
+    </w:p>
+    <w:p>
+      <w:pPr>
+        <w:pStyle w:val="23"/>
+      </w:pPr>
+      <w:r>
+        <w:rPr>
+          <w:noProof/>
+        </w:rPr>
+        <w:lastRenderedPageBreak/>
+        <w:drawing>
+          <wp:anchor distT="0" distB="0" distL="114300" distR="114300" simplePos="0" relativeHeight="251694080" behindDoc="0" locked="0" layoutInCell="1" allowOverlap="1" wp14:anchorId="5E24012F" wp14:editId="4B7026BE">
+            <wp:simplePos x="0" y="0"/>
+            <wp:positionH relativeFrom="page">
+              <wp:align>center</wp:align>
+            </wp:positionH>
+            <wp:positionV relativeFrom="paragraph">
+              <wp:posOffset>303555</wp:posOffset>
+            </wp:positionV>
+            <wp:extent cx="3994099" cy="5505068"/>
+            <wp:effectExtent l="0" t="0" r="6985" b="635"/>
+            <wp:wrapTopAndBottom/>
+            <wp:docPr id="226794369" name="Рисунок 5"/>
+            <wp:cNvGraphicFramePr>
+              <a:graphicFrameLocks xmlns:a="http://schemas.openxmlformats.org/drawingml/2006/main" noChangeAspect="1"/>
+            </wp:cNvGraphicFramePr>
+            <a:graphic xmlns:a="http://schemas.openxmlformats.org/drawingml/2006/main">
+              <a:graphicData uri="http://schemas.openxmlformats.org/drawingml/2006/picture">
+                <pic:pic xmlns:pic="http://schemas.openxmlformats.org/drawingml/2006/picture">
+                  <pic:nvPicPr>
+                    <pic:cNvPr id="226794369" name="Рисунок 226794369"/>
+                    <pic:cNvPicPr/>
+                  </pic:nvPicPr>
+                  <pic:blipFill>
+                    <a:blip r:embed="rId42">
+                      <a:extLst>
+                        <a:ext uri="{28A0092B-C50C-407E-A947-70E740481C1C}">
+                          <a14:useLocalDpi xmlns:a14="http://schemas.microsoft.com/office/drawing/2010/main" val="0"/>
+                        </a:ext>
+                      </a:extLst>
+                    </a:blip>
+                    <a:stretch>
+                      <a:fillRect/>
+                    </a:stretch>
+                  </pic:blipFill>
+                  <pic:spPr>
+                    <a:xfrm>
+                      <a:off x="0" y="0"/>
+                      <a:ext cx="3994099" cy="5505068"/>
+                    </a:xfrm>
+                    <a:prstGeom prst="rect">
+                      <a:avLst/>
+                    </a:prstGeom>
+                  </pic:spPr>
+                </pic:pic>
+              </a:graphicData>
+            </a:graphic>
+          </wp:anchor>
+        </w:drawing>
+      </w:r>
+      <w:r>
+        <w:t>Quests</w:t>
+      </w:r>
+    </w:p>
+    <w:p>
+      <w:pPr>
+        <w:rPr>
+          <w:rFonts w:ascii="Times New Roman" w:hAnsi="Times New Roman" w:cs="Times New Roman"/>
+        </w:rPr>
+      </w:pPr>
+      <w:r>
+        <w:rPr>
+          <w:rFonts w:ascii="Times New Roman" w:hAnsi="Times New Roman" w:cs="Times New Roman"/>
+          <w:b/>
+          <w:bCs/>
+        </w:rPr>
+        <w:t>Пояснение:</w:t>
+      </w:r>
+      <w:r>
+        <w:rPr>
+          <w:rFonts w:ascii="Times New Roman" w:hAnsi="Times New Roman" w:cs="Times New Roman"/>
+        </w:rPr>
+        <w:t xml:space="preserve"> к</w:t>
+      </w:r>
+      <w:r>
+        <w:rPr>
+          <w:rFonts w:ascii="Times New Roman" w:hAnsi="Times New Roman" w:cs="Times New Roman"/>
+        </w:rPr>
+        <w:t>вест имеет список этапов. Пока есть невыполненный этап, игрок выполняет требуемое действие (диалог, убийство, сбор предмета). При выполнении условия этап отмечается isDone, начисляется промежуточная награда, затем переход к следующему этапу. После всех этапов — финальная награда (опыт, репутация, предмет), квест помечается завершённым, выводится уведомление.</w:t>
+      </w:r>
+    </w:p>
+    <w:p>
+      <w:pPr>
+        <w:rPr>
+          <w:rFonts w:ascii="Times New Roman" w:hAnsi="Times New Roman" w:cs="Times New Roman"/>
+        </w:rPr>
+      </w:pPr>
+      <w:r>
+        <w:rPr>
+          <w:rFonts w:ascii="Times New Roman" w:hAnsi="Times New Roman" w:cs="Times New Roman"/>
+        </w:rPr>
+        <w:br w:type="page"/>
+      </w:r>
+    </w:p>
+    <w:p>
+      <w:pPr>
+        <w:pStyle w:val="23"/>
+      </w:pPr>
+      <w:r>
+        <w:rPr>
+          <w:noProof/>
+        </w:rPr>
+        <w:lastRenderedPageBreak/>
+        <w:drawing>
+          <wp:anchor distT="0" distB="0" distL="114300" distR="114300" simplePos="0" relativeHeight="251695104" behindDoc="0" locked="0" layoutInCell="1" allowOverlap="1" wp14:anchorId="5A055502" wp14:editId="3DF13212">
+            <wp:simplePos x="0" y="0"/>
+            <wp:positionH relativeFrom="margin">
+              <wp:align>center</wp:align>
+            </wp:positionH>
+            <wp:positionV relativeFrom="paragraph">
+              <wp:posOffset>310870</wp:posOffset>
+            </wp:positionV>
+            <wp:extent cx="5201107" cy="6603821"/>
+            <wp:effectExtent l="0" t="0" r="0" b="6985"/>
+            <wp:wrapTopAndBottom/>
+            <wp:docPr id="327863310" name="Рисунок 6"/>
+            <wp:cNvGraphicFramePr>
+              <a:graphicFrameLocks xmlns:a="http://schemas.openxmlformats.org/drawingml/2006/main" noChangeAspect="1"/>
+            </wp:cNvGraphicFramePr>
+            <a:graphic xmlns:a="http://schemas.openxmlformats.org/drawingml/2006/main">
+              <a:graphicData uri="http://schemas.openxmlformats.org/drawingml/2006/picture">
+                <pic:pic xmlns:pic="http://schemas.openxmlformats.org/drawingml/2006/picture">
+                  <pic:nvPicPr>
+                    <pic:cNvPr id="327863310" name="Рисунок 327863310"/>
+                    <pic:cNvPicPr/>
+                  </pic:nvPicPr>
+                  <pic:blipFill>
+                    <a:blip r:embed="rId43" cstate="print">
+                      <a:extLst>
+                        <a:ext uri="{28A0092B-C50C-407E-A947-70E740481C1C}">
+                          <a14:useLocalDpi xmlns:a14="http://schemas.microsoft.com/office/drawing/2010/main" val="0"/>
+                        </a:ext>
+                      </a:extLst>
+                    </a:blip>
+                    <a:stretch>
+                      <a:fillRect/>
+                    </a:stretch>
+                  </pic:blipFill>
+                  <pic:spPr>
+                    <a:xfrm>
+                      <a:off x="0" y="0"/>
+                      <a:ext cx="5201107" cy="6603821"/>
+                    </a:xfrm>
+                    <a:prstGeom prst="rect">
+                      <a:avLst/>
+                    </a:prstGeom>
+                  </pic:spPr>
+                </pic:pic>
+              </a:graphicData>
+            </a:graphic>
+          </wp:anchor>
+        </w:drawing>
+      </w:r>
+      <w:r>
+        <w:t>Dialogs</w:t>
+      </w:r>
+    </w:p>
+    <w:p>
+      <w:pPr>
+        <w:rPr>
+          <w:rFonts w:ascii="Times New Roman" w:hAnsi="Times New Roman" w:cs="Times New Roman"/>
+        </w:rPr>
+      </w:pPr>
+      <w:r>
+        <w:rPr>
+          <w:rFonts w:ascii="Times New Roman" w:hAnsi="Times New Roman" w:cs="Times New Roman"/>
+          <w:b/>
+          <w:bCs/>
+        </w:rPr>
+        <w:t>Пояснение:</w:t>
+      </w:r>
+      <w:r>
+        <w:rPr>
+          <w:rFonts w:ascii="Times New Roman" w:hAnsi="Times New Roman" w:cs="Times New Roman"/>
+        </w:rPr>
+        <w:t xml:space="preserve"> </w:t>
+      </w:r>
+      <w:r>
+        <w:rPr>
+          <w:rFonts w:ascii="Times New Roman" w:hAnsi="Times New Roman" w:cs="Times New Roman"/>
+        </w:rPr>
+        <w:t>загружается</w:t>
+      </w:r>
+      <w:r>
+        <w:rPr>
+          <w:rFonts w:ascii="Times New Roman" w:hAnsi="Times New Roman" w:cs="Times New Roman"/>
+        </w:rPr>
+        <w:t xml:space="preserve"> начальный узел диалога (реплика NPC + варианты ответа). При выборе варианта проверяются скрытые требования (навык, репутация, предмет, флаг). Если требования не выполнены — альтернативная реплика, переход на fail-узел или завершение. Если выполнены — применяются последствия: изменение репутации, запуск квеста, разблокировка локации, выдача предметов, возможный бой. Затем переход к следующему узлу или завершение диалога. Цикл повторяется до закрытия диалога.</w:t>
+      </w:r>
+    </w:p>
+    <w:p>
+      <w:pPr>
+        <w:rPr>
+          <w:rFonts w:ascii="Times New Roman" w:hAnsi="Times New Roman" w:cs="Times New Roman"/>
+        </w:rPr>
+      </w:pPr>
+      <w:r>
+        <w:rPr>
+          <w:rFonts w:ascii="Times New Roman" w:hAnsi="Times New Roman" w:cs="Times New Roman"/>
+        </w:rPr>
+        <w:br w:type="page"/>
+      </w:r>
+    </w:p>
+    <w:p>
+      <w:pPr>
+        <w:pStyle w:val="25"/>
+      </w:pPr>
+      <w:r>
+        <w:lastRenderedPageBreak/>
+        <w:t>Sequence Diagrams</w:t>
+      </w:r>
+    </w:p>
+    <w:p>
+      <w:pPr>
+        <w:pStyle w:val="23"/>
+      </w:pPr>
+      <w:r>
+        <w:rPr>
+          <w:noProof/>
+          <w:lang w:val="en-US"/>
+        </w:rPr>
+        <w:drawing>
+          <wp:anchor distT="0" distB="0" distL="114300" distR="114300" simplePos="0" relativeHeight="251696128" behindDoc="0" locked="0" layoutInCell="1" allowOverlap="1" wp14:anchorId="5341D74D" wp14:editId="5EA43DCF">
+            <wp:simplePos x="0" y="0"/>
+            <wp:positionH relativeFrom="page">
+              <wp:align>center</wp:align>
+            </wp:positionH>
+            <wp:positionV relativeFrom="paragraph">
+              <wp:posOffset>384556</wp:posOffset>
+            </wp:positionV>
+            <wp:extent cx="7182485" cy="5032375"/>
+            <wp:effectExtent l="0" t="0" r="0" b="0"/>
+            <wp:wrapTopAndBottom/>
+            <wp:docPr id="2139972187" name="Рисунок 7"/>
+            <wp:cNvGraphicFramePr>
+              <a:graphicFrameLocks xmlns:a="http://schemas.openxmlformats.org/drawingml/2006/main" noChangeAspect="1"/>
+            </wp:cNvGraphicFramePr>
+            <a:graphic xmlns:a="http://schemas.openxmlformats.org/drawingml/2006/main">
+              <a:graphicData uri="http://schemas.openxmlformats.org/drawingml/2006/picture">
+                <pic:pic xmlns:pic="http://schemas.openxmlformats.org/drawingml/2006/picture">
+                  <pic:nvPicPr>
+                    <pic:cNvPr id="2139972187" name="Рисунок 2139972187"/>
+                    <pic:cNvPicPr/>
+                  </pic:nvPicPr>
+                  <pic:blipFill>
+                    <a:blip r:embed="rId44">
+                      <a:extLst>
+                        <a:ext uri="{28A0092B-C50C-407E-A947-70E740481C1C}">
+                          <a14:useLocalDpi xmlns:a14="http://schemas.microsoft.com/office/drawing/2010/main" val="0"/>
+                        </a:ext>
+                      </a:extLst>
+                    </a:blip>
+                    <a:stretch>
+                      <a:fillRect/>
+                    </a:stretch>
+                  </pic:blipFill>
+                  <pic:spPr>
+                    <a:xfrm>
+                      <a:off x="0" y="0"/>
+                      <a:ext cx="7182485" cy="5032375"/>
+                    </a:xfrm>
+                    <a:prstGeom prst="rect">
+                      <a:avLst/>
+                    </a:prstGeom>
+                  </pic:spPr>
+                </pic:pic>
+              </a:graphicData>
+            </a:graphic>
+            <wp14:sizeRelH relativeFrom="margin">
+              <wp14:pctWidth>0</wp14:pctWidth>
+            </wp14:sizeRelH>
+            <wp14:sizeRelV relativeFrom="margin">
+              <wp14:pctHeight>0</wp14:pctHeight>
+            </wp14:sizeRelV>
+          </wp:anchor>
+        </w:drawing>
+      </w:r>
+      <w:r>
+        <w:t>Multiplayer</w:t>
+      </w:r>
+    </w:p>
+    <w:p>
+      <w:pPr>
+        <w:rPr>
+          <w:rFonts w:ascii="Times New Roman" w:hAnsi="Times New Roman" w:cs="Times New Roman"/>
+        </w:rPr>
+      </w:pPr>
+      <w:r>
+        <w:rPr>
+          <w:rFonts w:ascii="Times New Roman" w:hAnsi="Times New Roman" w:cs="Times New Roman"/>
+          <w:b/>
+          <w:bCs/>
+        </w:rPr>
+        <w:t>Пояснение:</w:t>
+      </w:r>
+      <w:r>
+        <w:rPr>
+          <w:rFonts w:ascii="Times New Roman" w:hAnsi="Times New Roman" w:cs="Times New Roman"/>
+        </w:rPr>
+        <w:t xml:space="preserve"> и</w:t>
+      </w:r>
+      <w:r>
+        <w:rPr>
+          <w:rFonts w:ascii="Times New Roman" w:hAnsi="Times New Roman" w:cs="Times New Roman"/>
+        </w:rPr>
+        <w:t>грок 1 совершает действие, например удар, его GameClient создаёт объект GameAction с типом PUNCH и уроном и отправляет его на сервер. Сервер (GameServer) находит сессию (Session) этого игрока, проверяет, что ход действительно принадлежит игроку 1 (валидация), затем обновляет GameStateMP, уменьшая здоровье игрока 2. После этого сервер отправляет обновлённое состояние обратно клиенту игрока 1 и пересылает действие клиенту игрока 2, чтобы оба отобразили анимацию и урон. Далее сервер проверяет условие победы: если здоровье игрока 2 опустилось до нуля, обоим клиентам рассылается GAME_OVER, и каждый видит свой результат (победа или поражение). Если бой продолжается, сервер переключает очередь ходов и отправляет your_turn следующему игроку.</w:t>
+      </w:r>
+    </w:p>
+    <w:p>
+      <w:pPr>
+        <w:rPr>
+          <w:rFonts w:ascii="Times New Roman" w:hAnsi="Times New Roman" w:cs="Times New Roman"/>
+        </w:rPr>
+      </w:pPr>
+      <w:r>
+        <w:rPr>
+          <w:rFonts w:ascii="Times New Roman" w:hAnsi="Times New Roman" w:cs="Times New Roman"/>
+        </w:rPr>
+        <w:br w:type="page"/>
+      </w:r>
+    </w:p>
+    <w:p>
+      <w:pPr>
+        <w:pStyle w:val="23"/>
+      </w:pPr>
+      <w:r>
+        <w:rPr>
+          <w:noProof/>
+        </w:rPr>
+        <w:lastRenderedPageBreak/>
+        <w:drawing>
+          <wp:anchor distT="0" distB="0" distL="114300" distR="114300" simplePos="0" relativeHeight="251697152" behindDoc="0" locked="0" layoutInCell="1" allowOverlap="1" wp14:anchorId="10835F70" wp14:editId="14F2A31C">
+            <wp:simplePos x="0" y="0"/>
+            <wp:positionH relativeFrom="page">
+              <wp:align>center</wp:align>
+            </wp:positionH>
+            <wp:positionV relativeFrom="paragraph">
+              <wp:posOffset>267360</wp:posOffset>
+            </wp:positionV>
+            <wp:extent cx="7092315" cy="3978910"/>
+            <wp:effectExtent l="0" t="0" r="0" b="2540"/>
+            <wp:wrapTopAndBottom/>
+            <wp:docPr id="1870575544" name="Рисунок 8"/>
+            <wp:cNvGraphicFramePr>
+              <a:graphicFrameLocks xmlns:a="http://schemas.openxmlformats.org/drawingml/2006/main" noChangeAspect="1"/>
+            </wp:cNvGraphicFramePr>
+            <a:graphic xmlns:a="http://schemas.openxmlformats.org/drawingml/2006/main">
+              <a:graphicData uri="http://schemas.openxmlformats.org/drawingml/2006/picture">
+                <pic:pic xmlns:pic="http://schemas.openxmlformats.org/drawingml/2006/picture">
+                  <pic:nvPicPr>
+                    <pic:cNvPr id="1870575544" name="Рисунок 1870575544"/>
+                    <pic:cNvPicPr/>
+                  </pic:nvPicPr>
+                  <pic:blipFill>
+                    <a:blip r:embed="rId45">
+                      <a:extLst>
+                        <a:ext uri="{28A0092B-C50C-407E-A947-70E740481C1C}">
+                          <a14:useLocalDpi xmlns:a14="http://schemas.microsoft.com/office/drawing/2010/main" val="0"/>
+                        </a:ext>
+                      </a:extLst>
+                    </a:blip>
+                    <a:stretch>
+                      <a:fillRect/>
+                    </a:stretch>
+                  </pic:blipFill>
+                  <pic:spPr>
+                    <a:xfrm>
+                      <a:off x="0" y="0"/>
+                      <a:ext cx="7092315" cy="3978910"/>
+                    </a:xfrm>
+                    <a:prstGeom prst="rect">
+                      <a:avLst/>
+                    </a:prstGeom>
+                  </pic:spPr>
+                </pic:pic>
+              </a:graphicData>
+            </a:graphic>
+            <wp14:sizeRelH relativeFrom="margin">
+              <wp14:pctWidth>0</wp14:pctWidth>
+            </wp14:sizeRelH>
+            <wp14:sizeRelV relativeFrom="margin">
+              <wp14:pctHeight>0</wp14:pctHeight>
+            </wp14:sizeRelV>
+          </wp:anchor>
+        </w:drawing>
+      </w:r>
+      <w:r>
+        <w:rPr>
+          <w:lang w:val="en-US"/>
+        </w:rPr>
+        <w:t>Create</w:t>
+      </w:r>
+      <w:r>
+        <w:t xml:space="preserve"> </w:t>
+      </w:r>
+      <w:r>
+        <w:rPr>
+          <w:lang w:val="en-US"/>
+        </w:rPr>
+        <w:t>Player</w:t>
+      </w:r>
+    </w:p>
+    <w:p>
+      <w:pPr>
+        <w:rPr>
+          <w:rFonts w:ascii="Times New Roman" w:hAnsi="Times New Roman" w:cs="Times New Roman"/>
+        </w:rPr>
+      </w:pPr>
+      <w:r>
+        <w:rPr>
+          <w:rFonts w:ascii="Times New Roman" w:hAnsi="Times New Roman" w:cs="Times New Roman"/>
+          <w:b/>
+          <w:bCs/>
+        </w:rPr>
+        <w:t>Пояснение:</w:t>
+      </w:r>
+      <w:r>
+        <w:rPr>
+          <w:rFonts w:ascii="Times New Roman" w:hAnsi="Times New Roman" w:cs="Times New Roman"/>
+        </w:rPr>
+        <w:t xml:space="preserve"> и</w:t>
+      </w:r>
+      <w:r>
+        <w:rPr>
+          <w:rFonts w:ascii="Times New Roman" w:hAnsi="Times New Roman" w:cs="Times New Roman"/>
+        </w:rPr>
+        <w:t>грок открывает редактор персонажа, где ему показываются варианты предыстории и стартовых навыков. Выбрав, игрок через UI отправляет команду setBackground в Game, который в свою очередь вызывает createNew у Player. При создании Player инициализирует CharacterStats (сила, восприятие и т.д.), добавляет стартовые предметы через Inventory, устанавливает начальную репутацию с фракцией (например, +10 к поселенцам) и добавляет стартовый перк. После завершения инициализации Game переключает интерфейс на стартовую локацию, и игрок видит игровой мир.</w:t>
+      </w:r>
+    </w:p>
+    <w:p>
+      <w:pPr>
+        <w:rPr>
+          <w:rFonts w:ascii="Times New Roman" w:hAnsi="Times New Roman" w:cs="Times New Roman"/>
+        </w:rPr>
+      </w:pPr>
+      <w:r>
+        <w:rPr>
+          <w:rFonts w:ascii="Times New Roman" w:hAnsi="Times New Roman" w:cs="Times New Roman"/>
+        </w:rPr>
+        <w:br w:type="page"/>
+      </w:r>
+    </w:p>
+    <w:p>
+      <w:pPr>
+        <w:pStyle w:val="23"/>
+      </w:pPr>
+      <w:r>
+        <w:rPr>
+          <w:noProof/>
+          <w:lang w:val="en-US"/>
+        </w:rPr>
+        <w:lastRenderedPageBreak/>
+        <w:drawing>
+          <wp:anchor distT="0" distB="0" distL="114300" distR="114300" simplePos="0" relativeHeight="251698176" behindDoc="0" locked="0" layoutInCell="1" allowOverlap="1" wp14:anchorId="7B8F949E" wp14:editId="58B4EB37">
+            <wp:simplePos x="0" y="0"/>
+            <wp:positionH relativeFrom="page">
+              <wp:align>center</wp:align>
+            </wp:positionH>
+            <wp:positionV relativeFrom="paragraph">
+              <wp:posOffset>377088</wp:posOffset>
+            </wp:positionV>
+            <wp:extent cx="7198360" cy="4015740"/>
+            <wp:effectExtent l="0" t="0" r="2540" b="3810"/>
+            <wp:wrapTopAndBottom/>
+            <wp:docPr id="104557522" name="Рисунок 9"/>
+            <wp:cNvGraphicFramePr>
+              <a:graphicFrameLocks xmlns:a="http://schemas.openxmlformats.org/drawingml/2006/main" noChangeAspect="1"/>
+            </wp:cNvGraphicFramePr>
+            <a:graphic xmlns:a="http://schemas.openxmlformats.org/drawingml/2006/main">
+              <a:graphicData uri="http://schemas.openxmlformats.org/drawingml/2006/picture">
+                <pic:pic xmlns:pic="http://schemas.openxmlformats.org/drawingml/2006/picture">
+                  <pic:nvPicPr>
+                    <pic:cNvPr id="104557522" name="Рисунок 104557522"/>
+                    <pic:cNvPicPr/>
+                  </pic:nvPicPr>
+                  <pic:blipFill>
+                    <a:blip r:embed="rId46">
+                      <a:extLst>
+                        <a:ext uri="{28A0092B-C50C-407E-A947-70E740481C1C}">
+                          <a14:useLocalDpi xmlns:a14="http://schemas.microsoft.com/office/drawing/2010/main" val="0"/>
+                        </a:ext>
+                      </a:extLst>
+                    </a:blip>
+                    <a:stretch>
+                      <a:fillRect/>
+                    </a:stretch>
+                  </pic:blipFill>
+                  <pic:spPr>
+                    <a:xfrm>
+                      <a:off x="0" y="0"/>
+                      <a:ext cx="7198360" cy="4015740"/>
+                    </a:xfrm>
+                    <a:prstGeom prst="rect">
+                      <a:avLst/>
+                    </a:prstGeom>
+                  </pic:spPr>
+                </pic:pic>
+              </a:graphicData>
+            </a:graphic>
+            <wp14:sizeRelH relativeFrom="margin">
+              <wp14:pctWidth>0</wp14:pctWidth>
+            </wp14:sizeRelH>
+            <wp14:sizeRelV relativeFrom="margin">
+              <wp14:pctHeight>0</wp14:pctHeight>
+            </wp14:sizeRelV>
+          </wp:anchor>
+        </w:drawing>
+      </w:r>
+      <w:r>
+        <w:rPr>
+          <w:lang w:val="en-US"/>
+        </w:rPr>
+        <w:t>Dialogs</w:t>
+      </w:r>
+      <w:r>
+        <w:t xml:space="preserve"> </w:t>
+      </w:r>
+      <w:r>
+        <w:rPr>
+          <w:lang w:val="en-US"/>
+        </w:rPr>
+        <w:t>and</w:t>
+      </w:r>
+      <w:r>
+        <w:t xml:space="preserve"> </w:t>
+      </w:r>
+      <w:r>
+        <w:rPr>
+          <w:lang w:val="en-US"/>
+        </w:rPr>
+        <w:t>quests</w:t>
+      </w:r>
+    </w:p>
+    <w:p>
+      <w:pPr>
+        <w:rPr>
+          <w:rFonts w:ascii="Times New Roman" w:hAnsi="Times New Roman" w:cs="Times New Roman"/>
+        </w:rPr>
+      </w:pPr>
+      <w:r>
+        <w:rPr>
+          <w:rFonts w:ascii="Times New Roman" w:hAnsi="Times New Roman" w:cs="Times New Roman"/>
+          <w:b/>
+          <w:bCs/>
+        </w:rPr>
+        <w:t>Пояснение:</w:t>
+      </w:r>
+      <w:r>
+        <w:rPr>
+          <w:rFonts w:ascii="Times New Roman" w:hAnsi="Times New Roman" w:cs="Times New Roman"/>
+        </w:rPr>
+        <w:t xml:space="preserve"> и</w:t>
+      </w:r>
+      <w:r>
+        <w:rPr>
+          <w:rFonts w:ascii="Times New Roman" w:hAnsi="Times New Roman" w:cs="Times New Roman"/>
+        </w:rPr>
+        <w:t>грок нажимает «Поговорить» на NPC. Game получает объект NPC из текущей локации и вызывает talk. NPC запускает startDialogue, который возвращает первый узел диалога с репликой и вариантами ответов. Игрок выбирает вариант, и Dialogue обрабатывает этот выбор: извлекает соответствующий объект Choice, затем вызывает modifyReputation у Player (изменяя репутацию перед указанной фракцией), а также startQuest у Quest, если выбор активирует квест. После этого диалог переходит к следующему узлу или завершается, а игрок видит уведомления об изменении репутации и получении квеста.</w:t>
+      </w:r>
+    </w:p>
+    <w:p>
+      <w:pPr>
+        <w:rPr>
+          <w:rFonts w:ascii="Times New Roman" w:hAnsi="Times New Roman" w:cs="Times New Roman"/>
+        </w:rPr>
+      </w:pPr>
+      <w:r>
+        <w:rPr>
+          <w:rFonts w:ascii="Times New Roman" w:hAnsi="Times New Roman" w:cs="Times New Roman"/>
+        </w:rPr>
+        <w:br w:type="page"/>
+      </w:r>
+    </w:p>
+    <w:p>
+      <w:pPr>
+        <w:pStyle w:val="23"/>
+      </w:pPr>
+      <w:r>
+        <w:rPr>
+          <w:noProof/>
+          <w:lang w:val="en-US"/>
+        </w:rPr>
+        <w:lastRenderedPageBreak/>
+        <w:drawing>
+          <wp:anchor distT="0" distB="0" distL="114300" distR="114300" simplePos="0" relativeHeight="251699200" behindDoc="0" locked="0" layoutInCell="1" allowOverlap="1" wp14:anchorId="5A26272B" wp14:editId="05893EBB">
+            <wp:simplePos x="0" y="0"/>
+            <wp:positionH relativeFrom="page">
+              <wp:align>center</wp:align>
+            </wp:positionH>
+            <wp:positionV relativeFrom="paragraph">
+              <wp:posOffset>289281</wp:posOffset>
+            </wp:positionV>
+            <wp:extent cx="7117080" cy="4389755"/>
+            <wp:effectExtent l="0" t="0" r="7620" b="0"/>
+            <wp:wrapTopAndBottom/>
+            <wp:docPr id="511928641" name="Рисунок 10"/>
+            <wp:cNvGraphicFramePr>
+              <a:graphicFrameLocks xmlns:a="http://schemas.openxmlformats.org/drawingml/2006/main" noChangeAspect="1"/>
+            </wp:cNvGraphicFramePr>
+            <a:graphic xmlns:a="http://schemas.openxmlformats.org/drawingml/2006/main">
+              <a:graphicData uri="http://schemas.openxmlformats.org/drawingml/2006/picture">
+                <pic:pic xmlns:pic="http://schemas.openxmlformats.org/drawingml/2006/picture">
+                  <pic:nvPicPr>
+                    <pic:cNvPr id="511928641" name="Рисунок 511928641"/>
+                    <pic:cNvPicPr/>
+                  </pic:nvPicPr>
+                  <pic:blipFill>
+                    <a:blip r:embed="rId47">
+                      <a:extLst>
+                        <a:ext uri="{28A0092B-C50C-407E-A947-70E740481C1C}">
+                          <a14:useLocalDpi xmlns:a14="http://schemas.microsoft.com/office/drawing/2010/main" val="0"/>
+                        </a:ext>
+                      </a:extLst>
+                    </a:blip>
+                    <a:stretch>
+                      <a:fillRect/>
+                    </a:stretch>
+                  </pic:blipFill>
+                  <pic:spPr>
+                    <a:xfrm>
+                      <a:off x="0" y="0"/>
+                      <a:ext cx="7117080" cy="4389755"/>
+                    </a:xfrm>
+                    <a:prstGeom prst="rect">
+                      <a:avLst/>
+                    </a:prstGeom>
+                  </pic:spPr>
+                </pic:pic>
+              </a:graphicData>
+            </a:graphic>
+            <wp14:sizeRelH relativeFrom="margin">
+              <wp14:pctWidth>0</wp14:pctWidth>
+            </wp14:sizeRelH>
+            <wp14:sizeRelV relativeFrom="margin">
+              <wp14:pctHeight>0</wp14:pctHeight>
+            </wp14:sizeRelV>
+          </wp:anchor>
+        </w:drawing>
+      </w:r>
+      <w:r>
+        <w:rPr>
+          <w:lang w:val="en-US"/>
+        </w:rPr>
+        <w:t>Fight</w:t>
+      </w:r>
+    </w:p>
+    <w:p>
+      <w:pPr>
+        <w:rPr>
+          <w:rFonts w:ascii="Times New Roman" w:hAnsi="Times New Roman" w:cs="Times New Roman"/>
+        </w:rPr>
+      </w:pPr>
+      <w:r>
+        <w:rPr>
+          <w:rFonts w:ascii="Times New Roman" w:hAnsi="Times New Roman" w:cs="Times New Roman"/>
+          <w:b/>
+          <w:bCs/>
+        </w:rPr>
+        <w:t>Пояснение:</w:t>
+      </w:r>
+      <w:r>
+        <w:rPr>
+          <w:rFonts w:ascii="Times New Roman" w:hAnsi="Times New Roman" w:cs="Times New Roman"/>
+        </w:rPr>
+        <w:t xml:space="preserve"> </w:t>
+      </w:r>
+      <w:r>
+        <w:rPr>
+          <w:rFonts w:ascii="Times New Roman" w:hAnsi="Times New Roman" w:cs="Times New Roman"/>
+        </w:rPr>
+        <w:t>в ходе</w:t>
+      </w:r>
+      <w:r>
+        <w:rPr>
+          <w:rFonts w:ascii="Times New Roman" w:hAnsi="Times New Roman" w:cs="Times New Roman"/>
+        </w:rPr>
+        <w:t xml:space="preserve"> боя игрок выбирает из меню действие «Использовать аптечку» и цель. CombatSystem получает этот запрос и обращается к инвентарю (Inventory) с поиском предмета «Stimpak». Предмет находится, и система удаляет его из инвентаря, после чего вызывает applyEffects на объекте Consumable. Эффекты применения включают лечение и, возможно, наложение временного баффа. После применения эффектов обновляется полоска здоровья игрока, боевая система завершает ход текущего игрока и передаёт управление другому участнику (обычно врагу).</w:t>
+      </w:r>
+    </w:p>
+    <w:p>
+      <w:pPr>
+        <w:rPr>
+          <w:rFonts w:ascii="Times New Roman" w:hAnsi="Times New Roman" w:cs="Times New Roman"/>
+        </w:rPr>
+      </w:pPr>
+      <w:r>
+        <w:rPr>
+          <w:rFonts w:ascii="Times New Roman" w:hAnsi="Times New Roman" w:cs="Times New Roman"/>
+        </w:rPr>
+        <w:br w:type="page"/>
+      </w:r>
+    </w:p>
+    <w:p>
+      <w:pPr>
+        <w:pStyle w:val="23"/>
+      </w:pPr>
+      <w:r>
+        <w:rPr>
+          <w:noProof/>
+        </w:rPr>
+        <w:lastRenderedPageBreak/>
+        <w:drawing>
+          <wp:anchor distT="0" distB="0" distL="114300" distR="114300" simplePos="0" relativeHeight="251700224" behindDoc="0" locked="0" layoutInCell="1" allowOverlap="1" wp14:anchorId="0BE56506" wp14:editId="49E80B99">
+            <wp:simplePos x="0" y="0"/>
+            <wp:positionH relativeFrom="page">
+              <wp:align>center</wp:align>
+            </wp:positionH>
+            <wp:positionV relativeFrom="paragraph">
+              <wp:posOffset>252730</wp:posOffset>
+            </wp:positionV>
+            <wp:extent cx="7120890" cy="6524625"/>
+            <wp:effectExtent l="0" t="0" r="3810" b="9525"/>
+            <wp:wrapTopAndBottom/>
+            <wp:docPr id="1670039643" name="Рисунок 11"/>
+            <wp:cNvGraphicFramePr>
+              <a:graphicFrameLocks xmlns:a="http://schemas.openxmlformats.org/drawingml/2006/main" noChangeAspect="1"/>
+            </wp:cNvGraphicFramePr>
+            <a:graphic xmlns:a="http://schemas.openxmlformats.org/drawingml/2006/main">
+              <a:graphicData uri="http://schemas.openxmlformats.org/drawingml/2006/picture">
+                <pic:pic xmlns:pic="http://schemas.openxmlformats.org/drawingml/2006/picture">
+                  <pic:nvPicPr>
+                    <pic:cNvPr id="1670039643" name="Рисунок 1670039643"/>
+                    <pic:cNvPicPr/>
+                  </pic:nvPicPr>
+                  <pic:blipFill>
+                    <a:blip r:embed="rId48">
+                      <a:extLst>
+                        <a:ext uri="{28A0092B-C50C-407E-A947-70E740481C1C}">
+                          <a14:useLocalDpi xmlns:a14="http://schemas.microsoft.com/office/drawing/2010/main" val="0"/>
+                        </a:ext>
+                      </a:extLst>
+                    </a:blip>
+                    <a:stretch>
+                      <a:fillRect/>
+                    </a:stretch>
+                  </pic:blipFill>
+                  <pic:spPr>
+                    <a:xfrm>
+                      <a:off x="0" y="0"/>
+                      <a:ext cx="7120890" cy="6524625"/>
+                    </a:xfrm>
+                    <a:prstGeom prst="rect">
+                      <a:avLst/>
+                    </a:prstGeom>
+                  </pic:spPr>
+                </pic:pic>
+              </a:graphicData>
+            </a:graphic>
+            <wp14:sizeRelH relativeFrom="margin">
+              <wp14:pctWidth>0</wp14:pctWidth>
+            </wp14:sizeRelH>
+            <wp14:sizeRelV relativeFrom="margin">
+              <wp14:pctHeight>0</wp14:pctHeight>
+            </wp14:sizeRelV>
+          </wp:anchor>
+        </w:drawing>
+      </w:r>
+      <w:r>
+        <w:rPr>
+          <w:lang w:val="en-US"/>
+        </w:rPr>
+        <w:t>Level</w:t>
+      </w:r>
+      <w:r>
+        <w:t xml:space="preserve"> </w:t>
+      </w:r>
+      <w:r>
+        <w:rPr>
+          <w:lang w:val="en-US"/>
+        </w:rPr>
+        <w:t>up</w:t>
+      </w:r>
+    </w:p>
+    <w:p>
+      <w:pPr>
+        <w:rPr>
+          <w:rFonts w:ascii="Times New Roman" w:hAnsi="Times New Roman" w:cs="Times New Roman"/>
+        </w:rPr>
+      </w:pPr>
+      <w:r>
+        <w:rPr>
+          <w:rFonts w:ascii="Times New Roman" w:hAnsi="Times New Roman" w:cs="Times New Roman"/>
+          <w:b/>
+          <w:bCs/>
+        </w:rPr>
+        <w:t>Пояснение:</w:t>
+      </w:r>
+      <w:r>
+        <w:rPr>
+          <w:rFonts w:ascii="Times New Roman" w:hAnsi="Times New Roman" w:cs="Times New Roman"/>
+        </w:rPr>
+        <w:t xml:space="preserve"> </w:t>
+      </w:r>
+      <w:r>
+        <w:rPr>
+          <w:rFonts w:ascii="Times New Roman" w:hAnsi="Times New Roman" w:cs="Times New Roman"/>
+        </w:rPr>
+        <w:t>и</w:t>
+      </w:r>
+      <w:r>
+        <w:rPr>
+          <w:rFonts w:ascii="Times New Roman" w:hAnsi="Times New Roman" w:cs="Times New Roman"/>
+        </w:rPr>
+        <w:t xml:space="preserve">грок получает опыт. Player вызывает addExp, </w:t>
+      </w:r>
+      <w:r>
+        <w:rPr>
+          <w:rFonts w:ascii="Times New Roman" w:hAnsi="Times New Roman" w:cs="Times New Roman"/>
+        </w:rPr>
+        <w:t>и,</w:t>
+      </w:r>
+      <w:r>
+        <w:rPr>
+          <w:rFonts w:ascii="Times New Roman" w:hAnsi="Times New Roman" w:cs="Times New Roman"/>
+        </w:rPr>
+        <w:t xml:space="preserve"> если накопленный опыт достигает порога следующего уровня, инициируется процесс повышения. Game приостанавливает основной игровой цикл и показывает экран выбора перка, где игрок видит список доступных особенностей. Игрок выбирает, например, перк «Кровавая месть», после чего Game создаёт объект Perk и добавляет его в список перков игрока. Также при уровне могут увеличиваться базовые характеристики. Затем экран выбора закрывается, игрок получает уведомление «Новый уровень!», и игра возвращается в нормальный режим. Если опыта недостаточно, никаких действий не происходит.</w:t>
+      </w:r>
     </w:p>
     <w:sectPr>
       <w:pgSz w:w="11906" w:h="16838"/>
@@ -23413,36 +22258,41 @@
   </w:style>
   <w:style w:type="paragraph" w:customStyle="1" w:styleId="23">
     <w:name w:val="Подзаголовок2"/>
-    <w:basedOn w:val="24"/>
-    <w:link w:val="25"/>
+    <w:basedOn w:val="2"/>
+    <w:next w:val="2"/>
+    <w:link w:val="24"/>
     <w:qFormat/>
-    <w:rsid w:val="00D47A61"/>
+    <w:rsid w:val="00BF5113"/>
+    <w:pPr>
+      <w:spacing w:line="240" w:lineRule="auto"/>
+      <w:jc w:val="center"/>
+    </w:pPr>
     <w:rPr>
-      <w:rFonts w:cs="Times New Roman"/>
+      <w:rFonts w:ascii="Times New Roman" w:hAnsi="Times New Roman" w:cs="Times New Roman"/>
+      <w:color w:val="000000" w:themeColor="text1"/>
       <w:sz w:val="28"/>
     </w:rPr>
   </w:style>
-  <w:style w:type="character" w:customStyle="1" w:styleId="25">
+  <w:style w:type="character" w:customStyle="1" w:styleId="24">
     <w:name w:val="Подзаголовок2 Знак"/>
     <w:basedOn w:val="a6"/>
     <w:link w:val="23"/>
-    <w:rsid w:val="00D47A61"/>
+    <w:rsid w:val="00BF5113"/>
     <w:rPr>
       <w:rFonts w:ascii="Times New Roman" w:eastAsiaTheme="majorEastAsia" w:hAnsi="Times New Roman" w:cs="Times New Roman"/>
-      <w:noProof/>
-      <w:color w:val="595959" w:themeColor="text1" w:themeTint="A6"/>
+      <w:color w:val="000000" w:themeColor="text1"/>
       <w:spacing w:val="15"/>
       <w:sz w:val="28"/>
       <w:szCs w:val="32"/>
-      <w:lang w:val="en-US"/>
     </w:rPr>
   </w:style>
-  <w:style w:type="paragraph" w:customStyle="1" w:styleId="24">
+  <w:style w:type="paragraph" w:customStyle="1" w:styleId="25">
     <w:name w:val="Заголовок2"/>
-    <w:basedOn w:val="2"/>
+    <w:basedOn w:val="1"/>
+    <w:next w:val="2"/>
     <w:link w:val="26"/>
     <w:qFormat/>
-    <w:rsid w:val="00E10C5B"/>
+    <w:rsid w:val="00BF5113"/>
     <w:pPr>
       <w:jc w:val="center"/>
     </w:pPr>
@@ -23450,20 +22300,21 @@
       <w:rFonts w:ascii="Times New Roman" w:hAnsi="Times New Roman"/>
       <w:noProof/>
       <w:color w:val="auto"/>
+      <w:sz w:val="32"/>
       <w:lang w:val="en-US"/>
     </w:rPr>
   </w:style>
   <w:style w:type="character" w:customStyle="1" w:styleId="26">
     <w:name w:val="Заголовок2 Знак"/>
     <w:basedOn w:val="20"/>
-    <w:link w:val="24"/>
-    <w:rsid w:val="00E10C5B"/>
+    <w:link w:val="25"/>
+    <w:rsid w:val="00BF5113"/>
     <w:rPr>
       <w:rFonts w:ascii="Times New Roman" w:eastAsiaTheme="majorEastAsia" w:hAnsi="Times New Roman" w:cstheme="majorBidi"/>
       <w:noProof/>
       <w:color w:val="0F4761" w:themeColor="accent1" w:themeShade="BF"/>
       <w:sz w:val="32"/>
-      <w:szCs w:val="32"/>
+      <w:szCs w:val="40"/>
       <w:lang w:val="en-US"/>
     </w:rPr>
   </w:style>
